--- a/diplom.docx
+++ b/diplom.docx
@@ -5242,6 +5242,73 @@
           <w:lang w:val="en-US"/>
         </w:rPr>
       </w:pPr>
+      <w:r>
+        <w:rPr>
+          <w:noProof/>
+        </w:rPr>
+        <w:drawing>
+          <wp:anchor distT="0" distB="0" distL="114300" distR="114300" simplePos="0" relativeHeight="251666432" behindDoc="0" locked="0" layoutInCell="1" allowOverlap="1" wp14:anchorId="6538E9DD" wp14:editId="0DB0BA7E">
+            <wp:simplePos x="0" y="0"/>
+            <wp:positionH relativeFrom="margin">
+              <wp:posOffset>511810</wp:posOffset>
+            </wp:positionH>
+            <wp:positionV relativeFrom="paragraph">
+              <wp:posOffset>509270</wp:posOffset>
+            </wp:positionV>
+            <wp:extent cx="5598160" cy="2985135"/>
+            <wp:effectExtent l="0" t="0" r="2540" b="5715"/>
+            <wp:wrapTopAndBottom/>
+            <wp:docPr id="9" name="Рисунок 9"/>
+            <wp:cNvGraphicFramePr>
+              <a:graphicFrameLocks xmlns:a="http://schemas.openxmlformats.org/drawingml/2006/main" noChangeAspect="1"/>
+            </wp:cNvGraphicFramePr>
+            <a:graphic xmlns:a="http://schemas.openxmlformats.org/drawingml/2006/main">
+              <a:graphicData uri="http://schemas.openxmlformats.org/drawingml/2006/picture">
+                <pic:pic xmlns:pic="http://schemas.openxmlformats.org/drawingml/2006/picture">
+                  <pic:nvPicPr>
+                    <pic:cNvPr id="0" name="Picture 64"/>
+                    <pic:cNvPicPr>
+                      <a:picLocks noChangeAspect="1" noChangeArrowheads="1"/>
+                    </pic:cNvPicPr>
+                  </pic:nvPicPr>
+                  <pic:blipFill>
+                    <a:blip r:embed="rId8">
+                      <a:extLst>
+                        <a:ext uri="{28A0092B-C50C-407E-A947-70E740481C1C}">
+                          <a14:useLocalDpi xmlns:a14="http://schemas.microsoft.com/office/drawing/2010/main" val="0"/>
+                        </a:ext>
+                      </a:extLst>
+                    </a:blip>
+                    <a:srcRect/>
+                    <a:stretch>
+                      <a:fillRect/>
+                    </a:stretch>
+                  </pic:blipFill>
+                  <pic:spPr bwMode="auto">
+                    <a:xfrm>
+                      <a:off x="0" y="0"/>
+                      <a:ext cx="5598160" cy="2985135"/>
+                    </a:xfrm>
+                    <a:prstGeom prst="rect">
+                      <a:avLst/>
+                    </a:prstGeom>
+                    <a:noFill/>
+                    <a:ln>
+                      <a:noFill/>
+                    </a:ln>
+                  </pic:spPr>
+                </pic:pic>
+              </a:graphicData>
+            </a:graphic>
+            <wp14:sizeRelH relativeFrom="page">
+              <wp14:pctWidth>0</wp14:pctWidth>
+            </wp14:sizeRelH>
+            <wp14:sizeRelV relativeFrom="page">
+              <wp14:pctHeight>0</wp14:pctHeight>
+            </wp14:sizeRelV>
+          </wp:anchor>
+        </w:drawing>
+      </w:r>
     </w:p>
     <w:p>
       <w:pPr>
@@ -5287,6 +5354,73 @@
           <w:lang w:val="en-US"/>
         </w:rPr>
       </w:pPr>
+      <w:r>
+        <w:rPr>
+          <w:noProof/>
+        </w:rPr>
+        <w:drawing>
+          <wp:anchor distT="0" distB="0" distL="114300" distR="114300" simplePos="0" relativeHeight="251667456" behindDoc="0" locked="0" layoutInCell="1" allowOverlap="1" wp14:anchorId="0C2C7BE1" wp14:editId="16F60317">
+            <wp:simplePos x="0" y="0"/>
+            <wp:positionH relativeFrom="column">
+              <wp:posOffset>3195</wp:posOffset>
+            </wp:positionH>
+            <wp:positionV relativeFrom="paragraph">
+              <wp:posOffset>2601</wp:posOffset>
+            </wp:positionV>
+            <wp:extent cx="6156325" cy="2668270"/>
+            <wp:effectExtent l="0" t="0" r="0" b="0"/>
+            <wp:wrapTopAndBottom/>
+            <wp:docPr id="12" name="Рисунок 12"/>
+            <wp:cNvGraphicFramePr>
+              <a:graphicFrameLocks xmlns:a="http://schemas.openxmlformats.org/drawingml/2006/main" noChangeAspect="1"/>
+            </wp:cNvGraphicFramePr>
+            <a:graphic xmlns:a="http://schemas.openxmlformats.org/drawingml/2006/main">
+              <a:graphicData uri="http://schemas.openxmlformats.org/drawingml/2006/picture">
+                <pic:pic xmlns:pic="http://schemas.openxmlformats.org/drawingml/2006/picture">
+                  <pic:nvPicPr>
+                    <pic:cNvPr id="0" name="Picture 70"/>
+                    <pic:cNvPicPr>
+                      <a:picLocks noChangeAspect="1" noChangeArrowheads="1"/>
+                    </pic:cNvPicPr>
+                  </pic:nvPicPr>
+                  <pic:blipFill>
+                    <a:blip r:embed="rId9" cstate="print">
+                      <a:extLst>
+                        <a:ext uri="{28A0092B-C50C-407E-A947-70E740481C1C}">
+                          <a14:useLocalDpi xmlns:a14="http://schemas.microsoft.com/office/drawing/2010/main" val="0"/>
+                        </a:ext>
+                      </a:extLst>
+                    </a:blip>
+                    <a:srcRect/>
+                    <a:stretch>
+                      <a:fillRect/>
+                    </a:stretch>
+                  </pic:blipFill>
+                  <pic:spPr bwMode="auto">
+                    <a:xfrm>
+                      <a:off x="0" y="0"/>
+                      <a:ext cx="6156325" cy="2668270"/>
+                    </a:xfrm>
+                    <a:prstGeom prst="rect">
+                      <a:avLst/>
+                    </a:prstGeom>
+                    <a:noFill/>
+                    <a:ln>
+                      <a:noFill/>
+                    </a:ln>
+                  </pic:spPr>
+                </pic:pic>
+              </a:graphicData>
+            </a:graphic>
+            <wp14:sizeRelH relativeFrom="page">
+              <wp14:pctWidth>0</wp14:pctWidth>
+            </wp14:sizeRelH>
+            <wp14:sizeRelV relativeFrom="page">
+              <wp14:pctHeight>0</wp14:pctHeight>
+            </wp14:sizeRelV>
+          </wp:anchor>
+        </w:drawing>
+      </w:r>
     </w:p>
     <w:p>
       <w:pPr>
@@ -5401,6 +5535,7 @@
                 <w:sz w:val="28"/>
                 <w:szCs w:val="28"/>
               </w:rPr>
+              <w:lastRenderedPageBreak/>
               <w:t>Название</w:t>
             </w:r>
           </w:p>
@@ -6969,7 +7104,7 @@
         <w:tc>
           <w:tcPr>
             <w:tcW w:w="0" w:type="auto"/>
-            <w:shd w:val="clear" w:color="auto" w:fill="FF0000"/>
+            <w:shd w:val="clear" w:color="auto" w:fill="auto"/>
             <w:vAlign w:val="center"/>
             <w:hideMark/>
           </w:tcPr>
@@ -7001,7 +7136,7 @@
         <w:tc>
           <w:tcPr>
             <w:tcW w:w="0" w:type="auto"/>
-            <w:shd w:val="clear" w:color="auto" w:fill="FF0000"/>
+            <w:shd w:val="clear" w:color="auto" w:fill="auto"/>
             <w:vAlign w:val="center"/>
             <w:hideMark/>
           </w:tcPr>
@@ -7027,7 +7162,7 @@
         <w:tc>
           <w:tcPr>
             <w:tcW w:w="0" w:type="auto"/>
-            <w:shd w:val="clear" w:color="auto" w:fill="FF0000"/>
+            <w:shd w:val="clear" w:color="auto" w:fill="auto"/>
             <w:vAlign w:val="center"/>
             <w:hideMark/>
           </w:tcPr>
@@ -7059,7 +7194,7 @@
         <w:tc>
           <w:tcPr>
             <w:tcW w:w="0" w:type="auto"/>
-            <w:shd w:val="clear" w:color="auto" w:fill="FF0000"/>
+            <w:shd w:val="clear" w:color="auto" w:fill="auto"/>
             <w:vAlign w:val="center"/>
             <w:hideMark/>
           </w:tcPr>
@@ -7085,7 +7220,7 @@
         <w:tc>
           <w:tcPr>
             <w:tcW w:w="0" w:type="auto"/>
-            <w:shd w:val="clear" w:color="auto" w:fill="FF0000"/>
+            <w:shd w:val="clear" w:color="auto" w:fill="auto"/>
             <w:vAlign w:val="center"/>
             <w:hideMark/>
           </w:tcPr>
@@ -7930,7 +8065,6 @@
                 <w:sz w:val="28"/>
                 <w:szCs w:val="28"/>
               </w:rPr>
-              <w:lastRenderedPageBreak/>
               <w:t>description</w:t>
             </w:r>
             <w:proofErr w:type="spellEnd"/>
@@ -9597,6 +9731,7 @@
                 <w:sz w:val="28"/>
                 <w:szCs w:val="28"/>
               </w:rPr>
+              <w:lastRenderedPageBreak/>
               <w:t>voting_id</w:t>
             </w:r>
             <w:proofErr w:type="spellEnd"/>
@@ -11703,7 +11838,6 @@
                 <w:sz w:val="28"/>
                 <w:szCs w:val="28"/>
               </w:rPr>
-              <w:lastRenderedPageBreak/>
               <w:t>Поле</w:t>
             </w:r>
           </w:p>
@@ -13460,6 +13594,7 @@
                 <w:sz w:val="28"/>
                 <w:szCs w:val="28"/>
               </w:rPr>
+              <w:lastRenderedPageBreak/>
               <w:t>action_type</w:t>
             </w:r>
             <w:proofErr w:type="spellEnd"/>
@@ -16019,7 +16154,6 @@
                 <w:sz w:val="28"/>
                 <w:szCs w:val="28"/>
               </w:rPr>
-              <w:lastRenderedPageBreak/>
               <w:t>id</w:t>
             </w:r>
             <w:proofErr w:type="spellEnd"/>
@@ -16984,25 +17118,21 @@
       </w:tr>
     </w:tbl>
     <w:p>
-      <w:pPr>
-        <w:rPr>
-          <w:lang w:val="en-US"/>
-        </w:rPr>
-      </w:pPr>
       <w:r>
         <w:rPr>
           <w:noProof/>
         </w:rPr>
+        <w:lastRenderedPageBreak/>
         <w:drawing>
-          <wp:anchor distT="0" distB="0" distL="114300" distR="114300" simplePos="0" relativeHeight="251665408" behindDoc="0" locked="0" layoutInCell="1" allowOverlap="1" wp14:anchorId="5294BFE2" wp14:editId="45B3FBEB">
+          <wp:anchor distT="0" distB="0" distL="114300" distR="114300" simplePos="0" relativeHeight="251665408" behindDoc="0" locked="0" layoutInCell="1" allowOverlap="1" wp14:anchorId="5294BFE2" wp14:editId="096AC648">
             <wp:simplePos x="0" y="0"/>
             <wp:positionH relativeFrom="margin">
               <wp:align>left</wp:align>
             </wp:positionH>
             <wp:positionV relativeFrom="paragraph">
-              <wp:posOffset>203938</wp:posOffset>
+              <wp:posOffset>130075</wp:posOffset>
             </wp:positionV>
-            <wp:extent cx="6156325" cy="3970020"/>
+            <wp:extent cx="6214745" cy="4007485"/>
             <wp:effectExtent l="0" t="0" r="0" b="0"/>
             <wp:wrapTopAndBottom/>
             <wp:docPr id="7" name="Рисунок 7"/>
@@ -17019,7 +17149,7 @@
                     </pic:cNvPicPr>
                   </pic:nvPicPr>
                   <pic:blipFill>
-                    <a:blip r:embed="rId8" cstate="print">
+                    <a:blip r:embed="rId10" cstate="print">
                       <a:extLst>
                         <a:ext uri="{28A0092B-C50C-407E-A947-70E740481C1C}">
                           <a14:useLocalDpi xmlns:a14="http://schemas.microsoft.com/office/drawing/2010/main" val="0"/>
@@ -17034,7 +17164,7 @@
                   <pic:spPr bwMode="auto">
                     <a:xfrm>
                       <a:off x="0" y="0"/>
-                      <a:ext cx="6156325" cy="3970020"/>
+                      <a:ext cx="6214745" cy="4007485"/>
                     </a:xfrm>
                     <a:prstGeom prst="rect">
                       <a:avLst/>

--- a/diplom.docx
+++ b/diplom.docx
@@ -2156,11 +2156,11 @@
         <w:ind w:firstLine="709"/>
       </w:pPr>
       <w:r>
-        <w:t xml:space="preserve">В связи с перечисленными проблемами возрастает интерес к использованию децентрализованных технологий для реализации систем голосования. Одним из наиболее перспективных решений является применение технологии блокчейн. Блокчейн представляет собой распределённую систему хранения данных, в которой информация </w:t>
+        <w:t xml:space="preserve">В связи с перечисленными проблемами возрастает интерес к использованию децентрализованных технологий для реализации систем голосования. Одним из наиболее перспективных решений является применение технологии блокчейн. Блокчейн представляет собой распределённую систему хранения данных, в которой информация записывается в виде последовательности блоков и защищается с использованием </w:t>
       </w:r>
       <w:r>
         <w:lastRenderedPageBreak/>
-        <w:t xml:space="preserve">записывается в виде последовательности блоков и защищается с использованием криптографических методов. Основным преимуществом </w:t>
+        <w:t xml:space="preserve">криптографических методов. Основным преимуществом </w:t>
       </w:r>
       <w:r>
         <w:t>данной технологии</w:t>
@@ -2240,16 +2240,16 @@
           <w:noProof/>
         </w:rPr>
         <w:drawing>
-          <wp:anchor distT="0" distB="0" distL="114300" distR="114300" simplePos="0" relativeHeight="251664384" behindDoc="0" locked="0" layoutInCell="1" allowOverlap="1" wp14:anchorId="0B0DBFAD" wp14:editId="6480EDC6">
+          <wp:anchor distT="0" distB="0" distL="114300" distR="114300" simplePos="0" relativeHeight="251664384" behindDoc="0" locked="0" layoutInCell="1" allowOverlap="1" wp14:anchorId="0B0DBFAD" wp14:editId="00468538">
             <wp:simplePos x="0" y="0"/>
             <wp:positionH relativeFrom="page">
-              <wp:posOffset>2997654</wp:posOffset>
+              <wp:posOffset>2993390</wp:posOffset>
             </wp:positionH>
             <wp:positionV relativeFrom="paragraph">
-              <wp:posOffset>794385</wp:posOffset>
+              <wp:posOffset>796290</wp:posOffset>
             </wp:positionV>
-            <wp:extent cx="2406015" cy="2682875"/>
-            <wp:effectExtent l="0" t="0" r="0" b="3175"/>
+            <wp:extent cx="2089785" cy="2329815"/>
+            <wp:effectExtent l="0" t="0" r="5715" b="0"/>
             <wp:wrapTopAndBottom/>
             <wp:docPr id="1" name="Рисунок 1"/>
             <wp:cNvGraphicFramePr>
@@ -2277,7 +2277,7 @@
                   <pic:spPr>
                     <a:xfrm>
                       <a:off x="0" y="0"/>
-                      <a:ext cx="2406015" cy="2682875"/>
+                      <a:ext cx="2089785" cy="2329815"/>
                     </a:xfrm>
                     <a:prstGeom prst="rect">
                       <a:avLst/>
@@ -2372,16 +2372,20 @@
       </w:r>
       <w:proofErr w:type="spellEnd"/>
     </w:p>
+    <w:p/>
     <w:p>
       <w:pPr>
         <w:pStyle w:val="a3"/>
       </w:pPr>
       <w:r>
+        <w:tab/>
+      </w:r>
+      <w:r>
+        <w:t xml:space="preserve">После выбора цели пользователь получает доступ к основному функционалу системы, включающему инструменты для создания анкет, проведения опросов и анализа </w:t>
+      </w:r>
+      <w:r>
         <w:lastRenderedPageBreak/>
-        <w:tab/>
-      </w:r>
-      <w:r>
-        <w:t xml:space="preserve">После выбора цели пользователь получает доступ к основному функционалу системы, включающему инструменты для создания анкет, проведения опросов и анализа полученных результатов. </w:t>
+        <w:t xml:space="preserve">полученных результатов. </w:t>
       </w:r>
       <w:r>
         <w:t xml:space="preserve">Рассмотрим </w:t>
@@ -2602,11 +2606,11 @@
         <w:tab/>
       </w:r>
       <w:r>
-        <w:t xml:space="preserve">Проведённый анализ существующих систем показывает, что большинство современных платформ онлайн-голосования ориентированы на удобство использования и быстроту проведения опросов, однако не всегда обеспечивают достаточный уровень </w:t>
+        <w:t xml:space="preserve">Проведённый анализ существующих систем показывает, что большинство современных платформ онлайн-голосования ориентированы на удобство использования и быстроту проведения опросов, однако не всегда обеспечивают достаточный уровень прозрачности и проверяемости результатов. Централизованное хранение данных </w:t>
       </w:r>
       <w:r>
         <w:lastRenderedPageBreak/>
-        <w:t xml:space="preserve">прозрачности и проверяемости результатов. Централизованное хранение данных создаёт потенциальные риски изменения информации, а также снижает уровень доверия </w:t>
+        <w:t xml:space="preserve">создаёт потенциальные риски изменения информации, а также снижает уровень доверия </w:t>
       </w:r>
       <w:r>
         <w:t>пользователей к системе.</w:t>
@@ -2850,11 +2854,7 @@
         <w:t>ASP.NET</w:t>
       </w:r>
       <w:r>
-        <w:t xml:space="preserve"> предоставляет </w:t>
-      </w:r>
-      <w:r>
-        <w:lastRenderedPageBreak/>
-        <w:t xml:space="preserve">инструменты для обработки </w:t>
+        <w:t xml:space="preserve"> предоставляет инструменты для обработки </w:t>
       </w:r>
       <w:r>
         <w:rPr>
@@ -2918,7 +2918,11 @@
         <w:t xml:space="preserve"> Interface</w:t>
       </w:r>
       <w:r>
-        <w:t xml:space="preserve">), обеспечивающее взаимодействие между клиентской и серверной частями приложения. В рамках </w:t>
+        <w:t xml:space="preserve">), обеспечивающее взаимодействие между клиентской и </w:t>
+      </w:r>
+      <w:r>
+        <w:lastRenderedPageBreak/>
+        <w:t xml:space="preserve">серверной частями приложения. В рамках </w:t>
       </w:r>
       <w:r>
         <w:rPr>
@@ -3387,11 +3391,7 @@
       </w:r>
       <w:proofErr w:type="spellEnd"/>
       <w:r>
-        <w:t xml:space="preserve">, позволяющий безопасно подписывать транзакции и фиксировать голоса в блокчейне. Клиентская часть приложения подключается к </w:t>
-      </w:r>
-      <w:r>
-        <w:lastRenderedPageBreak/>
-        <w:t>кошельку и может выполнять операции: подключение к кошельку, отправка транзакций голосования, получение информации о выполненных действиях и чтение данных из смарт-контрактов.</w:t>
+        <w:t>, позволяющий безопасно подписывать транзакции и фиксировать голоса в блокчейне. Клиентская часть приложения подключается к кошельку и может выполнять операции: подключение к кошельку, отправка транзакций голосования, получение информации о выполненных действиях и чтение данных из смарт-контрактов.</w:t>
       </w:r>
     </w:p>
     <w:p>
@@ -3432,21 +3432,6 @@
       <w:r>
         <w:t>-приложения с блокчейн-инфраструктурой и позволяет клиентской части напрямую взаимодействовать со смарт-контрактами.</w:t>
       </w:r>
-    </w:p>
-    <w:p>
-      <w:pPr>
-        <w:pStyle w:val="a3"/>
-        <w:ind w:firstLine="709"/>
-      </w:pPr>
-      <w:r>
-        <w:t>Таким образом, комплексное применение современных технологий, включая клиентскую и серверную части, базы данных, блокчейн и смарт-контракты, обеспечивает разработку системы онлайн-голосований, обладающей высокой степенью безопасности, прозрачности, проверяемости и удобства для всех участников процесса.</w:t>
-      </w:r>
-    </w:p>
-    <w:p>
-      <w:pPr>
-        <w:pStyle w:val="2"/>
-        <w:ind w:left="1094"/>
-      </w:pPr>
     </w:p>
     <w:p>
       <w:pPr>
@@ -3458,6 +3443,7 @@
       </w:pPr>
       <w:bookmarkStart w:id="11" w:name="_Toc224403505"/>
       <w:r>
+        <w:lastRenderedPageBreak/>
         <w:t>Анализ инструментальных средств автоматизации разработки и</w:t>
       </w:r>
       <w:r>
@@ -3857,11 +3843,7 @@
       </w:r>
       <w:proofErr w:type="spellEnd"/>
       <w:r>
-        <w:t xml:space="preserve"> </w:t>
-      </w:r>
-      <w:r>
-        <w:lastRenderedPageBreak/>
-        <w:t>используется для контейнеризации серверной части и базы данных, гарантируя стабильную работу приложения.</w:t>
+        <w:t xml:space="preserve"> используется для контейнеризации серверной части и базы данных, гарантируя стабильную работу приложения.</w:t>
       </w:r>
     </w:p>
     <w:p>
@@ -3927,7 +3909,11 @@
       </w:r>
       <w:proofErr w:type="spellEnd"/>
       <w:r>
-        <w:t xml:space="preserve">. Платформа предоставляет инструменты для размещения исходного кода в удалённом репозитории, управления ветками, отслеживания изменений и взаимодействия между разработчиками. Использование </w:t>
+        <w:t xml:space="preserve">. Платформа предоставляет инструменты для размещения исходного </w:t>
+      </w:r>
+      <w:r>
+        <w:lastRenderedPageBreak/>
+        <w:t xml:space="preserve">кода в удалённом репозитории, управления ветками, отслеживания изменений и взаимодействия между разработчиками. Использование </w:t>
       </w:r>
       <w:proofErr w:type="spellStart"/>
       <w:r>
@@ -4279,6 +4265,9 @@
       </w:r>
     </w:p>
     <w:p>
+      <w:pPr>
+        <w:spacing w:after="0"/>
+      </w:pPr>
       <w:r>
         <w:rPr>
           <w:noProof/>
@@ -4286,15 +4275,15 @@
         </w:rPr>
         <w:lastRenderedPageBreak/>
         <w:drawing>
-          <wp:anchor distT="0" distB="0" distL="114300" distR="114300" simplePos="0" relativeHeight="251659264" behindDoc="0" locked="0" layoutInCell="1" allowOverlap="1" wp14:anchorId="23DF85F3" wp14:editId="28E43981">
+          <wp:anchor distT="0" distB="0" distL="114300" distR="114300" simplePos="0" relativeHeight="251659264" behindDoc="0" locked="0" layoutInCell="1" allowOverlap="1" wp14:anchorId="23DF85F3" wp14:editId="1E866561">
             <wp:simplePos x="0" y="0"/>
-            <wp:positionH relativeFrom="column">
-              <wp:posOffset>631454</wp:posOffset>
+            <wp:positionH relativeFrom="margin">
+              <wp:align>center</wp:align>
             </wp:positionH>
             <wp:positionV relativeFrom="paragraph">
-              <wp:posOffset>267552</wp:posOffset>
+              <wp:posOffset>491</wp:posOffset>
             </wp:positionV>
-            <wp:extent cx="4745355" cy="2800985"/>
+            <wp:extent cx="4401820" cy="2597785"/>
             <wp:effectExtent l="0" t="0" r="0" b="0"/>
             <wp:wrapTopAndBottom/>
             <wp:docPr id="993664821" name="Рисунок 1" descr="Изображение выглядит как текст, снимок экрана, программное обеспечение, Мультимедийное программное обеспечение&#10;&#10;Содержимое, созданное искусственным интеллектом, может быть неверным."/>
@@ -4323,7 +4312,7 @@
                   <pic:spPr>
                     <a:xfrm>
                       <a:off x="0" y="0"/>
-                      <a:ext cx="4745355" cy="2800985"/>
+                      <a:ext cx="4401820" cy="2597785"/>
                     </a:xfrm>
                     <a:prstGeom prst="rect">
                       <a:avLst/>
@@ -4345,11 +4334,6 @@
     <w:p>
       <w:pPr>
         <w:pStyle w:val="a3"/>
-      </w:pPr>
-    </w:p>
-    <w:p>
-      <w:pPr>
-        <w:pStyle w:val="a3"/>
         <w:jc w:val="center"/>
       </w:pPr>
       <w:r>
@@ -4631,17 +4615,17 @@
         <w:tab/>
       </w:r>
       <w:r>
-        <w:t xml:space="preserve">Данный программный комплекс предназначается для использования в образовательных учреждениях для организации голосований, опросов и принятия </w:t>
+        <w:t>Данный программный комплекс предназначается для использования в образовательных учреждениях для организации голосований, опросов и принятия коллективных решений среди студентов, преподавателей и администрации.</w:t>
+      </w:r>
+      <w:r>
+        <w:t xml:space="preserve"> </w:t>
+      </w:r>
+      <w:r>
+        <w:t xml:space="preserve">Особенностью </w:t>
       </w:r>
       <w:r>
         <w:lastRenderedPageBreak/>
-        <w:t>коллективных решений среди студентов, преподавателей и администрации.</w:t>
-      </w:r>
-      <w:r>
-        <w:t xml:space="preserve"> </w:t>
-      </w:r>
-      <w:r>
-        <w:t>Особенностью разрабатываемой системы является использование технологии блокчейн, обеспечивающей прозрачность, неизменяемость и надежность хранения данных о голосовании.</w:t>
+        <w:t>разрабатываемой системы является использование технологии блокчейн, обеспечивающей прозрачность, неизменяемость и надежность хранения данных о голосовании.</w:t>
       </w:r>
     </w:p>
     <w:p>
@@ -4765,6 +4749,7 @@
     <w:p>
       <w:pPr>
         <w:spacing w:after="0" w:line="240" w:lineRule="auto"/>
+        <w:jc w:val="both"/>
         <w:rPr>
           <w:rStyle w:val="a4"/>
         </w:rPr>
@@ -4787,6 +4772,7 @@
           <w:numId w:val="4"/>
         </w:numPr>
         <w:spacing w:line="240" w:lineRule="auto"/>
+        <w:jc w:val="both"/>
         <w:rPr>
           <w:rStyle w:val="a4"/>
         </w:rPr>
@@ -4806,6 +4792,7 @@
           <w:numId w:val="4"/>
         </w:numPr>
         <w:spacing w:line="240" w:lineRule="auto"/>
+        <w:jc w:val="both"/>
         <w:rPr>
           <w:rStyle w:val="a4"/>
         </w:rPr>
@@ -4825,6 +4812,7 @@
           <w:numId w:val="4"/>
         </w:numPr>
         <w:spacing w:line="240" w:lineRule="auto"/>
+        <w:jc w:val="both"/>
         <w:rPr>
           <w:rStyle w:val="a4"/>
         </w:rPr>
@@ -4844,6 +4832,7 @@
           <w:numId w:val="4"/>
         </w:numPr>
         <w:spacing w:line="240" w:lineRule="auto"/>
+        <w:jc w:val="both"/>
         <w:rPr>
           <w:rStyle w:val="a4"/>
         </w:rPr>
@@ -4863,6 +4852,7 @@
           <w:numId w:val="4"/>
         </w:numPr>
         <w:spacing w:after="0" w:line="240" w:lineRule="auto"/>
+        <w:jc w:val="both"/>
         <w:rPr>
           <w:rStyle w:val="a4"/>
         </w:rPr>
@@ -4877,6 +4867,7 @@
     <w:p>
       <w:pPr>
         <w:spacing w:after="0" w:line="240" w:lineRule="auto"/>
+        <w:jc w:val="both"/>
         <w:rPr>
           <w:rStyle w:val="a4"/>
         </w:rPr>
@@ -4899,6 +4890,7 @@
           <w:numId w:val="4"/>
         </w:numPr>
         <w:spacing w:after="0" w:line="240" w:lineRule="auto"/>
+        <w:jc w:val="both"/>
         <w:rPr>
           <w:rStyle w:val="a4"/>
           <w:rFonts w:asciiTheme="minorHAnsi" w:eastAsiaTheme="minorHAnsi" w:hAnsiTheme="minorHAnsi" w:cstheme="minorBidi"/>
@@ -4923,6 +4915,7 @@
           <w:numId w:val="4"/>
         </w:numPr>
         <w:spacing w:after="0" w:line="240" w:lineRule="auto"/>
+        <w:jc w:val="both"/>
         <w:rPr>
           <w:rStyle w:val="a4"/>
           <w:rFonts w:asciiTheme="minorHAnsi" w:eastAsiaTheme="minorHAnsi" w:hAnsiTheme="minorHAnsi" w:cstheme="minorBidi"/>
@@ -4947,6 +4940,7 @@
           <w:numId w:val="4"/>
         </w:numPr>
         <w:spacing w:after="0" w:line="240" w:lineRule="auto"/>
+        <w:jc w:val="both"/>
         <w:rPr>
           <w:rStyle w:val="a4"/>
           <w:rFonts w:asciiTheme="minorHAnsi" w:eastAsiaTheme="minorHAnsi" w:hAnsiTheme="minorHAnsi" w:cstheme="minorBidi"/>
@@ -4971,6 +4965,7 @@
           <w:numId w:val="4"/>
         </w:numPr>
         <w:spacing w:after="0" w:line="240" w:lineRule="auto"/>
+        <w:jc w:val="both"/>
         <w:rPr>
           <w:rStyle w:val="a4"/>
           <w:rFonts w:asciiTheme="minorHAnsi" w:eastAsiaTheme="minorHAnsi" w:hAnsiTheme="minorHAnsi" w:cstheme="minorBidi"/>
@@ -4995,6 +4990,7 @@
           <w:numId w:val="4"/>
         </w:numPr>
         <w:spacing w:after="0" w:line="240" w:lineRule="auto"/>
+        <w:jc w:val="both"/>
       </w:pPr>
       <w:r>
         <w:rPr>
@@ -5006,6 +5002,7 @@
     <w:p>
       <w:pPr>
         <w:spacing w:after="0" w:line="240" w:lineRule="auto"/>
+        <w:jc w:val="both"/>
         <w:rPr>
           <w:rStyle w:val="a4"/>
         </w:rPr>
@@ -5031,6 +5028,7 @@
           <w:numId w:val="4"/>
         </w:numPr>
         <w:spacing w:line="240" w:lineRule="auto"/>
+        <w:jc w:val="both"/>
         <w:rPr>
           <w:rStyle w:val="a4"/>
         </w:rPr>
@@ -5050,6 +5048,7 @@
           <w:numId w:val="4"/>
         </w:numPr>
         <w:spacing w:line="240" w:lineRule="auto"/>
+        <w:jc w:val="both"/>
         <w:rPr>
           <w:rStyle w:val="a4"/>
         </w:rPr>
@@ -5069,6 +5068,7 @@
           <w:numId w:val="4"/>
         </w:numPr>
         <w:spacing w:line="240" w:lineRule="auto"/>
+        <w:jc w:val="both"/>
         <w:rPr>
           <w:rStyle w:val="a4"/>
         </w:rPr>
@@ -5088,6 +5088,7 @@
           <w:numId w:val="4"/>
         </w:numPr>
         <w:spacing w:line="240" w:lineRule="auto"/>
+        <w:jc w:val="both"/>
         <w:rPr>
           <w:rStyle w:val="a4"/>
         </w:rPr>
@@ -5107,6 +5108,7 @@
           <w:numId w:val="4"/>
         </w:numPr>
         <w:spacing w:line="240" w:lineRule="auto"/>
+        <w:jc w:val="both"/>
         <w:rPr>
           <w:rStyle w:val="a4"/>
         </w:rPr>
@@ -5126,6 +5128,7 @@
           <w:numId w:val="4"/>
         </w:numPr>
         <w:spacing w:line="240" w:lineRule="auto"/>
+        <w:jc w:val="both"/>
         <w:rPr>
           <w:rStyle w:val="a4"/>
         </w:rPr>
@@ -5149,6 +5152,7 @@
           <w:numId w:val="4"/>
         </w:numPr>
         <w:spacing w:line="240" w:lineRule="auto"/>
+        <w:jc w:val="both"/>
         <w:rPr>
           <w:rStyle w:val="a4"/>
         </w:rPr>
@@ -5168,6 +5172,7 @@
           <w:numId w:val="4"/>
         </w:numPr>
         <w:spacing w:after="0" w:line="240" w:lineRule="auto"/>
+        <w:jc w:val="both"/>
         <w:rPr>
           <w:rFonts w:ascii="Times New Roman" w:eastAsiaTheme="majorEastAsia" w:hAnsi="Times New Roman" w:cs="Times New Roman"/>
           <w:spacing w:val="-10"/>
@@ -5194,6 +5199,7 @@
         <w:t>В результате разработки должно быть создано веб-приложение, позволяющее организовывать и проводить голосования в образовательной среде, обеспечивая удобство использования, прозрачность процесса голосования и автоматизированную обработку результатов.</w:t>
       </w:r>
     </w:p>
+    <w:p/>
     <w:p>
       <w:pPr>
         <w:pStyle w:val="1"/>
@@ -5226,9 +5232,6 @@
           <w:ilvl w:val="1"/>
           <w:numId w:val="2"/>
         </w:numPr>
-        <w:rPr>
-          <w:lang w:val="en-US"/>
-        </w:rPr>
       </w:pPr>
       <w:bookmarkStart w:id="15" w:name="_Toc224403508"/>
       <w:r>
@@ -5238,25 +5241,36 @@
     </w:p>
     <w:p>
       <w:pPr>
-        <w:rPr>
-          <w:lang w:val="en-US"/>
-        </w:rPr>
-      </w:pPr>
+        <w:spacing w:after="0"/>
+      </w:pPr>
+    </w:p>
+    <w:p>
+      <w:pPr>
+        <w:pStyle w:val="a3"/>
+        <w:rPr>
+          <w:lang/>
+        </w:rPr>
+      </w:pPr>
+      <w:r>
+        <w:tab/>
+      </w:r>
+    </w:p>
+    <w:p>
       <w:r>
         <w:rPr>
           <w:noProof/>
         </w:rPr>
         <w:drawing>
-          <wp:anchor distT="0" distB="0" distL="114300" distR="114300" simplePos="0" relativeHeight="251666432" behindDoc="0" locked="0" layoutInCell="1" allowOverlap="1" wp14:anchorId="6538E9DD" wp14:editId="0DB0BA7E">
+          <wp:anchor distT="0" distB="0" distL="114300" distR="114300" simplePos="0" relativeHeight="251666432" behindDoc="0" locked="0" layoutInCell="1" allowOverlap="1" wp14:anchorId="6538E9DD" wp14:editId="075B093E">
             <wp:simplePos x="0" y="0"/>
             <wp:positionH relativeFrom="margin">
-              <wp:posOffset>511810</wp:posOffset>
+              <wp:posOffset>805815</wp:posOffset>
             </wp:positionH>
             <wp:positionV relativeFrom="paragraph">
-              <wp:posOffset>509270</wp:posOffset>
+              <wp:posOffset>61</wp:posOffset>
             </wp:positionV>
-            <wp:extent cx="5598160" cy="2985135"/>
-            <wp:effectExtent l="0" t="0" r="2540" b="5715"/>
+            <wp:extent cx="4615815" cy="2461260"/>
+            <wp:effectExtent l="0" t="0" r="0" b="0"/>
             <wp:wrapTopAndBottom/>
             <wp:docPr id="9" name="Рисунок 9"/>
             <wp:cNvGraphicFramePr>
@@ -5287,7 +5301,7 @@
                   <pic:spPr bwMode="auto">
                     <a:xfrm>
                       <a:off x="0" y="0"/>
-                      <a:ext cx="5598160" cy="2985135"/>
+                      <a:ext cx="4615815" cy="2461260"/>
                     </a:xfrm>
                     <a:prstGeom prst="rect">
                       <a:avLst/>
@@ -5312,20 +5326,6 @@
     </w:p>
     <w:p>
       <w:pPr>
-        <w:rPr>
-          <w:lang w:val="en-US"/>
-        </w:rPr>
-      </w:pPr>
-    </w:p>
-    <w:p>
-      <w:pPr>
-        <w:rPr>
-          <w:lang w:val="en-US"/>
-        </w:rPr>
-      </w:pPr>
-    </w:p>
-    <w:p>
-      <w:pPr>
         <w:pStyle w:val="2"/>
         <w:numPr>
           <w:ilvl w:val="1"/>
@@ -5343,31 +5343,169 @@
     </w:p>
     <w:p>
       <w:pPr>
-        <w:rPr>
-          <w:lang w:val="en-US"/>
-        </w:rPr>
-      </w:pPr>
-    </w:p>
-    <w:p>
-      <w:pPr>
-        <w:rPr>
-          <w:lang w:val="en-US"/>
-        </w:rPr>
-      </w:pPr>
-      <w:r>
+        <w:spacing w:after="0"/>
+      </w:pPr>
+    </w:p>
+    <w:p>
+      <w:pPr>
+        <w:pStyle w:val="a3"/>
+        <w:rPr>
+          <w:lang/>
+        </w:rPr>
+      </w:pPr>
+      <w:r>
+        <w:tab/>
+      </w:r>
+      <w:r>
+        <w:rPr>
+          <w:lang/>
+        </w:rPr>
+        <w:t>Для разработки качественного программного приложения необходимо чётко определить роли пользователей системы и доступный им функционал. Для этого требуется определить, какие объекты входят в предметную область проектируемой системы, а также какие логические связи между ними существуют. Для формирования такого представления используются логические модели предметной области. Целью построения логической модели является получение наглядного графического представления логической структуры исследуемой системы. Для стабильной работы программного обеспечения необходимо чёткое распределение ролей пользователей, на основе которых формируются функции взаимодействия с системой.</w:t>
+      </w:r>
+    </w:p>
+    <w:p>
+      <w:pPr>
+        <w:pStyle w:val="a3"/>
+        <w:rPr>
+          <w:lang/>
+        </w:rPr>
+      </w:pPr>
+      <w:r>
+        <w:tab/>
+      </w:r>
+      <w:r>
+        <w:rPr>
+          <w:lang/>
+        </w:rPr>
+        <w:t xml:space="preserve">Актёр </w:t>
+      </w:r>
+      <w:r>
+        <w:t>–</w:t>
+      </w:r>
+      <w:r>
+        <w:rPr>
+          <w:lang/>
+        </w:rPr>
+        <w:t xml:space="preserve"> это множество логически связанных ролей в </w:t>
+      </w:r>
+      <w:r>
+        <w:rPr>
+          <w:i/>
+          <w:iCs/>
+          <w:lang/>
+        </w:rPr>
+        <w:t>UML</w:t>
+      </w:r>
+      <w:r>
+        <w:rPr>
+          <w:lang/>
+        </w:rPr>
+        <w:t>, выполняемых при взаимодействии с системой или её отдельными компонентами. Актёром может выступать человек или внешняя система, которые взаимодействуют с разрабатываемым приложением.</w:t>
+      </w:r>
+    </w:p>
+    <w:p>
+      <w:pPr>
+        <w:pStyle w:val="a3"/>
+        <w:rPr>
+          <w:lang/>
+        </w:rPr>
+      </w:pPr>
+      <w:r>
+        <w:tab/>
+      </w:r>
+      <w:r>
+        <w:rPr>
+          <w:lang/>
+        </w:rPr>
+        <w:t xml:space="preserve">Прецеденты представляют действия, выполняемые системой в интересах актёров. Проще говоря, прецедент </w:t>
+      </w:r>
+      <w:r>
+        <w:t>–</w:t>
+      </w:r>
+      <w:r>
+        <w:rPr>
+          <w:lang/>
+        </w:rPr>
+        <w:t xml:space="preserve"> это описание последовательности действий, которые выполняются системой и приводят к получению для актёра определённого результата. Один актёр может использовать несколько прецедентов, и один прецедент может быть связан с несколькими актёрами. Совокупность всех прецедентов определяет функциональные возможности системы.</w:t>
+      </w:r>
+    </w:p>
+    <w:p>
+      <w:pPr>
+        <w:pStyle w:val="a3"/>
+      </w:pPr>
+      <w:r>
+        <w:tab/>
+      </w:r>
+      <w:r>
+        <w:rPr>
+          <w:lang/>
+        </w:rPr>
+        <w:t>В разрабатываемой системе онлайн-голосования выделяются три основные роли пользователей: пользователь, организатори администратор. Каждая из этих ролей обладает определёнными функциями и правами доступа в системе.</w:t>
+      </w:r>
+    </w:p>
+    <w:p>
+      <w:pPr>
+        <w:pStyle w:val="a3"/>
+      </w:pPr>
+      <w:r>
+        <w:lastRenderedPageBreak/>
+        <w:tab/>
+      </w:r>
+      <w:r>
+        <w:t xml:space="preserve">В качестве среды для разработки и отображения функциональной структуры программы будет использована </w:t>
+      </w:r>
+      <w:proofErr w:type="spellStart"/>
+      <w:r>
+        <w:rPr>
+          <w:i/>
+          <w:iCs/>
+        </w:rPr>
+        <w:t>StarUml</w:t>
+      </w:r>
+      <w:proofErr w:type="spellEnd"/>
+      <w:r>
+        <w:t xml:space="preserve">. На рисунке 2.3 представлена </w:t>
+      </w:r>
+      <w:proofErr w:type="spellStart"/>
+      <w:r>
+        <w:rPr>
+          <w:i/>
+          <w:iCs/>
+        </w:rPr>
+        <w:t>Use</w:t>
+      </w:r>
+      <w:proofErr w:type="spellEnd"/>
+      <w:r>
+        <w:rPr>
+          <w:i/>
+          <w:iCs/>
+        </w:rPr>
+        <w:t xml:space="preserve"> Case</w:t>
+      </w:r>
+      <w:r>
+        <w:t xml:space="preserve"> диаграмма приложения.</w:t>
+      </w:r>
+    </w:p>
+    <w:p>
+      <w:pPr>
         <w:rPr>
           <w:noProof/>
         </w:rPr>
+      </w:pPr>
+      <w:r>
+        <w:rPr>
+          <w:noProof/>
+        </w:rPr>
         <w:drawing>
-          <wp:anchor distT="0" distB="0" distL="114300" distR="114300" simplePos="0" relativeHeight="251667456" behindDoc="0" locked="0" layoutInCell="1" allowOverlap="1" wp14:anchorId="0C2C7BE1" wp14:editId="16F60317">
+          <wp:anchor distT="0" distB="0" distL="114300" distR="114300" simplePos="0" relativeHeight="251667456" behindDoc="0" locked="0" layoutInCell="1" allowOverlap="1" wp14:anchorId="0C2C7BE1" wp14:editId="3B648AE2">
             <wp:simplePos x="0" y="0"/>
-            <wp:positionH relativeFrom="column">
-              <wp:posOffset>3195</wp:posOffset>
+            <wp:positionH relativeFrom="margin">
+              <wp:align>center</wp:align>
             </wp:positionH>
             <wp:positionV relativeFrom="paragraph">
-              <wp:posOffset>2601</wp:posOffset>
+              <wp:posOffset>249248</wp:posOffset>
             </wp:positionV>
-            <wp:extent cx="6156325" cy="2668270"/>
+            <wp:extent cx="6313805" cy="2653665"/>
             <wp:effectExtent l="0" t="0" r="0" b="0"/>
             <wp:wrapTopAndBottom/>
             <wp:docPr id="12" name="Рисунок 12"/>
@@ -5383,7 +5521,7 @@
                       <a:picLocks noChangeAspect="1" noChangeArrowheads="1"/>
                     </pic:cNvPicPr>
                   </pic:nvPicPr>
-                  <pic:blipFill>
+                  <pic:blipFill rotWithShape="1">
                     <a:blip r:embed="rId9" cstate="print">
                       <a:extLst>
                         <a:ext uri="{28A0092B-C50C-407E-A947-70E740481C1C}">
@@ -5391,15 +5529,13 @@
                         </a:ext>
                       </a:extLst>
                     </a:blip>
-                    <a:srcRect/>
-                    <a:stretch>
-                      <a:fillRect/>
-                    </a:stretch>
+                    <a:srcRect l="584" t="809" r="1862" b="4551"/>
+                    <a:stretch/>
                   </pic:blipFill>
                   <pic:spPr bwMode="auto">
                     <a:xfrm>
                       <a:off x="0" y="0"/>
-                      <a:ext cx="6156325" cy="2668270"/>
+                      <a:ext cx="6313805" cy="2653665"/>
                     </a:xfrm>
                     <a:prstGeom prst="rect">
                       <a:avLst/>
@@ -5408,6 +5544,11 @@
                     <a:ln>
                       <a:noFill/>
                     </a:ln>
+                    <a:extLst>
+                      <a:ext uri="{53640926-AAD7-44D8-BBD7-CCE9431645EC}">
+                        <a14:shadowObscured xmlns:a14="http://schemas.microsoft.com/office/drawing/2010/main"/>
+                      </a:ext>
+                    </a:extLst>
                   </pic:spPr>
                 </pic:pic>
               </a:graphicData>
@@ -5424,9 +5565,748 @@
     </w:p>
     <w:p>
       <w:pPr>
-        <w:rPr>
-          <w:lang w:val="en-US"/>
-        </w:rPr>
+        <w:pStyle w:val="a3"/>
+        <w:jc w:val="center"/>
+      </w:pPr>
+    </w:p>
+    <w:p>
+      <w:pPr>
+        <w:pStyle w:val="a3"/>
+        <w:jc w:val="center"/>
+      </w:pPr>
+      <w:r>
+        <w:t>Рисунок 2.3 – Диаграмма прецедентов и актеров</w:t>
+      </w:r>
+    </w:p>
+    <w:p>
+      <w:pPr>
+        <w:pStyle w:val="a3"/>
+      </w:pPr>
+    </w:p>
+    <w:p>
+      <w:pPr>
+        <w:pStyle w:val="a3"/>
+      </w:pPr>
+      <w:r>
+        <w:tab/>
+      </w:r>
+      <w:r>
+        <w:t xml:space="preserve">В системе онлайн-голосования выделяется актёр </w:t>
+      </w:r>
+      <w:r>
+        <w:rPr>
+          <w:b/>
+          <w:bCs/>
+        </w:rPr>
+        <w:t>«</w:t>
+      </w:r>
+      <w:r>
+        <w:t>Гость</w:t>
+      </w:r>
+      <w:r>
+        <w:rPr>
+          <w:b/>
+          <w:bCs/>
+        </w:rPr>
+        <w:t>»</w:t>
+      </w:r>
+      <w:r>
+        <w:t>, который представляет собой неавторизованного пользователя системы. Гость имеет доступ к ограниченному функционалу платформы, позволяющему ознакомиться с возможностями системы перед регистрацией. Он может просматривать новостную ленту системы, а также пройти процедуру регистрации для получения полного доступа к функционалу платформы.</w:t>
+      </w:r>
+    </w:p>
+    <w:p>
+      <w:pPr>
+        <w:pStyle w:val="a3"/>
+      </w:pPr>
+      <w:r>
+        <w:tab/>
+      </w:r>
+      <w:r>
+        <w:t>Далее приведено описание прецедентов для роли «Гость».</w:t>
+      </w:r>
+    </w:p>
+    <w:p>
+      <w:pPr>
+        <w:pStyle w:val="a3"/>
+      </w:pPr>
+      <w:r>
+        <w:tab/>
+      </w:r>
+      <w:r>
+        <w:t>Прецедент «Регистрация в системе» предназначен для создания новой учетной записи пользователя. В рамках данного прецедента пользователь вводит свои регистрационные данные, такие как адрес электронной почты, пароль и дополнительную информацию, необходимую для идентификации в системе. После заполнения формы регистрации система отправляет письмо подтверждения на указанный адрес электронной почты. После подтверждения регистрации пользователь получает доступ к функционалу системы.</w:t>
+      </w:r>
+    </w:p>
+    <w:p>
+      <w:pPr>
+        <w:pStyle w:val="a3"/>
+      </w:pPr>
+      <w:r>
+        <w:tab/>
+      </w:r>
+      <w:r>
+        <w:t>Прецедент «Просмотр новостей» предназначен для ознакомления пользователя с новостями системы. Пользователь может просматривать список новостей, открывать полную версию публикации и просматривать прикреплённые материалы.</w:t>
+      </w:r>
+    </w:p>
+    <w:p>
+      <w:pPr>
+        <w:pStyle w:val="a3"/>
+      </w:pPr>
+      <w:r>
+        <w:tab/>
+      </w:r>
+      <w:r>
+        <w:t>Пользователь является основным участником системы и представляет собой базовую роль, от которой наследуются другие роли системы, такие как студент, преподаватель и администратор. Пользователь может просматривать доступные голосования, принимать участие в голосовании, просматривать результаты голосований, а также получать уведомления и актуальную информацию через новостную ленту.</w:t>
+      </w:r>
+      <w:r>
+        <w:t xml:space="preserve"> При этом пользователю сохраняются все возможности, доступные ранее для роли «Гость», такие как просмотр новостной ленты и ознакомление с опубликованными материалами системы.</w:t>
+      </w:r>
+    </w:p>
+    <w:p>
+      <w:pPr>
+        <w:pStyle w:val="a3"/>
+      </w:pPr>
+      <w:r>
+        <w:lastRenderedPageBreak/>
+        <w:tab/>
+      </w:r>
+      <w:r>
+        <w:t>Функциональные возможности, предоставляемые роли «Пользователь», являются базовыми для всех авторизованных пользователей системы. Данные возможности также доступны пользователям с ролями «Студент», «Преподаватель» и «Администратор», которые, помимо базового функционала, обладают дополнительными правами и возможностями в соответствии со своими ролями.</w:t>
+      </w:r>
+    </w:p>
+    <w:p>
+      <w:pPr>
+        <w:pStyle w:val="a3"/>
+      </w:pPr>
+      <w:r>
+        <w:tab/>
+      </w:r>
+      <w:r>
+        <w:t>Далее приведено описание прецедентов для роли «</w:t>
+      </w:r>
+      <w:r>
+        <w:rPr>
+          <w:lang/>
+        </w:rPr>
+        <w:t>Пользователь</w:t>
+      </w:r>
+      <w:r>
+        <w:t>».</w:t>
+      </w:r>
+    </w:p>
+    <w:p>
+      <w:pPr>
+        <w:pStyle w:val="a3"/>
+      </w:pPr>
+      <w:r>
+        <w:rPr>
+          <w:b/>
+          <w:bCs/>
+        </w:rPr>
+        <w:tab/>
+      </w:r>
+      <w:r>
+        <w:t>Прецедент «Авторизация в системе» предназначен для предоставления пользователю доступа к функционалу системы на основании ранее созданной учетной записи. Пользователь вводит свой логин и пароль, после чего система проверяет корректность введённых данных и предоставляет доступ к личному кабинету. При необходимости может использоваться двухфакторная аутентификация для повышения уровня безопасности.</w:t>
+      </w:r>
+      <w:r>
+        <w:br/>
+      </w:r>
+      <w:r>
+        <w:tab/>
+      </w:r>
+      <w:r>
+        <w:t>Прецедент «Просмотр списка доступных голосований» предназначен для ознакомления пользователя с текущими активными голосованиями. В рамках данного прецедента пользователь может просмотреть название голосования, его описание, сроки проведения и другие параметры.</w:t>
+      </w:r>
+    </w:p>
+    <w:p>
+      <w:pPr>
+        <w:pStyle w:val="a3"/>
+      </w:pPr>
+      <w:r>
+        <w:tab/>
+      </w:r>
+      <w:r>
+        <w:t>Прецедент «Просмотр результатов голосования» предназначен для ознакомления пользователя с итогами проведённого голосования. Результаты могут отображаться в виде диаграмм, графиков или процентного распределения голосов.</w:t>
+      </w:r>
+    </w:p>
+    <w:p>
+      <w:pPr>
+        <w:pStyle w:val="a3"/>
+      </w:pPr>
+      <w:r>
+        <w:tab/>
+      </w:r>
+      <w:r>
+        <w:t>Прецедент «Получение уведомлений» предназначен для информирования пользователя о важных событиях системы, таких как начало голосования, приближение окончания голосования или публикация результатов. Уведомления могут отправляться через электронную почту или отображаться внутри системы.</w:t>
+      </w:r>
+    </w:p>
+    <w:p>
+      <w:pPr>
+        <w:pStyle w:val="a3"/>
+        <w:rPr>
+          <w:lang/>
+        </w:rPr>
+      </w:pPr>
+      <w:r>
+        <w:tab/>
+      </w:r>
+      <w:r>
+        <w:rPr>
+          <w:lang/>
+        </w:rPr>
+        <w:t xml:space="preserve">Студент получает доступ к системе после регистрации и авторизации и обладает расширенными возможностями по сравнению с неавторизованным пользователем. При этом пользователю с ролью «Студент» доступны все функции, предоставляемые роли </w:t>
+      </w:r>
+      <w:r>
+        <w:rPr>
+          <w:lang/>
+        </w:rPr>
+        <w:t>«Пользователь»,</w:t>
+      </w:r>
+      <w:r>
+        <w:rPr>
+          <w:lang/>
+        </w:rPr>
+        <w:t xml:space="preserve"> включая просмотр новостей системы, получение уведомлений, а также доступ к общей информации платформы.</w:t>
+      </w:r>
+    </w:p>
+    <w:p>
+      <w:pPr>
+        <w:pStyle w:val="a3"/>
+        <w:rPr>
+          <w:lang/>
+        </w:rPr>
+      </w:pPr>
+      <w:r>
+        <w:tab/>
+      </w:r>
+      <w:r>
+        <w:rPr>
+          <w:lang/>
+        </w:rPr>
+        <w:t>Дополнительно студент может участвовать в голосованиях, знакомиться с их описанием и параметрами.</w:t>
+      </w:r>
+    </w:p>
+    <w:p>
+      <w:pPr>
+        <w:pStyle w:val="a3"/>
+      </w:pPr>
+      <w:r>
+        <w:tab/>
+      </w:r>
+      <w:r>
+        <w:t>Далее приведено описание прецедентов для роли «</w:t>
+      </w:r>
+      <w:r>
+        <w:t>Студент</w:t>
+      </w:r>
+      <w:r>
+        <w:t>».</w:t>
+      </w:r>
+    </w:p>
+    <w:p>
+      <w:pPr>
+        <w:pStyle w:val="a3"/>
+      </w:pPr>
+      <w:r>
+        <w:tab/>
+      </w:r>
+      <w:r>
+        <w:t>Прецедент «Участие в голосовании» предназначен для предоставления пользователю возможности принять участие в голосовании. Пользователь выбирает один или несколько вариантов ответа в зависимости от типа голосования и подтверждает свой выбор. Система фиксирует голос пользователя и проверяет соблюдение ограничения «один пользователь – один голос».</w:t>
+      </w:r>
+    </w:p>
+    <w:p>
+      <w:pPr>
+        <w:pStyle w:val="a3"/>
+      </w:pPr>
+      <w:r>
+        <w:tab/>
+      </w:r>
+      <w:r>
+        <w:rPr>
+          <w:lang/>
+        </w:rPr>
+        <w:t>Преподаватель</w:t>
+      </w:r>
+      <w:r>
+        <w:rPr>
+          <w:b/>
+          <w:bCs/>
+          <w:lang/>
+        </w:rPr>
+        <w:t xml:space="preserve"> </w:t>
+      </w:r>
+      <w:r>
+        <w:rPr>
+          <w:lang/>
+        </w:rPr>
+        <w:t>отвечает за создание и управление голосованиями</w:t>
+      </w:r>
+      <w:r>
+        <w:t>, а также можем сам принимать участие в голосованиях</w:t>
+      </w:r>
+      <w:r>
+        <w:rPr>
+          <w:lang/>
+        </w:rPr>
+        <w:t>.</w:t>
+      </w:r>
+      <w:r>
+        <w:t xml:space="preserve"> </w:t>
+      </w:r>
+      <w:r>
+        <w:t xml:space="preserve">Также </w:t>
+      </w:r>
+      <w:r>
+        <w:t>ему</w:t>
+      </w:r>
+      <w:r>
+        <w:t xml:space="preserve"> доступен весь функционал, который предоставляется базовой роли «Пользователь».</w:t>
+      </w:r>
+      <w:r>
+        <w:t xml:space="preserve"> </w:t>
+      </w:r>
+      <w:r>
+        <w:rPr>
+          <w:lang/>
+        </w:rPr>
+        <w:t>Преподаватель</w:t>
+      </w:r>
+      <w:r>
+        <w:rPr>
+          <w:b/>
+          <w:bCs/>
+          <w:lang/>
+        </w:rPr>
+        <w:t xml:space="preserve"> </w:t>
+      </w:r>
+      <w:r>
+        <w:rPr>
+          <w:lang/>
+        </w:rPr>
+        <w:t>может создавать новые голосования, добавлять кандидатов или варианты выбора, настраивать параметры голосования (даты начала и окончания, тип голосования, анонимность).</w:t>
+      </w:r>
+      <w:r>
+        <w:t xml:space="preserve"> </w:t>
+      </w:r>
+    </w:p>
+    <w:p>
+      <w:pPr>
+        <w:pStyle w:val="a3"/>
+      </w:pPr>
+      <w:r>
+        <w:tab/>
+      </w:r>
+      <w:r>
+        <w:t>Далее приведено описание прецедентов для роли «</w:t>
+      </w:r>
+      <w:r>
+        <w:rPr>
+          <w:lang/>
+        </w:rPr>
+        <w:t>Преподаватель</w:t>
+      </w:r>
+      <w:r>
+        <w:t>»</w:t>
+      </w:r>
+      <w:r>
+        <w:t>.</w:t>
+      </w:r>
+      <w:r>
+        <w:rPr>
+          <w:lang/>
+        </w:rPr>
+        <w:br/>
+      </w:r>
+      <w:r>
+        <w:tab/>
+      </w:r>
+      <w:r>
+        <w:rPr>
+          <w:lang/>
+        </w:rPr>
+        <w:t xml:space="preserve">Прецедент «Создание голосования» предназначен для формирования нового голосования в системе. Организатор указывает название голосования, его описание, дату и время начала и окончания, тип голосования, а также список вариантов ответа. </w:t>
+      </w:r>
+      <w:r>
+        <w:rPr>
+          <w:lang/>
+        </w:rPr>
+        <w:lastRenderedPageBreak/>
+        <w:t>Дополнительно могут задаваться параметры анонимности голосования и ограничения по группе пользователей.</w:t>
+      </w:r>
+      <w:r>
+        <w:t xml:space="preserve"> При создании голосования оно проходит модерацию со стороны администратор</w:t>
+      </w:r>
+      <w:r>
+        <w:t>а.</w:t>
+      </w:r>
+      <w:r>
+        <w:tab/>
+      </w:r>
+    </w:p>
+    <w:p>
+      <w:pPr>
+        <w:pStyle w:val="a3"/>
+        <w:rPr>
+          <w:lang/>
+        </w:rPr>
+      </w:pPr>
+      <w:r>
+        <w:tab/>
+      </w:r>
+      <w:r>
+        <w:rPr>
+          <w:lang/>
+        </w:rPr>
+        <w:t>Прецедент «Управление голосованием</w:t>
+      </w:r>
+      <w:r>
+        <w:rPr>
+          <w:b/>
+          <w:bCs/>
+          <w:lang/>
+        </w:rPr>
+        <w:t>»</w:t>
+      </w:r>
+      <w:r>
+        <w:rPr>
+          <w:lang/>
+        </w:rPr>
+        <w:t xml:space="preserve"> предназначен для администрирования ранее созданных голосований и изменения их параметров в процессе работы системы.</w:t>
+      </w:r>
+      <w:r>
+        <w:t xml:space="preserve"> </w:t>
+      </w:r>
+      <w:r>
+        <w:rPr>
+          <w:lang/>
+        </w:rPr>
+        <w:t>В рамках данного прецедента организатор может выполнять различные действия, направленные на настройку, запуск и завершение голосования, а также анализ его результатов.</w:t>
+      </w:r>
+    </w:p>
+    <w:p>
+      <w:pPr>
+        <w:pStyle w:val="a3"/>
+        <w:rPr>
+          <w:lang/>
+        </w:rPr>
+      </w:pPr>
+      <w:r>
+        <w:tab/>
+      </w:r>
+      <w:r>
+        <w:rPr>
+          <w:lang/>
+        </w:rPr>
+        <w:t>Данный прецедент включает ряд расширений, которые позволяют выполнять отдельные операции управления голосованием.</w:t>
+      </w:r>
+    </w:p>
+    <w:p>
+      <w:pPr>
+        <w:pStyle w:val="a3"/>
+        <w:rPr>
+          <w:lang/>
+        </w:rPr>
+      </w:pPr>
+      <w:r>
+        <w:tab/>
+      </w:r>
+      <w:r>
+        <w:rPr>
+          <w:lang/>
+        </w:rPr>
+        <w:t>Прецедент «Редактирование параметров голосования» предназначен для изменения ранее созданного голосования. Организатор может изменить описание, дату проведения, варианты ответа и другие параметры голосования.</w:t>
+      </w:r>
+    </w:p>
+    <w:p>
+      <w:pPr>
+        <w:pStyle w:val="a3"/>
+        <w:rPr>
+          <w:lang/>
+        </w:rPr>
+      </w:pPr>
+      <w:r>
+        <w:tab/>
+      </w:r>
+      <w:r>
+        <w:rPr>
+          <w:lang/>
+        </w:rPr>
+        <w:t>Прецедент «Запуск голосования» предназначен для активации созданного голосования. После запуска голосования пользователи получают возможность принять в нём участие.</w:t>
+      </w:r>
+    </w:p>
+    <w:p>
+      <w:pPr>
+        <w:pStyle w:val="a3"/>
+        <w:rPr>
+          <w:lang/>
+        </w:rPr>
+      </w:pPr>
+      <w:r>
+        <w:tab/>
+      </w:r>
+      <w:r>
+        <w:rPr>
+          <w:lang/>
+        </w:rPr>
+        <w:t>Прецедент «Приостановка голосования» предназначен для временного прекращения процесса голосования. Данный прецедент может использоваться при обнаружении ошибок или необходимости внести изменения в параметры голосования.</w:t>
+      </w:r>
+    </w:p>
+    <w:p>
+      <w:pPr>
+        <w:pStyle w:val="a3"/>
+        <w:rPr>
+          <w:lang/>
+        </w:rPr>
+      </w:pPr>
+      <w:r>
+        <w:tab/>
+      </w:r>
+      <w:r>
+        <w:rPr>
+          <w:lang/>
+        </w:rPr>
+        <w:t>Прецедент «Завершение голосования» предназначен для окончательного завершения процесса голосования. После завершения система автоматически выполняет подсчёт голосов и формирует статистику результатов.</w:t>
+      </w:r>
+    </w:p>
+    <w:p>
+      <w:pPr>
+        <w:pStyle w:val="a3"/>
+      </w:pPr>
+      <w:r>
+        <w:tab/>
+      </w:r>
+      <w:r>
+        <w:rPr>
+          <w:lang/>
+        </w:rPr>
+        <w:t>Прецедент «Удаление голосования» предназначен для удаления ранее созданного голосования из системы. Данный прецедент позволяет организатору удалять голосования, которые больше не являются актуальными или были созданы ошибочно.</w:t>
+      </w:r>
+    </w:p>
+    <w:p>
+      <w:pPr>
+        <w:pStyle w:val="a3"/>
+      </w:pPr>
+      <w:r>
+        <w:tab/>
+      </w:r>
+      <w:r>
+        <w:rPr>
+          <w:lang/>
+        </w:rPr>
+        <w:t>Администратор</w:t>
+      </w:r>
+      <w:r>
+        <w:rPr>
+          <w:b/>
+          <w:bCs/>
+        </w:rPr>
+        <w:t xml:space="preserve"> </w:t>
+      </w:r>
+      <w:r>
+        <w:rPr>
+          <w:lang/>
+        </w:rPr>
+        <w:t>выполняет функции управления системой. Он контролирует пользователей, управляет ролями, может публиковать новости в новостной ленте системы, а также отслеживает действия пользователей через систему аудита.</w:t>
+      </w:r>
+      <w:r>
+        <w:t xml:space="preserve"> Ему также доступен весь функционал с управлением голосованиями.</w:t>
+      </w:r>
+    </w:p>
+    <w:p>
+      <w:pPr>
+        <w:pStyle w:val="a3"/>
+        <w:rPr>
+          <w:lang/>
+        </w:rPr>
+      </w:pPr>
+      <w:r>
+        <w:tab/>
+      </w:r>
+      <w:r>
+        <w:t>Далее приведено описание прецедентов для роли «</w:t>
+      </w:r>
+      <w:r>
+        <w:rPr>
+          <w:lang/>
+        </w:rPr>
+        <w:t>Администратор</w:t>
+      </w:r>
+      <w:r>
+        <w:t>»</w:t>
+      </w:r>
+      <w:r>
+        <w:rPr>
+          <w:lang/>
+        </w:rPr>
+        <w:br/>
+      </w:r>
+      <w:r>
+        <w:tab/>
+      </w:r>
+      <w:r>
+        <w:rPr>
+          <w:lang/>
+        </w:rPr>
+        <w:t>Прецедент «Управление пользователями» предназначен для администрирования учетных записей пользователей системы. В рамках данного прецедента администратор может добавлять новых пользователей, редактировать их данные, блокировать или удалять учетные записи.</w:t>
+      </w:r>
+    </w:p>
+    <w:p>
+      <w:pPr>
+        <w:pStyle w:val="a3"/>
+        <w:rPr>
+          <w:lang/>
+        </w:rPr>
+      </w:pPr>
+      <w:r>
+        <w:tab/>
+      </w:r>
+      <w:r>
+        <w:rPr>
+          <w:lang/>
+        </w:rPr>
+        <w:t>Прецедент «Назначение ролей пользователям» предназначен для управления правами доступа пользователей. Администратор может назначать пользователям различные роли, такие как преподаватель, организатор или участник, что определяет набор доступных им функций в системе. Данный прецедент является расширением прецедента «Управление пользователями», поскольку назначение ролей выполняется в рамках управления учетными записями пользователей.</w:t>
+      </w:r>
+    </w:p>
+    <w:p>
+      <w:pPr>
+        <w:pStyle w:val="a3"/>
+        <w:rPr>
+          <w:lang/>
+        </w:rPr>
+      </w:pPr>
+      <w:r>
+        <w:tab/>
+      </w:r>
+      <w:r>
+        <w:rPr>
+          <w:lang/>
+        </w:rPr>
+        <w:t>Прецедент «Модерация контента» предназначен для контроля содержимого системы. Администратор может проверять созданные голосования, удалять некорректные данные и контролировать корректность публикуемого контента.</w:t>
+      </w:r>
+      <w:r>
+        <w:rPr>
+          <w:lang/>
+        </w:rPr>
+        <w:br/>
+      </w:r>
+      <w:r>
+        <w:tab/>
+      </w:r>
+      <w:r>
+        <w:rPr>
+          <w:lang/>
+        </w:rPr>
+        <w:t xml:space="preserve">Прецедент «Управление новостями» предназначен для администрирования новостных публикаций системы. В рамках данного прецедента администратор может </w:t>
+      </w:r>
+      <w:r>
+        <w:rPr>
+          <w:lang/>
+        </w:rPr>
+        <w:lastRenderedPageBreak/>
+        <w:t>создавать новые новости, редактировать существующие публикации, управлять их отображением в новостной ленте, а также удалять или архивировать устаревшие материалы.</w:t>
+      </w:r>
+    </w:p>
+    <w:p>
+      <w:pPr>
+        <w:pStyle w:val="a3"/>
+        <w:rPr>
+          <w:lang/>
+        </w:rPr>
+      </w:pPr>
+      <w:r>
+        <w:rPr>
+          <w:lang/>
+        </w:rPr>
+        <w:t>Данный прецедент включает ряд расширений, позволяющих выполнять отдельные операции управления новостным контентом.</w:t>
+      </w:r>
+    </w:p>
+    <w:p>
+      <w:pPr>
+        <w:pStyle w:val="a3"/>
+        <w:rPr>
+          <w:lang/>
+        </w:rPr>
+      </w:pPr>
+      <w:r>
+        <w:tab/>
+      </w:r>
+      <w:r>
+        <w:rPr>
+          <w:lang/>
+        </w:rPr>
+        <w:t>Прецедент «Редактирование новости» предназначен для внесения изменений в уже опубликованные новости. Администратор может изменять заголовок новости, текст публикации, прикреплённые материалы и другие параметры.</w:t>
+      </w:r>
+    </w:p>
+    <w:p>
+      <w:pPr>
+        <w:pStyle w:val="a3"/>
+        <w:rPr>
+          <w:lang/>
+        </w:rPr>
+      </w:pPr>
+      <w:r>
+        <w:tab/>
+      </w:r>
+      <w:r>
+        <w:rPr>
+          <w:lang/>
+        </w:rPr>
+        <w:t>Прецедент «Удаление новости» предназначен для удаления новостной публикации из системы в случае её неактуальности, ошибки при публикации или нарушения правил размещения контента.</w:t>
+      </w:r>
+    </w:p>
+    <w:p>
+      <w:pPr>
+        <w:pStyle w:val="a3"/>
+        <w:rPr>
+          <w:lang/>
+        </w:rPr>
+      </w:pPr>
+      <w:r>
+        <w:tab/>
+      </w:r>
+      <w:r>
+        <w:rPr>
+          <w:lang/>
+        </w:rPr>
+        <w:t>Прецедент «Закрепление новости в верхней части ленты» предназначен для выделения наиболее важной публикации. Закреплённая новость отображается в верхней части новостной ленты независимо от даты её публикации.</w:t>
+      </w:r>
+    </w:p>
+    <w:p>
+      <w:pPr>
+        <w:pStyle w:val="a3"/>
+        <w:rPr>
+          <w:lang/>
+        </w:rPr>
+      </w:pPr>
+      <w:r>
+        <w:tab/>
+      </w:r>
+      <w:r>
+        <w:rPr>
+          <w:lang/>
+        </w:rPr>
+        <w:t>Прецедент «Архивация устаревших публикаций» предназначен для перемещения неактуальных новостей в архив системы. Архивирование позволяет сохранить публикации для последующего просмотра, не отображая их в основной новостной ленте.</w:t>
+      </w:r>
+    </w:p>
+    <w:p>
+      <w:pPr>
+        <w:pStyle w:val="a3"/>
+        <w:rPr>
+          <w:lang/>
+        </w:rPr>
+      </w:pPr>
+      <w:r>
+        <w:tab/>
+      </w:r>
+      <w:r>
+        <w:rPr>
+          <w:lang/>
+        </w:rPr>
+        <w:t>Прецедент «Просмотр общей статистики системы» предназначен для анализа активности пользователей и работы системы в целом. Администратор может просматривать количество пользователей, количество проведённых голосований и другие показатели.</w:t>
+      </w:r>
+    </w:p>
+    <w:p>
+      <w:pPr>
+        <w:spacing w:after="0"/>
       </w:pPr>
     </w:p>
     <w:p>
@@ -5535,7 +6415,6 @@
                 <w:sz w:val="28"/>
                 <w:szCs w:val="28"/>
               </w:rPr>
-              <w:lastRenderedPageBreak/>
               <w:t>Название</w:t>
             </w:r>
           </w:p>
@@ -7489,11 +8368,11 @@
         <w:tblLook w:val="04A0" w:firstRow="1" w:lastRow="0" w:firstColumn="1" w:lastColumn="0" w:noHBand="0" w:noVBand="1"/>
       </w:tblPr>
       <w:tblGrid>
-        <w:gridCol w:w="1492"/>
-        <w:gridCol w:w="3019"/>
+        <w:gridCol w:w="1493"/>
+        <w:gridCol w:w="3291"/>
         <w:gridCol w:w="1699"/>
-        <w:gridCol w:w="1842"/>
-        <w:gridCol w:w="1633"/>
+        <w:gridCol w:w="1689"/>
+        <w:gridCol w:w="1513"/>
       </w:tblGrid>
       <w:tr>
         <w:tc>
@@ -9311,10 +10190,10 @@
       </w:tblPr>
       <w:tblGrid>
         <w:gridCol w:w="1476"/>
-        <w:gridCol w:w="3035"/>
+        <w:gridCol w:w="3828"/>
         <w:gridCol w:w="1699"/>
-        <w:gridCol w:w="1842"/>
-        <w:gridCol w:w="1633"/>
+        <w:gridCol w:w="1397"/>
+        <w:gridCol w:w="1285"/>
       </w:tblGrid>
       <w:tr>
         <w:tc>
@@ -9731,7 +10610,6 @@
                 <w:sz w:val="28"/>
                 <w:szCs w:val="28"/>
               </w:rPr>
-              <w:lastRenderedPageBreak/>
               <w:t>voting_id</w:t>
             </w:r>
             <w:proofErr w:type="spellEnd"/>
@@ -10602,10 +11480,10 @@
       </w:tblPr>
       <w:tblGrid>
         <w:gridCol w:w="1678"/>
-        <w:gridCol w:w="2833"/>
+        <w:gridCol w:w="3290"/>
         <w:gridCol w:w="1699"/>
-        <w:gridCol w:w="1842"/>
-        <w:gridCol w:w="1633"/>
+        <w:gridCol w:w="1586"/>
+        <w:gridCol w:w="1432"/>
       </w:tblGrid>
       <w:tr>
         <w:tc>
@@ -11439,6 +12317,7 @@
                 <w:sz w:val="28"/>
                 <w:szCs w:val="28"/>
               </w:rPr>
+              <w:lastRenderedPageBreak/>
               <w:t>vote_hash</w:t>
             </w:r>
             <w:proofErr w:type="spellEnd"/>
@@ -11811,10 +12690,10 @@
       </w:tblPr>
       <w:tblGrid>
         <w:gridCol w:w="2161"/>
-        <w:gridCol w:w="2350"/>
+        <w:gridCol w:w="2885"/>
         <w:gridCol w:w="1699"/>
-        <w:gridCol w:w="1842"/>
-        <w:gridCol w:w="1633"/>
+        <w:gridCol w:w="1542"/>
+        <w:gridCol w:w="1398"/>
       </w:tblGrid>
       <w:tr>
         <w:tc>
@@ -13035,10 +13914,10 @@
       </w:tblPr>
       <w:tblGrid>
         <w:gridCol w:w="1523"/>
-        <w:gridCol w:w="2988"/>
+        <w:gridCol w:w="3974"/>
         <w:gridCol w:w="1699"/>
-        <w:gridCol w:w="1842"/>
-        <w:gridCol w:w="1633"/>
+        <w:gridCol w:w="1289"/>
+        <w:gridCol w:w="1200"/>
       </w:tblGrid>
       <w:tr>
         <w:tc>
@@ -13594,7 +14473,6 @@
                 <w:sz w:val="28"/>
                 <w:szCs w:val="28"/>
               </w:rPr>
-              <w:lastRenderedPageBreak/>
               <w:t>action_type</w:t>
             </w:r>
             <w:proofErr w:type="spellEnd"/>
@@ -14477,11 +15355,11 @@
         <w:tblLook w:val="04A0" w:firstRow="1" w:lastRow="0" w:firstColumn="1" w:lastColumn="0" w:noHBand="0" w:noVBand="1"/>
       </w:tblPr>
       <w:tblGrid>
-        <w:gridCol w:w="1403"/>
-        <w:gridCol w:w="3108"/>
+        <w:gridCol w:w="1404"/>
+        <w:gridCol w:w="3464"/>
         <w:gridCol w:w="1699"/>
-        <w:gridCol w:w="1842"/>
-        <w:gridCol w:w="1633"/>
+        <w:gridCol w:w="1642"/>
+        <w:gridCol w:w="1476"/>
       </w:tblGrid>
       <w:tr>
         <w:tc>
@@ -15388,6 +16266,7 @@
                 <w:sz w:val="28"/>
                 <w:szCs w:val="28"/>
               </w:rPr>
+              <w:lastRenderedPageBreak/>
               <w:t>message</w:t>
             </w:r>
             <w:proofErr w:type="spellEnd"/>
@@ -15801,1336 +16680,16 @@
       </w:pPr>
       <w:r>
         <w:rPr>
-          <w:rFonts w:ascii="Times New Roman" w:hAnsi="Times New Roman" w:cs="Times New Roman"/>
-          <w:sz w:val="28"/>
-          <w:szCs w:val="28"/>
-          <w:lang w:val="en-US"/>
-        </w:rPr>
-        <w:tab/>
-      </w:r>
-      <w:r>
-        <w:rPr>
-          <w:rFonts w:ascii="Times New Roman" w:hAnsi="Times New Roman" w:cs="Times New Roman"/>
-          <w:sz w:val="28"/>
-          <w:szCs w:val="28"/>
-        </w:rPr>
-        <w:t>Таблица 2.</w:t>
-      </w:r>
-      <w:r>
-        <w:rPr>
-          <w:rFonts w:ascii="Times New Roman" w:hAnsi="Times New Roman" w:cs="Times New Roman"/>
-          <w:sz w:val="28"/>
-          <w:szCs w:val="28"/>
-          <w:lang w:val="en-US"/>
-        </w:rPr>
-        <w:t>9</w:t>
-      </w:r>
-      <w:r>
-        <w:rPr>
-          <w:rFonts w:ascii="Times New Roman" w:hAnsi="Times New Roman" w:cs="Times New Roman"/>
-          <w:sz w:val="28"/>
-          <w:szCs w:val="28"/>
-        </w:rPr>
-        <w:t xml:space="preserve"> – Коллекция «</w:t>
-      </w:r>
-      <w:r>
-        <w:rPr>
-          <w:rFonts w:ascii="Times New Roman" w:hAnsi="Times New Roman" w:cs="Times New Roman"/>
-          <w:i/>
-          <w:iCs/>
-          <w:sz w:val="28"/>
-          <w:szCs w:val="28"/>
-          <w:lang w:val="en-US"/>
-        </w:rPr>
-        <w:t>N</w:t>
-      </w:r>
-      <w:proofErr w:type="spellStart"/>
-      <w:r>
-        <w:rPr>
-          <w:rFonts w:ascii="Times New Roman" w:hAnsi="Times New Roman" w:cs="Times New Roman"/>
-          <w:i/>
-          <w:iCs/>
-          <w:sz w:val="28"/>
-          <w:szCs w:val="28"/>
-        </w:rPr>
-        <w:t>ews</w:t>
-      </w:r>
-      <w:proofErr w:type="spellEnd"/>
-      <w:r>
-        <w:rPr>
-          <w:rFonts w:ascii="Times New Roman" w:hAnsi="Times New Roman" w:cs="Times New Roman"/>
-          <w:sz w:val="28"/>
-          <w:szCs w:val="28"/>
-        </w:rPr>
-        <w:t>»</w:t>
-      </w:r>
-    </w:p>
-    <w:tbl>
-      <w:tblPr>
-        <w:tblStyle w:val="af0"/>
-        <w:tblW w:w="0" w:type="auto"/>
-        <w:tblLook w:val="04A0" w:firstRow="1" w:lastRow="0" w:firstColumn="1" w:lastColumn="0" w:noHBand="0" w:noVBand="1"/>
-      </w:tblPr>
-      <w:tblGrid>
-        <w:gridCol w:w="1663"/>
-        <w:gridCol w:w="2848"/>
-        <w:gridCol w:w="1699"/>
-        <w:gridCol w:w="1842"/>
-        <w:gridCol w:w="1633"/>
-      </w:tblGrid>
-      <w:tr>
-        <w:tc>
-          <w:tcPr>
-            <w:tcW w:w="0" w:type="auto"/>
-            <w:vAlign w:val="center"/>
-            <w:hideMark/>
-          </w:tcPr>
-          <w:p>
-            <w:pPr>
-              <w:jc w:val="center"/>
-              <w:rPr>
-                <w:rFonts w:ascii="Times New Roman" w:hAnsi="Times New Roman" w:cs="Times New Roman"/>
-                <w:sz w:val="28"/>
-                <w:szCs w:val="28"/>
-              </w:rPr>
-            </w:pPr>
-            <w:r>
-              <w:rPr>
-                <w:rFonts w:ascii="Times New Roman" w:hAnsi="Times New Roman" w:cs="Times New Roman"/>
-                <w:sz w:val="28"/>
-                <w:szCs w:val="28"/>
-              </w:rPr>
-              <w:t>Поле</w:t>
-            </w:r>
-          </w:p>
-        </w:tc>
-        <w:tc>
-          <w:tcPr>
-            <w:tcW w:w="0" w:type="auto"/>
-            <w:vAlign w:val="center"/>
-            <w:hideMark/>
-          </w:tcPr>
-          <w:p>
-            <w:pPr>
-              <w:jc w:val="center"/>
-              <w:rPr>
-                <w:rFonts w:ascii="Times New Roman" w:hAnsi="Times New Roman" w:cs="Times New Roman"/>
-                <w:sz w:val="28"/>
-                <w:szCs w:val="28"/>
-              </w:rPr>
-            </w:pPr>
-            <w:r>
-              <w:rPr>
-                <w:rFonts w:ascii="Times New Roman" w:hAnsi="Times New Roman" w:cs="Times New Roman"/>
-                <w:sz w:val="28"/>
-                <w:szCs w:val="28"/>
-              </w:rPr>
-              <w:t>Описание</w:t>
-            </w:r>
-          </w:p>
-        </w:tc>
-        <w:tc>
-          <w:tcPr>
-            <w:tcW w:w="0" w:type="auto"/>
-            <w:vAlign w:val="center"/>
-            <w:hideMark/>
-          </w:tcPr>
-          <w:p>
-            <w:pPr>
-              <w:jc w:val="center"/>
-              <w:rPr>
-                <w:rFonts w:ascii="Times New Roman" w:hAnsi="Times New Roman" w:cs="Times New Roman"/>
-                <w:sz w:val="28"/>
-                <w:szCs w:val="28"/>
-              </w:rPr>
-            </w:pPr>
-            <w:r>
-              <w:rPr>
-                <w:rFonts w:ascii="Times New Roman" w:hAnsi="Times New Roman" w:cs="Times New Roman"/>
-                <w:sz w:val="28"/>
-                <w:szCs w:val="28"/>
-              </w:rPr>
-              <w:t>Тип</w:t>
-            </w:r>
-          </w:p>
-        </w:tc>
-        <w:tc>
-          <w:tcPr>
-            <w:tcW w:w="0" w:type="auto"/>
-            <w:vAlign w:val="center"/>
-            <w:hideMark/>
-          </w:tcPr>
-          <w:p>
-            <w:pPr>
-              <w:jc w:val="center"/>
-              <w:rPr>
-                <w:rFonts w:ascii="Times New Roman" w:hAnsi="Times New Roman" w:cs="Times New Roman"/>
-                <w:sz w:val="28"/>
-                <w:szCs w:val="28"/>
-              </w:rPr>
-            </w:pPr>
-            <w:r>
-              <w:rPr>
-                <w:rFonts w:ascii="Times New Roman" w:hAnsi="Times New Roman" w:cs="Times New Roman"/>
-                <w:sz w:val="28"/>
-                <w:szCs w:val="28"/>
-              </w:rPr>
-              <w:t>Обязательное</w:t>
-            </w:r>
-          </w:p>
-        </w:tc>
-        <w:tc>
-          <w:tcPr>
-            <w:tcW w:w="0" w:type="auto"/>
-            <w:vAlign w:val="center"/>
-            <w:hideMark/>
-          </w:tcPr>
-          <w:p>
-            <w:pPr>
-              <w:jc w:val="center"/>
-              <w:rPr>
-                <w:rFonts w:ascii="Times New Roman" w:hAnsi="Times New Roman" w:cs="Times New Roman"/>
-                <w:sz w:val="28"/>
-                <w:szCs w:val="28"/>
-              </w:rPr>
-            </w:pPr>
-            <w:r>
-              <w:rPr>
-                <w:rFonts w:ascii="Times New Roman" w:hAnsi="Times New Roman" w:cs="Times New Roman"/>
-                <w:sz w:val="28"/>
-                <w:szCs w:val="28"/>
-              </w:rPr>
-              <w:t>Уникальное</w:t>
-            </w:r>
-          </w:p>
-        </w:tc>
-      </w:tr>
-      <w:tr>
-        <w:tc>
-          <w:tcPr>
-            <w:tcW w:w="0" w:type="auto"/>
-            <w:vAlign w:val="center"/>
-          </w:tcPr>
-          <w:p>
-            <w:pPr>
-              <w:jc w:val="center"/>
-              <w:rPr>
-                <w:rFonts w:ascii="Times New Roman" w:hAnsi="Times New Roman" w:cs="Times New Roman"/>
-                <w:sz w:val="28"/>
-                <w:szCs w:val="28"/>
-              </w:rPr>
-            </w:pPr>
-            <w:r>
-              <w:rPr>
-                <w:rFonts w:ascii="Times New Roman" w:hAnsi="Times New Roman" w:cs="Times New Roman"/>
-                <w:sz w:val="28"/>
-                <w:szCs w:val="28"/>
-              </w:rPr>
-              <w:t>1</w:t>
-            </w:r>
-          </w:p>
-        </w:tc>
-        <w:tc>
-          <w:tcPr>
-            <w:tcW w:w="0" w:type="auto"/>
-            <w:vAlign w:val="center"/>
-          </w:tcPr>
-          <w:p>
-            <w:pPr>
-              <w:jc w:val="center"/>
-              <w:rPr>
-                <w:rFonts w:ascii="Times New Roman" w:hAnsi="Times New Roman" w:cs="Times New Roman"/>
-                <w:sz w:val="28"/>
-                <w:szCs w:val="28"/>
-              </w:rPr>
-            </w:pPr>
-            <w:r>
-              <w:rPr>
-                <w:rFonts w:ascii="Times New Roman" w:hAnsi="Times New Roman" w:cs="Times New Roman"/>
-                <w:sz w:val="28"/>
-                <w:szCs w:val="28"/>
-              </w:rPr>
-              <w:t>2</w:t>
-            </w:r>
-          </w:p>
-        </w:tc>
-        <w:tc>
-          <w:tcPr>
-            <w:tcW w:w="0" w:type="auto"/>
-            <w:vAlign w:val="center"/>
-          </w:tcPr>
-          <w:p>
-            <w:pPr>
-              <w:jc w:val="center"/>
-              <w:rPr>
-                <w:rFonts w:ascii="Times New Roman" w:hAnsi="Times New Roman" w:cs="Times New Roman"/>
-                <w:sz w:val="28"/>
-                <w:szCs w:val="28"/>
-              </w:rPr>
-            </w:pPr>
-            <w:r>
-              <w:rPr>
-                <w:rFonts w:ascii="Times New Roman" w:hAnsi="Times New Roman" w:cs="Times New Roman"/>
-                <w:sz w:val="28"/>
-                <w:szCs w:val="28"/>
-              </w:rPr>
-              <w:t>3</w:t>
-            </w:r>
-          </w:p>
-        </w:tc>
-        <w:tc>
-          <w:tcPr>
-            <w:tcW w:w="0" w:type="auto"/>
-            <w:vAlign w:val="center"/>
-          </w:tcPr>
-          <w:p>
-            <w:pPr>
-              <w:jc w:val="center"/>
-              <w:rPr>
-                <w:rFonts w:ascii="Times New Roman" w:hAnsi="Times New Roman" w:cs="Times New Roman"/>
-                <w:sz w:val="28"/>
-                <w:szCs w:val="28"/>
-              </w:rPr>
-            </w:pPr>
-            <w:r>
-              <w:rPr>
-                <w:rFonts w:ascii="Times New Roman" w:hAnsi="Times New Roman" w:cs="Times New Roman"/>
-                <w:sz w:val="28"/>
-                <w:szCs w:val="28"/>
-              </w:rPr>
-              <w:t>4</w:t>
-            </w:r>
-          </w:p>
-        </w:tc>
-        <w:tc>
-          <w:tcPr>
-            <w:tcW w:w="0" w:type="auto"/>
-            <w:vAlign w:val="center"/>
-          </w:tcPr>
-          <w:p>
-            <w:pPr>
-              <w:jc w:val="center"/>
-              <w:rPr>
-                <w:rFonts w:ascii="Times New Roman" w:hAnsi="Times New Roman" w:cs="Times New Roman"/>
-                <w:sz w:val="28"/>
-                <w:szCs w:val="28"/>
-              </w:rPr>
-            </w:pPr>
-            <w:r>
-              <w:rPr>
-                <w:rFonts w:ascii="Times New Roman" w:hAnsi="Times New Roman" w:cs="Times New Roman"/>
-                <w:sz w:val="28"/>
-                <w:szCs w:val="28"/>
-              </w:rPr>
-              <w:t>5</w:t>
-            </w:r>
-          </w:p>
-        </w:tc>
-      </w:tr>
-      <w:tr>
-        <w:tc>
-          <w:tcPr>
-            <w:tcW w:w="0" w:type="auto"/>
-            <w:vAlign w:val="center"/>
-            <w:hideMark/>
-          </w:tcPr>
-          <w:p>
-            <w:pPr>
-              <w:jc w:val="center"/>
-              <w:rPr>
-                <w:rFonts w:ascii="Times New Roman" w:hAnsi="Times New Roman" w:cs="Times New Roman"/>
-                <w:i/>
-                <w:iCs/>
-                <w:sz w:val="28"/>
-                <w:szCs w:val="28"/>
-              </w:rPr>
-            </w:pPr>
-            <w:proofErr w:type="spellStart"/>
-            <w:r>
-              <w:rPr>
-                <w:rFonts w:ascii="Times New Roman" w:hAnsi="Times New Roman" w:cs="Times New Roman"/>
-                <w:i/>
-                <w:iCs/>
-                <w:sz w:val="28"/>
-                <w:szCs w:val="28"/>
-              </w:rPr>
-              <w:t>id</w:t>
-            </w:r>
-            <w:proofErr w:type="spellEnd"/>
-          </w:p>
-        </w:tc>
-        <w:tc>
-          <w:tcPr>
-            <w:tcW w:w="0" w:type="auto"/>
-            <w:vAlign w:val="center"/>
-            <w:hideMark/>
-          </w:tcPr>
-          <w:p>
-            <w:pPr>
-              <w:jc w:val="center"/>
-              <w:rPr>
-                <w:rFonts w:ascii="Times New Roman" w:hAnsi="Times New Roman" w:cs="Times New Roman"/>
-                <w:sz w:val="28"/>
-                <w:szCs w:val="28"/>
-              </w:rPr>
-            </w:pPr>
-            <w:r>
-              <w:rPr>
-                <w:rFonts w:ascii="Times New Roman" w:hAnsi="Times New Roman" w:cs="Times New Roman"/>
-                <w:sz w:val="28"/>
-                <w:szCs w:val="28"/>
-              </w:rPr>
-              <w:t>Идентификатор новости</w:t>
-            </w:r>
-          </w:p>
-        </w:tc>
-        <w:tc>
-          <w:tcPr>
-            <w:tcW w:w="0" w:type="auto"/>
-            <w:vAlign w:val="center"/>
-            <w:hideMark/>
-          </w:tcPr>
-          <w:p>
-            <w:pPr>
-              <w:jc w:val="center"/>
-              <w:rPr>
-                <w:rFonts w:ascii="Times New Roman" w:hAnsi="Times New Roman" w:cs="Times New Roman"/>
-                <w:i/>
-                <w:iCs/>
-                <w:sz w:val="28"/>
-                <w:szCs w:val="28"/>
-              </w:rPr>
-            </w:pPr>
-            <w:proofErr w:type="spellStart"/>
-            <w:r>
-              <w:rPr>
-                <w:rFonts w:ascii="Times New Roman" w:hAnsi="Times New Roman" w:cs="Times New Roman"/>
-                <w:i/>
-                <w:iCs/>
-                <w:sz w:val="28"/>
-                <w:szCs w:val="28"/>
-              </w:rPr>
-              <w:t>uuid</w:t>
-            </w:r>
-            <w:proofErr w:type="spellEnd"/>
-          </w:p>
-        </w:tc>
-        <w:tc>
-          <w:tcPr>
-            <w:tcW w:w="0" w:type="auto"/>
-            <w:vAlign w:val="center"/>
-            <w:hideMark/>
-          </w:tcPr>
-          <w:p>
-            <w:pPr>
-              <w:jc w:val="center"/>
-              <w:rPr>
-                <w:rFonts w:ascii="Times New Roman" w:hAnsi="Times New Roman" w:cs="Times New Roman"/>
-                <w:sz w:val="28"/>
-                <w:szCs w:val="28"/>
-              </w:rPr>
-            </w:pPr>
-            <w:r>
-              <w:rPr>
-                <w:rFonts w:ascii="Times New Roman" w:hAnsi="Times New Roman" w:cs="Times New Roman"/>
-                <w:sz w:val="28"/>
-                <w:szCs w:val="28"/>
-              </w:rPr>
-              <w:t>да</w:t>
-            </w:r>
-          </w:p>
-        </w:tc>
-        <w:tc>
-          <w:tcPr>
-            <w:tcW w:w="0" w:type="auto"/>
-            <w:vAlign w:val="center"/>
-            <w:hideMark/>
-          </w:tcPr>
-          <w:p>
-            <w:pPr>
-              <w:jc w:val="center"/>
-              <w:rPr>
-                <w:rFonts w:ascii="Times New Roman" w:hAnsi="Times New Roman" w:cs="Times New Roman"/>
-                <w:sz w:val="28"/>
-                <w:szCs w:val="28"/>
-              </w:rPr>
-            </w:pPr>
-            <w:r>
-              <w:rPr>
-                <w:rFonts w:ascii="Times New Roman" w:hAnsi="Times New Roman" w:cs="Times New Roman"/>
-                <w:sz w:val="28"/>
-                <w:szCs w:val="28"/>
-              </w:rPr>
-              <w:t>да</w:t>
-            </w:r>
-          </w:p>
-        </w:tc>
-      </w:tr>
-      <w:tr>
-        <w:tc>
-          <w:tcPr>
-            <w:tcW w:w="0" w:type="auto"/>
-            <w:vAlign w:val="center"/>
-            <w:hideMark/>
-          </w:tcPr>
-          <w:p>
-            <w:pPr>
-              <w:jc w:val="center"/>
-              <w:rPr>
-                <w:rFonts w:ascii="Times New Roman" w:hAnsi="Times New Roman" w:cs="Times New Roman"/>
-                <w:i/>
-                <w:iCs/>
-                <w:sz w:val="28"/>
-                <w:szCs w:val="28"/>
-              </w:rPr>
-            </w:pPr>
-            <w:proofErr w:type="spellStart"/>
-            <w:r>
-              <w:rPr>
-                <w:rFonts w:ascii="Times New Roman" w:hAnsi="Times New Roman" w:cs="Times New Roman"/>
-                <w:i/>
-                <w:iCs/>
-                <w:sz w:val="28"/>
-                <w:szCs w:val="28"/>
-              </w:rPr>
-              <w:t>title</w:t>
-            </w:r>
-            <w:proofErr w:type="spellEnd"/>
-          </w:p>
-        </w:tc>
-        <w:tc>
-          <w:tcPr>
-            <w:tcW w:w="0" w:type="auto"/>
-            <w:vAlign w:val="center"/>
-            <w:hideMark/>
-          </w:tcPr>
-          <w:p>
-            <w:pPr>
-              <w:jc w:val="center"/>
-              <w:rPr>
-                <w:rFonts w:ascii="Times New Roman" w:hAnsi="Times New Roman" w:cs="Times New Roman"/>
-                <w:sz w:val="28"/>
-                <w:szCs w:val="28"/>
-              </w:rPr>
-            </w:pPr>
-            <w:r>
-              <w:rPr>
-                <w:rFonts w:ascii="Times New Roman" w:hAnsi="Times New Roman" w:cs="Times New Roman"/>
-                <w:sz w:val="28"/>
-                <w:szCs w:val="28"/>
-              </w:rPr>
-              <w:t>Заголовок</w:t>
-            </w:r>
-          </w:p>
-        </w:tc>
-        <w:tc>
-          <w:tcPr>
-            <w:tcW w:w="0" w:type="auto"/>
-            <w:vAlign w:val="center"/>
-            <w:hideMark/>
-          </w:tcPr>
-          <w:p>
-            <w:pPr>
-              <w:jc w:val="center"/>
-              <w:rPr>
-                <w:rFonts w:ascii="Times New Roman" w:hAnsi="Times New Roman" w:cs="Times New Roman"/>
-                <w:sz w:val="28"/>
-                <w:szCs w:val="28"/>
-              </w:rPr>
-            </w:pPr>
-            <w:proofErr w:type="spellStart"/>
-            <w:proofErr w:type="gramStart"/>
-            <w:r>
-              <w:rPr>
-                <w:rFonts w:ascii="Times New Roman" w:hAnsi="Times New Roman" w:cs="Times New Roman"/>
-                <w:i/>
-                <w:iCs/>
-                <w:sz w:val="28"/>
-                <w:szCs w:val="28"/>
-              </w:rPr>
-              <w:t>varchar</w:t>
-            </w:r>
-            <w:proofErr w:type="spellEnd"/>
-            <w:r>
-              <w:rPr>
-                <w:rFonts w:ascii="Times New Roman" w:hAnsi="Times New Roman" w:cs="Times New Roman"/>
-                <w:sz w:val="28"/>
-                <w:szCs w:val="28"/>
-              </w:rPr>
-              <w:t>(</w:t>
-            </w:r>
-            <w:proofErr w:type="gramEnd"/>
-            <w:r>
-              <w:rPr>
-                <w:rFonts w:ascii="Times New Roman" w:hAnsi="Times New Roman" w:cs="Times New Roman"/>
-                <w:sz w:val="28"/>
-                <w:szCs w:val="28"/>
-              </w:rPr>
-              <w:t>255)</w:t>
-            </w:r>
-          </w:p>
-        </w:tc>
-        <w:tc>
-          <w:tcPr>
-            <w:tcW w:w="0" w:type="auto"/>
-            <w:vAlign w:val="center"/>
-            <w:hideMark/>
-          </w:tcPr>
-          <w:p>
-            <w:pPr>
-              <w:jc w:val="center"/>
-              <w:rPr>
-                <w:rFonts w:ascii="Times New Roman" w:hAnsi="Times New Roman" w:cs="Times New Roman"/>
-                <w:sz w:val="28"/>
-                <w:szCs w:val="28"/>
-              </w:rPr>
-            </w:pPr>
-            <w:r>
-              <w:rPr>
-                <w:rFonts w:ascii="Times New Roman" w:hAnsi="Times New Roman" w:cs="Times New Roman"/>
-                <w:sz w:val="28"/>
-                <w:szCs w:val="28"/>
-              </w:rPr>
-              <w:t>да</w:t>
-            </w:r>
-          </w:p>
-        </w:tc>
-        <w:tc>
-          <w:tcPr>
-            <w:tcW w:w="0" w:type="auto"/>
-            <w:vAlign w:val="center"/>
-            <w:hideMark/>
-          </w:tcPr>
-          <w:p>
-            <w:pPr>
-              <w:jc w:val="center"/>
-              <w:rPr>
-                <w:rFonts w:ascii="Times New Roman" w:hAnsi="Times New Roman" w:cs="Times New Roman"/>
-                <w:sz w:val="28"/>
-                <w:szCs w:val="28"/>
-              </w:rPr>
-            </w:pPr>
-            <w:r>
-              <w:rPr>
-                <w:rFonts w:ascii="Times New Roman" w:hAnsi="Times New Roman" w:cs="Times New Roman"/>
-                <w:sz w:val="28"/>
-                <w:szCs w:val="28"/>
-              </w:rPr>
-              <w:t>нет</w:t>
-            </w:r>
-          </w:p>
-        </w:tc>
-      </w:tr>
-      <w:tr>
-        <w:tc>
-          <w:tcPr>
-            <w:tcW w:w="0" w:type="auto"/>
-            <w:vAlign w:val="center"/>
-            <w:hideMark/>
-          </w:tcPr>
-          <w:p>
-            <w:pPr>
-              <w:jc w:val="center"/>
-              <w:rPr>
-                <w:rFonts w:ascii="Times New Roman" w:hAnsi="Times New Roman" w:cs="Times New Roman"/>
-                <w:i/>
-                <w:iCs/>
-                <w:sz w:val="28"/>
-                <w:szCs w:val="28"/>
-              </w:rPr>
-            </w:pPr>
-            <w:proofErr w:type="spellStart"/>
-            <w:r>
-              <w:rPr>
-                <w:rFonts w:ascii="Times New Roman" w:hAnsi="Times New Roman" w:cs="Times New Roman"/>
-                <w:i/>
-                <w:iCs/>
-                <w:sz w:val="28"/>
-                <w:szCs w:val="28"/>
-              </w:rPr>
-              <w:t>body</w:t>
-            </w:r>
-            <w:proofErr w:type="spellEnd"/>
-          </w:p>
-        </w:tc>
-        <w:tc>
-          <w:tcPr>
-            <w:tcW w:w="0" w:type="auto"/>
-            <w:vAlign w:val="center"/>
-            <w:hideMark/>
-          </w:tcPr>
-          <w:p>
-            <w:pPr>
-              <w:jc w:val="center"/>
-              <w:rPr>
-                <w:rFonts w:ascii="Times New Roman" w:hAnsi="Times New Roman" w:cs="Times New Roman"/>
-                <w:sz w:val="28"/>
-                <w:szCs w:val="28"/>
-              </w:rPr>
-            </w:pPr>
-            <w:r>
-              <w:rPr>
-                <w:rFonts w:ascii="Times New Roman" w:hAnsi="Times New Roman" w:cs="Times New Roman"/>
-                <w:sz w:val="28"/>
-                <w:szCs w:val="28"/>
-              </w:rPr>
-              <w:t>Текст новости</w:t>
-            </w:r>
-          </w:p>
-        </w:tc>
-        <w:tc>
-          <w:tcPr>
-            <w:tcW w:w="0" w:type="auto"/>
-            <w:vAlign w:val="center"/>
-            <w:hideMark/>
-          </w:tcPr>
-          <w:p>
-            <w:pPr>
-              <w:jc w:val="center"/>
-              <w:rPr>
-                <w:rFonts w:ascii="Times New Roman" w:hAnsi="Times New Roman" w:cs="Times New Roman"/>
-                <w:i/>
-                <w:iCs/>
-                <w:sz w:val="28"/>
-                <w:szCs w:val="28"/>
-              </w:rPr>
-            </w:pPr>
-            <w:proofErr w:type="spellStart"/>
-            <w:r>
-              <w:rPr>
-                <w:rFonts w:ascii="Times New Roman" w:hAnsi="Times New Roman" w:cs="Times New Roman"/>
-                <w:i/>
-                <w:iCs/>
-                <w:sz w:val="28"/>
-                <w:szCs w:val="28"/>
-              </w:rPr>
-              <w:t>text</w:t>
-            </w:r>
-            <w:proofErr w:type="spellEnd"/>
-          </w:p>
-        </w:tc>
-        <w:tc>
-          <w:tcPr>
-            <w:tcW w:w="0" w:type="auto"/>
-            <w:vAlign w:val="center"/>
-            <w:hideMark/>
-          </w:tcPr>
-          <w:p>
-            <w:pPr>
-              <w:jc w:val="center"/>
-              <w:rPr>
-                <w:rFonts w:ascii="Times New Roman" w:hAnsi="Times New Roman" w:cs="Times New Roman"/>
-                <w:sz w:val="28"/>
-                <w:szCs w:val="28"/>
-              </w:rPr>
-            </w:pPr>
-            <w:r>
-              <w:rPr>
-                <w:rFonts w:ascii="Times New Roman" w:hAnsi="Times New Roman" w:cs="Times New Roman"/>
-                <w:sz w:val="28"/>
-                <w:szCs w:val="28"/>
-              </w:rPr>
-              <w:t>да</w:t>
-            </w:r>
-          </w:p>
-        </w:tc>
-        <w:tc>
-          <w:tcPr>
-            <w:tcW w:w="0" w:type="auto"/>
-            <w:vAlign w:val="center"/>
-            <w:hideMark/>
-          </w:tcPr>
-          <w:p>
-            <w:pPr>
-              <w:jc w:val="center"/>
-              <w:rPr>
-                <w:rFonts w:ascii="Times New Roman" w:hAnsi="Times New Roman" w:cs="Times New Roman"/>
-                <w:sz w:val="28"/>
-                <w:szCs w:val="28"/>
-              </w:rPr>
-            </w:pPr>
-            <w:r>
-              <w:rPr>
-                <w:rFonts w:ascii="Times New Roman" w:hAnsi="Times New Roman" w:cs="Times New Roman"/>
-                <w:sz w:val="28"/>
-                <w:szCs w:val="28"/>
-              </w:rPr>
-              <w:t>нет</w:t>
-            </w:r>
-          </w:p>
-        </w:tc>
-      </w:tr>
-      <w:tr>
-        <w:tc>
-          <w:tcPr>
-            <w:tcW w:w="0" w:type="auto"/>
-            <w:vAlign w:val="center"/>
-            <w:hideMark/>
-          </w:tcPr>
-          <w:p>
-            <w:pPr>
-              <w:jc w:val="center"/>
-              <w:rPr>
-                <w:rFonts w:ascii="Times New Roman" w:hAnsi="Times New Roman" w:cs="Times New Roman"/>
-                <w:i/>
-                <w:iCs/>
-                <w:sz w:val="28"/>
-                <w:szCs w:val="28"/>
-              </w:rPr>
-            </w:pPr>
-            <w:proofErr w:type="spellStart"/>
-            <w:r>
-              <w:rPr>
-                <w:rFonts w:ascii="Times New Roman" w:hAnsi="Times New Roman" w:cs="Times New Roman"/>
-                <w:i/>
-                <w:iCs/>
-                <w:sz w:val="28"/>
-                <w:szCs w:val="28"/>
-              </w:rPr>
-              <w:t>author_id</w:t>
-            </w:r>
-            <w:proofErr w:type="spellEnd"/>
-          </w:p>
-        </w:tc>
-        <w:tc>
-          <w:tcPr>
-            <w:tcW w:w="0" w:type="auto"/>
-            <w:vAlign w:val="center"/>
-            <w:hideMark/>
-          </w:tcPr>
-          <w:p>
-            <w:pPr>
-              <w:jc w:val="center"/>
-              <w:rPr>
-                <w:rFonts w:ascii="Times New Roman" w:hAnsi="Times New Roman" w:cs="Times New Roman"/>
-                <w:sz w:val="28"/>
-                <w:szCs w:val="28"/>
-              </w:rPr>
-            </w:pPr>
-            <w:r>
-              <w:rPr>
-                <w:rFonts w:ascii="Times New Roman" w:hAnsi="Times New Roman" w:cs="Times New Roman"/>
-                <w:sz w:val="28"/>
-                <w:szCs w:val="28"/>
-              </w:rPr>
-              <w:t>Автор</w:t>
-            </w:r>
-          </w:p>
-        </w:tc>
-        <w:tc>
-          <w:tcPr>
-            <w:tcW w:w="0" w:type="auto"/>
-            <w:vAlign w:val="center"/>
-            <w:hideMark/>
-          </w:tcPr>
-          <w:p>
-            <w:pPr>
-              <w:jc w:val="center"/>
-              <w:rPr>
-                <w:rFonts w:ascii="Times New Roman" w:hAnsi="Times New Roman" w:cs="Times New Roman"/>
-                <w:i/>
-                <w:iCs/>
-                <w:sz w:val="28"/>
-                <w:szCs w:val="28"/>
-              </w:rPr>
-            </w:pPr>
-            <w:proofErr w:type="spellStart"/>
-            <w:r>
-              <w:rPr>
-                <w:rFonts w:ascii="Times New Roman" w:hAnsi="Times New Roman" w:cs="Times New Roman"/>
-                <w:i/>
-                <w:iCs/>
-                <w:sz w:val="28"/>
-                <w:szCs w:val="28"/>
-              </w:rPr>
-              <w:t>uuid</w:t>
-            </w:r>
-            <w:proofErr w:type="spellEnd"/>
-          </w:p>
-        </w:tc>
-        <w:tc>
-          <w:tcPr>
-            <w:tcW w:w="0" w:type="auto"/>
-            <w:vAlign w:val="center"/>
-            <w:hideMark/>
-          </w:tcPr>
-          <w:p>
-            <w:pPr>
-              <w:jc w:val="center"/>
-              <w:rPr>
-                <w:rFonts w:ascii="Times New Roman" w:hAnsi="Times New Roman" w:cs="Times New Roman"/>
-                <w:sz w:val="28"/>
-                <w:szCs w:val="28"/>
-              </w:rPr>
-            </w:pPr>
-            <w:r>
-              <w:rPr>
-                <w:rFonts w:ascii="Times New Roman" w:hAnsi="Times New Roman" w:cs="Times New Roman"/>
-                <w:sz w:val="28"/>
-                <w:szCs w:val="28"/>
-              </w:rPr>
-              <w:t>да</w:t>
-            </w:r>
-          </w:p>
-        </w:tc>
-        <w:tc>
-          <w:tcPr>
-            <w:tcW w:w="0" w:type="auto"/>
-            <w:vAlign w:val="center"/>
-            <w:hideMark/>
-          </w:tcPr>
-          <w:p>
-            <w:pPr>
-              <w:jc w:val="center"/>
-              <w:rPr>
-                <w:rFonts w:ascii="Times New Roman" w:hAnsi="Times New Roman" w:cs="Times New Roman"/>
-                <w:sz w:val="28"/>
-                <w:szCs w:val="28"/>
-              </w:rPr>
-            </w:pPr>
-            <w:r>
-              <w:rPr>
-                <w:rFonts w:ascii="Times New Roman" w:hAnsi="Times New Roman" w:cs="Times New Roman"/>
-                <w:sz w:val="28"/>
-                <w:szCs w:val="28"/>
-              </w:rPr>
-              <w:t>нет</w:t>
-            </w:r>
-          </w:p>
-        </w:tc>
-      </w:tr>
-      <w:tr>
-        <w:tc>
-          <w:tcPr>
-            <w:tcW w:w="0" w:type="auto"/>
-            <w:vAlign w:val="center"/>
-            <w:hideMark/>
-          </w:tcPr>
-          <w:p>
-            <w:pPr>
-              <w:jc w:val="center"/>
-              <w:rPr>
-                <w:rFonts w:ascii="Times New Roman" w:hAnsi="Times New Roman" w:cs="Times New Roman"/>
-                <w:i/>
-                <w:iCs/>
-                <w:sz w:val="28"/>
-                <w:szCs w:val="28"/>
-              </w:rPr>
-            </w:pPr>
-            <w:proofErr w:type="spellStart"/>
-            <w:r>
-              <w:rPr>
-                <w:rFonts w:ascii="Times New Roman" w:hAnsi="Times New Roman" w:cs="Times New Roman"/>
-                <w:i/>
-                <w:iCs/>
-                <w:sz w:val="28"/>
-                <w:szCs w:val="28"/>
-              </w:rPr>
-              <w:t>published_at</w:t>
-            </w:r>
-            <w:proofErr w:type="spellEnd"/>
-          </w:p>
-        </w:tc>
-        <w:tc>
-          <w:tcPr>
-            <w:tcW w:w="0" w:type="auto"/>
-            <w:vAlign w:val="center"/>
-            <w:hideMark/>
-          </w:tcPr>
-          <w:p>
-            <w:pPr>
-              <w:jc w:val="center"/>
-              <w:rPr>
-                <w:rFonts w:ascii="Times New Roman" w:hAnsi="Times New Roman" w:cs="Times New Roman"/>
-                <w:sz w:val="28"/>
-                <w:szCs w:val="28"/>
-              </w:rPr>
-            </w:pPr>
-            <w:r>
-              <w:rPr>
-                <w:rFonts w:ascii="Times New Roman" w:hAnsi="Times New Roman" w:cs="Times New Roman"/>
-                <w:sz w:val="28"/>
-                <w:szCs w:val="28"/>
-              </w:rPr>
-              <w:t>Дата публикации</w:t>
-            </w:r>
-          </w:p>
-        </w:tc>
-        <w:tc>
-          <w:tcPr>
-            <w:tcW w:w="0" w:type="auto"/>
-            <w:vAlign w:val="center"/>
-            <w:hideMark/>
-          </w:tcPr>
-          <w:p>
-            <w:pPr>
-              <w:jc w:val="center"/>
-              <w:rPr>
-                <w:rFonts w:ascii="Times New Roman" w:hAnsi="Times New Roman" w:cs="Times New Roman"/>
-                <w:i/>
-                <w:iCs/>
-                <w:sz w:val="28"/>
-                <w:szCs w:val="28"/>
-              </w:rPr>
-            </w:pPr>
-            <w:proofErr w:type="spellStart"/>
-            <w:r>
-              <w:rPr>
-                <w:rFonts w:ascii="Times New Roman" w:hAnsi="Times New Roman" w:cs="Times New Roman"/>
-                <w:i/>
-                <w:iCs/>
-                <w:sz w:val="28"/>
-                <w:szCs w:val="28"/>
-              </w:rPr>
-              <w:t>timestamp</w:t>
-            </w:r>
-            <w:proofErr w:type="spellEnd"/>
-          </w:p>
-        </w:tc>
-        <w:tc>
-          <w:tcPr>
-            <w:tcW w:w="0" w:type="auto"/>
-            <w:vAlign w:val="center"/>
-            <w:hideMark/>
-          </w:tcPr>
-          <w:p>
-            <w:pPr>
-              <w:jc w:val="center"/>
-              <w:rPr>
-                <w:rFonts w:ascii="Times New Roman" w:hAnsi="Times New Roman" w:cs="Times New Roman"/>
-                <w:sz w:val="28"/>
-                <w:szCs w:val="28"/>
-              </w:rPr>
-            </w:pPr>
-            <w:r>
-              <w:rPr>
-                <w:rFonts w:ascii="Times New Roman" w:hAnsi="Times New Roman" w:cs="Times New Roman"/>
-                <w:sz w:val="28"/>
-                <w:szCs w:val="28"/>
-              </w:rPr>
-              <w:t>да</w:t>
-            </w:r>
-          </w:p>
-        </w:tc>
-        <w:tc>
-          <w:tcPr>
-            <w:tcW w:w="0" w:type="auto"/>
-            <w:vAlign w:val="center"/>
-            <w:hideMark/>
-          </w:tcPr>
-          <w:p>
-            <w:pPr>
-              <w:jc w:val="center"/>
-              <w:rPr>
-                <w:rFonts w:ascii="Times New Roman" w:hAnsi="Times New Roman" w:cs="Times New Roman"/>
-                <w:sz w:val="28"/>
-                <w:szCs w:val="28"/>
-              </w:rPr>
-            </w:pPr>
-            <w:r>
-              <w:rPr>
-                <w:rFonts w:ascii="Times New Roman" w:hAnsi="Times New Roman" w:cs="Times New Roman"/>
-                <w:sz w:val="28"/>
-                <w:szCs w:val="28"/>
-              </w:rPr>
-              <w:t>нет</w:t>
-            </w:r>
-          </w:p>
-        </w:tc>
-      </w:tr>
-      <w:tr>
-        <w:tc>
-          <w:tcPr>
-            <w:tcW w:w="0" w:type="auto"/>
-            <w:vAlign w:val="center"/>
-            <w:hideMark/>
-          </w:tcPr>
-          <w:p>
-            <w:pPr>
-              <w:jc w:val="center"/>
-              <w:rPr>
-                <w:rFonts w:ascii="Times New Roman" w:hAnsi="Times New Roman" w:cs="Times New Roman"/>
-                <w:i/>
-                <w:iCs/>
-                <w:sz w:val="28"/>
-                <w:szCs w:val="28"/>
-              </w:rPr>
-            </w:pPr>
-            <w:proofErr w:type="spellStart"/>
-            <w:r>
-              <w:rPr>
-                <w:rFonts w:ascii="Times New Roman" w:hAnsi="Times New Roman" w:cs="Times New Roman"/>
-                <w:i/>
-                <w:iCs/>
-                <w:sz w:val="28"/>
-                <w:szCs w:val="28"/>
-              </w:rPr>
-              <w:t>pinned</w:t>
-            </w:r>
-            <w:proofErr w:type="spellEnd"/>
-          </w:p>
-        </w:tc>
-        <w:tc>
-          <w:tcPr>
-            <w:tcW w:w="0" w:type="auto"/>
-            <w:vAlign w:val="center"/>
-            <w:hideMark/>
-          </w:tcPr>
-          <w:p>
-            <w:pPr>
-              <w:jc w:val="center"/>
-              <w:rPr>
-                <w:rFonts w:ascii="Times New Roman" w:hAnsi="Times New Roman" w:cs="Times New Roman"/>
-                <w:sz w:val="28"/>
-                <w:szCs w:val="28"/>
-              </w:rPr>
-            </w:pPr>
-            <w:r>
-              <w:rPr>
-                <w:rFonts w:ascii="Times New Roman" w:hAnsi="Times New Roman" w:cs="Times New Roman"/>
-                <w:sz w:val="28"/>
-                <w:szCs w:val="28"/>
-              </w:rPr>
-              <w:t>Закрепить новость</w:t>
-            </w:r>
-          </w:p>
-        </w:tc>
-        <w:tc>
-          <w:tcPr>
-            <w:tcW w:w="0" w:type="auto"/>
-            <w:vAlign w:val="center"/>
-            <w:hideMark/>
-          </w:tcPr>
-          <w:p>
-            <w:pPr>
-              <w:jc w:val="center"/>
-              <w:rPr>
-                <w:rFonts w:ascii="Times New Roman" w:hAnsi="Times New Roman" w:cs="Times New Roman"/>
-                <w:i/>
-                <w:iCs/>
-                <w:sz w:val="28"/>
-                <w:szCs w:val="28"/>
-              </w:rPr>
-            </w:pPr>
-            <w:proofErr w:type="spellStart"/>
-            <w:r>
-              <w:rPr>
-                <w:rFonts w:ascii="Times New Roman" w:hAnsi="Times New Roman" w:cs="Times New Roman"/>
-                <w:i/>
-                <w:iCs/>
-                <w:sz w:val="28"/>
-                <w:szCs w:val="28"/>
-              </w:rPr>
-              <w:t>boolean</w:t>
-            </w:r>
-            <w:proofErr w:type="spellEnd"/>
-          </w:p>
-        </w:tc>
-        <w:tc>
-          <w:tcPr>
-            <w:tcW w:w="0" w:type="auto"/>
-            <w:vAlign w:val="center"/>
-            <w:hideMark/>
-          </w:tcPr>
-          <w:p>
-            <w:pPr>
-              <w:jc w:val="center"/>
-              <w:rPr>
-                <w:rFonts w:ascii="Times New Roman" w:hAnsi="Times New Roman" w:cs="Times New Roman"/>
-                <w:sz w:val="28"/>
-                <w:szCs w:val="28"/>
-              </w:rPr>
-            </w:pPr>
-            <w:r>
-              <w:rPr>
-                <w:rFonts w:ascii="Times New Roman" w:hAnsi="Times New Roman" w:cs="Times New Roman"/>
-                <w:sz w:val="28"/>
-                <w:szCs w:val="28"/>
-              </w:rPr>
-              <w:t>да</w:t>
-            </w:r>
-          </w:p>
-        </w:tc>
-        <w:tc>
-          <w:tcPr>
-            <w:tcW w:w="0" w:type="auto"/>
-            <w:vAlign w:val="center"/>
-            <w:hideMark/>
-          </w:tcPr>
-          <w:p>
-            <w:pPr>
-              <w:jc w:val="center"/>
-              <w:rPr>
-                <w:rFonts w:ascii="Times New Roman" w:hAnsi="Times New Roman" w:cs="Times New Roman"/>
-                <w:sz w:val="28"/>
-                <w:szCs w:val="28"/>
-              </w:rPr>
-            </w:pPr>
-            <w:r>
-              <w:rPr>
-                <w:rFonts w:ascii="Times New Roman" w:hAnsi="Times New Roman" w:cs="Times New Roman"/>
-                <w:sz w:val="28"/>
-                <w:szCs w:val="28"/>
-              </w:rPr>
-              <w:t>нет</w:t>
-            </w:r>
-          </w:p>
-        </w:tc>
-      </w:tr>
-      <w:tr>
-        <w:tc>
-          <w:tcPr>
-            <w:tcW w:w="0" w:type="auto"/>
-            <w:vAlign w:val="center"/>
-            <w:hideMark/>
-          </w:tcPr>
-          <w:p>
-            <w:pPr>
-              <w:jc w:val="center"/>
-              <w:rPr>
-                <w:rFonts w:ascii="Times New Roman" w:hAnsi="Times New Roman" w:cs="Times New Roman"/>
-                <w:i/>
-                <w:iCs/>
-                <w:sz w:val="28"/>
-                <w:szCs w:val="28"/>
-              </w:rPr>
-            </w:pPr>
-            <w:proofErr w:type="spellStart"/>
-            <w:r>
-              <w:rPr>
-                <w:rFonts w:ascii="Times New Roman" w:hAnsi="Times New Roman" w:cs="Times New Roman"/>
-                <w:i/>
-                <w:iCs/>
-                <w:sz w:val="28"/>
-                <w:szCs w:val="28"/>
-              </w:rPr>
-              <w:t>attachments</w:t>
-            </w:r>
-            <w:proofErr w:type="spellEnd"/>
-          </w:p>
-        </w:tc>
-        <w:tc>
-          <w:tcPr>
-            <w:tcW w:w="0" w:type="auto"/>
-            <w:vAlign w:val="center"/>
-            <w:hideMark/>
-          </w:tcPr>
-          <w:p>
-            <w:pPr>
-              <w:jc w:val="center"/>
-              <w:rPr>
-                <w:rFonts w:ascii="Times New Roman" w:hAnsi="Times New Roman" w:cs="Times New Roman"/>
-                <w:sz w:val="28"/>
-                <w:szCs w:val="28"/>
-              </w:rPr>
-            </w:pPr>
-            <w:r>
-              <w:rPr>
-                <w:rFonts w:ascii="Times New Roman" w:hAnsi="Times New Roman" w:cs="Times New Roman"/>
-                <w:sz w:val="28"/>
-                <w:szCs w:val="28"/>
-              </w:rPr>
-              <w:t>Файлы / вложения</w:t>
-            </w:r>
-          </w:p>
-        </w:tc>
-        <w:tc>
-          <w:tcPr>
-            <w:tcW w:w="0" w:type="auto"/>
-            <w:vAlign w:val="center"/>
-            <w:hideMark/>
-          </w:tcPr>
-          <w:p>
-            <w:pPr>
-              <w:jc w:val="center"/>
-              <w:rPr>
-                <w:rFonts w:ascii="Times New Roman" w:hAnsi="Times New Roman" w:cs="Times New Roman"/>
-                <w:i/>
-                <w:iCs/>
-                <w:sz w:val="28"/>
-                <w:szCs w:val="28"/>
-              </w:rPr>
-            </w:pPr>
-            <w:proofErr w:type="spellStart"/>
-            <w:r>
-              <w:rPr>
-                <w:rFonts w:ascii="Times New Roman" w:hAnsi="Times New Roman" w:cs="Times New Roman"/>
-                <w:i/>
-                <w:iCs/>
-                <w:sz w:val="28"/>
-                <w:szCs w:val="28"/>
-              </w:rPr>
-              <w:t>json</w:t>
-            </w:r>
-            <w:proofErr w:type="spellEnd"/>
-          </w:p>
-        </w:tc>
-        <w:tc>
-          <w:tcPr>
-            <w:tcW w:w="0" w:type="auto"/>
-            <w:vAlign w:val="center"/>
-            <w:hideMark/>
-          </w:tcPr>
-          <w:p>
-            <w:pPr>
-              <w:jc w:val="center"/>
-              <w:rPr>
-                <w:rFonts w:ascii="Times New Roman" w:hAnsi="Times New Roman" w:cs="Times New Roman"/>
-                <w:sz w:val="28"/>
-                <w:szCs w:val="28"/>
-              </w:rPr>
-            </w:pPr>
-            <w:r>
-              <w:rPr>
-                <w:rFonts w:ascii="Times New Roman" w:hAnsi="Times New Roman" w:cs="Times New Roman"/>
-                <w:sz w:val="28"/>
-                <w:szCs w:val="28"/>
-              </w:rPr>
-              <w:t>нет</w:t>
-            </w:r>
-          </w:p>
-        </w:tc>
-        <w:tc>
-          <w:tcPr>
-            <w:tcW w:w="0" w:type="auto"/>
-            <w:vAlign w:val="center"/>
-            <w:hideMark/>
-          </w:tcPr>
-          <w:p>
-            <w:pPr>
-              <w:jc w:val="center"/>
-              <w:rPr>
-                <w:rFonts w:ascii="Times New Roman" w:hAnsi="Times New Roman" w:cs="Times New Roman"/>
-                <w:sz w:val="28"/>
-                <w:szCs w:val="28"/>
-              </w:rPr>
-            </w:pPr>
-            <w:r>
-              <w:rPr>
-                <w:rFonts w:ascii="Times New Roman" w:hAnsi="Times New Roman" w:cs="Times New Roman"/>
-                <w:sz w:val="28"/>
-                <w:szCs w:val="28"/>
-              </w:rPr>
-              <w:t>нет</w:t>
-            </w:r>
-          </w:p>
-        </w:tc>
-      </w:tr>
-    </w:tbl>
-    <w:p>
-      <w:r>
-        <w:rPr>
           <w:noProof/>
         </w:rPr>
-        <w:lastRenderedPageBreak/>
         <w:drawing>
-          <wp:anchor distT="0" distB="0" distL="114300" distR="114300" simplePos="0" relativeHeight="251665408" behindDoc="0" locked="0" layoutInCell="1" allowOverlap="1" wp14:anchorId="5294BFE2" wp14:editId="096AC648">
+          <wp:anchor distT="0" distB="0" distL="114300" distR="114300" simplePos="0" relativeHeight="251665408" behindDoc="0" locked="0" layoutInCell="1" allowOverlap="1" wp14:anchorId="5294BFE2" wp14:editId="3188BEC6">
             <wp:simplePos x="0" y="0"/>
             <wp:positionH relativeFrom="margin">
               <wp:align>left</wp:align>
             </wp:positionH>
             <wp:positionV relativeFrom="paragraph">
-              <wp:posOffset>130075</wp:posOffset>
+              <wp:posOffset>2927350</wp:posOffset>
             </wp:positionV>
             <wp:extent cx="6214745" cy="4007485"/>
             <wp:effectExtent l="0" t="0" r="0" b="0"/>
@@ -17186,6 +16745,1325 @@
           </wp:anchor>
         </w:drawing>
       </w:r>
+      <w:r>
+        <w:rPr>
+          <w:rFonts w:ascii="Times New Roman" w:hAnsi="Times New Roman" w:cs="Times New Roman"/>
+          <w:sz w:val="28"/>
+          <w:szCs w:val="28"/>
+          <w:lang w:val="en-US"/>
+        </w:rPr>
+        <w:tab/>
+      </w:r>
+      <w:r>
+        <w:rPr>
+          <w:rFonts w:ascii="Times New Roman" w:hAnsi="Times New Roman" w:cs="Times New Roman"/>
+          <w:sz w:val="28"/>
+          <w:szCs w:val="28"/>
+        </w:rPr>
+        <w:t>Таблица 2.</w:t>
+      </w:r>
+      <w:r>
+        <w:rPr>
+          <w:rFonts w:ascii="Times New Roman" w:hAnsi="Times New Roman" w:cs="Times New Roman"/>
+          <w:sz w:val="28"/>
+          <w:szCs w:val="28"/>
+          <w:lang w:val="en-US"/>
+        </w:rPr>
+        <w:t>9</w:t>
+      </w:r>
+      <w:r>
+        <w:rPr>
+          <w:rFonts w:ascii="Times New Roman" w:hAnsi="Times New Roman" w:cs="Times New Roman"/>
+          <w:sz w:val="28"/>
+          <w:szCs w:val="28"/>
+        </w:rPr>
+        <w:t xml:space="preserve"> – Коллекция «</w:t>
+      </w:r>
+      <w:r>
+        <w:rPr>
+          <w:rFonts w:ascii="Times New Roman" w:hAnsi="Times New Roman" w:cs="Times New Roman"/>
+          <w:i/>
+          <w:iCs/>
+          <w:sz w:val="28"/>
+          <w:szCs w:val="28"/>
+          <w:lang w:val="en-US"/>
+        </w:rPr>
+        <w:t>N</w:t>
+      </w:r>
+      <w:proofErr w:type="spellStart"/>
+      <w:r>
+        <w:rPr>
+          <w:rFonts w:ascii="Times New Roman" w:hAnsi="Times New Roman" w:cs="Times New Roman"/>
+          <w:i/>
+          <w:iCs/>
+          <w:sz w:val="28"/>
+          <w:szCs w:val="28"/>
+        </w:rPr>
+        <w:t>ews</w:t>
+      </w:r>
+      <w:proofErr w:type="spellEnd"/>
+      <w:r>
+        <w:rPr>
+          <w:rFonts w:ascii="Times New Roman" w:hAnsi="Times New Roman" w:cs="Times New Roman"/>
+          <w:sz w:val="28"/>
+          <w:szCs w:val="28"/>
+        </w:rPr>
+        <w:t>»</w:t>
+      </w:r>
+    </w:p>
+    <w:tbl>
+      <w:tblPr>
+        <w:tblStyle w:val="af0"/>
+        <w:tblW w:w="0" w:type="auto"/>
+        <w:tblLook w:val="04A0" w:firstRow="1" w:lastRow="0" w:firstColumn="1" w:lastColumn="0" w:noHBand="0" w:noVBand="1"/>
+      </w:tblPr>
+      <w:tblGrid>
+        <w:gridCol w:w="1663"/>
+        <w:gridCol w:w="2975"/>
+        <w:gridCol w:w="1699"/>
+        <w:gridCol w:w="1771"/>
+        <w:gridCol w:w="1577"/>
+      </w:tblGrid>
+      <w:tr>
+        <w:tc>
+          <w:tcPr>
+            <w:tcW w:w="0" w:type="auto"/>
+            <w:vAlign w:val="center"/>
+            <w:hideMark/>
+          </w:tcPr>
+          <w:p>
+            <w:pPr>
+              <w:jc w:val="center"/>
+              <w:rPr>
+                <w:rFonts w:ascii="Times New Roman" w:hAnsi="Times New Roman" w:cs="Times New Roman"/>
+                <w:sz w:val="28"/>
+                <w:szCs w:val="28"/>
+              </w:rPr>
+            </w:pPr>
+            <w:r>
+              <w:rPr>
+                <w:rFonts w:ascii="Times New Roman" w:hAnsi="Times New Roman" w:cs="Times New Roman"/>
+                <w:sz w:val="28"/>
+                <w:szCs w:val="28"/>
+              </w:rPr>
+              <w:t>Поле</w:t>
+            </w:r>
+          </w:p>
+        </w:tc>
+        <w:tc>
+          <w:tcPr>
+            <w:tcW w:w="0" w:type="auto"/>
+            <w:vAlign w:val="center"/>
+            <w:hideMark/>
+          </w:tcPr>
+          <w:p>
+            <w:pPr>
+              <w:jc w:val="center"/>
+              <w:rPr>
+                <w:rFonts w:ascii="Times New Roman" w:hAnsi="Times New Roman" w:cs="Times New Roman"/>
+                <w:sz w:val="28"/>
+                <w:szCs w:val="28"/>
+              </w:rPr>
+            </w:pPr>
+            <w:r>
+              <w:rPr>
+                <w:rFonts w:ascii="Times New Roman" w:hAnsi="Times New Roman" w:cs="Times New Roman"/>
+                <w:sz w:val="28"/>
+                <w:szCs w:val="28"/>
+              </w:rPr>
+              <w:t>Описание</w:t>
+            </w:r>
+          </w:p>
+        </w:tc>
+        <w:tc>
+          <w:tcPr>
+            <w:tcW w:w="0" w:type="auto"/>
+            <w:vAlign w:val="center"/>
+            <w:hideMark/>
+          </w:tcPr>
+          <w:p>
+            <w:pPr>
+              <w:jc w:val="center"/>
+              <w:rPr>
+                <w:rFonts w:ascii="Times New Roman" w:hAnsi="Times New Roman" w:cs="Times New Roman"/>
+                <w:sz w:val="28"/>
+                <w:szCs w:val="28"/>
+              </w:rPr>
+            </w:pPr>
+            <w:r>
+              <w:rPr>
+                <w:rFonts w:ascii="Times New Roman" w:hAnsi="Times New Roman" w:cs="Times New Roman"/>
+                <w:sz w:val="28"/>
+                <w:szCs w:val="28"/>
+              </w:rPr>
+              <w:t>Тип</w:t>
+            </w:r>
+          </w:p>
+        </w:tc>
+        <w:tc>
+          <w:tcPr>
+            <w:tcW w:w="0" w:type="auto"/>
+            <w:vAlign w:val="center"/>
+            <w:hideMark/>
+          </w:tcPr>
+          <w:p>
+            <w:pPr>
+              <w:jc w:val="center"/>
+              <w:rPr>
+                <w:rFonts w:ascii="Times New Roman" w:hAnsi="Times New Roman" w:cs="Times New Roman"/>
+                <w:sz w:val="28"/>
+                <w:szCs w:val="28"/>
+              </w:rPr>
+            </w:pPr>
+            <w:r>
+              <w:rPr>
+                <w:rFonts w:ascii="Times New Roman" w:hAnsi="Times New Roman" w:cs="Times New Roman"/>
+                <w:sz w:val="28"/>
+                <w:szCs w:val="28"/>
+              </w:rPr>
+              <w:t>Обязательное</w:t>
+            </w:r>
+          </w:p>
+        </w:tc>
+        <w:tc>
+          <w:tcPr>
+            <w:tcW w:w="0" w:type="auto"/>
+            <w:vAlign w:val="center"/>
+            <w:hideMark/>
+          </w:tcPr>
+          <w:p>
+            <w:pPr>
+              <w:jc w:val="center"/>
+              <w:rPr>
+                <w:rFonts w:ascii="Times New Roman" w:hAnsi="Times New Roman" w:cs="Times New Roman"/>
+                <w:sz w:val="28"/>
+                <w:szCs w:val="28"/>
+              </w:rPr>
+            </w:pPr>
+            <w:r>
+              <w:rPr>
+                <w:rFonts w:ascii="Times New Roman" w:hAnsi="Times New Roman" w:cs="Times New Roman"/>
+                <w:sz w:val="28"/>
+                <w:szCs w:val="28"/>
+              </w:rPr>
+              <w:t>Уникальное</w:t>
+            </w:r>
+          </w:p>
+        </w:tc>
+      </w:tr>
+      <w:tr>
+        <w:tc>
+          <w:tcPr>
+            <w:tcW w:w="0" w:type="auto"/>
+            <w:vAlign w:val="center"/>
+          </w:tcPr>
+          <w:p>
+            <w:pPr>
+              <w:jc w:val="center"/>
+              <w:rPr>
+                <w:rFonts w:ascii="Times New Roman" w:hAnsi="Times New Roman" w:cs="Times New Roman"/>
+                <w:sz w:val="28"/>
+                <w:szCs w:val="28"/>
+              </w:rPr>
+            </w:pPr>
+            <w:r>
+              <w:rPr>
+                <w:rFonts w:ascii="Times New Roman" w:hAnsi="Times New Roman" w:cs="Times New Roman"/>
+                <w:sz w:val="28"/>
+                <w:szCs w:val="28"/>
+              </w:rPr>
+              <w:t>1</w:t>
+            </w:r>
+          </w:p>
+        </w:tc>
+        <w:tc>
+          <w:tcPr>
+            <w:tcW w:w="0" w:type="auto"/>
+            <w:vAlign w:val="center"/>
+          </w:tcPr>
+          <w:p>
+            <w:pPr>
+              <w:jc w:val="center"/>
+              <w:rPr>
+                <w:rFonts w:ascii="Times New Roman" w:hAnsi="Times New Roman" w:cs="Times New Roman"/>
+                <w:sz w:val="28"/>
+                <w:szCs w:val="28"/>
+              </w:rPr>
+            </w:pPr>
+            <w:r>
+              <w:rPr>
+                <w:rFonts w:ascii="Times New Roman" w:hAnsi="Times New Roman" w:cs="Times New Roman"/>
+                <w:sz w:val="28"/>
+                <w:szCs w:val="28"/>
+              </w:rPr>
+              <w:t>2</w:t>
+            </w:r>
+          </w:p>
+        </w:tc>
+        <w:tc>
+          <w:tcPr>
+            <w:tcW w:w="0" w:type="auto"/>
+            <w:vAlign w:val="center"/>
+          </w:tcPr>
+          <w:p>
+            <w:pPr>
+              <w:jc w:val="center"/>
+              <w:rPr>
+                <w:rFonts w:ascii="Times New Roman" w:hAnsi="Times New Roman" w:cs="Times New Roman"/>
+                <w:sz w:val="28"/>
+                <w:szCs w:val="28"/>
+              </w:rPr>
+            </w:pPr>
+            <w:r>
+              <w:rPr>
+                <w:rFonts w:ascii="Times New Roman" w:hAnsi="Times New Roman" w:cs="Times New Roman"/>
+                <w:sz w:val="28"/>
+                <w:szCs w:val="28"/>
+              </w:rPr>
+              <w:t>3</w:t>
+            </w:r>
+          </w:p>
+        </w:tc>
+        <w:tc>
+          <w:tcPr>
+            <w:tcW w:w="0" w:type="auto"/>
+            <w:vAlign w:val="center"/>
+          </w:tcPr>
+          <w:p>
+            <w:pPr>
+              <w:jc w:val="center"/>
+              <w:rPr>
+                <w:rFonts w:ascii="Times New Roman" w:hAnsi="Times New Roman" w:cs="Times New Roman"/>
+                <w:sz w:val="28"/>
+                <w:szCs w:val="28"/>
+              </w:rPr>
+            </w:pPr>
+            <w:r>
+              <w:rPr>
+                <w:rFonts w:ascii="Times New Roman" w:hAnsi="Times New Roman" w:cs="Times New Roman"/>
+                <w:sz w:val="28"/>
+                <w:szCs w:val="28"/>
+              </w:rPr>
+              <w:t>4</w:t>
+            </w:r>
+          </w:p>
+        </w:tc>
+        <w:tc>
+          <w:tcPr>
+            <w:tcW w:w="0" w:type="auto"/>
+            <w:vAlign w:val="center"/>
+          </w:tcPr>
+          <w:p>
+            <w:pPr>
+              <w:jc w:val="center"/>
+              <w:rPr>
+                <w:rFonts w:ascii="Times New Roman" w:hAnsi="Times New Roman" w:cs="Times New Roman"/>
+                <w:sz w:val="28"/>
+                <w:szCs w:val="28"/>
+              </w:rPr>
+            </w:pPr>
+            <w:r>
+              <w:rPr>
+                <w:rFonts w:ascii="Times New Roman" w:hAnsi="Times New Roman" w:cs="Times New Roman"/>
+                <w:sz w:val="28"/>
+                <w:szCs w:val="28"/>
+              </w:rPr>
+              <w:t>5</w:t>
+            </w:r>
+          </w:p>
+        </w:tc>
+      </w:tr>
+      <w:tr>
+        <w:tc>
+          <w:tcPr>
+            <w:tcW w:w="0" w:type="auto"/>
+            <w:vAlign w:val="center"/>
+            <w:hideMark/>
+          </w:tcPr>
+          <w:p>
+            <w:pPr>
+              <w:jc w:val="center"/>
+              <w:rPr>
+                <w:rFonts w:ascii="Times New Roman" w:hAnsi="Times New Roman" w:cs="Times New Roman"/>
+                <w:i/>
+                <w:iCs/>
+                <w:sz w:val="28"/>
+                <w:szCs w:val="28"/>
+              </w:rPr>
+            </w:pPr>
+            <w:proofErr w:type="spellStart"/>
+            <w:r>
+              <w:rPr>
+                <w:rFonts w:ascii="Times New Roman" w:hAnsi="Times New Roman" w:cs="Times New Roman"/>
+                <w:i/>
+                <w:iCs/>
+                <w:sz w:val="28"/>
+                <w:szCs w:val="28"/>
+              </w:rPr>
+              <w:t>id</w:t>
+            </w:r>
+            <w:proofErr w:type="spellEnd"/>
+          </w:p>
+        </w:tc>
+        <w:tc>
+          <w:tcPr>
+            <w:tcW w:w="0" w:type="auto"/>
+            <w:vAlign w:val="center"/>
+            <w:hideMark/>
+          </w:tcPr>
+          <w:p>
+            <w:pPr>
+              <w:jc w:val="center"/>
+              <w:rPr>
+                <w:rFonts w:ascii="Times New Roman" w:hAnsi="Times New Roman" w:cs="Times New Roman"/>
+                <w:sz w:val="28"/>
+                <w:szCs w:val="28"/>
+              </w:rPr>
+            </w:pPr>
+            <w:r>
+              <w:rPr>
+                <w:rFonts w:ascii="Times New Roman" w:hAnsi="Times New Roman" w:cs="Times New Roman"/>
+                <w:sz w:val="28"/>
+                <w:szCs w:val="28"/>
+              </w:rPr>
+              <w:t>Идентификатор новости</w:t>
+            </w:r>
+          </w:p>
+        </w:tc>
+        <w:tc>
+          <w:tcPr>
+            <w:tcW w:w="0" w:type="auto"/>
+            <w:vAlign w:val="center"/>
+            <w:hideMark/>
+          </w:tcPr>
+          <w:p>
+            <w:pPr>
+              <w:jc w:val="center"/>
+              <w:rPr>
+                <w:rFonts w:ascii="Times New Roman" w:hAnsi="Times New Roman" w:cs="Times New Roman"/>
+                <w:i/>
+                <w:iCs/>
+                <w:sz w:val="28"/>
+                <w:szCs w:val="28"/>
+              </w:rPr>
+            </w:pPr>
+            <w:proofErr w:type="spellStart"/>
+            <w:r>
+              <w:rPr>
+                <w:rFonts w:ascii="Times New Roman" w:hAnsi="Times New Roman" w:cs="Times New Roman"/>
+                <w:i/>
+                <w:iCs/>
+                <w:sz w:val="28"/>
+                <w:szCs w:val="28"/>
+              </w:rPr>
+              <w:t>uuid</w:t>
+            </w:r>
+            <w:proofErr w:type="spellEnd"/>
+          </w:p>
+        </w:tc>
+        <w:tc>
+          <w:tcPr>
+            <w:tcW w:w="0" w:type="auto"/>
+            <w:vAlign w:val="center"/>
+            <w:hideMark/>
+          </w:tcPr>
+          <w:p>
+            <w:pPr>
+              <w:jc w:val="center"/>
+              <w:rPr>
+                <w:rFonts w:ascii="Times New Roman" w:hAnsi="Times New Roman" w:cs="Times New Roman"/>
+                <w:sz w:val="28"/>
+                <w:szCs w:val="28"/>
+              </w:rPr>
+            </w:pPr>
+            <w:r>
+              <w:rPr>
+                <w:rFonts w:ascii="Times New Roman" w:hAnsi="Times New Roman" w:cs="Times New Roman"/>
+                <w:sz w:val="28"/>
+                <w:szCs w:val="28"/>
+              </w:rPr>
+              <w:t>да</w:t>
+            </w:r>
+          </w:p>
+        </w:tc>
+        <w:tc>
+          <w:tcPr>
+            <w:tcW w:w="0" w:type="auto"/>
+            <w:vAlign w:val="center"/>
+            <w:hideMark/>
+          </w:tcPr>
+          <w:p>
+            <w:pPr>
+              <w:jc w:val="center"/>
+              <w:rPr>
+                <w:rFonts w:ascii="Times New Roman" w:hAnsi="Times New Roman" w:cs="Times New Roman"/>
+                <w:sz w:val="28"/>
+                <w:szCs w:val="28"/>
+              </w:rPr>
+            </w:pPr>
+            <w:r>
+              <w:rPr>
+                <w:rFonts w:ascii="Times New Roman" w:hAnsi="Times New Roman" w:cs="Times New Roman"/>
+                <w:sz w:val="28"/>
+                <w:szCs w:val="28"/>
+              </w:rPr>
+              <w:t>да</w:t>
+            </w:r>
+          </w:p>
+        </w:tc>
+      </w:tr>
+      <w:tr>
+        <w:tc>
+          <w:tcPr>
+            <w:tcW w:w="0" w:type="auto"/>
+            <w:vAlign w:val="center"/>
+            <w:hideMark/>
+          </w:tcPr>
+          <w:p>
+            <w:pPr>
+              <w:jc w:val="center"/>
+              <w:rPr>
+                <w:rFonts w:ascii="Times New Roman" w:hAnsi="Times New Roman" w:cs="Times New Roman"/>
+                <w:i/>
+                <w:iCs/>
+                <w:sz w:val="28"/>
+                <w:szCs w:val="28"/>
+              </w:rPr>
+            </w:pPr>
+            <w:proofErr w:type="spellStart"/>
+            <w:r>
+              <w:rPr>
+                <w:rFonts w:ascii="Times New Roman" w:hAnsi="Times New Roman" w:cs="Times New Roman"/>
+                <w:i/>
+                <w:iCs/>
+                <w:sz w:val="28"/>
+                <w:szCs w:val="28"/>
+              </w:rPr>
+              <w:t>title</w:t>
+            </w:r>
+            <w:proofErr w:type="spellEnd"/>
+          </w:p>
+        </w:tc>
+        <w:tc>
+          <w:tcPr>
+            <w:tcW w:w="0" w:type="auto"/>
+            <w:vAlign w:val="center"/>
+            <w:hideMark/>
+          </w:tcPr>
+          <w:p>
+            <w:pPr>
+              <w:jc w:val="center"/>
+              <w:rPr>
+                <w:rFonts w:ascii="Times New Roman" w:hAnsi="Times New Roman" w:cs="Times New Roman"/>
+                <w:sz w:val="28"/>
+                <w:szCs w:val="28"/>
+              </w:rPr>
+            </w:pPr>
+            <w:r>
+              <w:rPr>
+                <w:rFonts w:ascii="Times New Roman" w:hAnsi="Times New Roman" w:cs="Times New Roman"/>
+                <w:sz w:val="28"/>
+                <w:szCs w:val="28"/>
+              </w:rPr>
+              <w:t>Заголовок</w:t>
+            </w:r>
+          </w:p>
+        </w:tc>
+        <w:tc>
+          <w:tcPr>
+            <w:tcW w:w="0" w:type="auto"/>
+            <w:vAlign w:val="center"/>
+            <w:hideMark/>
+          </w:tcPr>
+          <w:p>
+            <w:pPr>
+              <w:jc w:val="center"/>
+              <w:rPr>
+                <w:rFonts w:ascii="Times New Roman" w:hAnsi="Times New Roman" w:cs="Times New Roman"/>
+                <w:sz w:val="28"/>
+                <w:szCs w:val="28"/>
+              </w:rPr>
+            </w:pPr>
+            <w:proofErr w:type="spellStart"/>
+            <w:proofErr w:type="gramStart"/>
+            <w:r>
+              <w:rPr>
+                <w:rFonts w:ascii="Times New Roman" w:hAnsi="Times New Roman" w:cs="Times New Roman"/>
+                <w:i/>
+                <w:iCs/>
+                <w:sz w:val="28"/>
+                <w:szCs w:val="28"/>
+              </w:rPr>
+              <w:t>varchar</w:t>
+            </w:r>
+            <w:proofErr w:type="spellEnd"/>
+            <w:r>
+              <w:rPr>
+                <w:rFonts w:ascii="Times New Roman" w:hAnsi="Times New Roman" w:cs="Times New Roman"/>
+                <w:sz w:val="28"/>
+                <w:szCs w:val="28"/>
+              </w:rPr>
+              <w:t>(</w:t>
+            </w:r>
+            <w:proofErr w:type="gramEnd"/>
+            <w:r>
+              <w:rPr>
+                <w:rFonts w:ascii="Times New Roman" w:hAnsi="Times New Roman" w:cs="Times New Roman"/>
+                <w:sz w:val="28"/>
+                <w:szCs w:val="28"/>
+              </w:rPr>
+              <w:t>255)</w:t>
+            </w:r>
+          </w:p>
+        </w:tc>
+        <w:tc>
+          <w:tcPr>
+            <w:tcW w:w="0" w:type="auto"/>
+            <w:vAlign w:val="center"/>
+            <w:hideMark/>
+          </w:tcPr>
+          <w:p>
+            <w:pPr>
+              <w:jc w:val="center"/>
+              <w:rPr>
+                <w:rFonts w:ascii="Times New Roman" w:hAnsi="Times New Roman" w:cs="Times New Roman"/>
+                <w:sz w:val="28"/>
+                <w:szCs w:val="28"/>
+              </w:rPr>
+            </w:pPr>
+            <w:r>
+              <w:rPr>
+                <w:rFonts w:ascii="Times New Roman" w:hAnsi="Times New Roman" w:cs="Times New Roman"/>
+                <w:sz w:val="28"/>
+                <w:szCs w:val="28"/>
+              </w:rPr>
+              <w:t>да</w:t>
+            </w:r>
+          </w:p>
+        </w:tc>
+        <w:tc>
+          <w:tcPr>
+            <w:tcW w:w="0" w:type="auto"/>
+            <w:vAlign w:val="center"/>
+            <w:hideMark/>
+          </w:tcPr>
+          <w:p>
+            <w:pPr>
+              <w:jc w:val="center"/>
+              <w:rPr>
+                <w:rFonts w:ascii="Times New Roman" w:hAnsi="Times New Roman" w:cs="Times New Roman"/>
+                <w:sz w:val="28"/>
+                <w:szCs w:val="28"/>
+              </w:rPr>
+            </w:pPr>
+            <w:r>
+              <w:rPr>
+                <w:rFonts w:ascii="Times New Roman" w:hAnsi="Times New Roman" w:cs="Times New Roman"/>
+                <w:sz w:val="28"/>
+                <w:szCs w:val="28"/>
+              </w:rPr>
+              <w:t>нет</w:t>
+            </w:r>
+          </w:p>
+        </w:tc>
+      </w:tr>
+      <w:tr>
+        <w:tc>
+          <w:tcPr>
+            <w:tcW w:w="0" w:type="auto"/>
+            <w:vAlign w:val="center"/>
+            <w:hideMark/>
+          </w:tcPr>
+          <w:p>
+            <w:pPr>
+              <w:jc w:val="center"/>
+              <w:rPr>
+                <w:rFonts w:ascii="Times New Roman" w:hAnsi="Times New Roman" w:cs="Times New Roman"/>
+                <w:i/>
+                <w:iCs/>
+                <w:sz w:val="28"/>
+                <w:szCs w:val="28"/>
+              </w:rPr>
+            </w:pPr>
+            <w:proofErr w:type="spellStart"/>
+            <w:r>
+              <w:rPr>
+                <w:rFonts w:ascii="Times New Roman" w:hAnsi="Times New Roman" w:cs="Times New Roman"/>
+                <w:i/>
+                <w:iCs/>
+                <w:sz w:val="28"/>
+                <w:szCs w:val="28"/>
+              </w:rPr>
+              <w:t>body</w:t>
+            </w:r>
+            <w:proofErr w:type="spellEnd"/>
+          </w:p>
+        </w:tc>
+        <w:tc>
+          <w:tcPr>
+            <w:tcW w:w="0" w:type="auto"/>
+            <w:vAlign w:val="center"/>
+            <w:hideMark/>
+          </w:tcPr>
+          <w:p>
+            <w:pPr>
+              <w:jc w:val="center"/>
+              <w:rPr>
+                <w:rFonts w:ascii="Times New Roman" w:hAnsi="Times New Roman" w:cs="Times New Roman"/>
+                <w:sz w:val="28"/>
+                <w:szCs w:val="28"/>
+              </w:rPr>
+            </w:pPr>
+            <w:r>
+              <w:rPr>
+                <w:rFonts w:ascii="Times New Roman" w:hAnsi="Times New Roman" w:cs="Times New Roman"/>
+                <w:sz w:val="28"/>
+                <w:szCs w:val="28"/>
+              </w:rPr>
+              <w:t>Текст новости</w:t>
+            </w:r>
+          </w:p>
+        </w:tc>
+        <w:tc>
+          <w:tcPr>
+            <w:tcW w:w="0" w:type="auto"/>
+            <w:vAlign w:val="center"/>
+            <w:hideMark/>
+          </w:tcPr>
+          <w:p>
+            <w:pPr>
+              <w:jc w:val="center"/>
+              <w:rPr>
+                <w:rFonts w:ascii="Times New Roman" w:hAnsi="Times New Roman" w:cs="Times New Roman"/>
+                <w:i/>
+                <w:iCs/>
+                <w:sz w:val="28"/>
+                <w:szCs w:val="28"/>
+              </w:rPr>
+            </w:pPr>
+            <w:proofErr w:type="spellStart"/>
+            <w:r>
+              <w:rPr>
+                <w:rFonts w:ascii="Times New Roman" w:hAnsi="Times New Roman" w:cs="Times New Roman"/>
+                <w:i/>
+                <w:iCs/>
+                <w:sz w:val="28"/>
+                <w:szCs w:val="28"/>
+              </w:rPr>
+              <w:t>text</w:t>
+            </w:r>
+            <w:proofErr w:type="spellEnd"/>
+          </w:p>
+        </w:tc>
+        <w:tc>
+          <w:tcPr>
+            <w:tcW w:w="0" w:type="auto"/>
+            <w:vAlign w:val="center"/>
+            <w:hideMark/>
+          </w:tcPr>
+          <w:p>
+            <w:pPr>
+              <w:jc w:val="center"/>
+              <w:rPr>
+                <w:rFonts w:ascii="Times New Roman" w:hAnsi="Times New Roman" w:cs="Times New Roman"/>
+                <w:sz w:val="28"/>
+                <w:szCs w:val="28"/>
+              </w:rPr>
+            </w:pPr>
+            <w:r>
+              <w:rPr>
+                <w:rFonts w:ascii="Times New Roman" w:hAnsi="Times New Roman" w:cs="Times New Roman"/>
+                <w:sz w:val="28"/>
+                <w:szCs w:val="28"/>
+              </w:rPr>
+              <w:t>да</w:t>
+            </w:r>
+          </w:p>
+        </w:tc>
+        <w:tc>
+          <w:tcPr>
+            <w:tcW w:w="0" w:type="auto"/>
+            <w:vAlign w:val="center"/>
+            <w:hideMark/>
+          </w:tcPr>
+          <w:p>
+            <w:pPr>
+              <w:jc w:val="center"/>
+              <w:rPr>
+                <w:rFonts w:ascii="Times New Roman" w:hAnsi="Times New Roman" w:cs="Times New Roman"/>
+                <w:sz w:val="28"/>
+                <w:szCs w:val="28"/>
+              </w:rPr>
+            </w:pPr>
+            <w:r>
+              <w:rPr>
+                <w:rFonts w:ascii="Times New Roman" w:hAnsi="Times New Roman" w:cs="Times New Roman"/>
+                <w:sz w:val="28"/>
+                <w:szCs w:val="28"/>
+              </w:rPr>
+              <w:t>нет</w:t>
+            </w:r>
+          </w:p>
+        </w:tc>
+      </w:tr>
+      <w:tr>
+        <w:tc>
+          <w:tcPr>
+            <w:tcW w:w="0" w:type="auto"/>
+            <w:vAlign w:val="center"/>
+            <w:hideMark/>
+          </w:tcPr>
+          <w:p>
+            <w:pPr>
+              <w:jc w:val="center"/>
+              <w:rPr>
+                <w:rFonts w:ascii="Times New Roman" w:hAnsi="Times New Roman" w:cs="Times New Roman"/>
+                <w:i/>
+                <w:iCs/>
+                <w:sz w:val="28"/>
+                <w:szCs w:val="28"/>
+              </w:rPr>
+            </w:pPr>
+            <w:proofErr w:type="spellStart"/>
+            <w:r>
+              <w:rPr>
+                <w:rFonts w:ascii="Times New Roman" w:hAnsi="Times New Roman" w:cs="Times New Roman"/>
+                <w:i/>
+                <w:iCs/>
+                <w:sz w:val="28"/>
+                <w:szCs w:val="28"/>
+              </w:rPr>
+              <w:t>author_id</w:t>
+            </w:r>
+            <w:proofErr w:type="spellEnd"/>
+          </w:p>
+        </w:tc>
+        <w:tc>
+          <w:tcPr>
+            <w:tcW w:w="0" w:type="auto"/>
+            <w:vAlign w:val="center"/>
+            <w:hideMark/>
+          </w:tcPr>
+          <w:p>
+            <w:pPr>
+              <w:jc w:val="center"/>
+              <w:rPr>
+                <w:rFonts w:ascii="Times New Roman" w:hAnsi="Times New Roman" w:cs="Times New Roman"/>
+                <w:sz w:val="28"/>
+                <w:szCs w:val="28"/>
+              </w:rPr>
+            </w:pPr>
+            <w:r>
+              <w:rPr>
+                <w:rFonts w:ascii="Times New Roman" w:hAnsi="Times New Roman" w:cs="Times New Roman"/>
+                <w:sz w:val="28"/>
+                <w:szCs w:val="28"/>
+              </w:rPr>
+              <w:t>Автор</w:t>
+            </w:r>
+          </w:p>
+        </w:tc>
+        <w:tc>
+          <w:tcPr>
+            <w:tcW w:w="0" w:type="auto"/>
+            <w:vAlign w:val="center"/>
+            <w:hideMark/>
+          </w:tcPr>
+          <w:p>
+            <w:pPr>
+              <w:jc w:val="center"/>
+              <w:rPr>
+                <w:rFonts w:ascii="Times New Roman" w:hAnsi="Times New Roman" w:cs="Times New Roman"/>
+                <w:i/>
+                <w:iCs/>
+                <w:sz w:val="28"/>
+                <w:szCs w:val="28"/>
+              </w:rPr>
+            </w:pPr>
+            <w:proofErr w:type="spellStart"/>
+            <w:r>
+              <w:rPr>
+                <w:rFonts w:ascii="Times New Roman" w:hAnsi="Times New Roman" w:cs="Times New Roman"/>
+                <w:i/>
+                <w:iCs/>
+                <w:sz w:val="28"/>
+                <w:szCs w:val="28"/>
+              </w:rPr>
+              <w:t>uuid</w:t>
+            </w:r>
+            <w:proofErr w:type="spellEnd"/>
+          </w:p>
+        </w:tc>
+        <w:tc>
+          <w:tcPr>
+            <w:tcW w:w="0" w:type="auto"/>
+            <w:vAlign w:val="center"/>
+            <w:hideMark/>
+          </w:tcPr>
+          <w:p>
+            <w:pPr>
+              <w:jc w:val="center"/>
+              <w:rPr>
+                <w:rFonts w:ascii="Times New Roman" w:hAnsi="Times New Roman" w:cs="Times New Roman"/>
+                <w:sz w:val="28"/>
+                <w:szCs w:val="28"/>
+              </w:rPr>
+            </w:pPr>
+            <w:r>
+              <w:rPr>
+                <w:rFonts w:ascii="Times New Roman" w:hAnsi="Times New Roman" w:cs="Times New Roman"/>
+                <w:sz w:val="28"/>
+                <w:szCs w:val="28"/>
+              </w:rPr>
+              <w:t>да</w:t>
+            </w:r>
+          </w:p>
+        </w:tc>
+        <w:tc>
+          <w:tcPr>
+            <w:tcW w:w="0" w:type="auto"/>
+            <w:vAlign w:val="center"/>
+            <w:hideMark/>
+          </w:tcPr>
+          <w:p>
+            <w:pPr>
+              <w:jc w:val="center"/>
+              <w:rPr>
+                <w:rFonts w:ascii="Times New Roman" w:hAnsi="Times New Roman" w:cs="Times New Roman"/>
+                <w:sz w:val="28"/>
+                <w:szCs w:val="28"/>
+              </w:rPr>
+            </w:pPr>
+            <w:r>
+              <w:rPr>
+                <w:rFonts w:ascii="Times New Roman" w:hAnsi="Times New Roman" w:cs="Times New Roman"/>
+                <w:sz w:val="28"/>
+                <w:szCs w:val="28"/>
+              </w:rPr>
+              <w:t>нет</w:t>
+            </w:r>
+          </w:p>
+        </w:tc>
+      </w:tr>
+      <w:tr>
+        <w:tc>
+          <w:tcPr>
+            <w:tcW w:w="0" w:type="auto"/>
+            <w:vAlign w:val="center"/>
+            <w:hideMark/>
+          </w:tcPr>
+          <w:p>
+            <w:pPr>
+              <w:jc w:val="center"/>
+              <w:rPr>
+                <w:rFonts w:ascii="Times New Roman" w:hAnsi="Times New Roman" w:cs="Times New Roman"/>
+                <w:i/>
+                <w:iCs/>
+                <w:sz w:val="28"/>
+                <w:szCs w:val="28"/>
+              </w:rPr>
+            </w:pPr>
+            <w:proofErr w:type="spellStart"/>
+            <w:r>
+              <w:rPr>
+                <w:rFonts w:ascii="Times New Roman" w:hAnsi="Times New Roman" w:cs="Times New Roman"/>
+                <w:i/>
+                <w:iCs/>
+                <w:sz w:val="28"/>
+                <w:szCs w:val="28"/>
+              </w:rPr>
+              <w:t>published_at</w:t>
+            </w:r>
+            <w:proofErr w:type="spellEnd"/>
+          </w:p>
+        </w:tc>
+        <w:tc>
+          <w:tcPr>
+            <w:tcW w:w="0" w:type="auto"/>
+            <w:vAlign w:val="center"/>
+            <w:hideMark/>
+          </w:tcPr>
+          <w:p>
+            <w:pPr>
+              <w:jc w:val="center"/>
+              <w:rPr>
+                <w:rFonts w:ascii="Times New Roman" w:hAnsi="Times New Roman" w:cs="Times New Roman"/>
+                <w:sz w:val="28"/>
+                <w:szCs w:val="28"/>
+              </w:rPr>
+            </w:pPr>
+            <w:r>
+              <w:rPr>
+                <w:rFonts w:ascii="Times New Roman" w:hAnsi="Times New Roman" w:cs="Times New Roman"/>
+                <w:sz w:val="28"/>
+                <w:szCs w:val="28"/>
+              </w:rPr>
+              <w:t>Дата публикации</w:t>
+            </w:r>
+          </w:p>
+        </w:tc>
+        <w:tc>
+          <w:tcPr>
+            <w:tcW w:w="0" w:type="auto"/>
+            <w:vAlign w:val="center"/>
+            <w:hideMark/>
+          </w:tcPr>
+          <w:p>
+            <w:pPr>
+              <w:jc w:val="center"/>
+              <w:rPr>
+                <w:rFonts w:ascii="Times New Roman" w:hAnsi="Times New Roman" w:cs="Times New Roman"/>
+                <w:i/>
+                <w:iCs/>
+                <w:sz w:val="28"/>
+                <w:szCs w:val="28"/>
+              </w:rPr>
+            </w:pPr>
+            <w:proofErr w:type="spellStart"/>
+            <w:r>
+              <w:rPr>
+                <w:rFonts w:ascii="Times New Roman" w:hAnsi="Times New Roman" w:cs="Times New Roman"/>
+                <w:i/>
+                <w:iCs/>
+                <w:sz w:val="28"/>
+                <w:szCs w:val="28"/>
+              </w:rPr>
+              <w:t>timestamp</w:t>
+            </w:r>
+            <w:proofErr w:type="spellEnd"/>
+          </w:p>
+        </w:tc>
+        <w:tc>
+          <w:tcPr>
+            <w:tcW w:w="0" w:type="auto"/>
+            <w:vAlign w:val="center"/>
+            <w:hideMark/>
+          </w:tcPr>
+          <w:p>
+            <w:pPr>
+              <w:jc w:val="center"/>
+              <w:rPr>
+                <w:rFonts w:ascii="Times New Roman" w:hAnsi="Times New Roman" w:cs="Times New Roman"/>
+                <w:sz w:val="28"/>
+                <w:szCs w:val="28"/>
+              </w:rPr>
+            </w:pPr>
+            <w:r>
+              <w:rPr>
+                <w:rFonts w:ascii="Times New Roman" w:hAnsi="Times New Roman" w:cs="Times New Roman"/>
+                <w:sz w:val="28"/>
+                <w:szCs w:val="28"/>
+              </w:rPr>
+              <w:t>да</w:t>
+            </w:r>
+          </w:p>
+        </w:tc>
+        <w:tc>
+          <w:tcPr>
+            <w:tcW w:w="0" w:type="auto"/>
+            <w:vAlign w:val="center"/>
+            <w:hideMark/>
+          </w:tcPr>
+          <w:p>
+            <w:pPr>
+              <w:jc w:val="center"/>
+              <w:rPr>
+                <w:rFonts w:ascii="Times New Roman" w:hAnsi="Times New Roman" w:cs="Times New Roman"/>
+                <w:sz w:val="28"/>
+                <w:szCs w:val="28"/>
+              </w:rPr>
+            </w:pPr>
+            <w:r>
+              <w:rPr>
+                <w:rFonts w:ascii="Times New Roman" w:hAnsi="Times New Roman" w:cs="Times New Roman"/>
+                <w:sz w:val="28"/>
+                <w:szCs w:val="28"/>
+              </w:rPr>
+              <w:t>нет</w:t>
+            </w:r>
+          </w:p>
+        </w:tc>
+      </w:tr>
+      <w:tr>
+        <w:tc>
+          <w:tcPr>
+            <w:tcW w:w="0" w:type="auto"/>
+            <w:vAlign w:val="center"/>
+            <w:hideMark/>
+          </w:tcPr>
+          <w:p>
+            <w:pPr>
+              <w:jc w:val="center"/>
+              <w:rPr>
+                <w:rFonts w:ascii="Times New Roman" w:hAnsi="Times New Roman" w:cs="Times New Roman"/>
+                <w:i/>
+                <w:iCs/>
+                <w:sz w:val="28"/>
+                <w:szCs w:val="28"/>
+              </w:rPr>
+            </w:pPr>
+            <w:proofErr w:type="spellStart"/>
+            <w:r>
+              <w:rPr>
+                <w:rFonts w:ascii="Times New Roman" w:hAnsi="Times New Roman" w:cs="Times New Roman"/>
+                <w:i/>
+                <w:iCs/>
+                <w:sz w:val="28"/>
+                <w:szCs w:val="28"/>
+              </w:rPr>
+              <w:t>pinned</w:t>
+            </w:r>
+            <w:proofErr w:type="spellEnd"/>
+          </w:p>
+        </w:tc>
+        <w:tc>
+          <w:tcPr>
+            <w:tcW w:w="0" w:type="auto"/>
+            <w:vAlign w:val="center"/>
+            <w:hideMark/>
+          </w:tcPr>
+          <w:p>
+            <w:pPr>
+              <w:jc w:val="center"/>
+              <w:rPr>
+                <w:rFonts w:ascii="Times New Roman" w:hAnsi="Times New Roman" w:cs="Times New Roman"/>
+                <w:sz w:val="28"/>
+                <w:szCs w:val="28"/>
+              </w:rPr>
+            </w:pPr>
+            <w:r>
+              <w:rPr>
+                <w:rFonts w:ascii="Times New Roman" w:hAnsi="Times New Roman" w:cs="Times New Roman"/>
+                <w:sz w:val="28"/>
+                <w:szCs w:val="28"/>
+              </w:rPr>
+              <w:t>Закрепить новость</w:t>
+            </w:r>
+          </w:p>
+        </w:tc>
+        <w:tc>
+          <w:tcPr>
+            <w:tcW w:w="0" w:type="auto"/>
+            <w:vAlign w:val="center"/>
+            <w:hideMark/>
+          </w:tcPr>
+          <w:p>
+            <w:pPr>
+              <w:jc w:val="center"/>
+              <w:rPr>
+                <w:rFonts w:ascii="Times New Roman" w:hAnsi="Times New Roman" w:cs="Times New Roman"/>
+                <w:i/>
+                <w:iCs/>
+                <w:sz w:val="28"/>
+                <w:szCs w:val="28"/>
+              </w:rPr>
+            </w:pPr>
+            <w:proofErr w:type="spellStart"/>
+            <w:r>
+              <w:rPr>
+                <w:rFonts w:ascii="Times New Roman" w:hAnsi="Times New Roman" w:cs="Times New Roman"/>
+                <w:i/>
+                <w:iCs/>
+                <w:sz w:val="28"/>
+                <w:szCs w:val="28"/>
+              </w:rPr>
+              <w:t>boolean</w:t>
+            </w:r>
+            <w:proofErr w:type="spellEnd"/>
+          </w:p>
+        </w:tc>
+        <w:tc>
+          <w:tcPr>
+            <w:tcW w:w="0" w:type="auto"/>
+            <w:vAlign w:val="center"/>
+            <w:hideMark/>
+          </w:tcPr>
+          <w:p>
+            <w:pPr>
+              <w:jc w:val="center"/>
+              <w:rPr>
+                <w:rFonts w:ascii="Times New Roman" w:hAnsi="Times New Roman" w:cs="Times New Roman"/>
+                <w:sz w:val="28"/>
+                <w:szCs w:val="28"/>
+              </w:rPr>
+            </w:pPr>
+            <w:r>
+              <w:rPr>
+                <w:rFonts w:ascii="Times New Roman" w:hAnsi="Times New Roman" w:cs="Times New Roman"/>
+                <w:sz w:val="28"/>
+                <w:szCs w:val="28"/>
+              </w:rPr>
+              <w:t>да</w:t>
+            </w:r>
+          </w:p>
+        </w:tc>
+        <w:tc>
+          <w:tcPr>
+            <w:tcW w:w="0" w:type="auto"/>
+            <w:vAlign w:val="center"/>
+            <w:hideMark/>
+          </w:tcPr>
+          <w:p>
+            <w:pPr>
+              <w:jc w:val="center"/>
+              <w:rPr>
+                <w:rFonts w:ascii="Times New Roman" w:hAnsi="Times New Roman" w:cs="Times New Roman"/>
+                <w:sz w:val="28"/>
+                <w:szCs w:val="28"/>
+              </w:rPr>
+            </w:pPr>
+            <w:r>
+              <w:rPr>
+                <w:rFonts w:ascii="Times New Roman" w:hAnsi="Times New Roman" w:cs="Times New Roman"/>
+                <w:sz w:val="28"/>
+                <w:szCs w:val="28"/>
+              </w:rPr>
+              <w:t>нет</w:t>
+            </w:r>
+          </w:p>
+        </w:tc>
+      </w:tr>
+      <w:tr>
+        <w:tc>
+          <w:tcPr>
+            <w:tcW w:w="0" w:type="auto"/>
+            <w:vAlign w:val="center"/>
+            <w:hideMark/>
+          </w:tcPr>
+          <w:p>
+            <w:pPr>
+              <w:jc w:val="center"/>
+              <w:rPr>
+                <w:rFonts w:ascii="Times New Roman" w:hAnsi="Times New Roman" w:cs="Times New Roman"/>
+                <w:i/>
+                <w:iCs/>
+                <w:sz w:val="28"/>
+                <w:szCs w:val="28"/>
+              </w:rPr>
+            </w:pPr>
+            <w:proofErr w:type="spellStart"/>
+            <w:r>
+              <w:rPr>
+                <w:rFonts w:ascii="Times New Roman" w:hAnsi="Times New Roman" w:cs="Times New Roman"/>
+                <w:i/>
+                <w:iCs/>
+                <w:sz w:val="28"/>
+                <w:szCs w:val="28"/>
+              </w:rPr>
+              <w:t>attachments</w:t>
+            </w:r>
+            <w:proofErr w:type="spellEnd"/>
+          </w:p>
+        </w:tc>
+        <w:tc>
+          <w:tcPr>
+            <w:tcW w:w="0" w:type="auto"/>
+            <w:vAlign w:val="center"/>
+            <w:hideMark/>
+          </w:tcPr>
+          <w:p>
+            <w:pPr>
+              <w:jc w:val="center"/>
+              <w:rPr>
+                <w:rFonts w:ascii="Times New Roman" w:hAnsi="Times New Roman" w:cs="Times New Roman"/>
+                <w:sz w:val="28"/>
+                <w:szCs w:val="28"/>
+              </w:rPr>
+            </w:pPr>
+            <w:r>
+              <w:rPr>
+                <w:rFonts w:ascii="Times New Roman" w:hAnsi="Times New Roman" w:cs="Times New Roman"/>
+                <w:sz w:val="28"/>
+                <w:szCs w:val="28"/>
+              </w:rPr>
+              <w:t>Файлы / вложения</w:t>
+            </w:r>
+          </w:p>
+        </w:tc>
+        <w:tc>
+          <w:tcPr>
+            <w:tcW w:w="0" w:type="auto"/>
+            <w:vAlign w:val="center"/>
+            <w:hideMark/>
+          </w:tcPr>
+          <w:p>
+            <w:pPr>
+              <w:jc w:val="center"/>
+              <w:rPr>
+                <w:rFonts w:ascii="Times New Roman" w:hAnsi="Times New Roman" w:cs="Times New Roman"/>
+                <w:i/>
+                <w:iCs/>
+                <w:sz w:val="28"/>
+                <w:szCs w:val="28"/>
+              </w:rPr>
+            </w:pPr>
+            <w:proofErr w:type="spellStart"/>
+            <w:r>
+              <w:rPr>
+                <w:rFonts w:ascii="Times New Roman" w:hAnsi="Times New Roman" w:cs="Times New Roman"/>
+                <w:i/>
+                <w:iCs/>
+                <w:sz w:val="28"/>
+                <w:szCs w:val="28"/>
+              </w:rPr>
+              <w:t>json</w:t>
+            </w:r>
+            <w:proofErr w:type="spellEnd"/>
+          </w:p>
+        </w:tc>
+        <w:tc>
+          <w:tcPr>
+            <w:tcW w:w="0" w:type="auto"/>
+            <w:vAlign w:val="center"/>
+            <w:hideMark/>
+          </w:tcPr>
+          <w:p>
+            <w:pPr>
+              <w:jc w:val="center"/>
+              <w:rPr>
+                <w:rFonts w:ascii="Times New Roman" w:hAnsi="Times New Roman" w:cs="Times New Roman"/>
+                <w:sz w:val="28"/>
+                <w:szCs w:val="28"/>
+              </w:rPr>
+            </w:pPr>
+            <w:r>
+              <w:rPr>
+                <w:rFonts w:ascii="Times New Roman" w:hAnsi="Times New Roman" w:cs="Times New Roman"/>
+                <w:sz w:val="28"/>
+                <w:szCs w:val="28"/>
+              </w:rPr>
+              <w:t>нет</w:t>
+            </w:r>
+          </w:p>
+        </w:tc>
+        <w:tc>
+          <w:tcPr>
+            <w:tcW w:w="0" w:type="auto"/>
+            <w:vAlign w:val="center"/>
+            <w:hideMark/>
+          </w:tcPr>
+          <w:p>
+            <w:pPr>
+              <w:jc w:val="center"/>
+              <w:rPr>
+                <w:rFonts w:ascii="Times New Roman" w:hAnsi="Times New Roman" w:cs="Times New Roman"/>
+                <w:sz w:val="28"/>
+                <w:szCs w:val="28"/>
+              </w:rPr>
+            </w:pPr>
+            <w:r>
+              <w:rPr>
+                <w:rFonts w:ascii="Times New Roman" w:hAnsi="Times New Roman" w:cs="Times New Roman"/>
+                <w:sz w:val="28"/>
+                <w:szCs w:val="28"/>
+              </w:rPr>
+              <w:t>нет</w:t>
+            </w:r>
+          </w:p>
+        </w:tc>
+      </w:tr>
+    </w:tbl>
+    <w:p>
       <w:r>
         <w:rPr>
           <w:lang w:val="en-US"/>

--- a/diplom.docx
+++ b/diplom.docx
@@ -1,6 +1,6 @@
 
 <file path=word/document.xml><?xml version="1.0" encoding="utf-8"?>
-<w:document xmlns:wpc="http://schemas.microsoft.com/office/word/2010/wordprocessingCanvas" xmlns:cx="http://schemas.microsoft.com/office/drawing/2014/chartex" xmlns:cx1="http://schemas.microsoft.com/office/drawing/2015/9/8/chartex" xmlns:cx2="http://schemas.microsoft.com/office/drawing/2015/10/21/chartex" xmlns:cx3="http://schemas.microsoft.com/office/drawing/2016/5/9/chartex" xmlns:cx4="http://schemas.microsoft.com/office/drawing/2016/5/10/chartex" xmlns:cx5="http://schemas.microsoft.com/office/drawing/2016/5/11/chartex" xmlns:cx6="http://schemas.microsoft.com/office/drawing/2016/5/12/chartex" xmlns:cx7="http://schemas.microsoft.com/office/drawing/2016/5/13/chartex" xmlns:cx8="http://schemas.microsoft.com/office/drawing/2016/5/14/chartex" xmlns:mc="http://schemas.openxmlformats.org/markup-compatibility/2006" xmlns:aink="http://schemas.microsoft.com/office/drawing/2016/ink" xmlns:am3d="http://schemas.microsoft.com/office/drawing/2017/model3d" xmlns:o="urn:schemas-microsoft-com:office:office" xmlns:oel="http://schemas.microsoft.com/office/2019/extlst" xmlns:r="http://schemas.openxmlformats.org/officeDocument/2006/relationships" xmlns:m="http://schemas.openxmlformats.org/officeDocument/2006/math" xmlns:v="urn:schemas-microsoft-com:vml" xmlns:wp14="http://schemas.microsoft.com/office/word/2010/wordprocessingDrawing" xmlns:wp="http://schemas.openxmlformats.org/drawingml/2006/wordprocessingDrawing" xmlns:w10="urn:schemas-microsoft-com:office:word" xmlns:w="http://schemas.openxmlformats.org/wordprocessingml/2006/main" xmlns:w14="http://schemas.microsoft.com/office/word/2010/wordml" xmlns:w15="http://schemas.microsoft.com/office/word/2012/wordml" xmlns:w16cex="http://schemas.microsoft.com/office/word/2018/wordml/cex" xmlns:w16cid="http://schemas.microsoft.com/office/word/2016/wordml/cid" xmlns:w16="http://schemas.microsoft.com/office/word/2018/wordml" xmlns:w16sdtdh="http://schemas.microsoft.com/office/word/2020/wordml/sdtdatahash" xmlns:w16se="http://schemas.microsoft.com/office/word/2015/wordml/symex" xmlns:wpg="http://schemas.microsoft.com/office/word/2010/wordprocessingGroup" xmlns:wpi="http://schemas.microsoft.com/office/word/2010/wordprocessingInk" xmlns:wne="http://schemas.microsoft.com/office/word/2006/wordml" xmlns:wps="http://schemas.microsoft.com/office/word/2010/wordprocessingShape" mc:Ignorable="w14 w15 w16se w16cid w16 w16cex w16sdtdh wp14">
+<w:document xmlns:wpc="http://schemas.microsoft.com/office/word/2010/wordprocessingCanvas" xmlns:cx="http://schemas.microsoft.com/office/drawing/2014/chartex" xmlns:cx1="http://schemas.microsoft.com/office/drawing/2015/9/8/chartex" xmlns:cx2="http://schemas.microsoft.com/office/drawing/2015/10/21/chartex" xmlns:cx3="http://schemas.microsoft.com/office/drawing/2016/5/9/chartex" xmlns:cx4="http://schemas.microsoft.com/office/drawing/2016/5/10/chartex" xmlns:cx5="http://schemas.microsoft.com/office/drawing/2016/5/11/chartex" xmlns:cx6="http://schemas.microsoft.com/office/drawing/2016/5/12/chartex" xmlns:cx7="http://schemas.microsoft.com/office/drawing/2016/5/13/chartex" xmlns:cx8="http://schemas.microsoft.com/office/drawing/2016/5/14/chartex" xmlns:mc="http://schemas.openxmlformats.org/markup-compatibility/2006" xmlns:aink="http://schemas.microsoft.com/office/drawing/2016/ink" xmlns:am3d="http://schemas.microsoft.com/office/drawing/2017/model3d" xmlns:o="urn:schemas-microsoft-com:office:office" xmlns:oel="http://schemas.microsoft.com/office/2019/extlst" xmlns:r="http://schemas.openxmlformats.org/officeDocument/2006/relationships" xmlns:m="http://schemas.openxmlformats.org/officeDocument/2006/math" xmlns:v="urn:schemas-microsoft-com:vml" xmlns:wp14="http://schemas.microsoft.com/office/word/2010/wordprocessingDrawing" xmlns:wp="http://schemas.openxmlformats.org/drawingml/2006/wordprocessingDrawing" xmlns:w10="urn:schemas-microsoft-com:office:word" xmlns:w="http://schemas.openxmlformats.org/wordprocessingml/2006/main" xmlns:w14="http://schemas.microsoft.com/office/word/2010/wordml" xmlns:w15="http://schemas.microsoft.com/office/word/2012/wordml" xmlns:w16cex="http://schemas.microsoft.com/office/word/2018/wordml/cex" xmlns:w16cid="http://schemas.microsoft.com/office/word/2016/wordml/cid" xmlns:w16="http://schemas.microsoft.com/office/word/2018/wordml" xmlns:w16du="http://schemas.microsoft.com/office/word/2023/wordml/word16du" xmlns:w16sdtdh="http://schemas.microsoft.com/office/word/2020/wordml/sdtdatahash" xmlns:w16sdtfl="http://schemas.microsoft.com/office/word/2024/wordml/sdtformatlock" xmlns:w16se="http://schemas.microsoft.com/office/word/2015/wordml/symex" xmlns:wpg="http://schemas.microsoft.com/office/word/2010/wordprocessingGroup" xmlns:wpi="http://schemas.microsoft.com/office/word/2010/wordprocessingInk" xmlns:wne="http://schemas.microsoft.com/office/word/2006/wordml" xmlns:wps="http://schemas.microsoft.com/office/word/2010/wordprocessingShape" mc:Ignorable="w14 w15 w16se w16cid w16 w16cex w16sdtdh w16sdtfl w16du wp14">
   <w:body>
     <w:p>
       <w:pPr>
@@ -480,17 +480,6 @@
     </w:p>
     <w:p>
       <w:pPr>
-        <w:spacing w:line="240" w:lineRule="auto"/>
-        <w:jc w:val="center"/>
-        <w:rPr>
-          <w:rFonts w:ascii="Times New Roman" w:hAnsi="Times New Roman" w:cs="Times New Roman"/>
-          <w:sz w:val="28"/>
-          <w:szCs w:val="28"/>
-        </w:rPr>
-      </w:pPr>
-    </w:p>
-    <w:p>
-      <w:pPr>
         <w:spacing w:after="0" w:line="240" w:lineRule="auto"/>
         <w:rPr>
           <w:rFonts w:ascii="Times New Roman" w:hAnsi="Times New Roman" w:cs="Times New Roman"/>
@@ -517,6 +506,32 @@
         </w:rPr>
         <w:t>Гомель 2026</w:t>
       </w:r>
+    </w:p>
+    <w:p>
+      <w:pPr>
+        <w:rPr>
+          <w:rFonts w:ascii="Times New Roman" w:hAnsi="Times New Roman" w:cs="Times New Roman"/>
+          <w:sz w:val="28"/>
+          <w:szCs w:val="28"/>
+        </w:rPr>
+      </w:pPr>
+    </w:p>
+    <w:p>
+      <w:pPr>
+        <w:rPr>
+          <w:rFonts w:ascii="Times New Roman" w:hAnsi="Times New Roman" w:cs="Times New Roman"/>
+          <w:sz w:val="28"/>
+          <w:szCs w:val="28"/>
+        </w:rPr>
+        <w:sectPr>
+          <w:footerReference w:type="default" r:id="rId7"/>
+          <w:pgSz w:w="11906" w:h="16838"/>
+          <w:pgMar w:top="1134" w:right="567" w:bottom="1134" w:left="1644" w:header="709" w:footer="709" w:gutter="0"/>
+          <w:cols w:space="708"/>
+          <w:titlePg/>
+          <w:docGrid w:linePitch="360"/>
+        </w:sectPr>
+      </w:pPr>
     </w:p>
     <w:sdt>
       <w:sdtPr>
@@ -564,9 +579,13 @@
             <w:tabs>
               <w:tab w:val="right" w:leader="dot" w:pos="9685"/>
             </w:tabs>
+            <w:spacing w:after="0"/>
             <w:rPr>
-              <w:rFonts w:eastAsiaTheme="minorEastAsia"/>
+              <w:rFonts w:ascii="Times New Roman" w:eastAsiaTheme="minorEastAsia" w:hAnsi="Times New Roman" w:cs="Times New Roman"/>
               <w:noProof/>
+              <w:sz w:val="28"/>
+              <w:szCs w:val="28"/>
+              <w:lang w:eastAsia="ru-RU"/>
             </w:rPr>
           </w:pPr>
           <w:r>
@@ -593,59 +612,83 @@
             </w:rPr>
             <w:fldChar w:fldCharType="separate"/>
           </w:r>
-          <w:hyperlink w:anchor="_Toc224582978" w:history="1">
+          <w:hyperlink w:anchor="_Toc225375748" w:history="1">
             <w:r>
               <w:rPr>
                 <w:rStyle w:val="ae"/>
+                <w:rFonts w:ascii="Times New Roman" w:hAnsi="Times New Roman" w:cs="Times New Roman"/>
                 <w:noProof/>
+                <w:sz w:val="28"/>
+                <w:szCs w:val="28"/>
               </w:rPr>
               <w:t>ВВЕДЕНИЕ</w:t>
             </w:r>
             <w:r>
               <w:rPr>
+                <w:rFonts w:ascii="Times New Roman" w:hAnsi="Times New Roman" w:cs="Times New Roman"/>
                 <w:noProof/>
                 <w:webHidden/>
+                <w:sz w:val="28"/>
+                <w:szCs w:val="28"/>
               </w:rPr>
               <w:tab/>
             </w:r>
             <w:r>
               <w:rPr>
+                <w:rFonts w:ascii="Times New Roman" w:hAnsi="Times New Roman" w:cs="Times New Roman"/>
                 <w:noProof/>
                 <w:webHidden/>
+                <w:sz w:val="28"/>
+                <w:szCs w:val="28"/>
               </w:rPr>
               <w:fldChar w:fldCharType="begin"/>
             </w:r>
             <w:r>
               <w:rPr>
+                <w:rFonts w:ascii="Times New Roman" w:hAnsi="Times New Roman" w:cs="Times New Roman"/>
                 <w:noProof/>
                 <w:webHidden/>
-              </w:rPr>
-              <w:instrText xml:space="preserve"> PAGEREF _Toc224582978 \h </w:instrText>
-            </w:r>
-            <w:r>
-              <w:rPr>
+                <w:sz w:val="28"/>
+                <w:szCs w:val="28"/>
+              </w:rPr>
+              <w:instrText xml:space="preserve"> PAGEREF _Toc225375748 \h </w:instrText>
+            </w:r>
+            <w:r>
+              <w:rPr>
+                <w:rFonts w:ascii="Times New Roman" w:hAnsi="Times New Roman" w:cs="Times New Roman"/>
                 <w:noProof/>
                 <w:webHidden/>
-              </w:rPr>
-            </w:r>
-            <w:r>
-              <w:rPr>
+                <w:sz w:val="28"/>
+                <w:szCs w:val="28"/>
+              </w:rPr>
+            </w:r>
+            <w:r>
+              <w:rPr>
+                <w:rFonts w:ascii="Times New Roman" w:hAnsi="Times New Roman" w:cs="Times New Roman"/>
                 <w:noProof/>
                 <w:webHidden/>
+                <w:sz w:val="28"/>
+                <w:szCs w:val="28"/>
               </w:rPr>
               <w:fldChar w:fldCharType="separate"/>
             </w:r>
             <w:r>
               <w:rPr>
+                <w:rFonts w:ascii="Times New Roman" w:hAnsi="Times New Roman" w:cs="Times New Roman"/>
                 <w:noProof/>
                 <w:webHidden/>
+                <w:sz w:val="28"/>
+                <w:szCs w:val="28"/>
               </w:rPr>
               <w:t>3</w:t>
             </w:r>
             <w:r>
               <w:rPr>
+                <w:rFonts w:ascii="Times New Roman" w:hAnsi="Times New Roman" w:cs="Times New Roman"/>
                 <w:noProof/>
                 <w:webHidden/>
+                <w:sz w:val="28"/>
+                <w:szCs w:val="28"/>
               </w:rPr>
               <w:fldChar w:fldCharType="end"/>
             </w:r>
@@ -657,64 +700,92 @@
             <w:tabs>
               <w:tab w:val="right" w:leader="dot" w:pos="9685"/>
             </w:tabs>
+            <w:spacing w:after="0"/>
             <w:rPr>
-              <w:rFonts w:eastAsiaTheme="minorEastAsia"/>
+              <w:rFonts w:ascii="Times New Roman" w:eastAsiaTheme="minorEastAsia" w:hAnsi="Times New Roman" w:cs="Times New Roman"/>
               <w:noProof/>
+              <w:sz w:val="28"/>
+              <w:szCs w:val="28"/>
+              <w:lang w:eastAsia="ru-RU"/>
             </w:rPr>
           </w:pPr>
-          <w:hyperlink w:anchor="_Toc224582979" w:history="1">
+          <w:hyperlink w:anchor="_Toc225375749" w:history="1">
             <w:r>
               <w:rPr>
                 <w:rStyle w:val="ae"/>
+                <w:rFonts w:ascii="Times New Roman" w:hAnsi="Times New Roman" w:cs="Times New Roman"/>
                 <w:noProof/>
+                <w:sz w:val="28"/>
+                <w:szCs w:val="28"/>
               </w:rPr>
               <w:t>1 АНАЛИЗ ПРЕДМЕТНОЙ ОБЛАСТИ</w:t>
             </w:r>
             <w:r>
               <w:rPr>
+                <w:rFonts w:ascii="Times New Roman" w:hAnsi="Times New Roman" w:cs="Times New Roman"/>
                 <w:noProof/>
                 <w:webHidden/>
+                <w:sz w:val="28"/>
+                <w:szCs w:val="28"/>
               </w:rPr>
               <w:tab/>
             </w:r>
             <w:r>
               <w:rPr>
+                <w:rFonts w:ascii="Times New Roman" w:hAnsi="Times New Roman" w:cs="Times New Roman"/>
                 <w:noProof/>
                 <w:webHidden/>
+                <w:sz w:val="28"/>
+                <w:szCs w:val="28"/>
               </w:rPr>
               <w:fldChar w:fldCharType="begin"/>
             </w:r>
             <w:r>
               <w:rPr>
+                <w:rFonts w:ascii="Times New Roman" w:hAnsi="Times New Roman" w:cs="Times New Roman"/>
                 <w:noProof/>
                 <w:webHidden/>
-              </w:rPr>
-              <w:instrText xml:space="preserve"> PAGEREF _Toc224582979 \h </w:instrText>
-            </w:r>
-            <w:r>
-              <w:rPr>
+                <w:sz w:val="28"/>
+                <w:szCs w:val="28"/>
+              </w:rPr>
+              <w:instrText xml:space="preserve"> PAGEREF _Toc225375749 \h </w:instrText>
+            </w:r>
+            <w:r>
+              <w:rPr>
+                <w:rFonts w:ascii="Times New Roman" w:hAnsi="Times New Roman" w:cs="Times New Roman"/>
                 <w:noProof/>
                 <w:webHidden/>
-              </w:rPr>
-            </w:r>
-            <w:r>
-              <w:rPr>
+                <w:sz w:val="28"/>
+                <w:szCs w:val="28"/>
+              </w:rPr>
+            </w:r>
+            <w:r>
+              <w:rPr>
+                <w:rFonts w:ascii="Times New Roman" w:hAnsi="Times New Roman" w:cs="Times New Roman"/>
                 <w:noProof/>
                 <w:webHidden/>
+                <w:sz w:val="28"/>
+                <w:szCs w:val="28"/>
               </w:rPr>
               <w:fldChar w:fldCharType="separate"/>
             </w:r>
             <w:r>
               <w:rPr>
+                <w:rFonts w:ascii="Times New Roman" w:hAnsi="Times New Roman" w:cs="Times New Roman"/>
                 <w:noProof/>
                 <w:webHidden/>
+                <w:sz w:val="28"/>
+                <w:szCs w:val="28"/>
               </w:rPr>
               <w:t>4</w:t>
             </w:r>
             <w:r>
               <w:rPr>
+                <w:rFonts w:ascii="Times New Roman" w:hAnsi="Times New Roman" w:cs="Times New Roman"/>
                 <w:noProof/>
                 <w:webHidden/>
+                <w:sz w:val="28"/>
+                <w:szCs w:val="28"/>
               </w:rPr>
               <w:fldChar w:fldCharType="end"/>
             </w:r>
@@ -726,16 +797,23 @@
             <w:tabs>
               <w:tab w:val="right" w:leader="dot" w:pos="9685"/>
             </w:tabs>
+            <w:spacing w:after="0"/>
             <w:rPr>
-              <w:rFonts w:eastAsiaTheme="minorEastAsia"/>
+              <w:rFonts w:ascii="Times New Roman" w:eastAsiaTheme="minorEastAsia" w:hAnsi="Times New Roman" w:cs="Times New Roman"/>
               <w:noProof/>
+              <w:sz w:val="28"/>
+              <w:szCs w:val="28"/>
+              <w:lang w:eastAsia="ru-RU"/>
             </w:rPr>
           </w:pPr>
-          <w:hyperlink w:anchor="_Toc224582980" w:history="1">
+          <w:hyperlink w:anchor="_Toc225375750" w:history="1">
             <w:r>
               <w:rPr>
                 <w:rStyle w:val="ae"/>
+                <w:rFonts w:ascii="Times New Roman" w:hAnsi="Times New Roman" w:cs="Times New Roman"/>
                 <w:noProof/>
+                <w:sz w:val="28"/>
+                <w:szCs w:val="28"/>
                 <w:lang w:val="en-US"/>
               </w:rPr>
               <w:t>1.1</w:t>
@@ -743,55 +821,79 @@
             <w:r>
               <w:rPr>
                 <w:rStyle w:val="ae"/>
+                <w:rFonts w:ascii="Times New Roman" w:hAnsi="Times New Roman" w:cs="Times New Roman"/>
                 <w:noProof/>
+                <w:sz w:val="28"/>
+                <w:szCs w:val="28"/>
               </w:rPr>
               <w:t xml:space="preserve"> Анализ предметной области</w:t>
             </w:r>
             <w:r>
               <w:rPr>
+                <w:rFonts w:ascii="Times New Roman" w:hAnsi="Times New Roman" w:cs="Times New Roman"/>
                 <w:noProof/>
                 <w:webHidden/>
+                <w:sz w:val="28"/>
+                <w:szCs w:val="28"/>
               </w:rPr>
               <w:tab/>
             </w:r>
             <w:r>
               <w:rPr>
+                <w:rFonts w:ascii="Times New Roman" w:hAnsi="Times New Roman" w:cs="Times New Roman"/>
                 <w:noProof/>
                 <w:webHidden/>
+                <w:sz w:val="28"/>
+                <w:szCs w:val="28"/>
               </w:rPr>
               <w:fldChar w:fldCharType="begin"/>
             </w:r>
             <w:r>
               <w:rPr>
+                <w:rFonts w:ascii="Times New Roman" w:hAnsi="Times New Roman" w:cs="Times New Roman"/>
                 <w:noProof/>
                 <w:webHidden/>
-              </w:rPr>
-              <w:instrText xml:space="preserve"> PAGEREF _Toc224582980 \h </w:instrText>
-            </w:r>
-            <w:r>
-              <w:rPr>
+                <w:sz w:val="28"/>
+                <w:szCs w:val="28"/>
+              </w:rPr>
+              <w:instrText xml:space="preserve"> PAGEREF _Toc225375750 \h </w:instrText>
+            </w:r>
+            <w:r>
+              <w:rPr>
+                <w:rFonts w:ascii="Times New Roman" w:hAnsi="Times New Roman" w:cs="Times New Roman"/>
                 <w:noProof/>
                 <w:webHidden/>
-              </w:rPr>
-            </w:r>
-            <w:r>
-              <w:rPr>
+                <w:sz w:val="28"/>
+                <w:szCs w:val="28"/>
+              </w:rPr>
+            </w:r>
+            <w:r>
+              <w:rPr>
+                <w:rFonts w:ascii="Times New Roman" w:hAnsi="Times New Roman" w:cs="Times New Roman"/>
                 <w:noProof/>
                 <w:webHidden/>
+                <w:sz w:val="28"/>
+                <w:szCs w:val="28"/>
               </w:rPr>
               <w:fldChar w:fldCharType="separate"/>
             </w:r>
             <w:r>
               <w:rPr>
+                <w:rFonts w:ascii="Times New Roman" w:hAnsi="Times New Roman" w:cs="Times New Roman"/>
                 <w:noProof/>
                 <w:webHidden/>
+                <w:sz w:val="28"/>
+                <w:szCs w:val="28"/>
               </w:rPr>
               <w:t>4</w:t>
             </w:r>
             <w:r>
               <w:rPr>
+                <w:rFonts w:ascii="Times New Roman" w:hAnsi="Times New Roman" w:cs="Times New Roman"/>
                 <w:noProof/>
                 <w:webHidden/>
+                <w:sz w:val="28"/>
+                <w:szCs w:val="28"/>
               </w:rPr>
               <w:fldChar w:fldCharType="end"/>
             </w:r>
@@ -803,64 +905,92 @@
             <w:tabs>
               <w:tab w:val="right" w:leader="dot" w:pos="9685"/>
             </w:tabs>
+            <w:spacing w:after="0"/>
             <w:rPr>
-              <w:rFonts w:eastAsiaTheme="minorEastAsia"/>
+              <w:rFonts w:ascii="Times New Roman" w:eastAsiaTheme="minorEastAsia" w:hAnsi="Times New Roman" w:cs="Times New Roman"/>
               <w:noProof/>
+              <w:sz w:val="28"/>
+              <w:szCs w:val="28"/>
+              <w:lang w:eastAsia="ru-RU"/>
             </w:rPr>
           </w:pPr>
-          <w:hyperlink w:anchor="_Toc224582981" w:history="1">
+          <w:hyperlink w:anchor="_Toc225375751" w:history="1">
             <w:r>
               <w:rPr>
                 <w:rStyle w:val="ae"/>
+                <w:rFonts w:ascii="Times New Roman" w:hAnsi="Times New Roman" w:cs="Times New Roman"/>
                 <w:noProof/>
+                <w:sz w:val="28"/>
+                <w:szCs w:val="28"/>
               </w:rPr>
               <w:t>1.2 Аналитический обзор существующих аналогов</w:t>
             </w:r>
             <w:r>
               <w:rPr>
+                <w:rFonts w:ascii="Times New Roman" w:hAnsi="Times New Roman" w:cs="Times New Roman"/>
                 <w:noProof/>
                 <w:webHidden/>
+                <w:sz w:val="28"/>
+                <w:szCs w:val="28"/>
               </w:rPr>
               <w:tab/>
             </w:r>
             <w:r>
               <w:rPr>
+                <w:rFonts w:ascii="Times New Roman" w:hAnsi="Times New Roman" w:cs="Times New Roman"/>
                 <w:noProof/>
                 <w:webHidden/>
+                <w:sz w:val="28"/>
+                <w:szCs w:val="28"/>
               </w:rPr>
               <w:fldChar w:fldCharType="begin"/>
             </w:r>
             <w:r>
               <w:rPr>
+                <w:rFonts w:ascii="Times New Roman" w:hAnsi="Times New Roman" w:cs="Times New Roman"/>
                 <w:noProof/>
                 <w:webHidden/>
-              </w:rPr>
-              <w:instrText xml:space="preserve"> PAGEREF _Toc224582981 \h </w:instrText>
-            </w:r>
-            <w:r>
-              <w:rPr>
+                <w:sz w:val="28"/>
+                <w:szCs w:val="28"/>
+              </w:rPr>
+              <w:instrText xml:space="preserve"> PAGEREF _Toc225375751 \h </w:instrText>
+            </w:r>
+            <w:r>
+              <w:rPr>
+                <w:rFonts w:ascii="Times New Roman" w:hAnsi="Times New Roman" w:cs="Times New Roman"/>
                 <w:noProof/>
                 <w:webHidden/>
-              </w:rPr>
-            </w:r>
-            <w:r>
-              <w:rPr>
+                <w:sz w:val="28"/>
+                <w:szCs w:val="28"/>
+              </w:rPr>
+            </w:r>
+            <w:r>
+              <w:rPr>
+                <w:rFonts w:ascii="Times New Roman" w:hAnsi="Times New Roman" w:cs="Times New Roman"/>
                 <w:noProof/>
                 <w:webHidden/>
+                <w:sz w:val="28"/>
+                <w:szCs w:val="28"/>
               </w:rPr>
               <w:fldChar w:fldCharType="separate"/>
             </w:r>
             <w:r>
               <w:rPr>
+                <w:rFonts w:ascii="Times New Roman" w:hAnsi="Times New Roman" w:cs="Times New Roman"/>
                 <w:noProof/>
                 <w:webHidden/>
+                <w:sz w:val="28"/>
+                <w:szCs w:val="28"/>
               </w:rPr>
               <w:t>5</w:t>
             </w:r>
             <w:r>
               <w:rPr>
+                <w:rFonts w:ascii="Times New Roman" w:hAnsi="Times New Roman" w:cs="Times New Roman"/>
                 <w:noProof/>
                 <w:webHidden/>
+                <w:sz w:val="28"/>
+                <w:szCs w:val="28"/>
               </w:rPr>
               <w:fldChar w:fldCharType="end"/>
             </w:r>
@@ -872,64 +1002,92 @@
             <w:tabs>
               <w:tab w:val="right" w:leader="dot" w:pos="9685"/>
             </w:tabs>
+            <w:spacing w:after="0"/>
             <w:rPr>
-              <w:rFonts w:eastAsiaTheme="minorEastAsia"/>
+              <w:rFonts w:ascii="Times New Roman" w:eastAsiaTheme="minorEastAsia" w:hAnsi="Times New Roman" w:cs="Times New Roman"/>
               <w:noProof/>
+              <w:sz w:val="28"/>
+              <w:szCs w:val="28"/>
+              <w:lang w:eastAsia="ru-RU"/>
             </w:rPr>
           </w:pPr>
-          <w:hyperlink w:anchor="_Toc224582982" w:history="1">
+          <w:hyperlink w:anchor="_Toc225375752" w:history="1">
             <w:r>
               <w:rPr>
                 <w:rStyle w:val="ae"/>
+                <w:rFonts w:ascii="Times New Roman" w:hAnsi="Times New Roman" w:cs="Times New Roman"/>
                 <w:noProof/>
+                <w:sz w:val="28"/>
+                <w:szCs w:val="28"/>
               </w:rPr>
               <w:t>1.3 Обзор технологий для реализации программного обеспечения</w:t>
             </w:r>
             <w:r>
               <w:rPr>
+                <w:rFonts w:ascii="Times New Roman" w:hAnsi="Times New Roman" w:cs="Times New Roman"/>
                 <w:noProof/>
                 <w:webHidden/>
+                <w:sz w:val="28"/>
+                <w:szCs w:val="28"/>
               </w:rPr>
               <w:tab/>
             </w:r>
             <w:r>
               <w:rPr>
+                <w:rFonts w:ascii="Times New Roman" w:hAnsi="Times New Roman" w:cs="Times New Roman"/>
                 <w:noProof/>
                 <w:webHidden/>
+                <w:sz w:val="28"/>
+                <w:szCs w:val="28"/>
               </w:rPr>
               <w:fldChar w:fldCharType="begin"/>
             </w:r>
             <w:r>
               <w:rPr>
+                <w:rFonts w:ascii="Times New Roman" w:hAnsi="Times New Roman" w:cs="Times New Roman"/>
                 <w:noProof/>
                 <w:webHidden/>
-              </w:rPr>
-              <w:instrText xml:space="preserve"> PAGEREF _Toc224582982 \h </w:instrText>
-            </w:r>
-            <w:r>
-              <w:rPr>
+                <w:sz w:val="28"/>
+                <w:szCs w:val="28"/>
+              </w:rPr>
+              <w:instrText xml:space="preserve"> PAGEREF _Toc225375752 \h </w:instrText>
+            </w:r>
+            <w:r>
+              <w:rPr>
+                <w:rFonts w:ascii="Times New Roman" w:hAnsi="Times New Roman" w:cs="Times New Roman"/>
                 <w:noProof/>
                 <w:webHidden/>
-              </w:rPr>
-            </w:r>
-            <w:r>
-              <w:rPr>
+                <w:sz w:val="28"/>
+                <w:szCs w:val="28"/>
+              </w:rPr>
+            </w:r>
+            <w:r>
+              <w:rPr>
+                <w:rFonts w:ascii="Times New Roman" w:hAnsi="Times New Roman" w:cs="Times New Roman"/>
                 <w:noProof/>
                 <w:webHidden/>
+                <w:sz w:val="28"/>
+                <w:szCs w:val="28"/>
               </w:rPr>
               <w:fldChar w:fldCharType="separate"/>
             </w:r>
             <w:r>
               <w:rPr>
+                <w:rFonts w:ascii="Times New Roman" w:hAnsi="Times New Roman" w:cs="Times New Roman"/>
                 <w:noProof/>
                 <w:webHidden/>
+                <w:sz w:val="28"/>
+                <w:szCs w:val="28"/>
               </w:rPr>
               <w:t>7</w:t>
             </w:r>
             <w:r>
               <w:rPr>
+                <w:rFonts w:ascii="Times New Roman" w:hAnsi="Times New Roman" w:cs="Times New Roman"/>
                 <w:noProof/>
                 <w:webHidden/>
+                <w:sz w:val="28"/>
+                <w:szCs w:val="28"/>
               </w:rPr>
               <w:fldChar w:fldCharType="end"/>
             </w:r>
@@ -941,64 +1099,92 @@
             <w:tabs>
               <w:tab w:val="right" w:leader="dot" w:pos="9685"/>
             </w:tabs>
+            <w:spacing w:after="0"/>
             <w:rPr>
-              <w:rFonts w:eastAsiaTheme="minorEastAsia"/>
+              <w:rFonts w:ascii="Times New Roman" w:eastAsiaTheme="minorEastAsia" w:hAnsi="Times New Roman" w:cs="Times New Roman"/>
               <w:noProof/>
+              <w:sz w:val="28"/>
+              <w:szCs w:val="28"/>
+              <w:lang w:eastAsia="ru-RU"/>
             </w:rPr>
           </w:pPr>
-          <w:hyperlink w:anchor="_Toc224582983" w:history="1">
+          <w:hyperlink w:anchor="_Toc225375753" w:history="1">
             <w:r>
               <w:rPr>
                 <w:rStyle w:val="ae"/>
+                <w:rFonts w:ascii="Times New Roman" w:hAnsi="Times New Roman" w:cs="Times New Roman"/>
                 <w:noProof/>
+                <w:sz w:val="28"/>
+                <w:szCs w:val="28"/>
               </w:rPr>
               <w:t>1.4 Анализ инструментальных средств автоматизации разработки и тестирования</w:t>
             </w:r>
             <w:r>
               <w:rPr>
+                <w:rFonts w:ascii="Times New Roman" w:hAnsi="Times New Roman" w:cs="Times New Roman"/>
                 <w:noProof/>
                 <w:webHidden/>
+                <w:sz w:val="28"/>
+                <w:szCs w:val="28"/>
               </w:rPr>
               <w:tab/>
             </w:r>
             <w:r>
               <w:rPr>
+                <w:rFonts w:ascii="Times New Roman" w:hAnsi="Times New Roman" w:cs="Times New Roman"/>
                 <w:noProof/>
                 <w:webHidden/>
+                <w:sz w:val="28"/>
+                <w:szCs w:val="28"/>
               </w:rPr>
               <w:fldChar w:fldCharType="begin"/>
             </w:r>
             <w:r>
               <w:rPr>
+                <w:rFonts w:ascii="Times New Roman" w:hAnsi="Times New Roman" w:cs="Times New Roman"/>
                 <w:noProof/>
                 <w:webHidden/>
-              </w:rPr>
-              <w:instrText xml:space="preserve"> PAGEREF _Toc224582983 \h </w:instrText>
-            </w:r>
-            <w:r>
-              <w:rPr>
+                <w:sz w:val="28"/>
+                <w:szCs w:val="28"/>
+              </w:rPr>
+              <w:instrText xml:space="preserve"> PAGEREF _Toc225375753 \h </w:instrText>
+            </w:r>
+            <w:r>
+              <w:rPr>
+                <w:rFonts w:ascii="Times New Roman" w:hAnsi="Times New Roman" w:cs="Times New Roman"/>
                 <w:noProof/>
                 <w:webHidden/>
-              </w:rPr>
-            </w:r>
-            <w:r>
-              <w:rPr>
+                <w:sz w:val="28"/>
+                <w:szCs w:val="28"/>
+              </w:rPr>
+            </w:r>
+            <w:r>
+              <w:rPr>
+                <w:rFonts w:ascii="Times New Roman" w:hAnsi="Times New Roman" w:cs="Times New Roman"/>
                 <w:noProof/>
                 <w:webHidden/>
+                <w:sz w:val="28"/>
+                <w:szCs w:val="28"/>
               </w:rPr>
               <w:fldChar w:fldCharType="separate"/>
             </w:r>
             <w:r>
               <w:rPr>
+                <w:rFonts w:ascii="Times New Roman" w:hAnsi="Times New Roman" w:cs="Times New Roman"/>
                 <w:noProof/>
                 <w:webHidden/>
+                <w:sz w:val="28"/>
+                <w:szCs w:val="28"/>
               </w:rPr>
               <w:t>9</w:t>
             </w:r>
             <w:r>
               <w:rPr>
+                <w:rFonts w:ascii="Times New Roman" w:hAnsi="Times New Roman" w:cs="Times New Roman"/>
                 <w:noProof/>
                 <w:webHidden/>
+                <w:sz w:val="28"/>
+                <w:szCs w:val="28"/>
               </w:rPr>
               <w:fldChar w:fldCharType="end"/>
             </w:r>
@@ -1010,64 +1196,92 @@
             <w:tabs>
               <w:tab w:val="right" w:leader="dot" w:pos="9685"/>
             </w:tabs>
+            <w:spacing w:after="0"/>
             <w:rPr>
-              <w:rFonts w:eastAsiaTheme="minorEastAsia"/>
+              <w:rFonts w:ascii="Times New Roman" w:eastAsiaTheme="minorEastAsia" w:hAnsi="Times New Roman" w:cs="Times New Roman"/>
               <w:noProof/>
+              <w:sz w:val="28"/>
+              <w:szCs w:val="28"/>
+              <w:lang w:eastAsia="ru-RU"/>
             </w:rPr>
           </w:pPr>
-          <w:hyperlink w:anchor="_Toc224582984" w:history="1">
+          <w:hyperlink w:anchor="_Toc225375754" w:history="1">
             <w:r>
               <w:rPr>
                 <w:rStyle w:val="ae"/>
+                <w:rFonts w:ascii="Times New Roman" w:hAnsi="Times New Roman" w:cs="Times New Roman"/>
                 <w:noProof/>
+                <w:sz w:val="28"/>
+                <w:szCs w:val="28"/>
               </w:rPr>
               <w:t>1.5 Постановка задачи на дипломное проектирование</w:t>
             </w:r>
             <w:r>
               <w:rPr>
+                <w:rFonts w:ascii="Times New Roman" w:hAnsi="Times New Roman" w:cs="Times New Roman"/>
                 <w:noProof/>
                 <w:webHidden/>
+                <w:sz w:val="28"/>
+                <w:szCs w:val="28"/>
               </w:rPr>
               <w:tab/>
             </w:r>
             <w:r>
               <w:rPr>
+                <w:rFonts w:ascii="Times New Roman" w:hAnsi="Times New Roman" w:cs="Times New Roman"/>
                 <w:noProof/>
                 <w:webHidden/>
+                <w:sz w:val="28"/>
+                <w:szCs w:val="28"/>
               </w:rPr>
               <w:fldChar w:fldCharType="begin"/>
             </w:r>
             <w:r>
               <w:rPr>
+                <w:rFonts w:ascii="Times New Roman" w:hAnsi="Times New Roman" w:cs="Times New Roman"/>
                 <w:noProof/>
                 <w:webHidden/>
-              </w:rPr>
-              <w:instrText xml:space="preserve"> PAGEREF _Toc224582984 \h </w:instrText>
-            </w:r>
-            <w:r>
-              <w:rPr>
+                <w:sz w:val="28"/>
+                <w:szCs w:val="28"/>
+              </w:rPr>
+              <w:instrText xml:space="preserve"> PAGEREF _Toc225375754 \h </w:instrText>
+            </w:r>
+            <w:r>
+              <w:rPr>
+                <w:rFonts w:ascii="Times New Roman" w:hAnsi="Times New Roman" w:cs="Times New Roman"/>
                 <w:noProof/>
                 <w:webHidden/>
-              </w:rPr>
-            </w:r>
-            <w:r>
-              <w:rPr>
+                <w:sz w:val="28"/>
+                <w:szCs w:val="28"/>
+              </w:rPr>
+            </w:r>
+            <w:r>
+              <w:rPr>
+                <w:rFonts w:ascii="Times New Roman" w:hAnsi="Times New Roman" w:cs="Times New Roman"/>
                 <w:noProof/>
                 <w:webHidden/>
+                <w:sz w:val="28"/>
+                <w:szCs w:val="28"/>
               </w:rPr>
               <w:fldChar w:fldCharType="separate"/>
             </w:r>
             <w:r>
               <w:rPr>
+                <w:rFonts w:ascii="Times New Roman" w:hAnsi="Times New Roman" w:cs="Times New Roman"/>
                 <w:noProof/>
                 <w:webHidden/>
+                <w:sz w:val="28"/>
+                <w:szCs w:val="28"/>
               </w:rPr>
               <w:t>12</w:t>
             </w:r>
             <w:r>
               <w:rPr>
+                <w:rFonts w:ascii="Times New Roman" w:hAnsi="Times New Roman" w:cs="Times New Roman"/>
                 <w:noProof/>
                 <w:webHidden/>
+                <w:sz w:val="28"/>
+                <w:szCs w:val="28"/>
               </w:rPr>
               <w:fldChar w:fldCharType="end"/>
             </w:r>
@@ -1079,16 +1293,23 @@
             <w:tabs>
               <w:tab w:val="right" w:leader="dot" w:pos="9685"/>
             </w:tabs>
+            <w:spacing w:after="0"/>
             <w:rPr>
-              <w:rFonts w:eastAsiaTheme="minorEastAsia"/>
+              <w:rFonts w:ascii="Times New Roman" w:eastAsiaTheme="minorEastAsia" w:hAnsi="Times New Roman" w:cs="Times New Roman"/>
               <w:noProof/>
+              <w:sz w:val="28"/>
+              <w:szCs w:val="28"/>
+              <w:lang w:eastAsia="ru-RU"/>
             </w:rPr>
           </w:pPr>
-          <w:hyperlink w:anchor="_Toc224582985" w:history="1">
+          <w:hyperlink w:anchor="_Toc225375755" w:history="1">
             <w:r>
               <w:rPr>
                 <w:rStyle w:val="ae"/>
+                <w:rFonts w:ascii="Times New Roman" w:hAnsi="Times New Roman" w:cs="Times New Roman"/>
                 <w:noProof/>
+                <w:sz w:val="28"/>
+                <w:szCs w:val="28"/>
                 <w:lang w:val="en-US"/>
               </w:rPr>
               <w:t>2</w:t>
@@ -1096,55 +1317,79 @@
             <w:r>
               <w:rPr>
                 <w:rStyle w:val="ae"/>
+                <w:rFonts w:ascii="Times New Roman" w:hAnsi="Times New Roman" w:cs="Times New Roman"/>
                 <w:noProof/>
+                <w:sz w:val="28"/>
+                <w:szCs w:val="28"/>
               </w:rPr>
               <w:t xml:space="preserve"> АРХИТЕКТУРА ПРОГРАММНОГО ОБЕСПЕЧЕНИЯ</w:t>
             </w:r>
             <w:r>
               <w:rPr>
+                <w:rFonts w:ascii="Times New Roman" w:hAnsi="Times New Roman" w:cs="Times New Roman"/>
                 <w:noProof/>
                 <w:webHidden/>
+                <w:sz w:val="28"/>
+                <w:szCs w:val="28"/>
               </w:rPr>
               <w:tab/>
             </w:r>
             <w:r>
               <w:rPr>
+                <w:rFonts w:ascii="Times New Roman" w:hAnsi="Times New Roman" w:cs="Times New Roman"/>
                 <w:noProof/>
                 <w:webHidden/>
+                <w:sz w:val="28"/>
+                <w:szCs w:val="28"/>
               </w:rPr>
               <w:fldChar w:fldCharType="begin"/>
             </w:r>
             <w:r>
               <w:rPr>
+                <w:rFonts w:ascii="Times New Roman" w:hAnsi="Times New Roman" w:cs="Times New Roman"/>
                 <w:noProof/>
                 <w:webHidden/>
-              </w:rPr>
-              <w:instrText xml:space="preserve"> PAGEREF _Toc224582985 \h </w:instrText>
-            </w:r>
-            <w:r>
-              <w:rPr>
+                <w:sz w:val="28"/>
+                <w:szCs w:val="28"/>
+              </w:rPr>
+              <w:instrText xml:space="preserve"> PAGEREF _Toc225375755 \h </w:instrText>
+            </w:r>
+            <w:r>
+              <w:rPr>
+                <w:rFonts w:ascii="Times New Roman" w:hAnsi="Times New Roman" w:cs="Times New Roman"/>
                 <w:noProof/>
                 <w:webHidden/>
-              </w:rPr>
-            </w:r>
-            <w:r>
-              <w:rPr>
+                <w:sz w:val="28"/>
+                <w:szCs w:val="28"/>
+              </w:rPr>
+            </w:r>
+            <w:r>
+              <w:rPr>
+                <w:rFonts w:ascii="Times New Roman" w:hAnsi="Times New Roman" w:cs="Times New Roman"/>
                 <w:noProof/>
                 <w:webHidden/>
+                <w:sz w:val="28"/>
+                <w:szCs w:val="28"/>
               </w:rPr>
               <w:fldChar w:fldCharType="separate"/>
             </w:r>
             <w:r>
               <w:rPr>
+                <w:rFonts w:ascii="Times New Roman" w:hAnsi="Times New Roman" w:cs="Times New Roman"/>
                 <w:noProof/>
                 <w:webHidden/>
+                <w:sz w:val="28"/>
+                <w:szCs w:val="28"/>
               </w:rPr>
               <w:t>14</w:t>
             </w:r>
             <w:r>
               <w:rPr>
+                <w:rFonts w:ascii="Times New Roman" w:hAnsi="Times New Roman" w:cs="Times New Roman"/>
                 <w:noProof/>
                 <w:webHidden/>
+                <w:sz w:val="28"/>
+                <w:szCs w:val="28"/>
               </w:rPr>
               <w:fldChar w:fldCharType="end"/>
             </w:r>
@@ -1156,64 +1401,92 @@
             <w:tabs>
               <w:tab w:val="right" w:leader="dot" w:pos="9685"/>
             </w:tabs>
+            <w:spacing w:after="0"/>
             <w:rPr>
-              <w:rFonts w:eastAsiaTheme="minorEastAsia"/>
+              <w:rFonts w:ascii="Times New Roman" w:eastAsiaTheme="minorEastAsia" w:hAnsi="Times New Roman" w:cs="Times New Roman"/>
               <w:noProof/>
+              <w:sz w:val="28"/>
+              <w:szCs w:val="28"/>
+              <w:lang w:eastAsia="ru-RU"/>
             </w:rPr>
           </w:pPr>
-          <w:hyperlink w:anchor="_Toc224582986" w:history="1">
+          <w:hyperlink w:anchor="_Toc225375756" w:history="1">
             <w:r>
               <w:rPr>
                 <w:rStyle w:val="ae"/>
+                <w:rFonts w:ascii="Times New Roman" w:hAnsi="Times New Roman" w:cs="Times New Roman"/>
                 <w:noProof/>
+                <w:sz w:val="28"/>
+                <w:szCs w:val="28"/>
               </w:rPr>
               <w:t>2.1 Общая структура приложения</w:t>
             </w:r>
             <w:r>
               <w:rPr>
+                <w:rFonts w:ascii="Times New Roman" w:hAnsi="Times New Roman" w:cs="Times New Roman"/>
                 <w:noProof/>
                 <w:webHidden/>
+                <w:sz w:val="28"/>
+                <w:szCs w:val="28"/>
               </w:rPr>
               <w:tab/>
             </w:r>
             <w:r>
               <w:rPr>
+                <w:rFonts w:ascii="Times New Roman" w:hAnsi="Times New Roman" w:cs="Times New Roman"/>
                 <w:noProof/>
                 <w:webHidden/>
+                <w:sz w:val="28"/>
+                <w:szCs w:val="28"/>
               </w:rPr>
               <w:fldChar w:fldCharType="begin"/>
             </w:r>
             <w:r>
               <w:rPr>
+                <w:rFonts w:ascii="Times New Roman" w:hAnsi="Times New Roman" w:cs="Times New Roman"/>
                 <w:noProof/>
                 <w:webHidden/>
-              </w:rPr>
-              <w:instrText xml:space="preserve"> PAGEREF _Toc224582986 \h </w:instrText>
-            </w:r>
-            <w:r>
-              <w:rPr>
+                <w:sz w:val="28"/>
+                <w:szCs w:val="28"/>
+              </w:rPr>
+              <w:instrText xml:space="preserve"> PAGEREF _Toc225375756 \h </w:instrText>
+            </w:r>
+            <w:r>
+              <w:rPr>
+                <w:rFonts w:ascii="Times New Roman" w:hAnsi="Times New Roman" w:cs="Times New Roman"/>
                 <w:noProof/>
                 <w:webHidden/>
-              </w:rPr>
-            </w:r>
-            <w:r>
-              <w:rPr>
+                <w:sz w:val="28"/>
+                <w:szCs w:val="28"/>
+              </w:rPr>
+            </w:r>
+            <w:r>
+              <w:rPr>
+                <w:rFonts w:ascii="Times New Roman" w:hAnsi="Times New Roman" w:cs="Times New Roman"/>
                 <w:noProof/>
                 <w:webHidden/>
+                <w:sz w:val="28"/>
+                <w:szCs w:val="28"/>
               </w:rPr>
               <w:fldChar w:fldCharType="separate"/>
             </w:r>
             <w:r>
               <w:rPr>
+                <w:rFonts w:ascii="Times New Roman" w:hAnsi="Times New Roman" w:cs="Times New Roman"/>
                 <w:noProof/>
                 <w:webHidden/>
+                <w:sz w:val="28"/>
+                <w:szCs w:val="28"/>
               </w:rPr>
               <w:t>14</w:t>
             </w:r>
             <w:r>
               <w:rPr>
+                <w:rFonts w:ascii="Times New Roman" w:hAnsi="Times New Roman" w:cs="Times New Roman"/>
                 <w:noProof/>
                 <w:webHidden/>
+                <w:sz w:val="28"/>
+                <w:szCs w:val="28"/>
               </w:rPr>
               <w:fldChar w:fldCharType="end"/>
             </w:r>
@@ -1225,16 +1498,23 @@
             <w:tabs>
               <w:tab w:val="right" w:leader="dot" w:pos="9685"/>
             </w:tabs>
+            <w:spacing w:after="0"/>
             <w:rPr>
-              <w:rFonts w:eastAsiaTheme="minorEastAsia"/>
+              <w:rFonts w:ascii="Times New Roman" w:eastAsiaTheme="minorEastAsia" w:hAnsi="Times New Roman" w:cs="Times New Roman"/>
               <w:noProof/>
+              <w:sz w:val="28"/>
+              <w:szCs w:val="28"/>
+              <w:lang w:eastAsia="ru-RU"/>
             </w:rPr>
           </w:pPr>
-          <w:hyperlink w:anchor="_Toc224582987" w:history="1">
+          <w:hyperlink w:anchor="_Toc225375757" w:history="1">
             <w:r>
               <w:rPr>
                 <w:rStyle w:val="ae"/>
+                <w:rFonts w:ascii="Times New Roman" w:hAnsi="Times New Roman" w:cs="Times New Roman"/>
                 <w:noProof/>
+                <w:sz w:val="28"/>
+                <w:szCs w:val="28"/>
                 <w:lang w:val="en-US"/>
               </w:rPr>
               <w:t>2.2</w:t>
@@ -1242,71 +1522,101 @@
             <w:r>
               <w:rPr>
                 <w:rStyle w:val="ae"/>
+                <w:rFonts w:ascii="Times New Roman" w:hAnsi="Times New Roman" w:cs="Times New Roman"/>
                 <w:noProof/>
+                <w:sz w:val="28"/>
+                <w:szCs w:val="28"/>
               </w:rPr>
               <w:t xml:space="preserve"> Функциональная модель </w:t>
             </w:r>
             <w:r>
               <w:rPr>
                 <w:rStyle w:val="ae"/>
+                <w:rFonts w:ascii="Times New Roman" w:hAnsi="Times New Roman" w:cs="Times New Roman"/>
                 <w:i/>
                 <w:noProof/>
+                <w:sz w:val="28"/>
+                <w:szCs w:val="28"/>
               </w:rPr>
               <w:t>Web</w:t>
             </w:r>
             <w:r>
               <w:rPr>
                 <w:rStyle w:val="ae"/>
+                <w:rFonts w:ascii="Times New Roman" w:hAnsi="Times New Roman" w:cs="Times New Roman"/>
                 <w:iCs/>
                 <w:noProof/>
+                <w:sz w:val="28"/>
+                <w:szCs w:val="28"/>
               </w:rPr>
               <w:t>-приложения</w:t>
             </w:r>
             <w:r>
               <w:rPr>
+                <w:rFonts w:ascii="Times New Roman" w:hAnsi="Times New Roman" w:cs="Times New Roman"/>
                 <w:noProof/>
                 <w:webHidden/>
+                <w:sz w:val="28"/>
+                <w:szCs w:val="28"/>
               </w:rPr>
               <w:tab/>
             </w:r>
             <w:r>
               <w:rPr>
+                <w:rFonts w:ascii="Times New Roman" w:hAnsi="Times New Roman" w:cs="Times New Roman"/>
                 <w:noProof/>
                 <w:webHidden/>
+                <w:sz w:val="28"/>
+                <w:szCs w:val="28"/>
               </w:rPr>
               <w:fldChar w:fldCharType="begin"/>
             </w:r>
             <w:r>
               <w:rPr>
+                <w:rFonts w:ascii="Times New Roman" w:hAnsi="Times New Roman" w:cs="Times New Roman"/>
                 <w:noProof/>
                 <w:webHidden/>
-              </w:rPr>
-              <w:instrText xml:space="preserve"> PAGEREF _Toc224582987 \h </w:instrText>
-            </w:r>
-            <w:r>
-              <w:rPr>
+                <w:sz w:val="28"/>
+                <w:szCs w:val="28"/>
+              </w:rPr>
+              <w:instrText xml:space="preserve"> PAGEREF _Toc225375757 \h </w:instrText>
+            </w:r>
+            <w:r>
+              <w:rPr>
+                <w:rFonts w:ascii="Times New Roman" w:hAnsi="Times New Roman" w:cs="Times New Roman"/>
                 <w:noProof/>
                 <w:webHidden/>
-              </w:rPr>
-            </w:r>
-            <w:r>
-              <w:rPr>
+                <w:sz w:val="28"/>
+                <w:szCs w:val="28"/>
+              </w:rPr>
+            </w:r>
+            <w:r>
+              <w:rPr>
+                <w:rFonts w:ascii="Times New Roman" w:hAnsi="Times New Roman" w:cs="Times New Roman"/>
                 <w:noProof/>
                 <w:webHidden/>
+                <w:sz w:val="28"/>
+                <w:szCs w:val="28"/>
               </w:rPr>
               <w:fldChar w:fldCharType="separate"/>
             </w:r>
             <w:r>
               <w:rPr>
+                <w:rFonts w:ascii="Times New Roman" w:hAnsi="Times New Roman" w:cs="Times New Roman"/>
                 <w:noProof/>
                 <w:webHidden/>
+                <w:sz w:val="28"/>
+                <w:szCs w:val="28"/>
               </w:rPr>
               <w:t>16</w:t>
             </w:r>
             <w:r>
               <w:rPr>
+                <w:rFonts w:ascii="Times New Roman" w:hAnsi="Times New Roman" w:cs="Times New Roman"/>
                 <w:noProof/>
                 <w:webHidden/>
+                <w:sz w:val="28"/>
+                <w:szCs w:val="28"/>
               </w:rPr>
               <w:fldChar w:fldCharType="end"/>
             </w:r>
@@ -1318,78 +1628,309 @@
             <w:tabs>
               <w:tab w:val="right" w:leader="dot" w:pos="9685"/>
             </w:tabs>
+            <w:spacing w:after="0"/>
+            <w:rPr>
+              <w:rFonts w:ascii="Times New Roman" w:eastAsiaTheme="minorEastAsia" w:hAnsi="Times New Roman" w:cs="Times New Roman"/>
+              <w:noProof/>
+              <w:sz w:val="28"/>
+              <w:szCs w:val="28"/>
+              <w:lang w:eastAsia="ru-RU"/>
+            </w:rPr>
+          </w:pPr>
+          <w:hyperlink w:anchor="_Toc225375758" w:history="1">
+            <w:r>
+              <w:rPr>
+                <w:rStyle w:val="ae"/>
+                <w:rFonts w:ascii="Times New Roman" w:hAnsi="Times New Roman" w:cs="Times New Roman"/>
+                <w:noProof/>
+                <w:sz w:val="28"/>
+                <w:szCs w:val="28"/>
+                <w:lang w:val="en-US"/>
+              </w:rPr>
+              <w:t>2.3</w:t>
+            </w:r>
+            <w:r>
+              <w:rPr>
+                <w:rStyle w:val="ae"/>
+                <w:rFonts w:ascii="Times New Roman" w:hAnsi="Times New Roman" w:cs="Times New Roman"/>
+                <w:noProof/>
+                <w:sz w:val="28"/>
+                <w:szCs w:val="28"/>
+              </w:rPr>
+              <w:t xml:space="preserve"> Информационная модель программного комплекса</w:t>
+            </w:r>
+            <w:r>
+              <w:rPr>
+                <w:rFonts w:ascii="Times New Roman" w:hAnsi="Times New Roman" w:cs="Times New Roman"/>
+                <w:noProof/>
+                <w:webHidden/>
+                <w:sz w:val="28"/>
+                <w:szCs w:val="28"/>
+              </w:rPr>
+              <w:tab/>
+            </w:r>
+            <w:r>
+              <w:rPr>
+                <w:rFonts w:ascii="Times New Roman" w:hAnsi="Times New Roman" w:cs="Times New Roman"/>
+                <w:noProof/>
+                <w:webHidden/>
+                <w:sz w:val="28"/>
+                <w:szCs w:val="28"/>
+              </w:rPr>
+              <w:fldChar w:fldCharType="begin"/>
+            </w:r>
+            <w:r>
+              <w:rPr>
+                <w:rFonts w:ascii="Times New Roman" w:hAnsi="Times New Roman" w:cs="Times New Roman"/>
+                <w:noProof/>
+                <w:webHidden/>
+                <w:sz w:val="28"/>
+                <w:szCs w:val="28"/>
+              </w:rPr>
+              <w:instrText xml:space="preserve"> PAGEREF _Toc225375758 \h </w:instrText>
+            </w:r>
+            <w:r>
+              <w:rPr>
+                <w:rFonts w:ascii="Times New Roman" w:hAnsi="Times New Roman" w:cs="Times New Roman"/>
+                <w:noProof/>
+                <w:webHidden/>
+                <w:sz w:val="28"/>
+                <w:szCs w:val="28"/>
+              </w:rPr>
+            </w:r>
+            <w:r>
+              <w:rPr>
+                <w:rFonts w:ascii="Times New Roman" w:hAnsi="Times New Roman" w:cs="Times New Roman"/>
+                <w:noProof/>
+                <w:webHidden/>
+                <w:sz w:val="28"/>
+                <w:szCs w:val="28"/>
+              </w:rPr>
+              <w:fldChar w:fldCharType="separate"/>
+            </w:r>
+            <w:r>
+              <w:rPr>
+                <w:rFonts w:ascii="Times New Roman" w:hAnsi="Times New Roman" w:cs="Times New Roman"/>
+                <w:noProof/>
+                <w:webHidden/>
+                <w:sz w:val="28"/>
+                <w:szCs w:val="28"/>
+              </w:rPr>
+              <w:t>20</w:t>
+            </w:r>
+            <w:r>
+              <w:rPr>
+                <w:rFonts w:ascii="Times New Roman" w:hAnsi="Times New Roman" w:cs="Times New Roman"/>
+                <w:noProof/>
+                <w:webHidden/>
+                <w:sz w:val="28"/>
+                <w:szCs w:val="28"/>
+              </w:rPr>
+              <w:fldChar w:fldCharType="end"/>
+            </w:r>
+          </w:hyperlink>
+        </w:p>
+        <w:p>
+          <w:pPr>
+            <w:pStyle w:val="11"/>
+            <w:tabs>
+              <w:tab w:val="right" w:leader="dot" w:pos="9685"/>
+            </w:tabs>
+            <w:spacing w:after="0"/>
+            <w:rPr>
+              <w:rFonts w:ascii="Times New Roman" w:eastAsiaTheme="minorEastAsia" w:hAnsi="Times New Roman" w:cs="Times New Roman"/>
+              <w:noProof/>
+              <w:sz w:val="28"/>
+              <w:szCs w:val="28"/>
+              <w:lang w:eastAsia="ru-RU"/>
+            </w:rPr>
+          </w:pPr>
+          <w:hyperlink w:anchor="_Toc225375759" w:history="1">
+            <w:r>
+              <w:rPr>
+                <w:rStyle w:val="ae"/>
+                <w:rFonts w:ascii="Times New Roman" w:hAnsi="Times New Roman" w:cs="Times New Roman"/>
+                <w:noProof/>
+                <w:sz w:val="28"/>
+                <w:szCs w:val="28"/>
+              </w:rPr>
+              <w:t>ЗАКЛЮЧЕНИЕ</w:t>
+            </w:r>
+            <w:r>
+              <w:rPr>
+                <w:rFonts w:ascii="Times New Roman" w:hAnsi="Times New Roman" w:cs="Times New Roman"/>
+                <w:noProof/>
+                <w:webHidden/>
+                <w:sz w:val="28"/>
+                <w:szCs w:val="28"/>
+              </w:rPr>
+              <w:tab/>
+            </w:r>
+            <w:r>
+              <w:rPr>
+                <w:rFonts w:ascii="Times New Roman" w:hAnsi="Times New Roman" w:cs="Times New Roman"/>
+                <w:noProof/>
+                <w:webHidden/>
+                <w:sz w:val="28"/>
+                <w:szCs w:val="28"/>
+              </w:rPr>
+              <w:fldChar w:fldCharType="begin"/>
+            </w:r>
+            <w:r>
+              <w:rPr>
+                <w:rFonts w:ascii="Times New Roman" w:hAnsi="Times New Roman" w:cs="Times New Roman"/>
+                <w:noProof/>
+                <w:webHidden/>
+                <w:sz w:val="28"/>
+                <w:szCs w:val="28"/>
+              </w:rPr>
+              <w:instrText xml:space="preserve"> PAGEREF _Toc225375759 \h </w:instrText>
+            </w:r>
+            <w:r>
+              <w:rPr>
+                <w:rFonts w:ascii="Times New Roman" w:hAnsi="Times New Roman" w:cs="Times New Roman"/>
+                <w:noProof/>
+                <w:webHidden/>
+                <w:sz w:val="28"/>
+                <w:szCs w:val="28"/>
+              </w:rPr>
+            </w:r>
+            <w:r>
+              <w:rPr>
+                <w:rFonts w:ascii="Times New Roman" w:hAnsi="Times New Roman" w:cs="Times New Roman"/>
+                <w:noProof/>
+                <w:webHidden/>
+                <w:sz w:val="28"/>
+                <w:szCs w:val="28"/>
+              </w:rPr>
+              <w:fldChar w:fldCharType="separate"/>
+            </w:r>
+            <w:r>
+              <w:rPr>
+                <w:rFonts w:ascii="Times New Roman" w:hAnsi="Times New Roman" w:cs="Times New Roman"/>
+                <w:noProof/>
+                <w:webHidden/>
+                <w:sz w:val="28"/>
+                <w:szCs w:val="28"/>
+              </w:rPr>
+              <w:t>30</w:t>
+            </w:r>
+            <w:r>
+              <w:rPr>
+                <w:rFonts w:ascii="Times New Roman" w:hAnsi="Times New Roman" w:cs="Times New Roman"/>
+                <w:noProof/>
+                <w:webHidden/>
+                <w:sz w:val="28"/>
+                <w:szCs w:val="28"/>
+              </w:rPr>
+              <w:fldChar w:fldCharType="end"/>
+            </w:r>
+          </w:hyperlink>
+        </w:p>
+        <w:p>
+          <w:pPr>
+            <w:pStyle w:val="11"/>
+            <w:tabs>
+              <w:tab w:val="right" w:leader="dot" w:pos="9685"/>
+            </w:tabs>
+            <w:spacing w:after="0"/>
             <w:rPr>
               <w:rFonts w:eastAsiaTheme="minorEastAsia"/>
               <w:noProof/>
+              <w:lang w:eastAsia="ru-RU"/>
             </w:rPr>
           </w:pPr>
-          <w:hyperlink w:anchor="_Toc224582988" w:history="1">
+          <w:hyperlink w:anchor="_Toc225375760" w:history="1">
             <w:r>
               <w:rPr>
                 <w:rStyle w:val="ae"/>
+                <w:rFonts w:ascii="Times New Roman" w:hAnsi="Times New Roman" w:cs="Times New Roman"/>
                 <w:noProof/>
-                <w:lang w:val="en-US"/>
-              </w:rPr>
-              <w:t>2.3</w:t>
-            </w:r>
-            <w:r>
-              <w:rPr>
-                <w:rStyle w:val="ae"/>
-                <w:noProof/>
-              </w:rPr>
-              <w:t xml:space="preserve"> Информационная модель программного комплекса</w:t>
-            </w:r>
-            <w:r>
-              <w:rPr>
+                <w:sz w:val="28"/>
+                <w:szCs w:val="28"/>
+              </w:rPr>
+              <w:t>Список использованных источников</w:t>
+            </w:r>
+            <w:r>
+              <w:rPr>
+                <w:rFonts w:ascii="Times New Roman" w:hAnsi="Times New Roman" w:cs="Times New Roman"/>
                 <w:noProof/>
                 <w:webHidden/>
+                <w:sz w:val="28"/>
+                <w:szCs w:val="28"/>
               </w:rPr>
               <w:tab/>
             </w:r>
             <w:r>
               <w:rPr>
+                <w:rFonts w:ascii="Times New Roman" w:hAnsi="Times New Roman" w:cs="Times New Roman"/>
                 <w:noProof/>
                 <w:webHidden/>
+                <w:sz w:val="28"/>
+                <w:szCs w:val="28"/>
               </w:rPr>
               <w:fldChar w:fldCharType="begin"/>
             </w:r>
             <w:r>
               <w:rPr>
+                <w:rFonts w:ascii="Times New Roman" w:hAnsi="Times New Roman" w:cs="Times New Roman"/>
                 <w:noProof/>
                 <w:webHidden/>
-              </w:rPr>
-              <w:instrText xml:space="preserve"> PAGEREF _Toc224582988 \h </w:instrText>
-            </w:r>
-            <w:r>
-              <w:rPr>
+                <w:sz w:val="28"/>
+                <w:szCs w:val="28"/>
+              </w:rPr>
+              <w:instrText xml:space="preserve"> PAGEREF _Toc225375760 \h </w:instrText>
+            </w:r>
+            <w:r>
+              <w:rPr>
+                <w:rFonts w:ascii="Times New Roman" w:hAnsi="Times New Roman" w:cs="Times New Roman"/>
                 <w:noProof/>
                 <w:webHidden/>
-              </w:rPr>
-            </w:r>
-            <w:r>
-              <w:rPr>
+                <w:sz w:val="28"/>
+                <w:szCs w:val="28"/>
+              </w:rPr>
+            </w:r>
+            <w:r>
+              <w:rPr>
+                <w:rFonts w:ascii="Times New Roman" w:hAnsi="Times New Roman" w:cs="Times New Roman"/>
                 <w:noProof/>
                 <w:webHidden/>
+                <w:sz w:val="28"/>
+                <w:szCs w:val="28"/>
               </w:rPr>
               <w:fldChar w:fldCharType="separate"/>
             </w:r>
             <w:r>
               <w:rPr>
+                <w:rFonts w:ascii="Times New Roman" w:hAnsi="Times New Roman" w:cs="Times New Roman"/>
                 <w:noProof/>
                 <w:webHidden/>
-              </w:rPr>
-              <w:t>20</w:t>
-            </w:r>
-            <w:r>
-              <w:rPr>
+                <w:sz w:val="28"/>
+                <w:szCs w:val="28"/>
+              </w:rPr>
+              <w:t>31</w:t>
+            </w:r>
+            <w:r>
+              <w:rPr>
+                <w:rFonts w:ascii="Times New Roman" w:hAnsi="Times New Roman" w:cs="Times New Roman"/>
                 <w:noProof/>
                 <w:webHidden/>
+                <w:sz w:val="28"/>
+                <w:szCs w:val="28"/>
               </w:rPr>
               <w:fldChar w:fldCharType="end"/>
             </w:r>
           </w:hyperlink>
         </w:p>
         <w:p>
+          <w:pPr>
+            <w:spacing w:after="0"/>
+            <w:rPr>
+              <w:rFonts w:ascii="Times New Roman" w:hAnsi="Times New Roman" w:cs="Times New Roman"/>
+              <w:sz w:val="28"/>
+              <w:szCs w:val="28"/>
+            </w:rPr>
+          </w:pPr>
           <w:r>
             <w:rPr>
               <w:rFonts w:ascii="Times New Roman" w:hAnsi="Times New Roman" w:cs="Times New Roman"/>
@@ -1401,38 +1942,58 @@
         </w:p>
       </w:sdtContent>
     </w:sdt>
-    <w:p>
-      <w:pPr>
-        <w:rPr>
-          <w:rFonts w:ascii="Times New Roman" w:eastAsiaTheme="majorEastAsia" w:hAnsi="Times New Roman" w:cs="Times New Roman"/>
-          <w:b/>
-          <w:spacing w:val="-10"/>
-          <w:kern w:val="28"/>
-          <w:sz w:val="28"/>
-          <w:szCs w:val="28"/>
-          <w:lang w:val="en-US"/>
-        </w:rPr>
-      </w:pPr>
-    </w:p>
-    <w:p>
-      <w:pPr>
-        <w:rPr>
-          <w:rFonts w:ascii="Times New Roman" w:eastAsiaTheme="majorEastAsia" w:hAnsi="Times New Roman" w:cs="Times New Roman"/>
-          <w:b/>
-          <w:spacing w:val="-10"/>
-          <w:kern w:val="28"/>
-          <w:sz w:val="28"/>
-          <w:szCs w:val="28"/>
-        </w:rPr>
-      </w:pPr>
-      <w:r>
-        <w:rPr>
-          <w:rFonts w:ascii="Times New Roman" w:hAnsi="Times New Roman" w:cs="Times New Roman"/>
-          <w:sz w:val="28"/>
-          <w:szCs w:val="28"/>
-        </w:rPr>
-        <w:br w:type="page"/>
-      </w:r>
+    <w:p/>
+    <w:p/>
+    <w:p/>
+    <w:p/>
+    <w:p/>
+    <w:p/>
+    <w:p/>
+    <w:p/>
+    <w:p/>
+    <w:p/>
+    <w:p/>
+    <w:p/>
+    <w:p/>
+    <w:p>
+      <w:pPr>
+        <w:tabs>
+          <w:tab w:val="left" w:pos="5605"/>
+        </w:tabs>
+        <w:rPr>
+          <w:rFonts w:ascii="Times New Roman" w:hAnsi="Times New Roman" w:cs="Times New Roman"/>
+          <w:sz w:val="28"/>
+          <w:szCs w:val="28"/>
+        </w:rPr>
+      </w:pPr>
+      <w:r>
+        <w:rPr>
+          <w:rFonts w:ascii="Times New Roman" w:hAnsi="Times New Roman" w:cs="Times New Roman"/>
+          <w:sz w:val="28"/>
+          <w:szCs w:val="28"/>
+        </w:rPr>
+        <w:tab/>
+      </w:r>
+    </w:p>
+    <w:p>
+      <w:pPr>
+        <w:rPr>
+          <w:rFonts w:ascii="Times New Roman" w:hAnsi="Times New Roman" w:cs="Times New Roman"/>
+          <w:sz w:val="28"/>
+          <w:szCs w:val="28"/>
+        </w:rPr>
+      </w:pPr>
+    </w:p>
+    <w:p>
+      <w:pPr>
+        <w:sectPr>
+          <w:pgSz w:w="11906" w:h="16838"/>
+          <w:pgMar w:top="1134" w:right="567" w:bottom="1134" w:left="1644" w:header="709" w:footer="709" w:gutter="0"/>
+          <w:cols w:space="708"/>
+          <w:titlePg/>
+          <w:docGrid w:linePitch="360"/>
+        </w:sectPr>
+      </w:pPr>
     </w:p>
     <w:p>
       <w:pPr>
@@ -1441,15 +2002,15 @@
       </w:pPr>
       <w:bookmarkStart w:id="0" w:name="_Toc223876990"/>
       <w:bookmarkStart w:id="1" w:name="_Toc223877022"/>
-      <w:bookmarkStart w:id="2" w:name="_Toc224582978"/>
-      <w:bookmarkStart w:id="3" w:name="_Hlk223876378"/>
+      <w:bookmarkStart w:id="2" w:name="_Hlk223876378"/>
+      <w:bookmarkStart w:id="3" w:name="_Toc225375748"/>
       <w:r>
         <w:lastRenderedPageBreak/>
         <w:t>ВВЕДЕНИЕ</w:t>
       </w:r>
       <w:bookmarkEnd w:id="0"/>
       <w:bookmarkEnd w:id="1"/>
-      <w:bookmarkEnd w:id="2"/>
+      <w:bookmarkEnd w:id="3"/>
     </w:p>
     <w:p>
       <w:pPr>
@@ -2057,7 +2618,7 @@
         </w:numPr>
         <w:ind w:left="709" w:firstLine="0"/>
       </w:pPr>
-      <w:bookmarkStart w:id="5" w:name="_Toc224582979"/>
+      <w:bookmarkStart w:id="5" w:name="_Toc225375749"/>
       <w:r>
         <w:lastRenderedPageBreak/>
         <w:t>АНАЛИЗ ПРЕДМЕТНОЙ ОБЛАСТИ</w:t>
@@ -2088,7 +2649,7 @@
           <w:lang w:val="en-US"/>
         </w:rPr>
       </w:pPr>
-      <w:bookmarkStart w:id="6" w:name="_Toc224582980"/>
+      <w:bookmarkStart w:id="6" w:name="_Toc225375750"/>
       <w:r>
         <w:t>Анализ предметной области</w:t>
       </w:r>
@@ -2099,7 +2660,7 @@
         <w:spacing w:after="0"/>
       </w:pPr>
     </w:p>
-    <w:bookmarkEnd w:id="3"/>
+    <w:bookmarkEnd w:id="2"/>
     <w:p>
       <w:pPr>
         <w:pStyle w:val="a3"/>
@@ -2217,7 +2778,7 @@
         <w:ind w:left="1094" w:hanging="374"/>
       </w:pPr>
       <w:bookmarkStart w:id="7" w:name="_Toc223826613"/>
-      <w:bookmarkStart w:id="8" w:name="_Toc224582981"/>
+      <w:bookmarkStart w:id="8" w:name="_Toc225375751"/>
       <w:r>
         <w:t>Аналитический обзор существующих аналогов</w:t>
       </w:r>
@@ -2249,7 +2810,7 @@
           <w:noProof/>
         </w:rPr>
         <w:drawing>
-          <wp:anchor distT="0" distB="0" distL="114300" distR="114300" simplePos="0" relativeHeight="251664384" behindDoc="0" locked="0" layoutInCell="1" allowOverlap="1" wp14:anchorId="0B0DBFAD" wp14:editId="45705973">
+          <wp:anchor distT="0" distB="0" distL="114300" distR="114300" simplePos="0" relativeHeight="251664384" behindDoc="0" locked="0" layoutInCell="1" allowOverlap="1" wp14:anchorId="0B0DBFAD" wp14:editId="589BB918">
             <wp:simplePos x="0" y="0"/>
             <wp:positionH relativeFrom="page">
               <wp:posOffset>2993390</wp:posOffset>
@@ -2272,7 +2833,7 @@
                     <pic:cNvPicPr/>
                   </pic:nvPicPr>
                   <pic:blipFill>
-                    <a:blip r:embed="rId5" cstate="print">
+                    <a:blip r:embed="rId8" cstate="print">
                       <a:extLst>
                         <a:ext uri="{28A0092B-C50C-407E-A947-70E740481C1C}">
                           <a14:useLocalDpi xmlns:a14="http://schemas.microsoft.com/office/drawing/2010/main" val="0"/>
@@ -2435,7 +2996,7 @@
                     <pic:cNvPicPr/>
                   </pic:nvPicPr>
                   <pic:blipFill>
-                    <a:blip r:embed="rId6">
+                    <a:blip r:embed="rId9">
                       <a:extLst>
                         <a:ext uri="{28A0092B-C50C-407E-A947-70E740481C1C}">
                           <a14:useLocalDpi xmlns:a14="http://schemas.microsoft.com/office/drawing/2010/main" val="0"/>
@@ -2629,7 +3190,7 @@
         <w:ind w:left="1094" w:hanging="374"/>
       </w:pPr>
       <w:bookmarkStart w:id="9" w:name="_Toc223826614"/>
-      <w:bookmarkStart w:id="10" w:name="_Toc224582982"/>
+      <w:bookmarkStart w:id="10" w:name="_Toc225375752"/>
       <w:r>
         <w:t>Обзор технологий для реализации программного обеспечения</w:t>
       </w:r>
@@ -2861,6 +3422,7 @@
         <w:ind w:firstLine="709"/>
       </w:pPr>
       <w:r>
+        <w:lastRenderedPageBreak/>
         <w:t xml:space="preserve">Серверная часть реализует </w:t>
       </w:r>
       <w:r>
@@ -2881,11 +3443,7 @@
         <w:t>Representational State Transfer Application Programming Interface</w:t>
       </w:r>
       <w:r>
-        <w:t xml:space="preserve">), обеспечивающее взаимодействие между клиентской и </w:t>
-      </w:r>
-      <w:r>
-        <w:lastRenderedPageBreak/>
-        <w:t xml:space="preserve">серверной частями приложения. В рамках </w:t>
+        <w:t xml:space="preserve">), обеспечивающее взаимодействие между клиентской и серверной частями приложения. В рамках </w:t>
       </w:r>
       <w:r>
         <w:rPr>
@@ -3379,6 +3937,7 @@
         <w:ind w:firstLine="709"/>
       </w:pPr>
       <w:r>
+        <w:lastRenderedPageBreak/>
         <w:t xml:space="preserve">Для обеспечения прозрачности и проверяемости голосований используется технология блокчейн на базе сети </w:t>
       </w:r>
       <w:r>
@@ -3399,11 +3958,7 @@
         <w:t>Ethereum</w:t>
       </w:r>
       <w:r>
-        <w:t xml:space="preserve"> представляет собой децентрализованную платформу для создания и выполнения смарт-контрактов. Информация о голосах хранится в распределённом реестре блокчейн-сети, который состоит из </w:t>
-      </w:r>
-      <w:r>
-        <w:lastRenderedPageBreak/>
-        <w:t>последовательности блоков, связанных криптографически. После добавления данных в блокчейн изменить или удалить их невозможно, что обеспечивает высокий уровень безопасности и доверие пользователей к результатам голосований.</w:t>
+        <w:t xml:space="preserve"> представляет собой децентрализованную платформу для создания и выполнения смарт-контрактов. Информация о голосах хранится в распределённом реестре блокчейн-сети, который состоит из последовательности блоков, связанных криптографически. После добавления данных в блокчейн изменить или удалить их невозможно, что обеспечивает высокий уровень безопасности и доверие пользователей к результатам голосований.</w:t>
       </w:r>
     </w:p>
     <w:p>
@@ -3493,7 +4048,7 @@
           <w:numId w:val="2"/>
         </w:numPr>
       </w:pPr>
-      <w:bookmarkStart w:id="11" w:name="_Toc224582983"/>
+      <w:bookmarkStart w:id="11" w:name="_Toc225375753"/>
       <w:r>
         <w:t>Анализ инструментальных средств автоматизации разработки и</w:t>
       </w:r>
@@ -3771,7 +4326,11 @@
         <w:t>Docker</w:t>
       </w:r>
       <w:r>
-        <w:t xml:space="preserve"> и мощные инструменты рефакторинга. Высокая производительность и удобный интерфейс позволяют эффективно работать с крупными проектами, а наличие множества плагинов расширяет функциональность </w:t>
+        <w:t xml:space="preserve"> и мощные инструменты рефакторинга. </w:t>
+      </w:r>
+      <w:r>
+        <w:lastRenderedPageBreak/>
+        <w:t xml:space="preserve">Высокая производительность и удобный интерфейс позволяют эффективно работать с крупными проектами, а наличие множества плагинов расширяет функциональность </w:t>
       </w:r>
       <w:r>
         <w:rPr>
@@ -3794,7 +4353,6 @@
           <w:i/>
           <w:iCs/>
         </w:rPr>
-        <w:lastRenderedPageBreak/>
         <w:t>Docker</w:t>
       </w:r>
       <w:r>
@@ -4034,6 +4592,7 @@
           <w:i/>
           <w:iCs/>
         </w:rPr>
+        <w:lastRenderedPageBreak/>
         <w:t>Postman</w:t>
       </w:r>
       <w:r>
@@ -4130,7 +4689,6 @@
           <w:i/>
           <w:iCs/>
         </w:rPr>
-        <w:lastRenderedPageBreak/>
         <w:t>MetaMask</w:t>
       </w:r>
       <w:r>
@@ -4490,6 +5048,7 @@
           <w:sz w:val="28"/>
           <w:szCs w:val="28"/>
         </w:rPr>
+        <w:lastRenderedPageBreak/>
         <w:t xml:space="preserve">диаграммы компонентов – используются для описания структуры и отношений между компонентами системы; </w:t>
       </w:r>
     </w:p>
@@ -4555,9 +5114,8 @@
           <w:noProof/>
           <w:lang w:val="en-US"/>
         </w:rPr>
-        <w:lastRenderedPageBreak/>
         <w:drawing>
-          <wp:anchor distT="0" distB="0" distL="114300" distR="114300" simplePos="0" relativeHeight="251659264" behindDoc="0" locked="0" layoutInCell="1" allowOverlap="1" wp14:anchorId="23DF85F3" wp14:editId="27035213">
+          <wp:anchor distT="0" distB="0" distL="114300" distR="114300" simplePos="0" relativeHeight="251659264" behindDoc="0" locked="0" layoutInCell="1" allowOverlap="1" wp14:anchorId="23DF85F3" wp14:editId="193D1D5A">
             <wp:simplePos x="0" y="0"/>
             <wp:positionH relativeFrom="margin">
               <wp:posOffset>811530</wp:posOffset>
@@ -4580,7 +5138,7 @@
                     <pic:cNvPicPr/>
                   </pic:nvPicPr>
                   <pic:blipFill>
-                    <a:blip r:embed="rId7" cstate="print">
+                    <a:blip r:embed="rId10" cstate="print">
                       <a:extLst>
                         <a:ext uri="{28A0092B-C50C-407E-A947-70E740481C1C}">
                           <a14:useLocalDpi xmlns:a14="http://schemas.microsoft.com/office/drawing/2010/main" val="0"/>
@@ -4678,7 +5236,7 @@
         </w:numPr>
       </w:pPr>
       <w:bookmarkStart w:id="12" w:name="_Toc223826616"/>
-      <w:bookmarkStart w:id="13" w:name="_Toc224582984"/>
+      <w:bookmarkStart w:id="13" w:name="_Toc225375754"/>
       <w:r>
         <w:t>Постановка задачи на дипломное проектирование</w:t>
       </w:r>
@@ -4822,6 +5380,7 @@
         </w:numPr>
       </w:pPr>
       <w:r>
+        <w:lastRenderedPageBreak/>
         <w:t>просмотр статистики и результатов голосований;</w:t>
       </w:r>
     </w:p>
@@ -4912,7 +5471,6 @@
         <w:rPr>
           <w:rStyle w:val="a4"/>
         </w:rPr>
-        <w:lastRenderedPageBreak/>
         <w:t>редактирование и управление созданными голосованиями;</w:t>
       </w:r>
     </w:p>
@@ -5340,7 +5898,7 @@
           <w:lang w:val="en-US"/>
         </w:rPr>
       </w:pPr>
-      <w:bookmarkStart w:id="14" w:name="_Toc224582985"/>
+      <w:bookmarkStart w:id="14" w:name="_Toc225375755"/>
       <w:r>
         <w:lastRenderedPageBreak/>
         <w:t>АРХИТЕКТУРА ПРОГРАММНОГО ОБЕСПЕЧЕНИЯ</w:t>
@@ -5363,7 +5921,7 @@
           <w:numId w:val="15"/>
         </w:numPr>
       </w:pPr>
-      <w:bookmarkStart w:id="15" w:name="_Toc224582986"/>
+      <w:bookmarkStart w:id="15" w:name="_Toc225375756"/>
       <w:r>
         <w:t>Общая структура приложения</w:t>
       </w:r>
@@ -5408,7 +5966,7 @@
                     </pic:cNvPicPr>
                   </pic:nvPicPr>
                   <pic:blipFill>
-                    <a:blip r:embed="rId8">
+                    <a:blip r:embed="rId11">
                       <a:extLst>
                         <a:ext uri="{28A0092B-C50C-407E-A947-70E740481C1C}">
                           <a14:useLocalDpi xmlns:a14="http://schemas.microsoft.com/office/drawing/2010/main" val="0"/>
@@ -5915,7 +6473,7 @@
           <w:lang w:val="en-US"/>
         </w:rPr>
       </w:pPr>
-      <w:bookmarkStart w:id="16" w:name="_Toc224582987"/>
+      <w:bookmarkStart w:id="16" w:name="_Toc225375757"/>
       <w:r>
         <w:lastRenderedPageBreak/>
         <w:t xml:space="preserve">Функциональная модель </w:t>
@@ -6078,7 +6636,7 @@
                     </pic:cNvPicPr>
                   </pic:nvPicPr>
                   <pic:blipFill rotWithShape="1">
-                    <a:blip r:embed="rId9" cstate="print">
+                    <a:blip r:embed="rId12" cstate="print">
                       <a:extLst>
                         <a:ext uri="{28A0092B-C50C-407E-A947-70E740481C1C}">
                           <a14:useLocalDpi xmlns:a14="http://schemas.microsoft.com/office/drawing/2010/main" val="0"/>
@@ -6554,21 +7112,21 @@
         <w:pStyle w:val="a3"/>
       </w:pPr>
       <w:r>
-        <w:tab/>
-      </w:r>
-      <w:r>
-        <w:t>Прецедент «Завершение голосования» предназначен для окончательного завершения процесса голосования. После завершения система автоматически выполняет подсчёт голосов и формирует статистику результатов.</w:t>
-      </w:r>
-    </w:p>
-    <w:p>
-      <w:pPr>
-        <w:pStyle w:val="a3"/>
-      </w:pPr>
-      <w:r>
         <w:lastRenderedPageBreak/>
         <w:tab/>
       </w:r>
       <w:r>
+        <w:t>Прецедент «Завершение голосования» предназначен для окончательного завершения процесса голосования. После завершения система автоматически выполняет подсчёт голосов и формирует статистику результатов.</w:t>
+      </w:r>
+    </w:p>
+    <w:p>
+      <w:pPr>
+        <w:pStyle w:val="a3"/>
+      </w:pPr>
+      <w:r>
+        <w:tab/>
+      </w:r>
+      <w:r>
         <w:t>Прецедент «Удаление голосования» предназначен для удаления ранее созданного голосования из системы. Данный прецедент позволяет организатору удалять голосования, которые больше не являются актуальными или были созданы ошибочно.</w:t>
       </w:r>
     </w:p>
@@ -6712,6 +7270,7 @@
         <w:pStyle w:val="a3"/>
       </w:pPr>
       <w:r>
+        <w:lastRenderedPageBreak/>
         <w:tab/>
       </w:r>
       <w:r>
@@ -6734,9 +7293,8 @@
           <w:lang w:val="en-US"/>
         </w:rPr>
       </w:pPr>
-      <w:bookmarkStart w:id="17" w:name="_Toc224582988"/>
-      <w:r>
-        <w:lastRenderedPageBreak/>
+      <w:bookmarkStart w:id="17" w:name="_Toc225375758"/>
+      <w:r>
         <w:t>Информационная модель программного комплекса</w:t>
       </w:r>
       <w:bookmarkEnd w:id="17"/>
@@ -7148,6 +7706,7 @@
         <w:rPr>
           <w:rStyle w:val="a4"/>
         </w:rPr>
+        <w:lastRenderedPageBreak/>
         <w:t>голоса пользователей (</w:t>
       </w:r>
       <w:r>
@@ -7303,7 +7862,6 @@
         <w:rPr>
           <w:rStyle w:val="a4"/>
         </w:rPr>
-        <w:lastRenderedPageBreak/>
         <w:t>записи о взаимодействии с блокчейном</w:t>
       </w:r>
       <w:r>
@@ -7640,6 +8198,7 @@
         <w:pStyle w:val="a3"/>
       </w:pPr>
       <w:r>
+        <w:lastRenderedPageBreak/>
         <w:tab/>
       </w:r>
       <w:r>
@@ -7667,13 +8226,17 @@
       <w:pPr>
         <w:spacing w:after="0"/>
       </w:pPr>
+    </w:p>
+    <w:p>
+      <w:pPr>
+        <w:spacing w:after="0"/>
+      </w:pPr>
       <w:r>
         <w:rPr>
           <w:noProof/>
         </w:rPr>
-        <w:lastRenderedPageBreak/>
         <w:drawing>
-          <wp:anchor distT="0" distB="0" distL="114300" distR="114300" simplePos="0" relativeHeight="251669504" behindDoc="0" locked="0" layoutInCell="1" allowOverlap="1" wp14:anchorId="0BC526CC" wp14:editId="2F10FEE6">
+          <wp:anchor distT="0" distB="0" distL="114300" distR="114300" simplePos="0" relativeHeight="251669504" behindDoc="0" locked="0" layoutInCell="1" allowOverlap="1" wp14:anchorId="0BC526CC" wp14:editId="1AD715AB">
             <wp:simplePos x="0" y="0"/>
             <wp:positionH relativeFrom="margin">
               <wp:posOffset>506095</wp:posOffset>
@@ -7682,7 +8245,7 @@
               <wp:posOffset>21590</wp:posOffset>
             </wp:positionV>
             <wp:extent cx="5259070" cy="2341245"/>
-            <wp:effectExtent l="19050" t="19050" r="17780" b="20955"/>
+            <wp:effectExtent l="19050" t="19050" r="26670" b="13335"/>
             <wp:wrapTopAndBottom/>
             <wp:docPr id="5" name="Рисунок 5"/>
             <wp:cNvGraphicFramePr>
@@ -7696,7 +8259,7 @@
                     <pic:cNvPicPr/>
                   </pic:nvPicPr>
                   <pic:blipFill>
-                    <a:blip r:embed="rId10">
+                    <a:blip r:embed="rId13">
                       <a:extLst>
                         <a:ext uri="{28A0092B-C50C-407E-A947-70E740481C1C}">
                           <a14:useLocalDpi xmlns:a14="http://schemas.microsoft.com/office/drawing/2010/main" val="0"/>
@@ -7753,16 +8316,16 @@
           <w:noProof/>
         </w:rPr>
         <w:drawing>
-          <wp:anchor distT="0" distB="0" distL="114300" distR="114300" simplePos="0" relativeHeight="251670528" behindDoc="0" locked="0" layoutInCell="1" allowOverlap="1" wp14:anchorId="72CE9F25" wp14:editId="0A906047">
+          <wp:anchor distT="0" distB="0" distL="114300" distR="114300" simplePos="0" relativeHeight="251670528" behindDoc="0" locked="0" layoutInCell="1" allowOverlap="1" wp14:anchorId="72CE9F25" wp14:editId="4866F80B">
             <wp:simplePos x="0" y="0"/>
             <wp:positionH relativeFrom="margin">
-              <wp:posOffset>654685</wp:posOffset>
+              <wp:posOffset>1123999</wp:posOffset>
             </wp:positionH>
             <wp:positionV relativeFrom="paragraph">
               <wp:posOffset>243840</wp:posOffset>
             </wp:positionV>
-            <wp:extent cx="4961890" cy="4127500"/>
-            <wp:effectExtent l="19050" t="19050" r="10160" b="25400"/>
+            <wp:extent cx="3832225" cy="3188335"/>
+            <wp:effectExtent l="19050" t="19050" r="16510" b="26670"/>
             <wp:wrapTopAndBottom/>
             <wp:docPr id="6" name="Рисунок 6"/>
             <wp:cNvGraphicFramePr>
@@ -7776,7 +8339,7 @@
                     <pic:cNvPicPr/>
                   </pic:nvPicPr>
                   <pic:blipFill>
-                    <a:blip r:embed="rId11">
+                    <a:blip r:embed="rId14">
                       <a:extLst>
                         <a:ext uri="{28A0092B-C50C-407E-A947-70E740481C1C}">
                           <a14:useLocalDpi xmlns:a14="http://schemas.microsoft.com/office/drawing/2010/main" val="0"/>
@@ -7790,7 +8353,7 @@
                   <pic:spPr>
                     <a:xfrm>
                       <a:off x="0" y="0"/>
-                      <a:ext cx="4961890" cy="4127500"/>
+                      <a:ext cx="3832225" cy="3188335"/>
                     </a:xfrm>
                     <a:prstGeom prst="rect">
                       <a:avLst/>
@@ -7902,16 +8465,6 @@
           <w:szCs w:val="28"/>
         </w:rPr>
       </w:pPr>
-    </w:p>
-    <w:p>
-      <w:pPr>
-        <w:spacing w:after="0"/>
-        <w:rPr>
-          <w:rFonts w:ascii="Times New Roman" w:hAnsi="Times New Roman" w:cs="Times New Roman"/>
-          <w:sz w:val="28"/>
-          <w:szCs w:val="28"/>
-        </w:rPr>
-      </w:pPr>
       <w:r>
         <w:rPr>
           <w:rFonts w:ascii="Times New Roman" w:hAnsi="Times New Roman" w:cs="Times New Roman"/>
@@ -7987,16 +8540,16 @@
         <w:tblLook w:val="04A0" w:firstRow="1" w:lastRow="0" w:firstColumn="1" w:lastColumn="0" w:noHBand="0" w:noVBand="1"/>
       </w:tblPr>
       <w:tblGrid>
-        <w:gridCol w:w="1310"/>
-        <w:gridCol w:w="3317"/>
+        <w:gridCol w:w="1838"/>
+        <w:gridCol w:w="3402"/>
         <w:gridCol w:w="1699"/>
-        <w:gridCol w:w="1777"/>
-        <w:gridCol w:w="1582"/>
+        <w:gridCol w:w="1433"/>
+        <w:gridCol w:w="1313"/>
       </w:tblGrid>
       <w:tr>
         <w:tc>
           <w:tcPr>
-            <w:tcW w:w="0" w:type="auto"/>
+            <w:tcW w:w="1838" w:type="dxa"/>
             <w:hideMark/>
           </w:tcPr>
           <w:p>
@@ -8020,7 +8573,7 @@
         </w:tc>
         <w:tc>
           <w:tcPr>
-            <w:tcW w:w="0" w:type="auto"/>
+            <w:tcW w:w="3402" w:type="dxa"/>
             <w:hideMark/>
           </w:tcPr>
           <w:p>
@@ -8044,7 +8597,7 @@
         </w:tc>
         <w:tc>
           <w:tcPr>
-            <w:tcW w:w="0" w:type="auto"/>
+            <w:tcW w:w="1086" w:type="dxa"/>
             <w:hideMark/>
           </w:tcPr>
           <w:p>
@@ -8118,7 +8671,7 @@
       <w:tr>
         <w:tc>
           <w:tcPr>
-            <w:tcW w:w="0" w:type="auto"/>
+            <w:tcW w:w="1838" w:type="dxa"/>
             <w:hideMark/>
           </w:tcPr>
           <w:p>
@@ -8146,7 +8699,7 @@
         </w:tc>
         <w:tc>
           <w:tcPr>
-            <w:tcW w:w="0" w:type="auto"/>
+            <w:tcW w:w="3402" w:type="dxa"/>
             <w:hideMark/>
           </w:tcPr>
           <w:p>
@@ -8170,7 +8723,7 @@
         </w:tc>
         <w:tc>
           <w:tcPr>
-            <w:tcW w:w="0" w:type="auto"/>
+            <w:tcW w:w="1086" w:type="dxa"/>
             <w:hideMark/>
           </w:tcPr>
           <w:p>
@@ -8248,7 +8801,7 @@
       <w:tr>
         <w:tc>
           <w:tcPr>
-            <w:tcW w:w="0" w:type="auto"/>
+            <w:tcW w:w="1838" w:type="dxa"/>
             <w:hideMark/>
           </w:tcPr>
           <w:p>
@@ -8276,7 +8829,7 @@
         </w:tc>
         <w:tc>
           <w:tcPr>
-            <w:tcW w:w="0" w:type="auto"/>
+            <w:tcW w:w="3402" w:type="dxa"/>
             <w:hideMark/>
           </w:tcPr>
           <w:p>
@@ -8300,7 +8853,7 @@
         </w:tc>
         <w:tc>
           <w:tcPr>
-            <w:tcW w:w="0" w:type="auto"/>
+            <w:tcW w:w="1086" w:type="dxa"/>
             <w:hideMark/>
           </w:tcPr>
           <w:p>
@@ -9641,6 +10194,7 @@
         <w:pStyle w:val="a3"/>
       </w:pPr>
       <w:r>
+        <w:lastRenderedPageBreak/>
         <w:tab/>
       </w:r>
       <w:r>
@@ -10974,14 +11528,6 @@
         </w:rPr>
         <w:tab/>
       </w:r>
-      <w:r>
-        <w:rPr>
-          <w:rFonts w:ascii="Times New Roman" w:hAnsi="Times New Roman" w:cs="Times New Roman"/>
-          <w:sz w:val="28"/>
-          <w:szCs w:val="28"/>
-        </w:rPr>
-        <w:tab/>
-      </w:r>
     </w:p>
     <w:p>
       <w:pPr>
@@ -11508,565 +12054,25 @@
           </w:p>
         </w:tc>
       </w:tr>
-      <w:tr>
-        <w:tc>
-          <w:tcPr>
-            <w:tcW w:w="1902" w:type="dxa"/>
-            <w:vAlign w:val="center"/>
-          </w:tcPr>
-          <w:p>
-            <w:pPr>
-              <w:jc w:val="center"/>
-              <w:rPr>
-                <w:rFonts w:ascii="Times New Roman" w:hAnsi="Times New Roman" w:cs="Times New Roman"/>
-                <w:i/>
-                <w:iCs/>
-                <w:sz w:val="28"/>
-                <w:szCs w:val="28"/>
-              </w:rPr>
-            </w:pPr>
-            <w:r>
-              <w:rPr>
-                <w:rFonts w:ascii="Times New Roman" w:hAnsi="Times New Roman" w:cs="Times New Roman"/>
-                <w:i/>
-                <w:iCs/>
-                <w:sz w:val="28"/>
-                <w:szCs w:val="28"/>
-              </w:rPr>
-              <w:t>wallet_address</w:t>
-            </w:r>
-          </w:p>
-        </w:tc>
-        <w:tc>
-          <w:tcPr>
-            <w:tcW w:w="2730" w:type="dxa"/>
-            <w:vAlign w:val="center"/>
-          </w:tcPr>
-          <w:p>
-            <w:pPr>
-              <w:jc w:val="center"/>
-              <w:rPr>
-                <w:rFonts w:ascii="Times New Roman" w:hAnsi="Times New Roman" w:cs="Times New Roman"/>
-                <w:sz w:val="28"/>
-                <w:szCs w:val="28"/>
-              </w:rPr>
-            </w:pPr>
-            <w:r>
-              <w:rPr>
-                <w:rFonts w:ascii="Times New Roman" w:hAnsi="Times New Roman" w:cs="Times New Roman"/>
-                <w:sz w:val="28"/>
-                <w:szCs w:val="28"/>
-              </w:rPr>
-              <w:t>Адрес кошелька пользователя</w:t>
-            </w:r>
-          </w:p>
-        </w:tc>
-        <w:tc>
-          <w:tcPr>
-            <w:tcW w:w="1705" w:type="dxa"/>
-            <w:vAlign w:val="center"/>
-          </w:tcPr>
-          <w:p>
-            <w:pPr>
-              <w:jc w:val="center"/>
-              <w:rPr>
-                <w:rFonts w:ascii="Times New Roman" w:hAnsi="Times New Roman" w:cs="Times New Roman"/>
-                <w:i/>
-                <w:iCs/>
-                <w:sz w:val="28"/>
-                <w:szCs w:val="28"/>
-              </w:rPr>
-            </w:pPr>
-            <w:r>
-              <w:rPr>
-                <w:rFonts w:ascii="Times New Roman" w:hAnsi="Times New Roman" w:cs="Times New Roman"/>
-                <w:i/>
-                <w:iCs/>
-                <w:sz w:val="28"/>
-                <w:szCs w:val="28"/>
-              </w:rPr>
-              <w:t>varchar</w:t>
-            </w:r>
-            <w:r>
-              <w:rPr>
-                <w:rFonts w:ascii="Times New Roman" w:hAnsi="Times New Roman" w:cs="Times New Roman"/>
-                <w:sz w:val="28"/>
-                <w:szCs w:val="28"/>
-              </w:rPr>
-              <w:t>(255)</w:t>
-            </w:r>
-          </w:p>
-        </w:tc>
-        <w:tc>
-          <w:tcPr>
-            <w:tcW w:w="0" w:type="auto"/>
-            <w:vAlign w:val="center"/>
-          </w:tcPr>
-          <w:p>
-            <w:pPr>
-              <w:jc w:val="center"/>
-              <w:rPr>
-                <w:rFonts w:ascii="Times New Roman" w:hAnsi="Times New Roman" w:cs="Times New Roman"/>
-                <w:sz w:val="28"/>
-                <w:szCs w:val="28"/>
-              </w:rPr>
-            </w:pPr>
-            <w:r>
-              <w:rPr>
-                <w:rFonts w:ascii="Times New Roman" w:hAnsi="Times New Roman" w:cs="Times New Roman"/>
-                <w:sz w:val="28"/>
-                <w:szCs w:val="28"/>
-              </w:rPr>
-              <w:t>да</w:t>
-            </w:r>
-          </w:p>
-        </w:tc>
-        <w:tc>
-          <w:tcPr>
-            <w:tcW w:w="0" w:type="auto"/>
-            <w:vAlign w:val="center"/>
-          </w:tcPr>
-          <w:p>
-            <w:pPr>
-              <w:jc w:val="center"/>
-              <w:rPr>
-                <w:rFonts w:ascii="Times New Roman" w:hAnsi="Times New Roman" w:cs="Times New Roman"/>
-                <w:sz w:val="28"/>
-                <w:szCs w:val="28"/>
-              </w:rPr>
-            </w:pPr>
-            <w:r>
-              <w:rPr>
-                <w:rFonts w:ascii="Times New Roman" w:hAnsi="Times New Roman" w:cs="Times New Roman"/>
-                <w:sz w:val="28"/>
-                <w:szCs w:val="28"/>
-              </w:rPr>
-              <w:t>да</w:t>
-            </w:r>
-          </w:p>
-        </w:tc>
-      </w:tr>
-      <w:tr>
-        <w:tc>
-          <w:tcPr>
-            <w:tcW w:w="1902" w:type="dxa"/>
-            <w:vAlign w:val="center"/>
-          </w:tcPr>
-          <w:p>
-            <w:pPr>
-              <w:jc w:val="center"/>
-              <w:rPr>
-                <w:rFonts w:ascii="Times New Roman" w:hAnsi="Times New Roman" w:cs="Times New Roman"/>
-                <w:i/>
-                <w:iCs/>
-                <w:sz w:val="28"/>
-                <w:szCs w:val="28"/>
-              </w:rPr>
-            </w:pPr>
-            <w:r>
-              <w:rPr>
-                <w:rFonts w:ascii="Times New Roman" w:hAnsi="Times New Roman" w:cs="Times New Roman"/>
-                <w:i/>
-                <w:iCs/>
-                <w:sz w:val="28"/>
-                <w:szCs w:val="28"/>
-              </w:rPr>
-              <w:t>email</w:t>
-            </w:r>
-          </w:p>
-        </w:tc>
-        <w:tc>
-          <w:tcPr>
-            <w:tcW w:w="2730" w:type="dxa"/>
-            <w:vAlign w:val="center"/>
-          </w:tcPr>
-          <w:p>
-            <w:pPr>
-              <w:jc w:val="center"/>
-              <w:rPr>
-                <w:rFonts w:ascii="Times New Roman" w:hAnsi="Times New Roman" w:cs="Times New Roman"/>
-                <w:sz w:val="28"/>
-                <w:szCs w:val="28"/>
-              </w:rPr>
-            </w:pPr>
-            <w:r>
-              <w:rPr>
-                <w:rFonts w:ascii="Times New Roman" w:hAnsi="Times New Roman" w:cs="Times New Roman"/>
-                <w:i/>
-                <w:iCs/>
-                <w:sz w:val="28"/>
-                <w:szCs w:val="28"/>
-              </w:rPr>
-              <w:t>Email</w:t>
-            </w:r>
-            <w:r>
-              <w:rPr>
-                <w:rFonts w:ascii="Times New Roman" w:hAnsi="Times New Roman" w:cs="Times New Roman"/>
-                <w:sz w:val="28"/>
-                <w:szCs w:val="28"/>
-              </w:rPr>
-              <w:t xml:space="preserve"> пользователя</w:t>
-            </w:r>
-          </w:p>
-        </w:tc>
-        <w:tc>
-          <w:tcPr>
-            <w:tcW w:w="1705" w:type="dxa"/>
-            <w:vAlign w:val="center"/>
-          </w:tcPr>
-          <w:p>
-            <w:pPr>
-              <w:jc w:val="center"/>
-              <w:rPr>
-                <w:rFonts w:ascii="Times New Roman" w:hAnsi="Times New Roman" w:cs="Times New Roman"/>
-                <w:i/>
-                <w:iCs/>
-                <w:sz w:val="28"/>
-                <w:szCs w:val="28"/>
-              </w:rPr>
-            </w:pPr>
-            <w:r>
-              <w:rPr>
-                <w:rFonts w:ascii="Times New Roman" w:hAnsi="Times New Roman" w:cs="Times New Roman"/>
-                <w:i/>
-                <w:iCs/>
-                <w:sz w:val="28"/>
-                <w:szCs w:val="28"/>
-              </w:rPr>
-              <w:t>varchar</w:t>
-            </w:r>
-            <w:r>
-              <w:rPr>
-                <w:rFonts w:ascii="Times New Roman" w:hAnsi="Times New Roman" w:cs="Times New Roman"/>
-                <w:sz w:val="28"/>
-                <w:szCs w:val="28"/>
-              </w:rPr>
-              <w:t>(255)</w:t>
-            </w:r>
-          </w:p>
-        </w:tc>
-        <w:tc>
-          <w:tcPr>
-            <w:tcW w:w="0" w:type="auto"/>
-            <w:vAlign w:val="center"/>
-          </w:tcPr>
-          <w:p>
-            <w:pPr>
-              <w:jc w:val="center"/>
-              <w:rPr>
-                <w:rFonts w:ascii="Times New Roman" w:hAnsi="Times New Roman" w:cs="Times New Roman"/>
-                <w:sz w:val="28"/>
-                <w:szCs w:val="28"/>
-              </w:rPr>
-            </w:pPr>
-            <w:r>
-              <w:rPr>
-                <w:rFonts w:ascii="Times New Roman" w:hAnsi="Times New Roman" w:cs="Times New Roman"/>
-                <w:sz w:val="28"/>
-                <w:szCs w:val="28"/>
-              </w:rPr>
-              <w:t>нет</w:t>
-            </w:r>
-          </w:p>
-        </w:tc>
-        <w:tc>
-          <w:tcPr>
-            <w:tcW w:w="0" w:type="auto"/>
-            <w:vAlign w:val="center"/>
-          </w:tcPr>
-          <w:p>
-            <w:pPr>
-              <w:jc w:val="center"/>
-              <w:rPr>
-                <w:rFonts w:ascii="Times New Roman" w:hAnsi="Times New Roman" w:cs="Times New Roman"/>
-                <w:sz w:val="28"/>
-                <w:szCs w:val="28"/>
-              </w:rPr>
-            </w:pPr>
-            <w:r>
-              <w:rPr>
-                <w:rFonts w:ascii="Times New Roman" w:hAnsi="Times New Roman" w:cs="Times New Roman"/>
-                <w:sz w:val="28"/>
-                <w:szCs w:val="28"/>
-              </w:rPr>
-              <w:t>да</w:t>
-            </w:r>
-          </w:p>
-        </w:tc>
-      </w:tr>
-      <w:tr>
-        <w:tc>
-          <w:tcPr>
-            <w:tcW w:w="1902" w:type="dxa"/>
-            <w:vAlign w:val="center"/>
-          </w:tcPr>
-          <w:p>
-            <w:pPr>
-              <w:jc w:val="center"/>
-              <w:rPr>
-                <w:rFonts w:ascii="Times New Roman" w:hAnsi="Times New Roman" w:cs="Times New Roman"/>
-                <w:i/>
-                <w:iCs/>
-                <w:sz w:val="28"/>
-                <w:szCs w:val="28"/>
-              </w:rPr>
-            </w:pPr>
-            <w:r>
-              <w:rPr>
-                <w:rFonts w:ascii="Times New Roman" w:hAnsi="Times New Roman" w:cs="Times New Roman"/>
-                <w:i/>
-                <w:iCs/>
-                <w:sz w:val="28"/>
-                <w:szCs w:val="28"/>
-              </w:rPr>
-              <w:t>role_id</w:t>
-            </w:r>
-          </w:p>
-        </w:tc>
-        <w:tc>
-          <w:tcPr>
-            <w:tcW w:w="2730" w:type="dxa"/>
-            <w:vAlign w:val="center"/>
-          </w:tcPr>
-          <w:p>
-            <w:pPr>
-              <w:jc w:val="center"/>
-              <w:rPr>
-                <w:rFonts w:ascii="Times New Roman" w:hAnsi="Times New Roman" w:cs="Times New Roman"/>
-                <w:sz w:val="28"/>
-                <w:szCs w:val="28"/>
-              </w:rPr>
-            </w:pPr>
-            <w:r>
-              <w:rPr>
-                <w:rFonts w:ascii="Times New Roman" w:hAnsi="Times New Roman" w:cs="Times New Roman"/>
-                <w:sz w:val="28"/>
-                <w:szCs w:val="28"/>
-              </w:rPr>
-              <w:t>Роль пользователя</w:t>
-            </w:r>
-          </w:p>
-        </w:tc>
-        <w:tc>
-          <w:tcPr>
-            <w:tcW w:w="1705" w:type="dxa"/>
-            <w:vAlign w:val="center"/>
-          </w:tcPr>
-          <w:p>
-            <w:pPr>
-              <w:jc w:val="center"/>
-              <w:rPr>
-                <w:rFonts w:ascii="Times New Roman" w:hAnsi="Times New Roman" w:cs="Times New Roman"/>
-                <w:i/>
-                <w:iCs/>
-                <w:sz w:val="28"/>
-                <w:szCs w:val="28"/>
-              </w:rPr>
-            </w:pPr>
-            <w:r>
-              <w:rPr>
-                <w:rFonts w:ascii="Times New Roman" w:hAnsi="Times New Roman" w:cs="Times New Roman"/>
-                <w:i/>
-                <w:iCs/>
-                <w:sz w:val="28"/>
-                <w:szCs w:val="28"/>
-              </w:rPr>
-              <w:t>integer</w:t>
-            </w:r>
-          </w:p>
-        </w:tc>
-        <w:tc>
-          <w:tcPr>
-            <w:tcW w:w="0" w:type="auto"/>
-            <w:vAlign w:val="center"/>
-          </w:tcPr>
-          <w:p>
-            <w:pPr>
-              <w:jc w:val="center"/>
-              <w:rPr>
-                <w:rFonts w:ascii="Times New Roman" w:hAnsi="Times New Roman" w:cs="Times New Roman"/>
-                <w:sz w:val="28"/>
-                <w:szCs w:val="28"/>
-              </w:rPr>
-            </w:pPr>
-            <w:r>
-              <w:rPr>
-                <w:rFonts w:ascii="Times New Roman" w:hAnsi="Times New Roman" w:cs="Times New Roman"/>
-                <w:sz w:val="28"/>
-                <w:szCs w:val="28"/>
-              </w:rPr>
-              <w:t>да</w:t>
-            </w:r>
-          </w:p>
-        </w:tc>
-        <w:tc>
-          <w:tcPr>
-            <w:tcW w:w="0" w:type="auto"/>
-            <w:vAlign w:val="center"/>
-          </w:tcPr>
-          <w:p>
-            <w:pPr>
-              <w:jc w:val="center"/>
-              <w:rPr>
-                <w:rFonts w:ascii="Times New Roman" w:hAnsi="Times New Roman" w:cs="Times New Roman"/>
-                <w:sz w:val="28"/>
-                <w:szCs w:val="28"/>
-              </w:rPr>
-            </w:pPr>
-            <w:r>
-              <w:rPr>
-                <w:rFonts w:ascii="Times New Roman" w:hAnsi="Times New Roman" w:cs="Times New Roman"/>
-                <w:sz w:val="28"/>
-                <w:szCs w:val="28"/>
-              </w:rPr>
-              <w:t>нет</w:t>
-            </w:r>
-          </w:p>
-        </w:tc>
-      </w:tr>
-      <w:tr>
-        <w:tc>
-          <w:tcPr>
-            <w:tcW w:w="1902" w:type="dxa"/>
-            <w:vAlign w:val="center"/>
-          </w:tcPr>
-          <w:p>
-            <w:pPr>
-              <w:jc w:val="center"/>
-              <w:rPr>
-                <w:rFonts w:ascii="Times New Roman" w:hAnsi="Times New Roman" w:cs="Times New Roman"/>
-                <w:i/>
-                <w:iCs/>
-                <w:sz w:val="28"/>
-                <w:szCs w:val="28"/>
-              </w:rPr>
-            </w:pPr>
-            <w:r>
-              <w:rPr>
-                <w:rFonts w:ascii="Times New Roman" w:hAnsi="Times New Roman" w:cs="Times New Roman"/>
-                <w:i/>
-                <w:iCs/>
-                <w:sz w:val="28"/>
-                <w:szCs w:val="28"/>
-              </w:rPr>
-              <w:lastRenderedPageBreak/>
-              <w:t>group_id</w:t>
-            </w:r>
-          </w:p>
-        </w:tc>
-        <w:tc>
-          <w:tcPr>
-            <w:tcW w:w="2730" w:type="dxa"/>
-            <w:vAlign w:val="center"/>
-          </w:tcPr>
-          <w:p>
-            <w:pPr>
-              <w:jc w:val="center"/>
-              <w:rPr>
-                <w:rFonts w:ascii="Times New Roman" w:hAnsi="Times New Roman" w:cs="Times New Roman"/>
-                <w:sz w:val="28"/>
-                <w:szCs w:val="28"/>
-              </w:rPr>
-            </w:pPr>
-            <w:r>
-              <w:rPr>
-                <w:rFonts w:ascii="Times New Roman" w:hAnsi="Times New Roman" w:cs="Times New Roman"/>
-                <w:sz w:val="28"/>
-                <w:szCs w:val="28"/>
-              </w:rPr>
-              <w:t>Ссылка на группу пользователя</w:t>
-            </w:r>
-          </w:p>
-        </w:tc>
-        <w:tc>
-          <w:tcPr>
-            <w:tcW w:w="1705" w:type="dxa"/>
-            <w:vAlign w:val="center"/>
-          </w:tcPr>
-          <w:p>
-            <w:pPr>
-              <w:jc w:val="center"/>
-              <w:rPr>
-                <w:rFonts w:ascii="Times New Roman" w:hAnsi="Times New Roman" w:cs="Times New Roman"/>
-                <w:i/>
-                <w:iCs/>
-                <w:sz w:val="28"/>
-                <w:szCs w:val="28"/>
-              </w:rPr>
-            </w:pPr>
-            <w:r>
-              <w:rPr>
-                <w:rFonts w:ascii="Times New Roman" w:hAnsi="Times New Roman" w:cs="Times New Roman"/>
-                <w:i/>
-                <w:iCs/>
-                <w:sz w:val="28"/>
-                <w:szCs w:val="28"/>
-              </w:rPr>
-              <w:t>uuid</w:t>
-            </w:r>
-          </w:p>
-        </w:tc>
-        <w:tc>
-          <w:tcPr>
-            <w:tcW w:w="0" w:type="auto"/>
-            <w:vAlign w:val="center"/>
-          </w:tcPr>
-          <w:p>
-            <w:pPr>
-              <w:jc w:val="center"/>
-              <w:rPr>
-                <w:rFonts w:ascii="Times New Roman" w:hAnsi="Times New Roman" w:cs="Times New Roman"/>
-                <w:sz w:val="28"/>
-                <w:szCs w:val="28"/>
-              </w:rPr>
-            </w:pPr>
-            <w:r>
-              <w:rPr>
-                <w:rFonts w:ascii="Times New Roman" w:hAnsi="Times New Roman" w:cs="Times New Roman"/>
-                <w:sz w:val="28"/>
-                <w:szCs w:val="28"/>
-              </w:rPr>
-              <w:t>нет</w:t>
-            </w:r>
-          </w:p>
-        </w:tc>
-        <w:tc>
-          <w:tcPr>
-            <w:tcW w:w="0" w:type="auto"/>
-            <w:vAlign w:val="center"/>
-          </w:tcPr>
-          <w:p>
-            <w:pPr>
-              <w:jc w:val="center"/>
-              <w:rPr>
-                <w:rFonts w:ascii="Times New Roman" w:hAnsi="Times New Roman" w:cs="Times New Roman"/>
-                <w:sz w:val="28"/>
-                <w:szCs w:val="28"/>
-              </w:rPr>
-            </w:pPr>
-            <w:r>
-              <w:rPr>
-                <w:rFonts w:ascii="Times New Roman" w:hAnsi="Times New Roman" w:cs="Times New Roman"/>
-                <w:sz w:val="28"/>
-                <w:szCs w:val="28"/>
-              </w:rPr>
-              <w:t>нет</w:t>
-            </w:r>
-          </w:p>
-        </w:tc>
-      </w:tr>
     </w:tbl>
     <w:p>
       <w:pPr>
         <w:pStyle w:val="a3"/>
+      </w:pPr>
+      <w:r>
+        <w:tab/>
+      </w:r>
+    </w:p>
+    <w:p>
+      <w:pPr>
+        <w:pStyle w:val="a3"/>
+        <w:ind w:firstLine="709"/>
         <w:rPr>
           <w:lang w:val="en-US"/>
         </w:rPr>
       </w:pPr>
       <w:r>
-        <w:tab/>
-      </w:r>
-      <w:r>
+        <w:lastRenderedPageBreak/>
         <w:t xml:space="preserve">Продолжение таблицы </w:t>
       </w:r>
       <w:r>
@@ -12353,6 +12359,552 @@
           </w:p>
         </w:tc>
       </w:tr>
+      <w:tr>
+        <w:tc>
+          <w:tcPr>
+            <w:tcW w:w="1902" w:type="dxa"/>
+            <w:vAlign w:val="center"/>
+          </w:tcPr>
+          <w:p>
+            <w:pPr>
+              <w:jc w:val="center"/>
+              <w:rPr>
+                <w:rFonts w:ascii="Times New Roman" w:hAnsi="Times New Roman" w:cs="Times New Roman"/>
+                <w:i/>
+                <w:iCs/>
+                <w:sz w:val="28"/>
+                <w:szCs w:val="28"/>
+              </w:rPr>
+            </w:pPr>
+            <w:r>
+              <w:rPr>
+                <w:rFonts w:ascii="Times New Roman" w:hAnsi="Times New Roman" w:cs="Times New Roman"/>
+                <w:i/>
+                <w:iCs/>
+                <w:sz w:val="28"/>
+                <w:szCs w:val="28"/>
+              </w:rPr>
+              <w:t>wallet_address</w:t>
+            </w:r>
+          </w:p>
+        </w:tc>
+        <w:tc>
+          <w:tcPr>
+            <w:tcW w:w="2771" w:type="dxa"/>
+            <w:vAlign w:val="center"/>
+          </w:tcPr>
+          <w:p>
+            <w:pPr>
+              <w:jc w:val="center"/>
+              <w:rPr>
+                <w:rFonts w:ascii="Times New Roman" w:hAnsi="Times New Roman" w:cs="Times New Roman"/>
+                <w:sz w:val="28"/>
+                <w:szCs w:val="28"/>
+              </w:rPr>
+            </w:pPr>
+            <w:r>
+              <w:rPr>
+                <w:rFonts w:ascii="Times New Roman" w:hAnsi="Times New Roman" w:cs="Times New Roman"/>
+                <w:sz w:val="28"/>
+                <w:szCs w:val="28"/>
+              </w:rPr>
+              <w:t>Адрес кошелька пользователя</w:t>
+            </w:r>
+          </w:p>
+        </w:tc>
+        <w:tc>
+          <w:tcPr>
+            <w:tcW w:w="1701" w:type="dxa"/>
+            <w:vAlign w:val="center"/>
+          </w:tcPr>
+          <w:p>
+            <w:pPr>
+              <w:jc w:val="center"/>
+              <w:rPr>
+                <w:rFonts w:ascii="Times New Roman" w:hAnsi="Times New Roman" w:cs="Times New Roman"/>
+                <w:i/>
+                <w:iCs/>
+                <w:sz w:val="28"/>
+                <w:szCs w:val="28"/>
+              </w:rPr>
+            </w:pPr>
+            <w:r>
+              <w:rPr>
+                <w:rFonts w:ascii="Times New Roman" w:hAnsi="Times New Roman" w:cs="Times New Roman"/>
+                <w:i/>
+                <w:iCs/>
+                <w:sz w:val="28"/>
+                <w:szCs w:val="28"/>
+              </w:rPr>
+              <w:t>varchar</w:t>
+            </w:r>
+            <w:r>
+              <w:rPr>
+                <w:rFonts w:ascii="Times New Roman" w:hAnsi="Times New Roman" w:cs="Times New Roman"/>
+                <w:sz w:val="28"/>
+                <w:szCs w:val="28"/>
+              </w:rPr>
+              <w:t>(255)</w:t>
+            </w:r>
+          </w:p>
+        </w:tc>
+        <w:tc>
+          <w:tcPr>
+            <w:tcW w:w="1701" w:type="dxa"/>
+            <w:vAlign w:val="center"/>
+          </w:tcPr>
+          <w:p>
+            <w:pPr>
+              <w:jc w:val="center"/>
+              <w:rPr>
+                <w:rFonts w:ascii="Times New Roman" w:hAnsi="Times New Roman" w:cs="Times New Roman"/>
+                <w:sz w:val="28"/>
+                <w:szCs w:val="28"/>
+              </w:rPr>
+            </w:pPr>
+            <w:r>
+              <w:rPr>
+                <w:rFonts w:ascii="Times New Roman" w:hAnsi="Times New Roman" w:cs="Times New Roman"/>
+                <w:sz w:val="28"/>
+                <w:szCs w:val="28"/>
+              </w:rPr>
+              <w:t>да</w:t>
+            </w:r>
+          </w:p>
+        </w:tc>
+        <w:tc>
+          <w:tcPr>
+            <w:tcW w:w="1701" w:type="dxa"/>
+            <w:vAlign w:val="center"/>
+          </w:tcPr>
+          <w:p>
+            <w:pPr>
+              <w:jc w:val="center"/>
+              <w:rPr>
+                <w:rFonts w:ascii="Times New Roman" w:hAnsi="Times New Roman" w:cs="Times New Roman"/>
+                <w:sz w:val="28"/>
+                <w:szCs w:val="28"/>
+              </w:rPr>
+            </w:pPr>
+            <w:r>
+              <w:rPr>
+                <w:rFonts w:ascii="Times New Roman" w:hAnsi="Times New Roman" w:cs="Times New Roman"/>
+                <w:sz w:val="28"/>
+                <w:szCs w:val="28"/>
+              </w:rPr>
+              <w:t>да</w:t>
+            </w:r>
+          </w:p>
+        </w:tc>
+      </w:tr>
+      <w:tr>
+        <w:tc>
+          <w:tcPr>
+            <w:tcW w:w="1902" w:type="dxa"/>
+            <w:vAlign w:val="center"/>
+          </w:tcPr>
+          <w:p>
+            <w:pPr>
+              <w:jc w:val="center"/>
+              <w:rPr>
+                <w:rFonts w:ascii="Times New Roman" w:hAnsi="Times New Roman" w:cs="Times New Roman"/>
+                <w:i/>
+                <w:iCs/>
+                <w:sz w:val="28"/>
+                <w:szCs w:val="28"/>
+              </w:rPr>
+            </w:pPr>
+            <w:r>
+              <w:rPr>
+                <w:rFonts w:ascii="Times New Roman" w:hAnsi="Times New Roman" w:cs="Times New Roman"/>
+                <w:i/>
+                <w:iCs/>
+                <w:sz w:val="28"/>
+                <w:szCs w:val="28"/>
+              </w:rPr>
+              <w:t>email</w:t>
+            </w:r>
+          </w:p>
+        </w:tc>
+        <w:tc>
+          <w:tcPr>
+            <w:tcW w:w="2771" w:type="dxa"/>
+            <w:vAlign w:val="center"/>
+          </w:tcPr>
+          <w:p>
+            <w:pPr>
+              <w:jc w:val="center"/>
+              <w:rPr>
+                <w:rFonts w:ascii="Times New Roman" w:hAnsi="Times New Roman" w:cs="Times New Roman"/>
+                <w:sz w:val="28"/>
+                <w:szCs w:val="28"/>
+              </w:rPr>
+            </w:pPr>
+            <w:r>
+              <w:rPr>
+                <w:rFonts w:ascii="Times New Roman" w:hAnsi="Times New Roman" w:cs="Times New Roman"/>
+                <w:i/>
+                <w:iCs/>
+                <w:sz w:val="28"/>
+                <w:szCs w:val="28"/>
+              </w:rPr>
+              <w:t>Email</w:t>
+            </w:r>
+            <w:r>
+              <w:rPr>
+                <w:rFonts w:ascii="Times New Roman" w:hAnsi="Times New Roman" w:cs="Times New Roman"/>
+                <w:sz w:val="28"/>
+                <w:szCs w:val="28"/>
+              </w:rPr>
+              <w:t xml:space="preserve"> пользователя</w:t>
+            </w:r>
+          </w:p>
+        </w:tc>
+        <w:tc>
+          <w:tcPr>
+            <w:tcW w:w="1701" w:type="dxa"/>
+            <w:vAlign w:val="center"/>
+          </w:tcPr>
+          <w:p>
+            <w:pPr>
+              <w:jc w:val="center"/>
+              <w:rPr>
+                <w:rFonts w:ascii="Times New Roman" w:hAnsi="Times New Roman" w:cs="Times New Roman"/>
+                <w:i/>
+                <w:iCs/>
+                <w:sz w:val="28"/>
+                <w:szCs w:val="28"/>
+              </w:rPr>
+            </w:pPr>
+            <w:r>
+              <w:rPr>
+                <w:rFonts w:ascii="Times New Roman" w:hAnsi="Times New Roman" w:cs="Times New Roman"/>
+                <w:i/>
+                <w:iCs/>
+                <w:sz w:val="28"/>
+                <w:szCs w:val="28"/>
+              </w:rPr>
+              <w:t>varchar</w:t>
+            </w:r>
+            <w:r>
+              <w:rPr>
+                <w:rFonts w:ascii="Times New Roman" w:hAnsi="Times New Roman" w:cs="Times New Roman"/>
+                <w:sz w:val="28"/>
+                <w:szCs w:val="28"/>
+              </w:rPr>
+              <w:t>(255)</w:t>
+            </w:r>
+          </w:p>
+        </w:tc>
+        <w:tc>
+          <w:tcPr>
+            <w:tcW w:w="1701" w:type="dxa"/>
+            <w:vAlign w:val="center"/>
+          </w:tcPr>
+          <w:p>
+            <w:pPr>
+              <w:jc w:val="center"/>
+              <w:rPr>
+                <w:rFonts w:ascii="Times New Roman" w:hAnsi="Times New Roman" w:cs="Times New Roman"/>
+                <w:sz w:val="28"/>
+                <w:szCs w:val="28"/>
+              </w:rPr>
+            </w:pPr>
+            <w:r>
+              <w:rPr>
+                <w:rFonts w:ascii="Times New Roman" w:hAnsi="Times New Roman" w:cs="Times New Roman"/>
+                <w:sz w:val="28"/>
+                <w:szCs w:val="28"/>
+              </w:rPr>
+              <w:t>нет</w:t>
+            </w:r>
+          </w:p>
+        </w:tc>
+        <w:tc>
+          <w:tcPr>
+            <w:tcW w:w="1701" w:type="dxa"/>
+            <w:vAlign w:val="center"/>
+          </w:tcPr>
+          <w:p>
+            <w:pPr>
+              <w:jc w:val="center"/>
+              <w:rPr>
+                <w:rFonts w:ascii="Times New Roman" w:hAnsi="Times New Roman" w:cs="Times New Roman"/>
+                <w:sz w:val="28"/>
+                <w:szCs w:val="28"/>
+              </w:rPr>
+            </w:pPr>
+            <w:r>
+              <w:rPr>
+                <w:rFonts w:ascii="Times New Roman" w:hAnsi="Times New Roman" w:cs="Times New Roman"/>
+                <w:sz w:val="28"/>
+                <w:szCs w:val="28"/>
+              </w:rPr>
+              <w:t>да</w:t>
+            </w:r>
+          </w:p>
+        </w:tc>
+      </w:tr>
+      <w:tr>
+        <w:tc>
+          <w:tcPr>
+            <w:tcW w:w="1902" w:type="dxa"/>
+            <w:vAlign w:val="center"/>
+          </w:tcPr>
+          <w:p>
+            <w:pPr>
+              <w:jc w:val="center"/>
+              <w:rPr>
+                <w:rFonts w:ascii="Times New Roman" w:hAnsi="Times New Roman" w:cs="Times New Roman"/>
+                <w:i/>
+                <w:iCs/>
+                <w:sz w:val="28"/>
+                <w:szCs w:val="28"/>
+              </w:rPr>
+            </w:pPr>
+            <w:r>
+              <w:rPr>
+                <w:rFonts w:ascii="Times New Roman" w:hAnsi="Times New Roman" w:cs="Times New Roman"/>
+                <w:i/>
+                <w:iCs/>
+                <w:sz w:val="28"/>
+                <w:szCs w:val="28"/>
+              </w:rPr>
+              <w:t>role_id</w:t>
+            </w:r>
+          </w:p>
+        </w:tc>
+        <w:tc>
+          <w:tcPr>
+            <w:tcW w:w="2771" w:type="dxa"/>
+            <w:vAlign w:val="center"/>
+          </w:tcPr>
+          <w:p>
+            <w:pPr>
+              <w:jc w:val="center"/>
+              <w:rPr>
+                <w:rFonts w:ascii="Times New Roman" w:hAnsi="Times New Roman" w:cs="Times New Roman"/>
+                <w:sz w:val="28"/>
+                <w:szCs w:val="28"/>
+              </w:rPr>
+            </w:pPr>
+            <w:r>
+              <w:rPr>
+                <w:rFonts w:ascii="Times New Roman" w:hAnsi="Times New Roman" w:cs="Times New Roman"/>
+                <w:sz w:val="28"/>
+                <w:szCs w:val="28"/>
+              </w:rPr>
+              <w:t>Роль пользователя</w:t>
+            </w:r>
+          </w:p>
+        </w:tc>
+        <w:tc>
+          <w:tcPr>
+            <w:tcW w:w="1701" w:type="dxa"/>
+            <w:vAlign w:val="center"/>
+          </w:tcPr>
+          <w:p>
+            <w:pPr>
+              <w:jc w:val="center"/>
+              <w:rPr>
+                <w:rFonts w:ascii="Times New Roman" w:hAnsi="Times New Roman" w:cs="Times New Roman"/>
+                <w:i/>
+                <w:iCs/>
+                <w:sz w:val="28"/>
+                <w:szCs w:val="28"/>
+              </w:rPr>
+            </w:pPr>
+            <w:r>
+              <w:rPr>
+                <w:rFonts w:ascii="Times New Roman" w:hAnsi="Times New Roman" w:cs="Times New Roman"/>
+                <w:i/>
+                <w:iCs/>
+                <w:sz w:val="28"/>
+                <w:szCs w:val="28"/>
+              </w:rPr>
+              <w:t>integer</w:t>
+            </w:r>
+          </w:p>
+        </w:tc>
+        <w:tc>
+          <w:tcPr>
+            <w:tcW w:w="1701" w:type="dxa"/>
+            <w:vAlign w:val="center"/>
+          </w:tcPr>
+          <w:p>
+            <w:pPr>
+              <w:jc w:val="center"/>
+              <w:rPr>
+                <w:rFonts w:ascii="Times New Roman" w:hAnsi="Times New Roman" w:cs="Times New Roman"/>
+                <w:sz w:val="28"/>
+                <w:szCs w:val="28"/>
+              </w:rPr>
+            </w:pPr>
+            <w:r>
+              <w:rPr>
+                <w:rFonts w:ascii="Times New Roman" w:hAnsi="Times New Roman" w:cs="Times New Roman"/>
+                <w:sz w:val="28"/>
+                <w:szCs w:val="28"/>
+              </w:rPr>
+              <w:t>да</w:t>
+            </w:r>
+          </w:p>
+        </w:tc>
+        <w:tc>
+          <w:tcPr>
+            <w:tcW w:w="1701" w:type="dxa"/>
+            <w:vAlign w:val="center"/>
+          </w:tcPr>
+          <w:p>
+            <w:pPr>
+              <w:jc w:val="center"/>
+              <w:rPr>
+                <w:rFonts w:ascii="Times New Roman" w:hAnsi="Times New Roman" w:cs="Times New Roman"/>
+                <w:sz w:val="28"/>
+                <w:szCs w:val="28"/>
+              </w:rPr>
+            </w:pPr>
+            <w:r>
+              <w:rPr>
+                <w:rFonts w:ascii="Times New Roman" w:hAnsi="Times New Roman" w:cs="Times New Roman"/>
+                <w:sz w:val="28"/>
+                <w:szCs w:val="28"/>
+              </w:rPr>
+              <w:t>нет</w:t>
+            </w:r>
+          </w:p>
+        </w:tc>
+      </w:tr>
+      <w:tr>
+        <w:tc>
+          <w:tcPr>
+            <w:tcW w:w="1902" w:type="dxa"/>
+            <w:vAlign w:val="center"/>
+          </w:tcPr>
+          <w:p>
+            <w:pPr>
+              <w:jc w:val="center"/>
+              <w:rPr>
+                <w:rFonts w:ascii="Times New Roman" w:hAnsi="Times New Roman" w:cs="Times New Roman"/>
+                <w:i/>
+                <w:iCs/>
+                <w:sz w:val="28"/>
+                <w:szCs w:val="28"/>
+              </w:rPr>
+            </w:pPr>
+            <w:r>
+              <w:rPr>
+                <w:rFonts w:ascii="Times New Roman" w:hAnsi="Times New Roman" w:cs="Times New Roman"/>
+                <w:i/>
+                <w:iCs/>
+                <w:sz w:val="28"/>
+                <w:szCs w:val="28"/>
+              </w:rPr>
+              <w:t>group_id</w:t>
+            </w:r>
+          </w:p>
+        </w:tc>
+        <w:tc>
+          <w:tcPr>
+            <w:tcW w:w="2771" w:type="dxa"/>
+            <w:vAlign w:val="center"/>
+          </w:tcPr>
+          <w:p>
+            <w:pPr>
+              <w:jc w:val="center"/>
+              <w:rPr>
+                <w:rFonts w:ascii="Times New Roman" w:hAnsi="Times New Roman" w:cs="Times New Roman"/>
+                <w:sz w:val="28"/>
+                <w:szCs w:val="28"/>
+              </w:rPr>
+            </w:pPr>
+            <w:r>
+              <w:rPr>
+                <w:rFonts w:ascii="Times New Roman" w:hAnsi="Times New Roman" w:cs="Times New Roman"/>
+                <w:sz w:val="28"/>
+                <w:szCs w:val="28"/>
+              </w:rPr>
+              <w:t>Ссылка на группу пользователя</w:t>
+            </w:r>
+          </w:p>
+        </w:tc>
+        <w:tc>
+          <w:tcPr>
+            <w:tcW w:w="1701" w:type="dxa"/>
+            <w:vAlign w:val="center"/>
+          </w:tcPr>
+          <w:p>
+            <w:pPr>
+              <w:jc w:val="center"/>
+              <w:rPr>
+                <w:rFonts w:ascii="Times New Roman" w:hAnsi="Times New Roman" w:cs="Times New Roman"/>
+                <w:i/>
+                <w:iCs/>
+                <w:sz w:val="28"/>
+                <w:szCs w:val="28"/>
+              </w:rPr>
+            </w:pPr>
+            <w:r>
+              <w:rPr>
+                <w:rFonts w:ascii="Times New Roman" w:hAnsi="Times New Roman" w:cs="Times New Roman"/>
+                <w:i/>
+                <w:iCs/>
+                <w:sz w:val="28"/>
+                <w:szCs w:val="28"/>
+              </w:rPr>
+              <w:t>uuid</w:t>
+            </w:r>
+          </w:p>
+        </w:tc>
+        <w:tc>
+          <w:tcPr>
+            <w:tcW w:w="1701" w:type="dxa"/>
+            <w:vAlign w:val="center"/>
+          </w:tcPr>
+          <w:p>
+            <w:pPr>
+              <w:jc w:val="center"/>
+              <w:rPr>
+                <w:rFonts w:ascii="Times New Roman" w:hAnsi="Times New Roman" w:cs="Times New Roman"/>
+                <w:sz w:val="28"/>
+                <w:szCs w:val="28"/>
+              </w:rPr>
+            </w:pPr>
+            <w:r>
+              <w:rPr>
+                <w:rFonts w:ascii="Times New Roman" w:hAnsi="Times New Roman" w:cs="Times New Roman"/>
+                <w:sz w:val="28"/>
+                <w:szCs w:val="28"/>
+              </w:rPr>
+              <w:t>нет</w:t>
+            </w:r>
+          </w:p>
+        </w:tc>
+        <w:tc>
+          <w:tcPr>
+            <w:tcW w:w="1701" w:type="dxa"/>
+            <w:vAlign w:val="center"/>
+          </w:tcPr>
+          <w:p>
+            <w:pPr>
+              <w:jc w:val="center"/>
+              <w:rPr>
+                <w:rFonts w:ascii="Times New Roman" w:hAnsi="Times New Roman" w:cs="Times New Roman"/>
+                <w:sz w:val="28"/>
+                <w:szCs w:val="28"/>
+              </w:rPr>
+            </w:pPr>
+            <w:r>
+              <w:rPr>
+                <w:rFonts w:ascii="Times New Roman" w:hAnsi="Times New Roman" w:cs="Times New Roman"/>
+                <w:sz w:val="28"/>
+                <w:szCs w:val="28"/>
+              </w:rPr>
+              <w:t>нет</w:t>
+            </w:r>
+          </w:p>
+        </w:tc>
+      </w:tr>
     </w:tbl>
     <w:p>
       <w:pPr>
@@ -13302,28 +13854,23 @@
           <w:tcPr>
             <w:tcW w:w="1704" w:type="dxa"/>
             <w:vAlign w:val="center"/>
-            <w:hideMark/>
-          </w:tcPr>
-          <w:p>
-            <w:pPr>
-              <w:jc w:val="center"/>
-              <w:rPr>
-                <w:rFonts w:ascii="Times New Roman" w:hAnsi="Times New Roman" w:cs="Times New Roman"/>
-                <w:i/>
-                <w:iCs/>
-                <w:sz w:val="28"/>
-                <w:szCs w:val="28"/>
-              </w:rPr>
-            </w:pPr>
-            <w:r>
-              <w:rPr>
-                <w:rFonts w:ascii="Times New Roman" w:hAnsi="Times New Roman" w:cs="Times New Roman"/>
-                <w:i/>
-                <w:iCs/>
-                <w:sz w:val="28"/>
-                <w:szCs w:val="28"/>
-              </w:rPr>
-              <w:t>id</w:t>
+          </w:tcPr>
+          <w:p>
+            <w:pPr>
+              <w:jc w:val="center"/>
+              <w:rPr>
+                <w:rFonts w:ascii="Times New Roman" w:hAnsi="Times New Roman" w:cs="Times New Roman"/>
+                <w:sz w:val="28"/>
+                <w:szCs w:val="28"/>
+              </w:rPr>
+            </w:pPr>
+            <w:r>
+              <w:rPr>
+                <w:rFonts w:ascii="Times New Roman" w:hAnsi="Times New Roman" w:cs="Times New Roman"/>
+                <w:sz w:val="28"/>
+                <w:szCs w:val="28"/>
+              </w:rPr>
+              <w:t>1</w:t>
             </w:r>
           </w:p>
         </w:tc>
@@ -13331,24 +13878,23 @@
           <w:tcPr>
             <w:tcW w:w="2807" w:type="dxa"/>
             <w:vAlign w:val="center"/>
-            <w:hideMark/>
-          </w:tcPr>
-          <w:p>
-            <w:pPr>
-              <w:jc w:val="center"/>
-              <w:rPr>
-                <w:rFonts w:ascii="Times New Roman" w:hAnsi="Times New Roman" w:cs="Times New Roman"/>
-                <w:sz w:val="28"/>
-                <w:szCs w:val="28"/>
-              </w:rPr>
-            </w:pPr>
-            <w:r>
-              <w:rPr>
-                <w:rFonts w:ascii="Times New Roman" w:hAnsi="Times New Roman" w:cs="Times New Roman"/>
-                <w:sz w:val="28"/>
-                <w:szCs w:val="28"/>
-              </w:rPr>
-              <w:t>Идентификатор голосования</w:t>
+          </w:tcPr>
+          <w:p>
+            <w:pPr>
+              <w:jc w:val="center"/>
+              <w:rPr>
+                <w:rFonts w:ascii="Times New Roman" w:hAnsi="Times New Roman" w:cs="Times New Roman"/>
+                <w:sz w:val="28"/>
+                <w:szCs w:val="28"/>
+              </w:rPr>
+            </w:pPr>
+            <w:r>
+              <w:rPr>
+                <w:rFonts w:ascii="Times New Roman" w:hAnsi="Times New Roman" w:cs="Times New Roman"/>
+                <w:sz w:val="28"/>
+                <w:szCs w:val="28"/>
+              </w:rPr>
+              <w:t>2</w:t>
             </w:r>
           </w:p>
         </w:tc>
@@ -13356,28 +13902,23 @@
           <w:tcPr>
             <w:tcW w:w="1699" w:type="dxa"/>
             <w:vAlign w:val="center"/>
-            <w:hideMark/>
-          </w:tcPr>
-          <w:p>
-            <w:pPr>
-              <w:jc w:val="center"/>
-              <w:rPr>
-                <w:rFonts w:ascii="Times New Roman" w:hAnsi="Times New Roman" w:cs="Times New Roman"/>
-                <w:i/>
-                <w:iCs/>
-                <w:sz w:val="28"/>
-                <w:szCs w:val="28"/>
-              </w:rPr>
-            </w:pPr>
-            <w:r>
-              <w:rPr>
-                <w:rFonts w:ascii="Times New Roman" w:hAnsi="Times New Roman" w:cs="Times New Roman"/>
-                <w:i/>
-                <w:iCs/>
-                <w:sz w:val="28"/>
-                <w:szCs w:val="28"/>
-              </w:rPr>
-              <w:t>uuid</w:t>
+          </w:tcPr>
+          <w:p>
+            <w:pPr>
+              <w:jc w:val="center"/>
+              <w:rPr>
+                <w:rFonts w:ascii="Times New Roman" w:hAnsi="Times New Roman" w:cs="Times New Roman"/>
+                <w:sz w:val="28"/>
+                <w:szCs w:val="28"/>
+              </w:rPr>
+            </w:pPr>
+            <w:r>
+              <w:rPr>
+                <w:rFonts w:ascii="Times New Roman" w:hAnsi="Times New Roman" w:cs="Times New Roman"/>
+                <w:sz w:val="28"/>
+                <w:szCs w:val="28"/>
+              </w:rPr>
+              <w:t>3</w:t>
             </w:r>
           </w:p>
         </w:tc>
@@ -13385,24 +13926,23 @@
           <w:tcPr>
             <w:tcW w:w="0" w:type="auto"/>
             <w:vAlign w:val="center"/>
-            <w:hideMark/>
-          </w:tcPr>
-          <w:p>
-            <w:pPr>
-              <w:jc w:val="center"/>
-              <w:rPr>
-                <w:rFonts w:ascii="Times New Roman" w:hAnsi="Times New Roman" w:cs="Times New Roman"/>
-                <w:sz w:val="28"/>
-                <w:szCs w:val="28"/>
-              </w:rPr>
-            </w:pPr>
-            <w:r>
-              <w:rPr>
-                <w:rFonts w:ascii="Times New Roman" w:hAnsi="Times New Roman" w:cs="Times New Roman"/>
-                <w:sz w:val="28"/>
-                <w:szCs w:val="28"/>
-              </w:rPr>
-              <w:t>да</w:t>
+          </w:tcPr>
+          <w:p>
+            <w:pPr>
+              <w:jc w:val="center"/>
+              <w:rPr>
+                <w:rFonts w:ascii="Times New Roman" w:hAnsi="Times New Roman" w:cs="Times New Roman"/>
+                <w:sz w:val="28"/>
+                <w:szCs w:val="28"/>
+              </w:rPr>
+            </w:pPr>
+            <w:r>
+              <w:rPr>
+                <w:rFonts w:ascii="Times New Roman" w:hAnsi="Times New Roman" w:cs="Times New Roman"/>
+                <w:sz w:val="28"/>
+                <w:szCs w:val="28"/>
+              </w:rPr>
+              <w:t>4</w:t>
             </w:r>
           </w:p>
         </w:tc>
@@ -13410,24 +13950,23 @@
           <w:tcPr>
             <w:tcW w:w="0" w:type="auto"/>
             <w:vAlign w:val="center"/>
-            <w:hideMark/>
-          </w:tcPr>
-          <w:p>
-            <w:pPr>
-              <w:jc w:val="center"/>
-              <w:rPr>
-                <w:rFonts w:ascii="Times New Roman" w:hAnsi="Times New Roman" w:cs="Times New Roman"/>
-                <w:sz w:val="28"/>
-                <w:szCs w:val="28"/>
-              </w:rPr>
-            </w:pPr>
-            <w:r>
-              <w:rPr>
-                <w:rFonts w:ascii="Times New Roman" w:hAnsi="Times New Roman" w:cs="Times New Roman"/>
-                <w:sz w:val="28"/>
-                <w:szCs w:val="28"/>
-              </w:rPr>
-              <w:t>да</w:t>
+          </w:tcPr>
+          <w:p>
+            <w:pPr>
+              <w:jc w:val="center"/>
+              <w:rPr>
+                <w:rFonts w:ascii="Times New Roman" w:hAnsi="Times New Roman" w:cs="Times New Roman"/>
+                <w:sz w:val="28"/>
+                <w:szCs w:val="28"/>
+              </w:rPr>
+            </w:pPr>
+            <w:r>
+              <w:rPr>
+                <w:rFonts w:ascii="Times New Roman" w:hAnsi="Times New Roman" w:cs="Times New Roman"/>
+                <w:sz w:val="28"/>
+                <w:szCs w:val="28"/>
+              </w:rPr>
+              <w:t>5</w:t>
             </w:r>
           </w:p>
         </w:tc>
@@ -13458,7 +13997,7 @@
                 <w:sz w:val="28"/>
                 <w:szCs w:val="28"/>
               </w:rPr>
-              <w:t>title</w:t>
+              <w:t>id</w:t>
             </w:r>
           </w:p>
         </w:tc>
@@ -13483,7 +14022,7 @@
                 <w:sz w:val="28"/>
                 <w:szCs w:val="28"/>
               </w:rPr>
-              <w:t>Название голосования</w:t>
+              <w:t>Идентификатор голосования</w:t>
             </w:r>
           </w:p>
         </w:tc>
@@ -13498,27 +14037,21 @@
               <w:jc w:val="center"/>
               <w:rPr>
                 <w:rFonts w:ascii="Times New Roman" w:hAnsi="Times New Roman" w:cs="Times New Roman"/>
-                <w:sz w:val="28"/>
-                <w:szCs w:val="28"/>
-              </w:rPr>
-            </w:pPr>
-            <w:r>
-              <w:rPr>
-                <w:rFonts w:ascii="Times New Roman" w:hAnsi="Times New Roman" w:cs="Times New Roman"/>
-                <w:i/>
-                <w:iCs/>
-                <w:sz w:val="28"/>
-                <w:szCs w:val="28"/>
-              </w:rPr>
-              <w:t>varchar</w:t>
-            </w:r>
-            <w:r>
-              <w:rPr>
-                <w:rFonts w:ascii="Times New Roman" w:hAnsi="Times New Roman" w:cs="Times New Roman"/>
-                <w:sz w:val="28"/>
-                <w:szCs w:val="28"/>
-              </w:rPr>
-              <w:t>(255)</w:t>
+                <w:i/>
+                <w:iCs/>
+                <w:sz w:val="28"/>
+                <w:szCs w:val="28"/>
+              </w:rPr>
+            </w:pPr>
+            <w:r>
+              <w:rPr>
+                <w:rFonts w:ascii="Times New Roman" w:hAnsi="Times New Roman" w:cs="Times New Roman"/>
+                <w:i/>
+                <w:iCs/>
+                <w:sz w:val="28"/>
+                <w:szCs w:val="28"/>
+              </w:rPr>
+              <w:t>uuid</w:t>
             </w:r>
           </w:p>
         </w:tc>
@@ -13568,7 +14101,7 @@
                 <w:sz w:val="28"/>
                 <w:szCs w:val="28"/>
               </w:rPr>
-              <w:t>нет</w:t>
+              <w:t>да</w:t>
             </w:r>
           </w:p>
         </w:tc>
@@ -13599,7 +14132,7 @@
                 <w:sz w:val="28"/>
                 <w:szCs w:val="28"/>
               </w:rPr>
-              <w:t>description</w:t>
+              <w:t>title</w:t>
             </w:r>
           </w:p>
         </w:tc>
@@ -13624,7 +14157,7 @@
                 <w:sz w:val="28"/>
                 <w:szCs w:val="28"/>
               </w:rPr>
-              <w:t>Описание голосования</w:t>
+              <w:t>Название голосования</w:t>
             </w:r>
           </w:p>
         </w:tc>
@@ -13639,21 +14172,27 @@
               <w:jc w:val="center"/>
               <w:rPr>
                 <w:rFonts w:ascii="Times New Roman" w:hAnsi="Times New Roman" w:cs="Times New Roman"/>
-                <w:i/>
-                <w:iCs/>
-                <w:sz w:val="28"/>
-                <w:szCs w:val="28"/>
-              </w:rPr>
-            </w:pPr>
-            <w:r>
-              <w:rPr>
-                <w:rFonts w:ascii="Times New Roman" w:hAnsi="Times New Roman" w:cs="Times New Roman"/>
-                <w:i/>
-                <w:iCs/>
-                <w:sz w:val="28"/>
-                <w:szCs w:val="28"/>
-              </w:rPr>
-              <w:t>text</w:t>
+                <w:sz w:val="28"/>
+                <w:szCs w:val="28"/>
+              </w:rPr>
+            </w:pPr>
+            <w:r>
+              <w:rPr>
+                <w:rFonts w:ascii="Times New Roman" w:hAnsi="Times New Roman" w:cs="Times New Roman"/>
+                <w:i/>
+                <w:iCs/>
+                <w:sz w:val="28"/>
+                <w:szCs w:val="28"/>
+              </w:rPr>
+              <w:t>varchar</w:t>
+            </w:r>
+            <w:r>
+              <w:rPr>
+                <w:rFonts w:ascii="Times New Roman" w:hAnsi="Times New Roman" w:cs="Times New Roman"/>
+                <w:sz w:val="28"/>
+                <w:szCs w:val="28"/>
+              </w:rPr>
+              <w:t>(255)</w:t>
             </w:r>
           </w:p>
         </w:tc>
@@ -13678,7 +14217,7 @@
                 <w:sz w:val="28"/>
                 <w:szCs w:val="28"/>
               </w:rPr>
-              <w:t>нет</w:t>
+              <w:t>да</w:t>
             </w:r>
           </w:p>
         </w:tc>
@@ -13734,7 +14273,7 @@
                 <w:sz w:val="28"/>
                 <w:szCs w:val="28"/>
               </w:rPr>
-              <w:t>created_by</w:t>
+              <w:t>description</w:t>
             </w:r>
           </w:p>
         </w:tc>
@@ -13759,7 +14298,7 @@
                 <w:sz w:val="28"/>
                 <w:szCs w:val="28"/>
               </w:rPr>
-              <w:t>Организатор голосования</w:t>
+              <w:t>Описание голосования</w:t>
             </w:r>
           </w:p>
         </w:tc>
@@ -13788,7 +14327,7 @@
                 <w:sz w:val="28"/>
                 <w:szCs w:val="28"/>
               </w:rPr>
-              <w:t>uuid</w:t>
+              <w:t>text</w:t>
             </w:r>
           </w:p>
         </w:tc>
@@ -13813,7 +14352,7 @@
                 <w:sz w:val="28"/>
                 <w:szCs w:val="28"/>
               </w:rPr>
-              <w:t>да</w:t>
+              <w:t>нет</w:t>
             </w:r>
           </w:p>
         </w:tc>
@@ -13869,7 +14408,7 @@
                 <w:sz w:val="28"/>
                 <w:szCs w:val="28"/>
               </w:rPr>
-              <w:t>type_id</w:t>
+              <w:t>created_by</w:t>
             </w:r>
           </w:p>
         </w:tc>
@@ -13894,7 +14433,7 @@
                 <w:sz w:val="28"/>
                 <w:szCs w:val="28"/>
               </w:rPr>
-              <w:t>Тип голосования</w:t>
+              <w:t>Организатор голосования</w:t>
             </w:r>
           </w:p>
         </w:tc>
@@ -13923,7 +14462,7 @@
                 <w:sz w:val="28"/>
                 <w:szCs w:val="28"/>
               </w:rPr>
-              <w:t>integer</w:t>
+              <w:t>uuid</w:t>
             </w:r>
           </w:p>
         </w:tc>
@@ -13983,27 +14522,28 @@
           <w:tcPr>
             <w:tcW w:w="1704" w:type="dxa"/>
             <w:vAlign w:val="center"/>
-          </w:tcPr>
-          <w:p>
-            <w:pPr>
-              <w:jc w:val="center"/>
-              <w:rPr>
-                <w:rFonts w:ascii="Times New Roman" w:hAnsi="Times New Roman" w:cs="Times New Roman"/>
-                <w:i/>
-                <w:iCs/>
-                <w:sz w:val="28"/>
-                <w:szCs w:val="28"/>
-              </w:rPr>
-            </w:pPr>
-            <w:r>
-              <w:rPr>
-                <w:rFonts w:ascii="Times New Roman" w:hAnsi="Times New Roman" w:cs="Times New Roman"/>
-                <w:i/>
-                <w:iCs/>
-                <w:sz w:val="28"/>
-                <w:szCs w:val="28"/>
-              </w:rPr>
-              <w:t>anonymous</w:t>
+            <w:hideMark/>
+          </w:tcPr>
+          <w:p>
+            <w:pPr>
+              <w:jc w:val="center"/>
+              <w:rPr>
+                <w:rFonts w:ascii="Times New Roman" w:hAnsi="Times New Roman" w:cs="Times New Roman"/>
+                <w:i/>
+                <w:iCs/>
+                <w:sz w:val="28"/>
+                <w:szCs w:val="28"/>
+              </w:rPr>
+            </w:pPr>
+            <w:r>
+              <w:rPr>
+                <w:rFonts w:ascii="Times New Roman" w:hAnsi="Times New Roman" w:cs="Times New Roman"/>
+                <w:i/>
+                <w:iCs/>
+                <w:sz w:val="28"/>
+                <w:szCs w:val="28"/>
+              </w:rPr>
+              <w:t>type_id</w:t>
             </w:r>
           </w:p>
         </w:tc>
@@ -14011,23 +14551,24 @@
           <w:tcPr>
             <w:tcW w:w="2807" w:type="dxa"/>
             <w:vAlign w:val="center"/>
-          </w:tcPr>
-          <w:p>
-            <w:pPr>
-              <w:jc w:val="center"/>
-              <w:rPr>
-                <w:rFonts w:ascii="Times New Roman" w:hAnsi="Times New Roman" w:cs="Times New Roman"/>
-                <w:sz w:val="28"/>
-                <w:szCs w:val="28"/>
-              </w:rPr>
-            </w:pPr>
-            <w:r>
-              <w:rPr>
-                <w:rFonts w:ascii="Times New Roman" w:hAnsi="Times New Roman" w:cs="Times New Roman"/>
-                <w:sz w:val="28"/>
-                <w:szCs w:val="28"/>
-              </w:rPr>
-              <w:t>Анонимное голосование</w:t>
+            <w:hideMark/>
+          </w:tcPr>
+          <w:p>
+            <w:pPr>
+              <w:jc w:val="center"/>
+              <w:rPr>
+                <w:rFonts w:ascii="Times New Roman" w:hAnsi="Times New Roman" w:cs="Times New Roman"/>
+                <w:sz w:val="28"/>
+                <w:szCs w:val="28"/>
+              </w:rPr>
+            </w:pPr>
+            <w:r>
+              <w:rPr>
+                <w:rFonts w:ascii="Times New Roman" w:hAnsi="Times New Roman" w:cs="Times New Roman"/>
+                <w:sz w:val="28"/>
+                <w:szCs w:val="28"/>
+              </w:rPr>
+              <w:t>Тип голосования</w:t>
             </w:r>
           </w:p>
         </w:tc>
@@ -14035,27 +14576,28 @@
           <w:tcPr>
             <w:tcW w:w="1699" w:type="dxa"/>
             <w:vAlign w:val="center"/>
-          </w:tcPr>
-          <w:p>
-            <w:pPr>
-              <w:jc w:val="center"/>
-              <w:rPr>
-                <w:rFonts w:ascii="Times New Roman" w:hAnsi="Times New Roman" w:cs="Times New Roman"/>
-                <w:i/>
-                <w:iCs/>
-                <w:sz w:val="28"/>
-                <w:szCs w:val="28"/>
-              </w:rPr>
-            </w:pPr>
-            <w:r>
-              <w:rPr>
-                <w:rFonts w:ascii="Times New Roman" w:hAnsi="Times New Roman" w:cs="Times New Roman"/>
-                <w:i/>
-                <w:iCs/>
-                <w:sz w:val="28"/>
-                <w:szCs w:val="28"/>
-              </w:rPr>
-              <w:t>boolean</w:t>
+            <w:hideMark/>
+          </w:tcPr>
+          <w:p>
+            <w:pPr>
+              <w:jc w:val="center"/>
+              <w:rPr>
+                <w:rFonts w:ascii="Times New Roman" w:hAnsi="Times New Roman" w:cs="Times New Roman"/>
+                <w:i/>
+                <w:iCs/>
+                <w:sz w:val="28"/>
+                <w:szCs w:val="28"/>
+              </w:rPr>
+            </w:pPr>
+            <w:r>
+              <w:rPr>
+                <w:rFonts w:ascii="Times New Roman" w:hAnsi="Times New Roman" w:cs="Times New Roman"/>
+                <w:i/>
+                <w:iCs/>
+                <w:sz w:val="28"/>
+                <w:szCs w:val="28"/>
+              </w:rPr>
+              <w:t>integer</w:t>
             </w:r>
           </w:p>
         </w:tc>
@@ -14063,6 +14605,7 @@
           <w:tcPr>
             <w:tcW w:w="0" w:type="auto"/>
             <w:vAlign w:val="center"/>
+            <w:hideMark/>
           </w:tcPr>
           <w:p>
             <w:pPr>
@@ -14087,6 +14630,7 @@
           <w:tcPr>
             <w:tcW w:w="0" w:type="auto"/>
             <w:vAlign w:val="center"/>
+            <w:hideMark/>
           </w:tcPr>
           <w:p>
             <w:pPr>
@@ -14133,7 +14677,7 @@
                 <w:sz w:val="28"/>
                 <w:szCs w:val="28"/>
               </w:rPr>
-              <w:t>start_time</w:t>
+              <w:t>anonymous</w:t>
             </w:r>
           </w:p>
         </w:tc>
@@ -14157,7 +14701,7 @@
                 <w:sz w:val="28"/>
                 <w:szCs w:val="28"/>
               </w:rPr>
-              <w:t>Время начала</w:t>
+              <w:t>Анонимное голосование</w:t>
             </w:r>
           </w:p>
         </w:tc>
@@ -14185,7 +14729,7 @@
                 <w:sz w:val="28"/>
                 <w:szCs w:val="28"/>
               </w:rPr>
-              <w:t>timestamp</w:t>
+              <w:t>boolean</w:t>
             </w:r>
           </w:p>
         </w:tc>
@@ -14234,6 +14778,162 @@
                 <w:szCs w:val="28"/>
               </w:rPr>
               <w:t>нет</w:t>
+            </w:r>
+          </w:p>
+        </w:tc>
+      </w:tr>
+    </w:tbl>
+    <w:p>
+      <w:pPr>
+        <w:pStyle w:val="a3"/>
+        <w:ind w:firstLine="709"/>
+      </w:pPr>
+      <w:r>
+        <w:lastRenderedPageBreak/>
+        <w:t xml:space="preserve">Продолжение таблицы </w:t>
+      </w:r>
+      <w:r>
+        <w:t>2.</w:t>
+      </w:r>
+      <w:r>
+        <w:t>8</w:t>
+      </w:r>
+    </w:p>
+    <w:tbl>
+      <w:tblPr>
+        <w:tblStyle w:val="af0"/>
+        <w:tblW w:w="9776" w:type="dxa"/>
+        <w:tblLook w:val="04A0" w:firstRow="1" w:lastRow="0" w:firstColumn="1" w:lastColumn="0" w:noHBand="0" w:noVBand="1"/>
+      </w:tblPr>
+      <w:tblGrid>
+        <w:gridCol w:w="1704"/>
+        <w:gridCol w:w="2807"/>
+        <w:gridCol w:w="1699"/>
+        <w:gridCol w:w="1865"/>
+        <w:gridCol w:w="1701"/>
+      </w:tblGrid>
+      <w:tr>
+        <w:tc>
+          <w:tcPr>
+            <w:tcW w:w="1704" w:type="dxa"/>
+            <w:vAlign w:val="center"/>
+          </w:tcPr>
+          <w:p>
+            <w:pPr>
+              <w:jc w:val="center"/>
+              <w:rPr>
+                <w:rFonts w:ascii="Times New Roman" w:hAnsi="Times New Roman" w:cs="Times New Roman"/>
+                <w:i/>
+                <w:iCs/>
+                <w:sz w:val="28"/>
+                <w:szCs w:val="28"/>
+              </w:rPr>
+            </w:pPr>
+            <w:r>
+              <w:rPr>
+                <w:rFonts w:ascii="Times New Roman" w:hAnsi="Times New Roman" w:cs="Times New Roman"/>
+                <w:sz w:val="28"/>
+                <w:szCs w:val="28"/>
+              </w:rPr>
+              <w:t>1</w:t>
+            </w:r>
+          </w:p>
+        </w:tc>
+        <w:tc>
+          <w:tcPr>
+            <w:tcW w:w="2807" w:type="dxa"/>
+            <w:vAlign w:val="center"/>
+          </w:tcPr>
+          <w:p>
+            <w:pPr>
+              <w:jc w:val="center"/>
+              <w:rPr>
+                <w:rFonts w:ascii="Times New Roman" w:hAnsi="Times New Roman" w:cs="Times New Roman"/>
+                <w:sz w:val="28"/>
+                <w:szCs w:val="28"/>
+              </w:rPr>
+            </w:pPr>
+            <w:r>
+              <w:rPr>
+                <w:rFonts w:ascii="Times New Roman" w:hAnsi="Times New Roman" w:cs="Times New Roman"/>
+                <w:sz w:val="28"/>
+                <w:szCs w:val="28"/>
+              </w:rPr>
+              <w:t>2</w:t>
+            </w:r>
+          </w:p>
+        </w:tc>
+        <w:tc>
+          <w:tcPr>
+            <w:tcW w:w="1699" w:type="dxa"/>
+            <w:vAlign w:val="center"/>
+          </w:tcPr>
+          <w:p>
+            <w:pPr>
+              <w:jc w:val="center"/>
+              <w:rPr>
+                <w:rFonts w:ascii="Times New Roman" w:hAnsi="Times New Roman" w:cs="Times New Roman"/>
+                <w:i/>
+                <w:iCs/>
+                <w:sz w:val="28"/>
+                <w:szCs w:val="28"/>
+              </w:rPr>
+            </w:pPr>
+            <w:r>
+              <w:rPr>
+                <w:rFonts w:ascii="Times New Roman" w:hAnsi="Times New Roman" w:cs="Times New Roman"/>
+                <w:sz w:val="28"/>
+                <w:szCs w:val="28"/>
+              </w:rPr>
+              <w:t>3</w:t>
+            </w:r>
+          </w:p>
+        </w:tc>
+        <w:tc>
+          <w:tcPr>
+            <w:tcW w:w="1865" w:type="dxa"/>
+            <w:vAlign w:val="center"/>
+          </w:tcPr>
+          <w:p>
+            <w:pPr>
+              <w:jc w:val="center"/>
+              <w:rPr>
+                <w:rFonts w:ascii="Times New Roman" w:hAnsi="Times New Roman" w:cs="Times New Roman"/>
+                <w:sz w:val="28"/>
+                <w:szCs w:val="28"/>
+              </w:rPr>
+            </w:pPr>
+            <w:r>
+              <w:rPr>
+                <w:rFonts w:ascii="Times New Roman" w:hAnsi="Times New Roman" w:cs="Times New Roman"/>
+                <w:sz w:val="28"/>
+                <w:szCs w:val="28"/>
+              </w:rPr>
+              <w:t>4</w:t>
+            </w:r>
+          </w:p>
+        </w:tc>
+        <w:tc>
+          <w:tcPr>
+            <w:tcW w:w="1701" w:type="dxa"/>
+            <w:vAlign w:val="center"/>
+          </w:tcPr>
+          <w:p>
+            <w:pPr>
+              <w:jc w:val="center"/>
+              <w:rPr>
+                <w:rFonts w:ascii="Times New Roman" w:hAnsi="Times New Roman" w:cs="Times New Roman"/>
+                <w:sz w:val="28"/>
+                <w:szCs w:val="28"/>
+              </w:rPr>
+            </w:pPr>
+            <w:r>
+              <w:rPr>
+                <w:rFonts w:ascii="Times New Roman" w:hAnsi="Times New Roman" w:cs="Times New Roman"/>
+                <w:sz w:val="28"/>
+                <w:szCs w:val="28"/>
+              </w:rPr>
+              <w:t>5</w:t>
             </w:r>
           </w:p>
         </w:tc>
@@ -14263,7 +14963,7 @@
                 <w:sz w:val="28"/>
                 <w:szCs w:val="28"/>
               </w:rPr>
-              <w:t>end_time</w:t>
+              <w:t>start_time</w:t>
             </w:r>
           </w:p>
         </w:tc>
@@ -14287,7 +14987,7 @@
                 <w:sz w:val="28"/>
                 <w:szCs w:val="28"/>
               </w:rPr>
-              <w:t>Время окончания</w:t>
+              <w:t>Время начала</w:t>
             </w:r>
           </w:p>
         </w:tc>
@@ -14321,7 +15021,7 @@
         </w:tc>
         <w:tc>
           <w:tcPr>
-            <w:tcW w:w="0" w:type="auto"/>
+            <w:tcW w:w="1865" w:type="dxa"/>
             <w:vAlign w:val="center"/>
           </w:tcPr>
           <w:p>
@@ -14345,7 +15045,7 @@
         </w:tc>
         <w:tc>
           <w:tcPr>
-            <w:tcW w:w="0" w:type="auto"/>
+            <w:tcW w:w="1701" w:type="dxa"/>
             <w:vAlign w:val="center"/>
           </w:tcPr>
           <w:p>
@@ -14393,7 +15093,7 @@
                 <w:sz w:val="28"/>
                 <w:szCs w:val="28"/>
               </w:rPr>
-              <w:t>status</w:t>
+              <w:t>end_time</w:t>
             </w:r>
           </w:p>
         </w:tc>
@@ -14417,61 +15117,7 @@
                 <w:sz w:val="28"/>
                 <w:szCs w:val="28"/>
               </w:rPr>
-              <w:t>Статус (</w:t>
-            </w:r>
-            <w:r>
-              <w:rPr>
-                <w:rFonts w:ascii="Times New Roman" w:hAnsi="Times New Roman" w:cs="Times New Roman"/>
-                <w:i/>
-                <w:iCs/>
-                <w:sz w:val="28"/>
-                <w:szCs w:val="28"/>
-              </w:rPr>
-              <w:t>draft</w:t>
-            </w:r>
-            <w:r>
-              <w:rPr>
-                <w:rFonts w:ascii="Times New Roman" w:hAnsi="Times New Roman" w:cs="Times New Roman"/>
-                <w:sz w:val="28"/>
-                <w:szCs w:val="28"/>
-              </w:rPr>
-              <w:t xml:space="preserve">, </w:t>
-            </w:r>
-            <w:r>
-              <w:rPr>
-                <w:rFonts w:ascii="Times New Roman" w:hAnsi="Times New Roman" w:cs="Times New Roman"/>
-                <w:i/>
-                <w:iCs/>
-                <w:sz w:val="28"/>
-                <w:szCs w:val="28"/>
-              </w:rPr>
-              <w:t>active</w:t>
-            </w:r>
-            <w:r>
-              <w:rPr>
-                <w:rFonts w:ascii="Times New Roman" w:hAnsi="Times New Roman" w:cs="Times New Roman"/>
-                <w:sz w:val="28"/>
-                <w:szCs w:val="28"/>
-              </w:rPr>
-              <w:t xml:space="preserve">, </w:t>
-            </w:r>
-            <w:r>
-              <w:rPr>
-                <w:rFonts w:ascii="Times New Roman" w:hAnsi="Times New Roman" w:cs="Times New Roman"/>
-                <w:i/>
-                <w:iCs/>
-                <w:sz w:val="28"/>
-                <w:szCs w:val="28"/>
-              </w:rPr>
-              <w:t>finished</w:t>
-            </w:r>
-            <w:r>
-              <w:rPr>
-                <w:rFonts w:ascii="Times New Roman" w:hAnsi="Times New Roman" w:cs="Times New Roman"/>
-                <w:sz w:val="28"/>
-                <w:szCs w:val="28"/>
-              </w:rPr>
-              <w:t>)</w:t>
+              <w:t>Время окончания</w:t>
             </w:r>
           </w:p>
         </w:tc>
@@ -14499,21 +15145,13 @@
                 <w:sz w:val="28"/>
                 <w:szCs w:val="28"/>
               </w:rPr>
-              <w:t>varchar</w:t>
-            </w:r>
-            <w:r>
-              <w:rPr>
-                <w:rFonts w:ascii="Times New Roman" w:hAnsi="Times New Roman" w:cs="Times New Roman"/>
-                <w:sz w:val="28"/>
-                <w:szCs w:val="28"/>
-              </w:rPr>
-              <w:t>(50)</w:t>
-            </w:r>
-          </w:p>
-        </w:tc>
-        <w:tc>
-          <w:tcPr>
-            <w:tcW w:w="0" w:type="auto"/>
+              <w:t>timestamp</w:t>
+            </w:r>
+          </w:p>
+        </w:tc>
+        <w:tc>
+          <w:tcPr>
+            <w:tcW w:w="1865" w:type="dxa"/>
             <w:vAlign w:val="center"/>
           </w:tcPr>
           <w:p>
@@ -14537,7 +15175,7 @@
         </w:tc>
         <w:tc>
           <w:tcPr>
-            <w:tcW w:w="0" w:type="auto"/>
+            <w:tcW w:w="1701" w:type="dxa"/>
             <w:vAlign w:val="center"/>
           </w:tcPr>
           <w:p>
@@ -14585,6 +15223,198 @@
                 <w:sz w:val="28"/>
                 <w:szCs w:val="28"/>
               </w:rPr>
+              <w:t>status</w:t>
+            </w:r>
+          </w:p>
+        </w:tc>
+        <w:tc>
+          <w:tcPr>
+            <w:tcW w:w="2807" w:type="dxa"/>
+            <w:vAlign w:val="center"/>
+          </w:tcPr>
+          <w:p>
+            <w:pPr>
+              <w:jc w:val="center"/>
+              <w:rPr>
+                <w:rFonts w:ascii="Times New Roman" w:hAnsi="Times New Roman" w:cs="Times New Roman"/>
+                <w:sz w:val="28"/>
+                <w:szCs w:val="28"/>
+              </w:rPr>
+            </w:pPr>
+            <w:r>
+              <w:rPr>
+                <w:rFonts w:ascii="Times New Roman" w:hAnsi="Times New Roman" w:cs="Times New Roman"/>
+                <w:sz w:val="28"/>
+                <w:szCs w:val="28"/>
+              </w:rPr>
+              <w:t>Статус (</w:t>
+            </w:r>
+            <w:r>
+              <w:rPr>
+                <w:rFonts w:ascii="Times New Roman" w:hAnsi="Times New Roman" w:cs="Times New Roman"/>
+                <w:i/>
+                <w:iCs/>
+                <w:sz w:val="28"/>
+                <w:szCs w:val="28"/>
+              </w:rPr>
+              <w:t>draft</w:t>
+            </w:r>
+            <w:r>
+              <w:rPr>
+                <w:rFonts w:ascii="Times New Roman" w:hAnsi="Times New Roman" w:cs="Times New Roman"/>
+                <w:sz w:val="28"/>
+                <w:szCs w:val="28"/>
+              </w:rPr>
+              <w:t xml:space="preserve">, </w:t>
+            </w:r>
+            <w:r>
+              <w:rPr>
+                <w:rFonts w:ascii="Times New Roman" w:hAnsi="Times New Roman" w:cs="Times New Roman"/>
+                <w:i/>
+                <w:iCs/>
+                <w:sz w:val="28"/>
+                <w:szCs w:val="28"/>
+              </w:rPr>
+              <w:t>active</w:t>
+            </w:r>
+            <w:r>
+              <w:rPr>
+                <w:rFonts w:ascii="Times New Roman" w:hAnsi="Times New Roman" w:cs="Times New Roman"/>
+                <w:sz w:val="28"/>
+                <w:szCs w:val="28"/>
+              </w:rPr>
+              <w:t xml:space="preserve">, </w:t>
+            </w:r>
+            <w:r>
+              <w:rPr>
+                <w:rFonts w:ascii="Times New Roman" w:hAnsi="Times New Roman" w:cs="Times New Roman"/>
+                <w:i/>
+                <w:iCs/>
+                <w:sz w:val="28"/>
+                <w:szCs w:val="28"/>
+              </w:rPr>
+              <w:t>finished</w:t>
+            </w:r>
+            <w:r>
+              <w:rPr>
+                <w:rFonts w:ascii="Times New Roman" w:hAnsi="Times New Roman" w:cs="Times New Roman"/>
+                <w:sz w:val="28"/>
+                <w:szCs w:val="28"/>
+              </w:rPr>
+              <w:t>)</w:t>
+            </w:r>
+          </w:p>
+        </w:tc>
+        <w:tc>
+          <w:tcPr>
+            <w:tcW w:w="1699" w:type="dxa"/>
+            <w:vAlign w:val="center"/>
+          </w:tcPr>
+          <w:p>
+            <w:pPr>
+              <w:jc w:val="center"/>
+              <w:rPr>
+                <w:rFonts w:ascii="Times New Roman" w:hAnsi="Times New Roman" w:cs="Times New Roman"/>
+                <w:i/>
+                <w:iCs/>
+                <w:sz w:val="28"/>
+                <w:szCs w:val="28"/>
+              </w:rPr>
+            </w:pPr>
+            <w:r>
+              <w:rPr>
+                <w:rFonts w:ascii="Times New Roman" w:hAnsi="Times New Roman" w:cs="Times New Roman"/>
+                <w:i/>
+                <w:iCs/>
+                <w:sz w:val="28"/>
+                <w:szCs w:val="28"/>
+              </w:rPr>
+              <w:t>varchar</w:t>
+            </w:r>
+            <w:r>
+              <w:rPr>
+                <w:rFonts w:ascii="Times New Roman" w:hAnsi="Times New Roman" w:cs="Times New Roman"/>
+                <w:sz w:val="28"/>
+                <w:szCs w:val="28"/>
+              </w:rPr>
+              <w:t>(50)</w:t>
+            </w:r>
+          </w:p>
+        </w:tc>
+        <w:tc>
+          <w:tcPr>
+            <w:tcW w:w="1865" w:type="dxa"/>
+            <w:vAlign w:val="center"/>
+          </w:tcPr>
+          <w:p>
+            <w:pPr>
+              <w:jc w:val="center"/>
+              <w:rPr>
+                <w:rFonts w:ascii="Times New Roman" w:hAnsi="Times New Roman" w:cs="Times New Roman"/>
+                <w:sz w:val="28"/>
+                <w:szCs w:val="28"/>
+              </w:rPr>
+            </w:pPr>
+            <w:r>
+              <w:rPr>
+                <w:rFonts w:ascii="Times New Roman" w:hAnsi="Times New Roman" w:cs="Times New Roman"/>
+                <w:sz w:val="28"/>
+                <w:szCs w:val="28"/>
+              </w:rPr>
+              <w:t>да</w:t>
+            </w:r>
+          </w:p>
+        </w:tc>
+        <w:tc>
+          <w:tcPr>
+            <w:tcW w:w="1701" w:type="dxa"/>
+            <w:vAlign w:val="center"/>
+          </w:tcPr>
+          <w:p>
+            <w:pPr>
+              <w:jc w:val="center"/>
+              <w:rPr>
+                <w:rFonts w:ascii="Times New Roman" w:hAnsi="Times New Roman" w:cs="Times New Roman"/>
+                <w:sz w:val="28"/>
+                <w:szCs w:val="28"/>
+              </w:rPr>
+            </w:pPr>
+            <w:r>
+              <w:rPr>
+                <w:rFonts w:ascii="Times New Roman" w:hAnsi="Times New Roman" w:cs="Times New Roman"/>
+                <w:sz w:val="28"/>
+                <w:szCs w:val="28"/>
+              </w:rPr>
+              <w:t>нет</w:t>
+            </w:r>
+          </w:p>
+        </w:tc>
+      </w:tr>
+      <w:tr>
+        <w:tc>
+          <w:tcPr>
+            <w:tcW w:w="1704" w:type="dxa"/>
+            <w:vAlign w:val="center"/>
+          </w:tcPr>
+          <w:p>
+            <w:pPr>
+              <w:jc w:val="center"/>
+              <w:rPr>
+                <w:rFonts w:ascii="Times New Roman" w:hAnsi="Times New Roman" w:cs="Times New Roman"/>
+                <w:i/>
+                <w:iCs/>
+                <w:sz w:val="28"/>
+                <w:szCs w:val="28"/>
+              </w:rPr>
+            </w:pPr>
+            <w:r>
+              <w:rPr>
+                <w:rFonts w:ascii="Times New Roman" w:hAnsi="Times New Roman" w:cs="Times New Roman"/>
+                <w:i/>
+                <w:iCs/>
+                <w:sz w:val="28"/>
+                <w:szCs w:val="28"/>
+              </w:rPr>
               <w:t>created_at</w:t>
             </w:r>
           </w:p>
@@ -14643,7 +15473,7 @@
         </w:tc>
         <w:tc>
           <w:tcPr>
-            <w:tcW w:w="0" w:type="auto"/>
+            <w:tcW w:w="1865" w:type="dxa"/>
             <w:vAlign w:val="center"/>
           </w:tcPr>
           <w:p>
@@ -14667,7 +15497,7 @@
         </w:tc>
         <w:tc>
           <w:tcPr>
-            <w:tcW w:w="0" w:type="auto"/>
+            <w:tcW w:w="1701" w:type="dxa"/>
             <w:vAlign w:val="center"/>
           </w:tcPr>
           <w:p>
@@ -14698,19 +15528,8 @@
           <w:rFonts w:ascii="Times New Roman" w:hAnsi="Times New Roman" w:cs="Times New Roman"/>
           <w:sz w:val="28"/>
           <w:szCs w:val="28"/>
-          <w:lang w:val="en-US"/>
-        </w:rPr>
-      </w:pPr>
-      <w:r>
-        <w:rPr>
-          <w:rFonts w:ascii="Times New Roman" w:hAnsi="Times New Roman" w:cs="Times New Roman"/>
-          <w:sz w:val="28"/>
-          <w:szCs w:val="28"/>
-          <w:lang w:val="en-US"/>
-        </w:rPr>
-        <w:lastRenderedPageBreak/>
-        <w:tab/>
-      </w:r>
+        </w:rPr>
+      </w:pPr>
     </w:p>
     <w:p>
       <w:pPr>
@@ -16198,28 +17017,23 @@
           <w:tcPr>
             <w:tcW w:w="0" w:type="auto"/>
             <w:vAlign w:val="center"/>
-            <w:hideMark/>
-          </w:tcPr>
-          <w:p>
-            <w:pPr>
-              <w:jc w:val="center"/>
-              <w:rPr>
-                <w:rFonts w:ascii="Times New Roman" w:hAnsi="Times New Roman" w:cs="Times New Roman"/>
-                <w:i/>
-                <w:iCs/>
-                <w:sz w:val="28"/>
-                <w:szCs w:val="28"/>
-              </w:rPr>
-            </w:pPr>
-            <w:r>
-              <w:rPr>
-                <w:rFonts w:ascii="Times New Roman" w:hAnsi="Times New Roman" w:cs="Times New Roman"/>
-                <w:i/>
-                <w:iCs/>
-                <w:sz w:val="28"/>
-                <w:szCs w:val="28"/>
-              </w:rPr>
-              <w:t>id</w:t>
+          </w:tcPr>
+          <w:p>
+            <w:pPr>
+              <w:jc w:val="center"/>
+              <w:rPr>
+                <w:rFonts w:ascii="Times New Roman" w:hAnsi="Times New Roman" w:cs="Times New Roman"/>
+                <w:sz w:val="28"/>
+                <w:szCs w:val="28"/>
+              </w:rPr>
+            </w:pPr>
+            <w:r>
+              <w:rPr>
+                <w:rFonts w:ascii="Times New Roman" w:hAnsi="Times New Roman" w:cs="Times New Roman"/>
+                <w:sz w:val="28"/>
+                <w:szCs w:val="28"/>
+              </w:rPr>
+              <w:t>1</w:t>
             </w:r>
           </w:p>
         </w:tc>
@@ -16227,24 +17041,23 @@
           <w:tcPr>
             <w:tcW w:w="2883" w:type="dxa"/>
             <w:vAlign w:val="center"/>
-            <w:hideMark/>
-          </w:tcPr>
-          <w:p>
-            <w:pPr>
-              <w:jc w:val="center"/>
-              <w:rPr>
-                <w:rFonts w:ascii="Times New Roman" w:hAnsi="Times New Roman" w:cs="Times New Roman"/>
-                <w:sz w:val="28"/>
-                <w:szCs w:val="28"/>
-              </w:rPr>
-            </w:pPr>
-            <w:r>
-              <w:rPr>
-                <w:rFonts w:ascii="Times New Roman" w:hAnsi="Times New Roman" w:cs="Times New Roman"/>
-                <w:sz w:val="28"/>
-                <w:szCs w:val="28"/>
-              </w:rPr>
-              <w:t>Идентификатор голоса</w:t>
+          </w:tcPr>
+          <w:p>
+            <w:pPr>
+              <w:jc w:val="center"/>
+              <w:rPr>
+                <w:rFonts w:ascii="Times New Roman" w:hAnsi="Times New Roman" w:cs="Times New Roman"/>
+                <w:sz w:val="28"/>
+                <w:szCs w:val="28"/>
+              </w:rPr>
+            </w:pPr>
+            <w:r>
+              <w:rPr>
+                <w:rFonts w:ascii="Times New Roman" w:hAnsi="Times New Roman" w:cs="Times New Roman"/>
+                <w:sz w:val="28"/>
+                <w:szCs w:val="28"/>
+              </w:rPr>
+              <w:t>2</w:t>
             </w:r>
           </w:p>
         </w:tc>
@@ -16252,28 +17065,23 @@
           <w:tcPr>
             <w:tcW w:w="1699" w:type="dxa"/>
             <w:vAlign w:val="center"/>
-            <w:hideMark/>
-          </w:tcPr>
-          <w:p>
-            <w:pPr>
-              <w:jc w:val="center"/>
-              <w:rPr>
-                <w:rFonts w:ascii="Times New Roman" w:hAnsi="Times New Roman" w:cs="Times New Roman"/>
-                <w:i/>
-                <w:iCs/>
-                <w:sz w:val="28"/>
-                <w:szCs w:val="28"/>
-              </w:rPr>
-            </w:pPr>
-            <w:r>
-              <w:rPr>
-                <w:rFonts w:ascii="Times New Roman" w:hAnsi="Times New Roman" w:cs="Times New Roman"/>
-                <w:i/>
-                <w:iCs/>
-                <w:sz w:val="28"/>
-                <w:szCs w:val="28"/>
-              </w:rPr>
-              <w:t>uuid</w:t>
+          </w:tcPr>
+          <w:p>
+            <w:pPr>
+              <w:jc w:val="center"/>
+              <w:rPr>
+                <w:rFonts w:ascii="Times New Roman" w:hAnsi="Times New Roman" w:cs="Times New Roman"/>
+                <w:sz w:val="28"/>
+                <w:szCs w:val="28"/>
+              </w:rPr>
+            </w:pPr>
+            <w:r>
+              <w:rPr>
+                <w:rFonts w:ascii="Times New Roman" w:hAnsi="Times New Roman" w:cs="Times New Roman"/>
+                <w:sz w:val="28"/>
+                <w:szCs w:val="28"/>
+              </w:rPr>
+              <w:t>3</w:t>
             </w:r>
           </w:p>
         </w:tc>
@@ -16281,24 +17089,23 @@
           <w:tcPr>
             <w:tcW w:w="1842" w:type="dxa"/>
             <w:vAlign w:val="center"/>
-            <w:hideMark/>
-          </w:tcPr>
-          <w:p>
-            <w:pPr>
-              <w:jc w:val="center"/>
-              <w:rPr>
-                <w:rFonts w:ascii="Times New Roman" w:hAnsi="Times New Roman" w:cs="Times New Roman"/>
-                <w:sz w:val="28"/>
-                <w:szCs w:val="28"/>
-              </w:rPr>
-            </w:pPr>
-            <w:r>
-              <w:rPr>
-                <w:rFonts w:ascii="Times New Roman" w:hAnsi="Times New Roman" w:cs="Times New Roman"/>
-                <w:sz w:val="28"/>
-                <w:szCs w:val="28"/>
-              </w:rPr>
-              <w:t>да</w:t>
+          </w:tcPr>
+          <w:p>
+            <w:pPr>
+              <w:jc w:val="center"/>
+              <w:rPr>
+                <w:rFonts w:ascii="Times New Roman" w:hAnsi="Times New Roman" w:cs="Times New Roman"/>
+                <w:sz w:val="28"/>
+                <w:szCs w:val="28"/>
+              </w:rPr>
+            </w:pPr>
+            <w:r>
+              <w:rPr>
+                <w:rFonts w:ascii="Times New Roman" w:hAnsi="Times New Roman" w:cs="Times New Roman"/>
+                <w:sz w:val="28"/>
+                <w:szCs w:val="28"/>
+              </w:rPr>
+              <w:t>4</w:t>
             </w:r>
           </w:p>
         </w:tc>
@@ -16306,24 +17113,23 @@
           <w:tcPr>
             <w:tcW w:w="1674" w:type="dxa"/>
             <w:vAlign w:val="center"/>
-            <w:hideMark/>
-          </w:tcPr>
-          <w:p>
-            <w:pPr>
-              <w:jc w:val="center"/>
-              <w:rPr>
-                <w:rFonts w:ascii="Times New Roman" w:hAnsi="Times New Roman" w:cs="Times New Roman"/>
-                <w:sz w:val="28"/>
-                <w:szCs w:val="28"/>
-              </w:rPr>
-            </w:pPr>
-            <w:r>
-              <w:rPr>
-                <w:rFonts w:ascii="Times New Roman" w:hAnsi="Times New Roman" w:cs="Times New Roman"/>
-                <w:sz w:val="28"/>
-                <w:szCs w:val="28"/>
-              </w:rPr>
-              <w:t>да</w:t>
+          </w:tcPr>
+          <w:p>
+            <w:pPr>
+              <w:jc w:val="center"/>
+              <w:rPr>
+                <w:rFonts w:ascii="Times New Roman" w:hAnsi="Times New Roman" w:cs="Times New Roman"/>
+                <w:sz w:val="28"/>
+                <w:szCs w:val="28"/>
+              </w:rPr>
+            </w:pPr>
+            <w:r>
+              <w:rPr>
+                <w:rFonts w:ascii="Times New Roman" w:hAnsi="Times New Roman" w:cs="Times New Roman"/>
+                <w:sz w:val="28"/>
+                <w:szCs w:val="28"/>
+              </w:rPr>
+              <w:t>5</w:t>
             </w:r>
           </w:p>
         </w:tc>
@@ -16354,7 +17160,7 @@
                 <w:sz w:val="28"/>
                 <w:szCs w:val="28"/>
               </w:rPr>
-              <w:t>voting_id</w:t>
+              <w:t>id</w:t>
             </w:r>
           </w:p>
         </w:tc>
@@ -16379,7 +17185,7 @@
                 <w:sz w:val="28"/>
                 <w:szCs w:val="28"/>
               </w:rPr>
-              <w:t>Голосование</w:t>
+              <w:t>Идентификатор голоса</w:t>
             </w:r>
           </w:p>
         </w:tc>
@@ -16458,7 +17264,7 @@
                 <w:sz w:val="28"/>
                 <w:szCs w:val="28"/>
               </w:rPr>
-              <w:t>нет</w:t>
+              <w:t>да</w:t>
             </w:r>
           </w:p>
         </w:tc>
@@ -16489,7 +17295,7 @@
                 <w:sz w:val="28"/>
                 <w:szCs w:val="28"/>
               </w:rPr>
-              <w:t>candidate_id</w:t>
+              <w:t>voting_id</w:t>
             </w:r>
           </w:p>
         </w:tc>
@@ -16514,7 +17320,7 @@
                 <w:sz w:val="28"/>
                 <w:szCs w:val="28"/>
               </w:rPr>
-              <w:t>Выбранный кандидат</w:t>
+              <w:t>Голосование</w:t>
             </w:r>
           </w:p>
         </w:tc>
@@ -16603,27 +17409,28 @@
           <w:tcPr>
             <w:tcW w:w="0" w:type="auto"/>
             <w:vAlign w:val="center"/>
-          </w:tcPr>
-          <w:p>
-            <w:pPr>
-              <w:jc w:val="center"/>
-              <w:rPr>
-                <w:rFonts w:ascii="Times New Roman" w:hAnsi="Times New Roman" w:cs="Times New Roman"/>
-                <w:i/>
-                <w:iCs/>
-                <w:sz w:val="28"/>
-                <w:szCs w:val="28"/>
-              </w:rPr>
-            </w:pPr>
-            <w:r>
-              <w:rPr>
-                <w:rFonts w:ascii="Times New Roman" w:hAnsi="Times New Roman" w:cs="Times New Roman"/>
-                <w:i/>
-                <w:iCs/>
-                <w:sz w:val="28"/>
-                <w:szCs w:val="28"/>
-              </w:rPr>
-              <w:t>user_id</w:t>
+            <w:hideMark/>
+          </w:tcPr>
+          <w:p>
+            <w:pPr>
+              <w:jc w:val="center"/>
+              <w:rPr>
+                <w:rFonts w:ascii="Times New Roman" w:hAnsi="Times New Roman" w:cs="Times New Roman"/>
+                <w:i/>
+                <w:iCs/>
+                <w:sz w:val="28"/>
+                <w:szCs w:val="28"/>
+              </w:rPr>
+            </w:pPr>
+            <w:r>
+              <w:rPr>
+                <w:rFonts w:ascii="Times New Roman" w:hAnsi="Times New Roman" w:cs="Times New Roman"/>
+                <w:i/>
+                <w:iCs/>
+                <w:sz w:val="28"/>
+                <w:szCs w:val="28"/>
+              </w:rPr>
+              <w:t>candidate_id</w:t>
             </w:r>
           </w:p>
         </w:tc>
@@ -16631,23 +17438,24 @@
           <w:tcPr>
             <w:tcW w:w="2883" w:type="dxa"/>
             <w:vAlign w:val="center"/>
-          </w:tcPr>
-          <w:p>
-            <w:pPr>
-              <w:jc w:val="center"/>
-              <w:rPr>
-                <w:rFonts w:ascii="Times New Roman" w:hAnsi="Times New Roman" w:cs="Times New Roman"/>
-                <w:sz w:val="28"/>
-                <w:szCs w:val="28"/>
-              </w:rPr>
-            </w:pPr>
-            <w:r>
-              <w:rPr>
-                <w:rFonts w:ascii="Times New Roman" w:hAnsi="Times New Roman" w:cs="Times New Roman"/>
-                <w:sz w:val="28"/>
-                <w:szCs w:val="28"/>
-              </w:rPr>
-              <w:t>Пользователь, который голосует</w:t>
+            <w:hideMark/>
+          </w:tcPr>
+          <w:p>
+            <w:pPr>
+              <w:jc w:val="center"/>
+              <w:rPr>
+                <w:rFonts w:ascii="Times New Roman" w:hAnsi="Times New Roman" w:cs="Times New Roman"/>
+                <w:sz w:val="28"/>
+                <w:szCs w:val="28"/>
+              </w:rPr>
+            </w:pPr>
+            <w:r>
+              <w:rPr>
+                <w:rFonts w:ascii="Times New Roman" w:hAnsi="Times New Roman" w:cs="Times New Roman"/>
+                <w:sz w:val="28"/>
+                <w:szCs w:val="28"/>
+              </w:rPr>
+              <w:t>Выбранный кандидат</w:t>
             </w:r>
           </w:p>
         </w:tc>
@@ -16655,6 +17463,7 @@
           <w:tcPr>
             <w:tcW w:w="1699" w:type="dxa"/>
             <w:vAlign w:val="center"/>
+            <w:hideMark/>
           </w:tcPr>
           <w:p>
             <w:pPr>
@@ -16683,6 +17492,7 @@
           <w:tcPr>
             <w:tcW w:w="1842" w:type="dxa"/>
             <w:vAlign w:val="center"/>
+            <w:hideMark/>
           </w:tcPr>
           <w:p>
             <w:pPr>
@@ -16707,6 +17517,7 @@
           <w:tcPr>
             <w:tcW w:w="1674" w:type="dxa"/>
             <w:vAlign w:val="center"/>
+            <w:hideMark/>
           </w:tcPr>
           <w:p>
             <w:pPr>
@@ -16724,6 +17535,170 @@
                 <w:szCs w:val="28"/>
               </w:rPr>
               <w:t>нет</w:t>
+            </w:r>
+          </w:p>
+        </w:tc>
+      </w:tr>
+    </w:tbl>
+    <w:p>
+      <w:pPr>
+        <w:pStyle w:val="a3"/>
+      </w:pPr>
+      <w:r>
+        <w:tab/>
+      </w:r>
+    </w:p>
+    <w:p>
+      <w:pPr>
+        <w:pStyle w:val="a3"/>
+        <w:ind w:firstLine="709"/>
+      </w:pPr>
+      <w:r>
+        <w:lastRenderedPageBreak/>
+        <w:t xml:space="preserve">Продолжение таблицы </w:t>
+      </w:r>
+      <w:r>
+        <w:t>2.</w:t>
+      </w:r>
+      <w:r>
+        <w:t>10</w:t>
+      </w:r>
+    </w:p>
+    <w:tbl>
+      <w:tblPr>
+        <w:tblStyle w:val="af0"/>
+        <w:tblW w:w="9776" w:type="dxa"/>
+        <w:tblLook w:val="04A0" w:firstRow="1" w:lastRow="0" w:firstColumn="1" w:lastColumn="0" w:noHBand="0" w:noVBand="1"/>
+      </w:tblPr>
+      <w:tblGrid>
+        <w:gridCol w:w="1678"/>
+        <w:gridCol w:w="2883"/>
+        <w:gridCol w:w="1699"/>
+        <w:gridCol w:w="1842"/>
+        <w:gridCol w:w="1674"/>
+      </w:tblGrid>
+      <w:tr>
+        <w:tc>
+          <w:tcPr>
+            <w:tcW w:w="0" w:type="auto"/>
+            <w:vAlign w:val="center"/>
+          </w:tcPr>
+          <w:p>
+            <w:pPr>
+              <w:jc w:val="center"/>
+              <w:rPr>
+                <w:rFonts w:ascii="Times New Roman" w:hAnsi="Times New Roman" w:cs="Times New Roman"/>
+                <w:i/>
+                <w:iCs/>
+                <w:sz w:val="28"/>
+                <w:szCs w:val="28"/>
+              </w:rPr>
+            </w:pPr>
+            <w:r>
+              <w:rPr>
+                <w:rFonts w:ascii="Times New Roman" w:hAnsi="Times New Roman" w:cs="Times New Roman"/>
+                <w:sz w:val="28"/>
+                <w:szCs w:val="28"/>
+              </w:rPr>
+              <w:t>1</w:t>
+            </w:r>
+          </w:p>
+        </w:tc>
+        <w:tc>
+          <w:tcPr>
+            <w:tcW w:w="2883" w:type="dxa"/>
+            <w:vAlign w:val="center"/>
+          </w:tcPr>
+          <w:p>
+            <w:pPr>
+              <w:jc w:val="center"/>
+              <w:rPr>
+                <w:rFonts w:ascii="Times New Roman" w:hAnsi="Times New Roman" w:cs="Times New Roman"/>
+                <w:sz w:val="28"/>
+                <w:szCs w:val="28"/>
+              </w:rPr>
+            </w:pPr>
+            <w:r>
+              <w:rPr>
+                <w:rFonts w:ascii="Times New Roman" w:hAnsi="Times New Roman" w:cs="Times New Roman"/>
+                <w:sz w:val="28"/>
+                <w:szCs w:val="28"/>
+              </w:rPr>
+              <w:t>2</w:t>
+            </w:r>
+          </w:p>
+        </w:tc>
+        <w:tc>
+          <w:tcPr>
+            <w:tcW w:w="1699" w:type="dxa"/>
+            <w:vAlign w:val="center"/>
+          </w:tcPr>
+          <w:p>
+            <w:pPr>
+              <w:jc w:val="center"/>
+              <w:rPr>
+                <w:rFonts w:ascii="Times New Roman" w:hAnsi="Times New Roman" w:cs="Times New Roman"/>
+                <w:i/>
+                <w:iCs/>
+                <w:sz w:val="28"/>
+                <w:szCs w:val="28"/>
+              </w:rPr>
+            </w:pPr>
+            <w:r>
+              <w:rPr>
+                <w:rFonts w:ascii="Times New Roman" w:hAnsi="Times New Roman" w:cs="Times New Roman"/>
+                <w:sz w:val="28"/>
+                <w:szCs w:val="28"/>
+              </w:rPr>
+              <w:t>3</w:t>
+            </w:r>
+          </w:p>
+        </w:tc>
+        <w:tc>
+          <w:tcPr>
+            <w:tcW w:w="1842" w:type="dxa"/>
+            <w:vAlign w:val="center"/>
+          </w:tcPr>
+          <w:p>
+            <w:pPr>
+              <w:jc w:val="center"/>
+              <w:rPr>
+                <w:rFonts w:ascii="Times New Roman" w:hAnsi="Times New Roman" w:cs="Times New Roman"/>
+                <w:sz w:val="28"/>
+                <w:szCs w:val="28"/>
+              </w:rPr>
+            </w:pPr>
+            <w:r>
+              <w:rPr>
+                <w:rFonts w:ascii="Times New Roman" w:hAnsi="Times New Roman" w:cs="Times New Roman"/>
+                <w:sz w:val="28"/>
+                <w:szCs w:val="28"/>
+              </w:rPr>
+              <w:t>4</w:t>
+            </w:r>
+          </w:p>
+        </w:tc>
+        <w:tc>
+          <w:tcPr>
+            <w:tcW w:w="1674" w:type="dxa"/>
+            <w:vAlign w:val="center"/>
+          </w:tcPr>
+          <w:p>
+            <w:pPr>
+              <w:jc w:val="center"/>
+              <w:rPr>
+                <w:rFonts w:ascii="Times New Roman" w:hAnsi="Times New Roman" w:cs="Times New Roman"/>
+                <w:sz w:val="28"/>
+                <w:szCs w:val="28"/>
+              </w:rPr>
+            </w:pPr>
+            <w:r>
+              <w:rPr>
+                <w:rFonts w:ascii="Times New Roman" w:hAnsi="Times New Roman" w:cs="Times New Roman"/>
+                <w:sz w:val="28"/>
+                <w:szCs w:val="28"/>
+              </w:rPr>
+              <w:t>5</w:t>
             </w:r>
           </w:p>
         </w:tc>
@@ -16753,7 +17728,7 @@
                 <w:sz w:val="28"/>
                 <w:szCs w:val="28"/>
               </w:rPr>
-              <w:t>vote_hash</w:t>
+              <w:t>user_id</w:t>
             </w:r>
           </w:p>
         </w:tc>
@@ -16777,7 +17752,7 @@
                 <w:sz w:val="28"/>
                 <w:szCs w:val="28"/>
               </w:rPr>
-              <w:t>Хэш голоса</w:t>
+              <w:t>Пользователь, который голосует</w:t>
             </w:r>
           </w:p>
         </w:tc>
@@ -16805,15 +17780,7 @@
                 <w:sz w:val="28"/>
                 <w:szCs w:val="28"/>
               </w:rPr>
-              <w:t>varchar</w:t>
-            </w:r>
-            <w:r>
-              <w:rPr>
-                <w:rFonts w:ascii="Times New Roman" w:hAnsi="Times New Roman" w:cs="Times New Roman"/>
-                <w:sz w:val="28"/>
-                <w:szCs w:val="28"/>
-              </w:rPr>
-              <w:t>(255)</w:t>
+              <w:t>uuid</w:t>
             </w:r>
           </w:p>
         </w:tc>
@@ -16861,7 +17828,7 @@
                 <w:sz w:val="28"/>
                 <w:szCs w:val="28"/>
               </w:rPr>
-              <w:t>да</w:t>
+              <w:t>нет</w:t>
             </w:r>
           </w:p>
         </w:tc>
@@ -16891,6 +17858,144 @@
                 <w:sz w:val="28"/>
                 <w:szCs w:val="28"/>
               </w:rPr>
+              <w:t>vote_hash</w:t>
+            </w:r>
+          </w:p>
+        </w:tc>
+        <w:tc>
+          <w:tcPr>
+            <w:tcW w:w="2883" w:type="dxa"/>
+            <w:vAlign w:val="center"/>
+          </w:tcPr>
+          <w:p>
+            <w:pPr>
+              <w:jc w:val="center"/>
+              <w:rPr>
+                <w:rFonts w:ascii="Times New Roman" w:hAnsi="Times New Roman" w:cs="Times New Roman"/>
+                <w:sz w:val="28"/>
+                <w:szCs w:val="28"/>
+              </w:rPr>
+            </w:pPr>
+            <w:r>
+              <w:rPr>
+                <w:rFonts w:ascii="Times New Roman" w:hAnsi="Times New Roman" w:cs="Times New Roman"/>
+                <w:sz w:val="28"/>
+                <w:szCs w:val="28"/>
+              </w:rPr>
+              <w:t>Хэш голоса</w:t>
+            </w:r>
+          </w:p>
+        </w:tc>
+        <w:tc>
+          <w:tcPr>
+            <w:tcW w:w="1699" w:type="dxa"/>
+            <w:vAlign w:val="center"/>
+          </w:tcPr>
+          <w:p>
+            <w:pPr>
+              <w:jc w:val="center"/>
+              <w:rPr>
+                <w:rFonts w:ascii="Times New Roman" w:hAnsi="Times New Roman" w:cs="Times New Roman"/>
+                <w:i/>
+                <w:iCs/>
+                <w:sz w:val="28"/>
+                <w:szCs w:val="28"/>
+              </w:rPr>
+            </w:pPr>
+            <w:r>
+              <w:rPr>
+                <w:rFonts w:ascii="Times New Roman" w:hAnsi="Times New Roman" w:cs="Times New Roman"/>
+                <w:i/>
+                <w:iCs/>
+                <w:sz w:val="28"/>
+                <w:szCs w:val="28"/>
+              </w:rPr>
+              <w:t>varchar</w:t>
+            </w:r>
+            <w:r>
+              <w:rPr>
+                <w:rFonts w:ascii="Times New Roman" w:hAnsi="Times New Roman" w:cs="Times New Roman"/>
+                <w:sz w:val="28"/>
+                <w:szCs w:val="28"/>
+              </w:rPr>
+              <w:t>(255)</w:t>
+            </w:r>
+          </w:p>
+        </w:tc>
+        <w:tc>
+          <w:tcPr>
+            <w:tcW w:w="1842" w:type="dxa"/>
+            <w:vAlign w:val="center"/>
+          </w:tcPr>
+          <w:p>
+            <w:pPr>
+              <w:jc w:val="center"/>
+              <w:rPr>
+                <w:rFonts w:ascii="Times New Roman" w:hAnsi="Times New Roman" w:cs="Times New Roman"/>
+                <w:sz w:val="28"/>
+                <w:szCs w:val="28"/>
+              </w:rPr>
+            </w:pPr>
+            <w:r>
+              <w:rPr>
+                <w:rFonts w:ascii="Times New Roman" w:hAnsi="Times New Roman" w:cs="Times New Roman"/>
+                <w:sz w:val="28"/>
+                <w:szCs w:val="28"/>
+              </w:rPr>
+              <w:t>да</w:t>
+            </w:r>
+          </w:p>
+        </w:tc>
+        <w:tc>
+          <w:tcPr>
+            <w:tcW w:w="1674" w:type="dxa"/>
+            <w:vAlign w:val="center"/>
+          </w:tcPr>
+          <w:p>
+            <w:pPr>
+              <w:jc w:val="center"/>
+              <w:rPr>
+                <w:rFonts w:ascii="Times New Roman" w:hAnsi="Times New Roman" w:cs="Times New Roman"/>
+                <w:sz w:val="28"/>
+                <w:szCs w:val="28"/>
+              </w:rPr>
+            </w:pPr>
+            <w:r>
+              <w:rPr>
+                <w:rFonts w:ascii="Times New Roman" w:hAnsi="Times New Roman" w:cs="Times New Roman"/>
+                <w:sz w:val="28"/>
+                <w:szCs w:val="28"/>
+              </w:rPr>
+              <w:t>да</w:t>
+            </w:r>
+          </w:p>
+        </w:tc>
+      </w:tr>
+      <w:tr>
+        <w:tc>
+          <w:tcPr>
+            <w:tcW w:w="0" w:type="auto"/>
+            <w:vAlign w:val="center"/>
+          </w:tcPr>
+          <w:p>
+            <w:pPr>
+              <w:jc w:val="center"/>
+              <w:rPr>
+                <w:rFonts w:ascii="Times New Roman" w:hAnsi="Times New Roman" w:cs="Times New Roman"/>
+                <w:i/>
+                <w:iCs/>
+                <w:sz w:val="28"/>
+                <w:szCs w:val="28"/>
+              </w:rPr>
+            </w:pPr>
+            <w:r>
+              <w:rPr>
+                <w:rFonts w:ascii="Times New Roman" w:hAnsi="Times New Roman" w:cs="Times New Roman"/>
+                <w:i/>
+                <w:iCs/>
+                <w:sz w:val="28"/>
+                <w:szCs w:val="28"/>
+              </w:rPr>
               <w:t>created_at</w:t>
             </w:r>
           </w:p>
@@ -17004,18 +18109,8 @@
           <w:rFonts w:ascii="Times New Roman" w:hAnsi="Times New Roman" w:cs="Times New Roman"/>
           <w:sz w:val="28"/>
           <w:szCs w:val="28"/>
-          <w:lang w:val="en-US"/>
-        </w:rPr>
-      </w:pPr>
-      <w:r>
-        <w:rPr>
-          <w:rFonts w:ascii="Times New Roman" w:hAnsi="Times New Roman" w:cs="Times New Roman"/>
-          <w:sz w:val="28"/>
-          <w:szCs w:val="28"/>
-          <w:lang w:val="en-US"/>
-        </w:rPr>
-        <w:tab/>
-      </w:r>
+        </w:rPr>
+      </w:pPr>
     </w:p>
     <w:p>
       <w:pPr>
@@ -17043,7 +18138,6 @@
         <w:pStyle w:val="a3"/>
       </w:pPr>
       <w:r>
-        <w:lastRenderedPageBreak/>
         <w:tab/>
       </w:r>
       <w:r>
@@ -18169,109 +19263,105 @@
         </w:rPr>
         <w:t xml:space="preserve"> </w:t>
       </w:r>
+      <w:r>
+        <w:t xml:space="preserve"> </w:t>
+      </w:r>
     </w:p>
     <w:p>
       <w:pPr>
         <w:pStyle w:val="a3"/>
-      </w:pPr>
-      <w:r>
+        <w:ind w:firstLine="709"/>
+      </w:pPr>
+      <w:r>
+        <w:t>Для хранения новостных публикаций системы используется таблица «News».</w:t>
+      </w:r>
+    </w:p>
+    <w:p>
+      <w:pPr>
+        <w:spacing w:after="0"/>
+        <w:rPr>
+          <w:rFonts w:ascii="Times New Roman" w:hAnsi="Times New Roman" w:cs="Times New Roman"/>
+          <w:sz w:val="28"/>
+          <w:szCs w:val="28"/>
+        </w:rPr>
+      </w:pPr>
+      <w:r>
+        <w:rPr>
+          <w:rFonts w:ascii="Times New Roman" w:hAnsi="Times New Roman" w:cs="Times New Roman"/>
+          <w:sz w:val="28"/>
+          <w:szCs w:val="28"/>
+        </w:rPr>
         <w:tab/>
       </w:r>
-      <w:r>
-        <w:t>Как видно из таблицы 2.11, таблица «</w:t>
-      </w:r>
-      <w:r>
-        <w:rPr>
+    </w:p>
+    <w:p>
+      <w:pPr>
+        <w:spacing w:after="0"/>
+        <w:ind w:firstLine="709"/>
+        <w:rPr>
+          <w:rFonts w:ascii="Times New Roman" w:hAnsi="Times New Roman" w:cs="Times New Roman"/>
+          <w:sz w:val="28"/>
+          <w:szCs w:val="28"/>
+        </w:rPr>
+      </w:pPr>
+      <w:r>
+        <w:rPr>
+          <w:rFonts w:ascii="Times New Roman" w:hAnsi="Times New Roman" w:cs="Times New Roman"/>
+          <w:sz w:val="28"/>
+          <w:szCs w:val="28"/>
+        </w:rPr>
+        <w:t>Таблица 2.</w:t>
+      </w:r>
+      <w:r>
+        <w:rPr>
+          <w:rFonts w:ascii="Times New Roman" w:hAnsi="Times New Roman" w:cs="Times New Roman"/>
+          <w:sz w:val="28"/>
+          <w:szCs w:val="28"/>
+        </w:rPr>
+        <w:t>12</w:t>
+      </w:r>
+      <w:r>
+        <w:rPr>
+          <w:rFonts w:ascii="Times New Roman" w:hAnsi="Times New Roman" w:cs="Times New Roman"/>
+          <w:sz w:val="28"/>
+          <w:szCs w:val="28"/>
+        </w:rPr>
+        <w:t xml:space="preserve"> – </w:t>
+      </w:r>
+      <w:r>
+        <w:rPr>
+          <w:rFonts w:ascii="Times New Roman" w:hAnsi="Times New Roman" w:cs="Times New Roman"/>
+          <w:sz w:val="28"/>
+          <w:szCs w:val="28"/>
+        </w:rPr>
+        <w:t>Таблица</w:t>
+      </w:r>
+      <w:r>
+        <w:rPr>
+          <w:rFonts w:ascii="Times New Roman" w:hAnsi="Times New Roman" w:cs="Times New Roman"/>
+          <w:sz w:val="28"/>
+          <w:szCs w:val="28"/>
+        </w:rPr>
+        <w:t xml:space="preserve"> </w:t>
+      </w:r>
+      <w:r>
+        <w:rPr>
+          <w:rFonts w:ascii="Times New Roman" w:hAnsi="Times New Roman" w:cs="Times New Roman"/>
+          <w:sz w:val="28"/>
+          <w:szCs w:val="28"/>
+        </w:rPr>
+        <w:t>«</w:t>
+      </w:r>
+      <w:r>
+        <w:rPr>
+          <w:rFonts w:ascii="Times New Roman" w:hAnsi="Times New Roman" w:cs="Times New Roman"/>
           <w:i/>
           <w:iCs/>
-        </w:rPr>
-        <w:t>VotingTarget</w:t>
-      </w:r>
-      <w:r>
-        <w:t>» хранит информацию о целевой аудитории голосования. В данной таблице содержатся ссылки на факультеты, кафедры, курсы, группы или роли пользователей, которым разрешено участие в голосовании.</w:t>
-      </w:r>
-    </w:p>
-    <w:p>
-      <w:pPr>
-        <w:pStyle w:val="a3"/>
-        <w:rPr>
+          <w:sz w:val="28"/>
+          <w:szCs w:val="28"/>
           <w:lang w:val="en-US"/>
         </w:rPr>
-      </w:pPr>
-      <w:r>
-        <w:tab/>
-      </w:r>
-      <w:r>
-        <w:t>Для хранения новостных публикаций системы используется таблица «News».</w:t>
-      </w:r>
-      <w:r>
-        <w:tab/>
-      </w:r>
-    </w:p>
-    <w:p>
-      <w:pPr>
-        <w:spacing w:after="0"/>
-        <w:rPr>
-          <w:rFonts w:ascii="Times New Roman" w:hAnsi="Times New Roman" w:cs="Times New Roman"/>
-          <w:sz w:val="28"/>
-          <w:szCs w:val="28"/>
-        </w:rPr>
-      </w:pPr>
-      <w:r>
-        <w:rPr>
-          <w:rFonts w:ascii="Times New Roman" w:hAnsi="Times New Roman" w:cs="Times New Roman"/>
-          <w:sz w:val="28"/>
-          <w:szCs w:val="28"/>
-        </w:rPr>
-        <w:tab/>
-      </w:r>
-      <w:r>
-        <w:rPr>
-          <w:rFonts w:ascii="Times New Roman" w:hAnsi="Times New Roman" w:cs="Times New Roman"/>
-          <w:sz w:val="28"/>
-          <w:szCs w:val="28"/>
-        </w:rPr>
-        <w:t>Таблица 2.</w:t>
-      </w:r>
-      <w:r>
-        <w:rPr>
-          <w:rFonts w:ascii="Times New Roman" w:hAnsi="Times New Roman" w:cs="Times New Roman"/>
-          <w:sz w:val="28"/>
-          <w:szCs w:val="28"/>
-        </w:rPr>
-        <w:t>12</w:t>
-      </w:r>
-      <w:r>
-        <w:rPr>
-          <w:rFonts w:ascii="Times New Roman" w:hAnsi="Times New Roman" w:cs="Times New Roman"/>
-          <w:sz w:val="28"/>
-          <w:szCs w:val="28"/>
-        </w:rPr>
-        <w:t xml:space="preserve"> – </w:t>
-      </w:r>
-      <w:r>
-        <w:rPr>
-          <w:rFonts w:ascii="Times New Roman" w:hAnsi="Times New Roman" w:cs="Times New Roman"/>
-          <w:sz w:val="28"/>
-          <w:szCs w:val="28"/>
-        </w:rPr>
-        <w:t>Таблица</w:t>
-      </w:r>
-      <w:r>
-        <w:rPr>
-          <w:rFonts w:ascii="Times New Roman" w:hAnsi="Times New Roman" w:cs="Times New Roman"/>
-          <w:sz w:val="28"/>
-          <w:szCs w:val="28"/>
-        </w:rPr>
-        <w:t xml:space="preserve"> </w:t>
-      </w:r>
-      <w:r>
-        <w:rPr>
-          <w:rFonts w:ascii="Times New Roman" w:hAnsi="Times New Roman" w:cs="Times New Roman"/>
-          <w:sz w:val="28"/>
-          <w:szCs w:val="28"/>
-        </w:rPr>
-        <w:t>«</w:t>
+        <w:t>N</w:t>
       </w:r>
       <w:r>
         <w:rPr>
@@ -18280,27 +19370,586 @@
           <w:iCs/>
           <w:sz w:val="28"/>
           <w:szCs w:val="28"/>
+        </w:rPr>
+        <w:t>ews</w:t>
+      </w:r>
+      <w:r>
+        <w:rPr>
+          <w:rFonts w:ascii="Times New Roman" w:hAnsi="Times New Roman" w:cs="Times New Roman"/>
+          <w:sz w:val="28"/>
+          <w:szCs w:val="28"/>
+        </w:rPr>
+        <w:t>»</w:t>
+      </w:r>
+    </w:p>
+    <w:tbl>
+      <w:tblPr>
+        <w:tblStyle w:val="af0"/>
+        <w:tblW w:w="0" w:type="auto"/>
+        <w:tblLook w:val="04A0" w:firstRow="1" w:lastRow="0" w:firstColumn="1" w:lastColumn="0" w:noHBand="0" w:noVBand="1"/>
+      </w:tblPr>
+      <w:tblGrid>
+        <w:gridCol w:w="1330"/>
+        <w:gridCol w:w="3120"/>
+        <w:gridCol w:w="1699"/>
+        <w:gridCol w:w="1418"/>
+        <w:gridCol w:w="1984"/>
+      </w:tblGrid>
+      <w:tr>
+        <w:tc>
+          <w:tcPr>
+            <w:tcW w:w="0" w:type="auto"/>
+            <w:vAlign w:val="center"/>
+            <w:hideMark/>
+          </w:tcPr>
+          <w:p>
+            <w:pPr>
+              <w:jc w:val="center"/>
+              <w:rPr>
+                <w:rFonts w:ascii="Times New Roman" w:hAnsi="Times New Roman" w:cs="Times New Roman"/>
+                <w:sz w:val="28"/>
+                <w:szCs w:val="28"/>
+              </w:rPr>
+            </w:pPr>
+            <w:r>
+              <w:rPr>
+                <w:rFonts w:ascii="Times New Roman" w:hAnsi="Times New Roman" w:cs="Times New Roman"/>
+                <w:sz w:val="28"/>
+                <w:szCs w:val="28"/>
+              </w:rPr>
+              <w:t>Название</w:t>
+            </w:r>
+          </w:p>
+        </w:tc>
+        <w:tc>
+          <w:tcPr>
+            <w:tcW w:w="0" w:type="auto"/>
+            <w:vAlign w:val="center"/>
+            <w:hideMark/>
+          </w:tcPr>
+          <w:p>
+            <w:pPr>
+              <w:jc w:val="center"/>
+              <w:rPr>
+                <w:rFonts w:ascii="Times New Roman" w:hAnsi="Times New Roman" w:cs="Times New Roman"/>
+                <w:sz w:val="28"/>
+                <w:szCs w:val="28"/>
+              </w:rPr>
+            </w:pPr>
+            <w:r>
+              <w:rPr>
+                <w:rFonts w:ascii="Times New Roman" w:hAnsi="Times New Roman" w:cs="Times New Roman"/>
+                <w:sz w:val="28"/>
+                <w:szCs w:val="28"/>
+              </w:rPr>
+              <w:t>Описание</w:t>
+            </w:r>
+          </w:p>
+        </w:tc>
+        <w:tc>
+          <w:tcPr>
+            <w:tcW w:w="1357" w:type="dxa"/>
+            <w:vAlign w:val="center"/>
+            <w:hideMark/>
+          </w:tcPr>
+          <w:p>
+            <w:pPr>
+              <w:jc w:val="center"/>
+              <w:rPr>
+                <w:rFonts w:ascii="Times New Roman" w:hAnsi="Times New Roman" w:cs="Times New Roman"/>
+                <w:sz w:val="28"/>
+                <w:szCs w:val="28"/>
+              </w:rPr>
+            </w:pPr>
+            <w:r>
+              <w:rPr>
+                <w:rFonts w:ascii="Times New Roman" w:hAnsi="Times New Roman" w:cs="Times New Roman"/>
+                <w:sz w:val="28"/>
+                <w:szCs w:val="28"/>
+              </w:rPr>
+              <w:t>Тип</w:t>
+            </w:r>
+          </w:p>
+        </w:tc>
+        <w:tc>
+          <w:tcPr>
+            <w:tcW w:w="1418" w:type="dxa"/>
+            <w:vAlign w:val="center"/>
+            <w:hideMark/>
+          </w:tcPr>
+          <w:p>
+            <w:pPr>
+              <w:jc w:val="center"/>
+              <w:rPr>
+                <w:rFonts w:ascii="Times New Roman" w:hAnsi="Times New Roman" w:cs="Times New Roman"/>
+                <w:sz w:val="28"/>
+                <w:szCs w:val="28"/>
+              </w:rPr>
+            </w:pPr>
+            <w:r>
+              <w:rPr>
+                <w:rFonts w:ascii="Times New Roman" w:hAnsi="Times New Roman" w:cs="Times New Roman"/>
+                <w:sz w:val="28"/>
+                <w:szCs w:val="28"/>
+              </w:rPr>
+              <w:t>Обязательное</w:t>
+            </w:r>
+          </w:p>
+        </w:tc>
+        <w:tc>
+          <w:tcPr>
+            <w:tcW w:w="1984" w:type="dxa"/>
+            <w:vAlign w:val="center"/>
+            <w:hideMark/>
+          </w:tcPr>
+          <w:p>
+            <w:pPr>
+              <w:jc w:val="center"/>
+              <w:rPr>
+                <w:rFonts w:ascii="Times New Roman" w:hAnsi="Times New Roman" w:cs="Times New Roman"/>
+                <w:sz w:val="28"/>
+                <w:szCs w:val="28"/>
+              </w:rPr>
+            </w:pPr>
+            <w:r>
+              <w:rPr>
+                <w:rFonts w:ascii="Times New Roman" w:hAnsi="Times New Roman" w:cs="Times New Roman"/>
+                <w:sz w:val="28"/>
+                <w:szCs w:val="28"/>
+              </w:rPr>
+              <w:t>Уникальное</w:t>
+            </w:r>
+          </w:p>
+        </w:tc>
+      </w:tr>
+      <w:tr>
+        <w:tc>
+          <w:tcPr>
+            <w:tcW w:w="0" w:type="auto"/>
+            <w:vAlign w:val="center"/>
+          </w:tcPr>
+          <w:p>
+            <w:pPr>
+              <w:jc w:val="center"/>
+              <w:rPr>
+                <w:rFonts w:ascii="Times New Roman" w:hAnsi="Times New Roman" w:cs="Times New Roman"/>
+                <w:sz w:val="28"/>
+                <w:szCs w:val="28"/>
+              </w:rPr>
+            </w:pPr>
+            <w:r>
+              <w:rPr>
+                <w:rFonts w:ascii="Times New Roman" w:hAnsi="Times New Roman" w:cs="Times New Roman"/>
+                <w:sz w:val="28"/>
+                <w:szCs w:val="28"/>
+              </w:rPr>
+              <w:t>1</w:t>
+            </w:r>
+          </w:p>
+        </w:tc>
+        <w:tc>
+          <w:tcPr>
+            <w:tcW w:w="0" w:type="auto"/>
+            <w:vAlign w:val="center"/>
+          </w:tcPr>
+          <w:p>
+            <w:pPr>
+              <w:jc w:val="center"/>
+              <w:rPr>
+                <w:rFonts w:ascii="Times New Roman" w:hAnsi="Times New Roman" w:cs="Times New Roman"/>
+                <w:sz w:val="28"/>
+                <w:szCs w:val="28"/>
+              </w:rPr>
+            </w:pPr>
+            <w:r>
+              <w:rPr>
+                <w:rFonts w:ascii="Times New Roman" w:hAnsi="Times New Roman" w:cs="Times New Roman"/>
+                <w:sz w:val="28"/>
+                <w:szCs w:val="28"/>
+              </w:rPr>
+              <w:t>2</w:t>
+            </w:r>
+          </w:p>
+        </w:tc>
+        <w:tc>
+          <w:tcPr>
+            <w:tcW w:w="1357" w:type="dxa"/>
+            <w:vAlign w:val="center"/>
+          </w:tcPr>
+          <w:p>
+            <w:pPr>
+              <w:jc w:val="center"/>
+              <w:rPr>
+                <w:rFonts w:ascii="Times New Roman" w:hAnsi="Times New Roman" w:cs="Times New Roman"/>
+                <w:sz w:val="28"/>
+                <w:szCs w:val="28"/>
+              </w:rPr>
+            </w:pPr>
+            <w:r>
+              <w:rPr>
+                <w:rFonts w:ascii="Times New Roman" w:hAnsi="Times New Roman" w:cs="Times New Roman"/>
+                <w:sz w:val="28"/>
+                <w:szCs w:val="28"/>
+              </w:rPr>
+              <w:t>3</w:t>
+            </w:r>
+          </w:p>
+        </w:tc>
+        <w:tc>
+          <w:tcPr>
+            <w:tcW w:w="1418" w:type="dxa"/>
+            <w:vAlign w:val="center"/>
+          </w:tcPr>
+          <w:p>
+            <w:pPr>
+              <w:jc w:val="center"/>
+              <w:rPr>
+                <w:rFonts w:ascii="Times New Roman" w:hAnsi="Times New Roman" w:cs="Times New Roman"/>
+                <w:sz w:val="28"/>
+                <w:szCs w:val="28"/>
+              </w:rPr>
+            </w:pPr>
+            <w:r>
+              <w:rPr>
+                <w:rFonts w:ascii="Times New Roman" w:hAnsi="Times New Roman" w:cs="Times New Roman"/>
+                <w:sz w:val="28"/>
+                <w:szCs w:val="28"/>
+              </w:rPr>
+              <w:t>4</w:t>
+            </w:r>
+          </w:p>
+        </w:tc>
+        <w:tc>
+          <w:tcPr>
+            <w:tcW w:w="1984" w:type="dxa"/>
+            <w:vAlign w:val="center"/>
+          </w:tcPr>
+          <w:p>
+            <w:pPr>
+              <w:jc w:val="center"/>
+              <w:rPr>
+                <w:rFonts w:ascii="Times New Roman" w:hAnsi="Times New Roman" w:cs="Times New Roman"/>
+                <w:sz w:val="28"/>
+                <w:szCs w:val="28"/>
+              </w:rPr>
+            </w:pPr>
+            <w:r>
+              <w:rPr>
+                <w:rFonts w:ascii="Times New Roman" w:hAnsi="Times New Roman" w:cs="Times New Roman"/>
+                <w:sz w:val="28"/>
+                <w:szCs w:val="28"/>
+              </w:rPr>
+              <w:t>5</w:t>
+            </w:r>
+          </w:p>
+        </w:tc>
+      </w:tr>
+      <w:tr>
+        <w:tc>
+          <w:tcPr>
+            <w:tcW w:w="0" w:type="auto"/>
+            <w:vAlign w:val="center"/>
+            <w:hideMark/>
+          </w:tcPr>
+          <w:p>
+            <w:pPr>
+              <w:jc w:val="center"/>
+              <w:rPr>
+                <w:rFonts w:ascii="Times New Roman" w:hAnsi="Times New Roman" w:cs="Times New Roman"/>
+                <w:i/>
+                <w:iCs/>
+                <w:sz w:val="28"/>
+                <w:szCs w:val="28"/>
+              </w:rPr>
+            </w:pPr>
+            <w:r>
+              <w:rPr>
+                <w:rFonts w:ascii="Times New Roman" w:hAnsi="Times New Roman" w:cs="Times New Roman"/>
+                <w:i/>
+                <w:iCs/>
+                <w:sz w:val="28"/>
+                <w:szCs w:val="28"/>
+              </w:rPr>
+              <w:t>id</w:t>
+            </w:r>
+          </w:p>
+        </w:tc>
+        <w:tc>
+          <w:tcPr>
+            <w:tcW w:w="0" w:type="auto"/>
+            <w:vAlign w:val="center"/>
+            <w:hideMark/>
+          </w:tcPr>
+          <w:p>
+            <w:pPr>
+              <w:jc w:val="center"/>
+              <w:rPr>
+                <w:rFonts w:ascii="Times New Roman" w:hAnsi="Times New Roman" w:cs="Times New Roman"/>
+                <w:sz w:val="28"/>
+                <w:szCs w:val="28"/>
+              </w:rPr>
+            </w:pPr>
+            <w:r>
+              <w:rPr>
+                <w:rFonts w:ascii="Times New Roman" w:hAnsi="Times New Roman" w:cs="Times New Roman"/>
+                <w:sz w:val="28"/>
+                <w:szCs w:val="28"/>
+              </w:rPr>
+              <w:t>Идентификатор новости</w:t>
+            </w:r>
+          </w:p>
+        </w:tc>
+        <w:tc>
+          <w:tcPr>
+            <w:tcW w:w="1357" w:type="dxa"/>
+            <w:vAlign w:val="center"/>
+            <w:hideMark/>
+          </w:tcPr>
+          <w:p>
+            <w:pPr>
+              <w:jc w:val="center"/>
+              <w:rPr>
+                <w:rFonts w:ascii="Times New Roman" w:hAnsi="Times New Roman" w:cs="Times New Roman"/>
+                <w:i/>
+                <w:iCs/>
+                <w:sz w:val="28"/>
+                <w:szCs w:val="28"/>
+              </w:rPr>
+            </w:pPr>
+            <w:r>
+              <w:rPr>
+                <w:rFonts w:ascii="Times New Roman" w:hAnsi="Times New Roman" w:cs="Times New Roman"/>
+                <w:i/>
+                <w:iCs/>
+                <w:sz w:val="28"/>
+                <w:szCs w:val="28"/>
+              </w:rPr>
+              <w:t>uuid</w:t>
+            </w:r>
+          </w:p>
+        </w:tc>
+        <w:tc>
+          <w:tcPr>
+            <w:tcW w:w="1418" w:type="dxa"/>
+            <w:vAlign w:val="center"/>
+            <w:hideMark/>
+          </w:tcPr>
+          <w:p>
+            <w:pPr>
+              <w:jc w:val="center"/>
+              <w:rPr>
+                <w:rFonts w:ascii="Times New Roman" w:hAnsi="Times New Roman" w:cs="Times New Roman"/>
+                <w:sz w:val="28"/>
+                <w:szCs w:val="28"/>
+              </w:rPr>
+            </w:pPr>
+            <w:r>
+              <w:rPr>
+                <w:rFonts w:ascii="Times New Roman" w:hAnsi="Times New Roman" w:cs="Times New Roman"/>
+                <w:sz w:val="28"/>
+                <w:szCs w:val="28"/>
+              </w:rPr>
+              <w:t>да</w:t>
+            </w:r>
+          </w:p>
+        </w:tc>
+        <w:tc>
+          <w:tcPr>
+            <w:tcW w:w="1984" w:type="dxa"/>
+            <w:vAlign w:val="center"/>
+            <w:hideMark/>
+          </w:tcPr>
+          <w:p>
+            <w:pPr>
+              <w:jc w:val="center"/>
+              <w:rPr>
+                <w:rFonts w:ascii="Times New Roman" w:hAnsi="Times New Roman" w:cs="Times New Roman"/>
+                <w:sz w:val="28"/>
+                <w:szCs w:val="28"/>
+              </w:rPr>
+            </w:pPr>
+            <w:r>
+              <w:rPr>
+                <w:rFonts w:ascii="Times New Roman" w:hAnsi="Times New Roman" w:cs="Times New Roman"/>
+                <w:sz w:val="28"/>
+                <w:szCs w:val="28"/>
+              </w:rPr>
+              <w:t>да</w:t>
+            </w:r>
+          </w:p>
+        </w:tc>
+      </w:tr>
+      <w:tr>
+        <w:tc>
+          <w:tcPr>
+            <w:tcW w:w="0" w:type="auto"/>
+            <w:vAlign w:val="center"/>
+          </w:tcPr>
+          <w:p>
+            <w:pPr>
+              <w:jc w:val="center"/>
+              <w:rPr>
+                <w:rFonts w:ascii="Times New Roman" w:hAnsi="Times New Roman" w:cs="Times New Roman"/>
+                <w:i/>
+                <w:iCs/>
+                <w:sz w:val="28"/>
+                <w:szCs w:val="28"/>
+              </w:rPr>
+            </w:pPr>
+            <w:r>
+              <w:rPr>
+                <w:rFonts w:ascii="Times New Roman" w:hAnsi="Times New Roman" w:cs="Times New Roman"/>
+                <w:i/>
+                <w:iCs/>
+                <w:sz w:val="28"/>
+                <w:szCs w:val="28"/>
+              </w:rPr>
+              <w:t>title</w:t>
+            </w:r>
+          </w:p>
+        </w:tc>
+        <w:tc>
+          <w:tcPr>
+            <w:tcW w:w="0" w:type="auto"/>
+            <w:vAlign w:val="center"/>
+          </w:tcPr>
+          <w:p>
+            <w:pPr>
+              <w:jc w:val="center"/>
+              <w:rPr>
+                <w:rFonts w:ascii="Times New Roman" w:hAnsi="Times New Roman" w:cs="Times New Roman"/>
+                <w:sz w:val="28"/>
+                <w:szCs w:val="28"/>
+              </w:rPr>
+            </w:pPr>
+            <w:r>
+              <w:rPr>
+                <w:rFonts w:ascii="Times New Roman" w:hAnsi="Times New Roman" w:cs="Times New Roman"/>
+                <w:sz w:val="28"/>
+                <w:szCs w:val="28"/>
+              </w:rPr>
+              <w:t>Заголовок</w:t>
+            </w:r>
+          </w:p>
+        </w:tc>
+        <w:tc>
+          <w:tcPr>
+            <w:tcW w:w="1357" w:type="dxa"/>
+            <w:vAlign w:val="center"/>
+          </w:tcPr>
+          <w:p>
+            <w:pPr>
+              <w:jc w:val="center"/>
+              <w:rPr>
+                <w:rFonts w:ascii="Times New Roman" w:hAnsi="Times New Roman" w:cs="Times New Roman"/>
+                <w:i/>
+                <w:iCs/>
+                <w:sz w:val="28"/>
+                <w:szCs w:val="28"/>
+              </w:rPr>
+            </w:pPr>
+            <w:r>
+              <w:rPr>
+                <w:rFonts w:ascii="Times New Roman" w:hAnsi="Times New Roman" w:cs="Times New Roman"/>
+                <w:i/>
+                <w:iCs/>
+                <w:sz w:val="28"/>
+                <w:szCs w:val="28"/>
+              </w:rPr>
+              <w:t>varchar</w:t>
+            </w:r>
+            <w:r>
+              <w:rPr>
+                <w:rFonts w:ascii="Times New Roman" w:hAnsi="Times New Roman" w:cs="Times New Roman"/>
+                <w:sz w:val="28"/>
+                <w:szCs w:val="28"/>
+              </w:rPr>
+              <w:t>(255)</w:t>
+            </w:r>
+          </w:p>
+        </w:tc>
+        <w:tc>
+          <w:tcPr>
+            <w:tcW w:w="1418" w:type="dxa"/>
+            <w:vAlign w:val="center"/>
+          </w:tcPr>
+          <w:p>
+            <w:pPr>
+              <w:jc w:val="center"/>
+              <w:rPr>
+                <w:rFonts w:ascii="Times New Roman" w:hAnsi="Times New Roman" w:cs="Times New Roman"/>
+                <w:sz w:val="28"/>
+                <w:szCs w:val="28"/>
+              </w:rPr>
+            </w:pPr>
+            <w:r>
+              <w:rPr>
+                <w:rFonts w:ascii="Times New Roman" w:hAnsi="Times New Roman" w:cs="Times New Roman"/>
+                <w:sz w:val="28"/>
+                <w:szCs w:val="28"/>
+              </w:rPr>
+              <w:t>да</w:t>
+            </w:r>
+          </w:p>
+        </w:tc>
+        <w:tc>
+          <w:tcPr>
+            <w:tcW w:w="1984" w:type="dxa"/>
+            <w:vAlign w:val="center"/>
+          </w:tcPr>
+          <w:p>
+            <w:pPr>
+              <w:jc w:val="center"/>
+              <w:rPr>
+                <w:rFonts w:ascii="Times New Roman" w:hAnsi="Times New Roman" w:cs="Times New Roman"/>
+                <w:sz w:val="28"/>
+                <w:szCs w:val="28"/>
+              </w:rPr>
+            </w:pPr>
+            <w:r>
+              <w:rPr>
+                <w:rFonts w:ascii="Times New Roman" w:hAnsi="Times New Roman" w:cs="Times New Roman"/>
+                <w:sz w:val="28"/>
+                <w:szCs w:val="28"/>
+              </w:rPr>
+              <w:t>нет</w:t>
+            </w:r>
+          </w:p>
+        </w:tc>
+      </w:tr>
+    </w:tbl>
+    <w:p>
+      <w:pPr>
+        <w:spacing w:after="0"/>
+        <w:rPr>
+          <w:rFonts w:ascii="Times New Roman" w:hAnsi="Times New Roman" w:cs="Times New Roman"/>
+          <w:sz w:val="28"/>
+          <w:szCs w:val="28"/>
+        </w:rPr>
+      </w:pPr>
+    </w:p>
+    <w:p>
+      <w:pPr>
+        <w:pStyle w:val="a3"/>
+        <w:ind w:firstLine="709"/>
+        <w:rPr>
           <w:lang w:val="en-US"/>
         </w:rPr>
-        <w:t>N</w:t>
-      </w:r>
-      <w:r>
-        <w:rPr>
-          <w:rFonts w:ascii="Times New Roman" w:hAnsi="Times New Roman" w:cs="Times New Roman"/>
-          <w:i/>
-          <w:iCs/>
-          <w:sz w:val="28"/>
-          <w:szCs w:val="28"/>
-        </w:rPr>
-        <w:t>ews</w:t>
-      </w:r>
-      <w:r>
-        <w:rPr>
-          <w:rFonts w:ascii="Times New Roman" w:hAnsi="Times New Roman" w:cs="Times New Roman"/>
-          <w:sz w:val="28"/>
-          <w:szCs w:val="28"/>
-        </w:rPr>
-        <w:t>»</w:t>
+      </w:pPr>
+      <w:r>
+        <w:t xml:space="preserve">Продолжение таблицы </w:t>
+      </w:r>
+      <w:r>
+        <w:t>2.</w:t>
+      </w:r>
+      <w:r>
+        <w:t>1</w:t>
+      </w:r>
+      <w:r>
+        <w:rPr>
+          <w:lang w:val="en-US"/>
+        </w:rPr>
+        <w:t>2</w:t>
       </w:r>
     </w:p>
     <w:tbl>
@@ -18311,134 +19960,133 @@
       </w:tblPr>
       <w:tblGrid>
         <w:gridCol w:w="1663"/>
-        <w:gridCol w:w="2975"/>
-        <w:gridCol w:w="1699"/>
-        <w:gridCol w:w="1771"/>
-        <w:gridCol w:w="1577"/>
+        <w:gridCol w:w="2727"/>
+        <w:gridCol w:w="1842"/>
+        <w:gridCol w:w="1418"/>
+        <w:gridCol w:w="1843"/>
       </w:tblGrid>
       <w:tr>
         <w:tc>
           <w:tcPr>
             <w:tcW w:w="0" w:type="auto"/>
             <w:vAlign w:val="center"/>
-            <w:hideMark/>
-          </w:tcPr>
-          <w:p>
-            <w:pPr>
-              <w:jc w:val="center"/>
-              <w:rPr>
-                <w:rFonts w:ascii="Times New Roman" w:hAnsi="Times New Roman" w:cs="Times New Roman"/>
-                <w:sz w:val="28"/>
-                <w:szCs w:val="28"/>
-              </w:rPr>
-            </w:pPr>
-            <w:r>
-              <w:rPr>
-                <w:rFonts w:ascii="Times New Roman" w:hAnsi="Times New Roman" w:cs="Times New Roman"/>
-                <w:sz w:val="28"/>
-                <w:szCs w:val="28"/>
-              </w:rPr>
-              <w:t>Название</w:t>
-            </w:r>
-          </w:p>
-        </w:tc>
-        <w:tc>
-          <w:tcPr>
-            <w:tcW w:w="0" w:type="auto"/>
-            <w:vAlign w:val="center"/>
-            <w:hideMark/>
-          </w:tcPr>
-          <w:p>
-            <w:pPr>
-              <w:jc w:val="center"/>
-              <w:rPr>
-                <w:rFonts w:ascii="Times New Roman" w:hAnsi="Times New Roman" w:cs="Times New Roman"/>
-                <w:sz w:val="28"/>
-                <w:szCs w:val="28"/>
-              </w:rPr>
-            </w:pPr>
-            <w:r>
-              <w:rPr>
-                <w:rFonts w:ascii="Times New Roman" w:hAnsi="Times New Roman" w:cs="Times New Roman"/>
-                <w:sz w:val="28"/>
-                <w:szCs w:val="28"/>
-              </w:rPr>
-              <w:t>Описание</w:t>
-            </w:r>
-          </w:p>
-        </w:tc>
-        <w:tc>
-          <w:tcPr>
-            <w:tcW w:w="0" w:type="auto"/>
-            <w:vAlign w:val="center"/>
-            <w:hideMark/>
-          </w:tcPr>
-          <w:p>
-            <w:pPr>
-              <w:jc w:val="center"/>
-              <w:rPr>
-                <w:rFonts w:ascii="Times New Roman" w:hAnsi="Times New Roman" w:cs="Times New Roman"/>
-                <w:sz w:val="28"/>
-                <w:szCs w:val="28"/>
-              </w:rPr>
-            </w:pPr>
-            <w:r>
-              <w:rPr>
-                <w:rFonts w:ascii="Times New Roman" w:hAnsi="Times New Roman" w:cs="Times New Roman"/>
-                <w:sz w:val="28"/>
-                <w:szCs w:val="28"/>
-              </w:rPr>
-              <w:t>Тип</w:t>
-            </w:r>
-          </w:p>
-        </w:tc>
-        <w:tc>
-          <w:tcPr>
-            <w:tcW w:w="0" w:type="auto"/>
-            <w:vAlign w:val="center"/>
-            <w:hideMark/>
-          </w:tcPr>
-          <w:p>
-            <w:pPr>
-              <w:jc w:val="center"/>
-              <w:rPr>
-                <w:rFonts w:ascii="Times New Roman" w:hAnsi="Times New Roman" w:cs="Times New Roman"/>
-                <w:sz w:val="28"/>
-                <w:szCs w:val="28"/>
-              </w:rPr>
-            </w:pPr>
-            <w:r>
-              <w:rPr>
-                <w:rFonts w:ascii="Times New Roman" w:hAnsi="Times New Roman" w:cs="Times New Roman"/>
-                <w:sz w:val="28"/>
-                <w:szCs w:val="28"/>
-              </w:rPr>
-              <w:t>Обязательное</w:t>
-            </w:r>
-          </w:p>
-        </w:tc>
-        <w:tc>
-          <w:tcPr>
-            <w:tcW w:w="0" w:type="auto"/>
-            <w:vAlign w:val="center"/>
-            <w:hideMark/>
-          </w:tcPr>
-          <w:p>
-            <w:pPr>
-              <w:jc w:val="center"/>
-              <w:rPr>
-                <w:rFonts w:ascii="Times New Roman" w:hAnsi="Times New Roman" w:cs="Times New Roman"/>
-                <w:sz w:val="28"/>
-                <w:szCs w:val="28"/>
-              </w:rPr>
-            </w:pPr>
-            <w:r>
-              <w:rPr>
-                <w:rFonts w:ascii="Times New Roman" w:hAnsi="Times New Roman" w:cs="Times New Roman"/>
-                <w:sz w:val="28"/>
-                <w:szCs w:val="28"/>
-              </w:rPr>
-              <w:t>Уникальное</w:t>
+          </w:tcPr>
+          <w:p>
+            <w:pPr>
+              <w:jc w:val="center"/>
+              <w:rPr>
+                <w:rFonts w:ascii="Times New Roman" w:hAnsi="Times New Roman" w:cs="Times New Roman"/>
+                <w:i/>
+                <w:iCs/>
+                <w:sz w:val="28"/>
+                <w:szCs w:val="28"/>
+              </w:rPr>
+            </w:pPr>
+            <w:r>
+              <w:rPr>
+                <w:rFonts w:ascii="Times New Roman" w:hAnsi="Times New Roman" w:cs="Times New Roman"/>
+                <w:sz w:val="28"/>
+                <w:szCs w:val="28"/>
+              </w:rPr>
+              <w:t>1</w:t>
+            </w:r>
+          </w:p>
+        </w:tc>
+        <w:tc>
+          <w:tcPr>
+            <w:tcW w:w="2727" w:type="dxa"/>
+            <w:vAlign w:val="center"/>
+          </w:tcPr>
+          <w:p>
+            <w:pPr>
+              <w:jc w:val="center"/>
+              <w:rPr>
+                <w:rFonts w:ascii="Times New Roman" w:hAnsi="Times New Roman" w:cs="Times New Roman"/>
+                <w:sz w:val="28"/>
+                <w:szCs w:val="28"/>
+              </w:rPr>
+            </w:pPr>
+            <w:r>
+              <w:rPr>
+                <w:rFonts w:ascii="Times New Roman" w:hAnsi="Times New Roman" w:cs="Times New Roman"/>
+                <w:sz w:val="28"/>
+                <w:szCs w:val="28"/>
+              </w:rPr>
+              <w:t>2</w:t>
+            </w:r>
+          </w:p>
+        </w:tc>
+        <w:tc>
+          <w:tcPr>
+            <w:tcW w:w="1842" w:type="dxa"/>
+            <w:vAlign w:val="center"/>
+          </w:tcPr>
+          <w:p>
+            <w:pPr>
+              <w:jc w:val="center"/>
+              <w:rPr>
+                <w:rFonts w:ascii="Times New Roman" w:hAnsi="Times New Roman" w:cs="Times New Roman"/>
+                <w:i/>
+                <w:iCs/>
+                <w:sz w:val="28"/>
+                <w:szCs w:val="28"/>
+              </w:rPr>
+            </w:pPr>
+            <w:r>
+              <w:rPr>
+                <w:rFonts w:ascii="Times New Roman" w:hAnsi="Times New Roman" w:cs="Times New Roman"/>
+                <w:sz w:val="28"/>
+                <w:szCs w:val="28"/>
+              </w:rPr>
+              <w:t>3</w:t>
+            </w:r>
+          </w:p>
+        </w:tc>
+        <w:tc>
+          <w:tcPr>
+            <w:tcW w:w="1418" w:type="dxa"/>
+            <w:vAlign w:val="center"/>
+          </w:tcPr>
+          <w:p>
+            <w:pPr>
+              <w:jc w:val="center"/>
+              <w:rPr>
+                <w:rFonts w:ascii="Times New Roman" w:hAnsi="Times New Roman" w:cs="Times New Roman"/>
+                <w:sz w:val="28"/>
+                <w:szCs w:val="28"/>
+              </w:rPr>
+            </w:pPr>
+            <w:r>
+              <w:rPr>
+                <w:rFonts w:ascii="Times New Roman" w:hAnsi="Times New Roman" w:cs="Times New Roman"/>
+                <w:sz w:val="28"/>
+                <w:szCs w:val="28"/>
+              </w:rPr>
+              <w:t>4</w:t>
+            </w:r>
+          </w:p>
+        </w:tc>
+        <w:tc>
+          <w:tcPr>
+            <w:tcW w:w="1843" w:type="dxa"/>
+            <w:vAlign w:val="center"/>
+          </w:tcPr>
+          <w:p>
+            <w:pPr>
+              <w:jc w:val="center"/>
+              <w:rPr>
+                <w:rFonts w:ascii="Times New Roman" w:hAnsi="Times New Roman" w:cs="Times New Roman"/>
+                <w:sz w:val="28"/>
+                <w:szCs w:val="28"/>
+              </w:rPr>
+            </w:pPr>
+            <w:r>
+              <w:rPr>
+                <w:rFonts w:ascii="Times New Roman" w:hAnsi="Times New Roman" w:cs="Times New Roman"/>
+                <w:sz w:val="28"/>
+                <w:szCs w:val="28"/>
+              </w:rPr>
+              <w:t>5</w:t>
             </w:r>
           </w:p>
         </w:tc>
@@ -18448,90 +20096,86 @@
           <w:tcPr>
             <w:tcW w:w="0" w:type="auto"/>
             <w:vAlign w:val="center"/>
-            <w:hideMark/>
-          </w:tcPr>
-          <w:p>
-            <w:pPr>
-              <w:jc w:val="center"/>
-              <w:rPr>
-                <w:rFonts w:ascii="Times New Roman" w:hAnsi="Times New Roman" w:cs="Times New Roman"/>
-                <w:i/>
-                <w:iCs/>
-                <w:sz w:val="28"/>
-                <w:szCs w:val="28"/>
-              </w:rPr>
-            </w:pPr>
-            <w:r>
-              <w:rPr>
-                <w:rFonts w:ascii="Times New Roman" w:hAnsi="Times New Roman" w:cs="Times New Roman"/>
-                <w:i/>
-                <w:iCs/>
-                <w:sz w:val="28"/>
-                <w:szCs w:val="28"/>
-              </w:rPr>
-              <w:t>id</w:t>
-            </w:r>
-          </w:p>
-        </w:tc>
-        <w:tc>
-          <w:tcPr>
-            <w:tcW w:w="0" w:type="auto"/>
-            <w:vAlign w:val="center"/>
-            <w:hideMark/>
-          </w:tcPr>
-          <w:p>
-            <w:pPr>
-              <w:jc w:val="center"/>
-              <w:rPr>
-                <w:rFonts w:ascii="Times New Roman" w:hAnsi="Times New Roman" w:cs="Times New Roman"/>
-                <w:sz w:val="28"/>
-                <w:szCs w:val="28"/>
-              </w:rPr>
-            </w:pPr>
-            <w:r>
-              <w:rPr>
-                <w:rFonts w:ascii="Times New Roman" w:hAnsi="Times New Roman" w:cs="Times New Roman"/>
-                <w:sz w:val="28"/>
-                <w:szCs w:val="28"/>
-              </w:rPr>
-              <w:t>Идентификатор новости</w:t>
-            </w:r>
-          </w:p>
-        </w:tc>
-        <w:tc>
-          <w:tcPr>
-            <w:tcW w:w="0" w:type="auto"/>
-            <w:vAlign w:val="center"/>
-            <w:hideMark/>
-          </w:tcPr>
-          <w:p>
-            <w:pPr>
-              <w:jc w:val="center"/>
-              <w:rPr>
-                <w:rFonts w:ascii="Times New Roman" w:hAnsi="Times New Roman" w:cs="Times New Roman"/>
-                <w:i/>
-                <w:iCs/>
-                <w:sz w:val="28"/>
-                <w:szCs w:val="28"/>
-              </w:rPr>
-            </w:pPr>
-            <w:r>
-              <w:rPr>
-                <w:rFonts w:ascii="Times New Roman" w:hAnsi="Times New Roman" w:cs="Times New Roman"/>
-                <w:i/>
-                <w:iCs/>
-                <w:sz w:val="28"/>
-                <w:szCs w:val="28"/>
-              </w:rPr>
-              <w:t>uuid</w:t>
-            </w:r>
-          </w:p>
-        </w:tc>
-        <w:tc>
-          <w:tcPr>
-            <w:tcW w:w="0" w:type="auto"/>
-            <w:vAlign w:val="center"/>
-            <w:hideMark/>
+          </w:tcPr>
+          <w:p>
+            <w:pPr>
+              <w:jc w:val="center"/>
+              <w:rPr>
+                <w:rFonts w:ascii="Times New Roman" w:hAnsi="Times New Roman" w:cs="Times New Roman"/>
+                <w:i/>
+                <w:iCs/>
+                <w:sz w:val="28"/>
+                <w:szCs w:val="28"/>
+              </w:rPr>
+            </w:pPr>
+            <w:r>
+              <w:rPr>
+                <w:rFonts w:ascii="Times New Roman" w:hAnsi="Times New Roman" w:cs="Times New Roman"/>
+                <w:i/>
+                <w:iCs/>
+                <w:sz w:val="28"/>
+                <w:szCs w:val="28"/>
+              </w:rPr>
+              <w:t>body</w:t>
+            </w:r>
+          </w:p>
+        </w:tc>
+        <w:tc>
+          <w:tcPr>
+            <w:tcW w:w="2727" w:type="dxa"/>
+            <w:vAlign w:val="center"/>
+          </w:tcPr>
+          <w:p>
+            <w:pPr>
+              <w:jc w:val="center"/>
+              <w:rPr>
+                <w:rFonts w:ascii="Times New Roman" w:hAnsi="Times New Roman" w:cs="Times New Roman"/>
+                <w:sz w:val="28"/>
+                <w:szCs w:val="28"/>
+              </w:rPr>
+            </w:pPr>
+            <w:r>
+              <w:rPr>
+                <w:rFonts w:ascii="Times New Roman" w:hAnsi="Times New Roman" w:cs="Times New Roman"/>
+                <w:sz w:val="28"/>
+                <w:szCs w:val="28"/>
+              </w:rPr>
+              <w:t>Текст новости</w:t>
+            </w:r>
+          </w:p>
+        </w:tc>
+        <w:tc>
+          <w:tcPr>
+            <w:tcW w:w="1842" w:type="dxa"/>
+            <w:vAlign w:val="center"/>
+          </w:tcPr>
+          <w:p>
+            <w:pPr>
+              <w:jc w:val="center"/>
+              <w:rPr>
+                <w:rFonts w:ascii="Times New Roman" w:hAnsi="Times New Roman" w:cs="Times New Roman"/>
+                <w:i/>
+                <w:iCs/>
+                <w:sz w:val="28"/>
+                <w:szCs w:val="28"/>
+              </w:rPr>
+            </w:pPr>
+            <w:r>
+              <w:rPr>
+                <w:rFonts w:ascii="Times New Roman" w:hAnsi="Times New Roman" w:cs="Times New Roman"/>
+                <w:i/>
+                <w:iCs/>
+                <w:sz w:val="28"/>
+                <w:szCs w:val="28"/>
+              </w:rPr>
+              <w:t>text</w:t>
+            </w:r>
+          </w:p>
+        </w:tc>
+        <w:tc>
+          <w:tcPr>
+            <w:tcW w:w="1418" w:type="dxa"/>
+            <w:vAlign w:val="center"/>
           </w:tcPr>
           <w:p>
             <w:pPr>
@@ -18554,26 +20198,25 @@
         </w:tc>
         <w:tc>
           <w:tcPr>
-            <w:tcW w:w="0" w:type="auto"/>
-            <w:vAlign w:val="center"/>
-            <w:hideMark/>
-          </w:tcPr>
-          <w:p>
-            <w:pPr>
-              <w:jc w:val="center"/>
-              <w:rPr>
-                <w:rFonts w:ascii="Times New Roman" w:hAnsi="Times New Roman" w:cs="Times New Roman"/>
-                <w:sz w:val="28"/>
-                <w:szCs w:val="28"/>
-              </w:rPr>
-            </w:pPr>
-            <w:r>
-              <w:rPr>
-                <w:rFonts w:ascii="Times New Roman" w:hAnsi="Times New Roman" w:cs="Times New Roman"/>
-                <w:sz w:val="28"/>
-                <w:szCs w:val="28"/>
-              </w:rPr>
-              <w:t>да</w:t>
+            <w:tcW w:w="1843" w:type="dxa"/>
+            <w:vAlign w:val="center"/>
+          </w:tcPr>
+          <w:p>
+            <w:pPr>
+              <w:jc w:val="center"/>
+              <w:rPr>
+                <w:rFonts w:ascii="Times New Roman" w:hAnsi="Times New Roman" w:cs="Times New Roman"/>
+                <w:sz w:val="28"/>
+                <w:szCs w:val="28"/>
+              </w:rPr>
+            </w:pPr>
+            <w:r>
+              <w:rPr>
+                <w:rFonts w:ascii="Times New Roman" w:hAnsi="Times New Roman" w:cs="Times New Roman"/>
+                <w:sz w:val="28"/>
+                <w:szCs w:val="28"/>
+              </w:rPr>
+              <w:t>нет</w:t>
             </w:r>
           </w:p>
         </w:tc>
@@ -18603,73 +20246,65 @@
                 <w:sz w:val="28"/>
                 <w:szCs w:val="28"/>
               </w:rPr>
-              <w:t>title</w:t>
-            </w:r>
-          </w:p>
-        </w:tc>
-        <w:tc>
-          <w:tcPr>
-            <w:tcW w:w="0" w:type="auto"/>
-            <w:vAlign w:val="center"/>
-          </w:tcPr>
-          <w:p>
-            <w:pPr>
-              <w:jc w:val="center"/>
-              <w:rPr>
-                <w:rFonts w:ascii="Times New Roman" w:hAnsi="Times New Roman" w:cs="Times New Roman"/>
-                <w:sz w:val="28"/>
-                <w:szCs w:val="28"/>
-              </w:rPr>
-            </w:pPr>
-            <w:r>
-              <w:rPr>
-                <w:rFonts w:ascii="Times New Roman" w:hAnsi="Times New Roman" w:cs="Times New Roman"/>
-                <w:sz w:val="28"/>
-                <w:szCs w:val="28"/>
-              </w:rPr>
-              <w:t>Заголовок</w:t>
-            </w:r>
-          </w:p>
-        </w:tc>
-        <w:tc>
-          <w:tcPr>
-            <w:tcW w:w="0" w:type="auto"/>
-            <w:vAlign w:val="center"/>
-          </w:tcPr>
-          <w:p>
-            <w:pPr>
-              <w:jc w:val="center"/>
-              <w:rPr>
-                <w:rFonts w:ascii="Times New Roman" w:hAnsi="Times New Roman" w:cs="Times New Roman"/>
-                <w:i/>
-                <w:iCs/>
-                <w:sz w:val="28"/>
-                <w:szCs w:val="28"/>
-              </w:rPr>
-            </w:pPr>
-            <w:r>
-              <w:rPr>
-                <w:rFonts w:ascii="Times New Roman" w:hAnsi="Times New Roman" w:cs="Times New Roman"/>
-                <w:i/>
-                <w:iCs/>
-                <w:sz w:val="28"/>
-                <w:szCs w:val="28"/>
-              </w:rPr>
-              <w:t>varchar</w:t>
-            </w:r>
-            <w:r>
-              <w:rPr>
-                <w:rFonts w:ascii="Times New Roman" w:hAnsi="Times New Roman" w:cs="Times New Roman"/>
-                <w:sz w:val="28"/>
-                <w:szCs w:val="28"/>
-              </w:rPr>
-              <w:t>(255)</w:t>
-            </w:r>
-          </w:p>
-        </w:tc>
-        <w:tc>
-          <w:tcPr>
-            <w:tcW w:w="0" w:type="auto"/>
+              <w:t>author_id</w:t>
+            </w:r>
+          </w:p>
+        </w:tc>
+        <w:tc>
+          <w:tcPr>
+            <w:tcW w:w="2727" w:type="dxa"/>
+            <w:vAlign w:val="center"/>
+          </w:tcPr>
+          <w:p>
+            <w:pPr>
+              <w:jc w:val="center"/>
+              <w:rPr>
+                <w:rFonts w:ascii="Times New Roman" w:hAnsi="Times New Roman" w:cs="Times New Roman"/>
+                <w:sz w:val="28"/>
+                <w:szCs w:val="28"/>
+              </w:rPr>
+            </w:pPr>
+            <w:r>
+              <w:rPr>
+                <w:rFonts w:ascii="Times New Roman" w:hAnsi="Times New Roman" w:cs="Times New Roman"/>
+                <w:sz w:val="28"/>
+                <w:szCs w:val="28"/>
+              </w:rPr>
+              <w:t>Автор</w:t>
+            </w:r>
+          </w:p>
+        </w:tc>
+        <w:tc>
+          <w:tcPr>
+            <w:tcW w:w="1842" w:type="dxa"/>
+            <w:vAlign w:val="center"/>
+          </w:tcPr>
+          <w:p>
+            <w:pPr>
+              <w:jc w:val="center"/>
+              <w:rPr>
+                <w:rFonts w:ascii="Times New Roman" w:hAnsi="Times New Roman" w:cs="Times New Roman"/>
+                <w:i/>
+                <w:iCs/>
+                <w:sz w:val="28"/>
+                <w:szCs w:val="28"/>
+              </w:rPr>
+            </w:pPr>
+            <w:r>
+              <w:rPr>
+                <w:rFonts w:ascii="Times New Roman" w:hAnsi="Times New Roman" w:cs="Times New Roman"/>
+                <w:i/>
+                <w:iCs/>
+                <w:sz w:val="28"/>
+                <w:szCs w:val="28"/>
+              </w:rPr>
+              <w:t>uuid</w:t>
+            </w:r>
+          </w:p>
+        </w:tc>
+        <w:tc>
+          <w:tcPr>
+            <w:tcW w:w="1418" w:type="dxa"/>
             <w:vAlign w:val="center"/>
           </w:tcPr>
           <w:p>
@@ -18693,7 +20328,7 @@
         </w:tc>
         <w:tc>
           <w:tcPr>
-            <w:tcW w:w="0" w:type="auto"/>
+            <w:tcW w:w="1843" w:type="dxa"/>
             <w:vAlign w:val="center"/>
           </w:tcPr>
           <w:p>
@@ -18741,65 +20376,65 @@
                 <w:sz w:val="28"/>
                 <w:szCs w:val="28"/>
               </w:rPr>
-              <w:t>body</w:t>
-            </w:r>
-          </w:p>
-        </w:tc>
-        <w:tc>
-          <w:tcPr>
-            <w:tcW w:w="0" w:type="auto"/>
-            <w:vAlign w:val="center"/>
-          </w:tcPr>
-          <w:p>
-            <w:pPr>
-              <w:jc w:val="center"/>
-              <w:rPr>
-                <w:rFonts w:ascii="Times New Roman" w:hAnsi="Times New Roman" w:cs="Times New Roman"/>
-                <w:sz w:val="28"/>
-                <w:szCs w:val="28"/>
-              </w:rPr>
-            </w:pPr>
-            <w:r>
-              <w:rPr>
-                <w:rFonts w:ascii="Times New Roman" w:hAnsi="Times New Roman" w:cs="Times New Roman"/>
-                <w:sz w:val="28"/>
-                <w:szCs w:val="28"/>
-              </w:rPr>
-              <w:t>Текст новости</w:t>
-            </w:r>
-          </w:p>
-        </w:tc>
-        <w:tc>
-          <w:tcPr>
-            <w:tcW w:w="0" w:type="auto"/>
-            <w:vAlign w:val="center"/>
-          </w:tcPr>
-          <w:p>
-            <w:pPr>
-              <w:jc w:val="center"/>
-              <w:rPr>
-                <w:rFonts w:ascii="Times New Roman" w:hAnsi="Times New Roman" w:cs="Times New Roman"/>
-                <w:i/>
-                <w:iCs/>
-                <w:sz w:val="28"/>
-                <w:szCs w:val="28"/>
-              </w:rPr>
-            </w:pPr>
-            <w:r>
-              <w:rPr>
-                <w:rFonts w:ascii="Times New Roman" w:hAnsi="Times New Roman" w:cs="Times New Roman"/>
-                <w:i/>
-                <w:iCs/>
-                <w:sz w:val="28"/>
-                <w:szCs w:val="28"/>
-              </w:rPr>
-              <w:t>text</w:t>
-            </w:r>
-          </w:p>
-        </w:tc>
-        <w:tc>
-          <w:tcPr>
-            <w:tcW w:w="0" w:type="auto"/>
+              <w:t>published_at</w:t>
+            </w:r>
+          </w:p>
+        </w:tc>
+        <w:tc>
+          <w:tcPr>
+            <w:tcW w:w="2727" w:type="dxa"/>
+            <w:vAlign w:val="center"/>
+          </w:tcPr>
+          <w:p>
+            <w:pPr>
+              <w:jc w:val="center"/>
+              <w:rPr>
+                <w:rFonts w:ascii="Times New Roman" w:hAnsi="Times New Roman" w:cs="Times New Roman"/>
+                <w:sz w:val="28"/>
+                <w:szCs w:val="28"/>
+              </w:rPr>
+            </w:pPr>
+            <w:r>
+              <w:rPr>
+                <w:rFonts w:ascii="Times New Roman" w:hAnsi="Times New Roman" w:cs="Times New Roman"/>
+                <w:sz w:val="28"/>
+                <w:szCs w:val="28"/>
+              </w:rPr>
+              <w:t>Дата публикации</w:t>
+            </w:r>
+          </w:p>
+        </w:tc>
+        <w:tc>
+          <w:tcPr>
+            <w:tcW w:w="1842" w:type="dxa"/>
+            <w:vAlign w:val="center"/>
+          </w:tcPr>
+          <w:p>
+            <w:pPr>
+              <w:jc w:val="center"/>
+              <w:rPr>
+                <w:rFonts w:ascii="Times New Roman" w:hAnsi="Times New Roman" w:cs="Times New Roman"/>
+                <w:i/>
+                <w:iCs/>
+                <w:sz w:val="28"/>
+                <w:szCs w:val="28"/>
+              </w:rPr>
+            </w:pPr>
+            <w:r>
+              <w:rPr>
+                <w:rFonts w:ascii="Times New Roman" w:hAnsi="Times New Roman" w:cs="Times New Roman"/>
+                <w:i/>
+                <w:iCs/>
+                <w:sz w:val="28"/>
+                <w:szCs w:val="28"/>
+              </w:rPr>
+              <w:t>timestamp</w:t>
+            </w:r>
+          </w:p>
+        </w:tc>
+        <w:tc>
+          <w:tcPr>
+            <w:tcW w:w="1418" w:type="dxa"/>
             <w:vAlign w:val="center"/>
           </w:tcPr>
           <w:p>
@@ -18823,7 +20458,7 @@
         </w:tc>
         <w:tc>
           <w:tcPr>
-            <w:tcW w:w="0" w:type="auto"/>
+            <w:tcW w:w="1843" w:type="dxa"/>
             <w:vAlign w:val="center"/>
           </w:tcPr>
           <w:p>
@@ -18871,65 +20506,65 @@
                 <w:sz w:val="28"/>
                 <w:szCs w:val="28"/>
               </w:rPr>
-              <w:t>author_id</w:t>
-            </w:r>
-          </w:p>
-        </w:tc>
-        <w:tc>
-          <w:tcPr>
-            <w:tcW w:w="0" w:type="auto"/>
-            <w:vAlign w:val="center"/>
-          </w:tcPr>
-          <w:p>
-            <w:pPr>
-              <w:jc w:val="center"/>
-              <w:rPr>
-                <w:rFonts w:ascii="Times New Roman" w:hAnsi="Times New Roman" w:cs="Times New Roman"/>
-                <w:sz w:val="28"/>
-                <w:szCs w:val="28"/>
-              </w:rPr>
-            </w:pPr>
-            <w:r>
-              <w:rPr>
-                <w:rFonts w:ascii="Times New Roman" w:hAnsi="Times New Roman" w:cs="Times New Roman"/>
-                <w:sz w:val="28"/>
-                <w:szCs w:val="28"/>
-              </w:rPr>
-              <w:t>Автор</w:t>
-            </w:r>
-          </w:p>
-        </w:tc>
-        <w:tc>
-          <w:tcPr>
-            <w:tcW w:w="0" w:type="auto"/>
-            <w:vAlign w:val="center"/>
-          </w:tcPr>
-          <w:p>
-            <w:pPr>
-              <w:jc w:val="center"/>
-              <w:rPr>
-                <w:rFonts w:ascii="Times New Roman" w:hAnsi="Times New Roman" w:cs="Times New Roman"/>
-                <w:i/>
-                <w:iCs/>
-                <w:sz w:val="28"/>
-                <w:szCs w:val="28"/>
-              </w:rPr>
-            </w:pPr>
-            <w:r>
-              <w:rPr>
-                <w:rFonts w:ascii="Times New Roman" w:hAnsi="Times New Roman" w:cs="Times New Roman"/>
-                <w:i/>
-                <w:iCs/>
-                <w:sz w:val="28"/>
-                <w:szCs w:val="28"/>
-              </w:rPr>
-              <w:t>uuid</w:t>
-            </w:r>
-          </w:p>
-        </w:tc>
-        <w:tc>
-          <w:tcPr>
-            <w:tcW w:w="0" w:type="auto"/>
+              <w:t>pinned</w:t>
+            </w:r>
+          </w:p>
+        </w:tc>
+        <w:tc>
+          <w:tcPr>
+            <w:tcW w:w="2727" w:type="dxa"/>
+            <w:vAlign w:val="center"/>
+          </w:tcPr>
+          <w:p>
+            <w:pPr>
+              <w:jc w:val="center"/>
+              <w:rPr>
+                <w:rFonts w:ascii="Times New Roman" w:hAnsi="Times New Roman" w:cs="Times New Roman"/>
+                <w:sz w:val="28"/>
+                <w:szCs w:val="28"/>
+              </w:rPr>
+            </w:pPr>
+            <w:r>
+              <w:rPr>
+                <w:rFonts w:ascii="Times New Roman" w:hAnsi="Times New Roman" w:cs="Times New Roman"/>
+                <w:sz w:val="28"/>
+                <w:szCs w:val="28"/>
+              </w:rPr>
+              <w:t>Закрепить новость</w:t>
+            </w:r>
+          </w:p>
+        </w:tc>
+        <w:tc>
+          <w:tcPr>
+            <w:tcW w:w="1842" w:type="dxa"/>
+            <w:vAlign w:val="center"/>
+          </w:tcPr>
+          <w:p>
+            <w:pPr>
+              <w:jc w:val="center"/>
+              <w:rPr>
+                <w:rFonts w:ascii="Times New Roman" w:hAnsi="Times New Roman" w:cs="Times New Roman"/>
+                <w:i/>
+                <w:iCs/>
+                <w:sz w:val="28"/>
+                <w:szCs w:val="28"/>
+              </w:rPr>
+            </w:pPr>
+            <w:r>
+              <w:rPr>
+                <w:rFonts w:ascii="Times New Roman" w:hAnsi="Times New Roman" w:cs="Times New Roman"/>
+                <w:i/>
+                <w:iCs/>
+                <w:sz w:val="28"/>
+                <w:szCs w:val="28"/>
+              </w:rPr>
+              <w:t>boolean</w:t>
+            </w:r>
+          </w:p>
+        </w:tc>
+        <w:tc>
+          <w:tcPr>
+            <w:tcW w:w="1418" w:type="dxa"/>
             <w:vAlign w:val="center"/>
           </w:tcPr>
           <w:p>
@@ -18953,7 +20588,7 @@
         </w:tc>
         <w:tc>
           <w:tcPr>
-            <w:tcW w:w="0" w:type="auto"/>
+            <w:tcW w:w="1843" w:type="dxa"/>
             <w:vAlign w:val="center"/>
           </w:tcPr>
           <w:p>
@@ -19001,89 +20636,65 @@
                 <w:sz w:val="28"/>
                 <w:szCs w:val="28"/>
               </w:rPr>
-              <w:t>published_at</w:t>
-            </w:r>
-          </w:p>
-        </w:tc>
-        <w:tc>
-          <w:tcPr>
-            <w:tcW w:w="0" w:type="auto"/>
-            <w:vAlign w:val="center"/>
-          </w:tcPr>
-          <w:p>
-            <w:pPr>
-              <w:jc w:val="center"/>
-              <w:rPr>
-                <w:rFonts w:ascii="Times New Roman" w:hAnsi="Times New Roman" w:cs="Times New Roman"/>
-                <w:sz w:val="28"/>
-                <w:szCs w:val="28"/>
-              </w:rPr>
-            </w:pPr>
-            <w:r>
-              <w:rPr>
-                <w:rFonts w:ascii="Times New Roman" w:hAnsi="Times New Roman" w:cs="Times New Roman"/>
-                <w:sz w:val="28"/>
-                <w:szCs w:val="28"/>
-              </w:rPr>
-              <w:t>Дата публикации</w:t>
-            </w:r>
-          </w:p>
-        </w:tc>
-        <w:tc>
-          <w:tcPr>
-            <w:tcW w:w="0" w:type="auto"/>
-            <w:vAlign w:val="center"/>
-          </w:tcPr>
-          <w:p>
-            <w:pPr>
-              <w:jc w:val="center"/>
-              <w:rPr>
-                <w:rFonts w:ascii="Times New Roman" w:hAnsi="Times New Roman" w:cs="Times New Roman"/>
-                <w:i/>
-                <w:iCs/>
-                <w:sz w:val="28"/>
-                <w:szCs w:val="28"/>
-              </w:rPr>
-            </w:pPr>
-            <w:r>
-              <w:rPr>
-                <w:rFonts w:ascii="Times New Roman" w:hAnsi="Times New Roman" w:cs="Times New Roman"/>
-                <w:i/>
-                <w:iCs/>
-                <w:sz w:val="28"/>
-                <w:szCs w:val="28"/>
-              </w:rPr>
-              <w:t>timestamp</w:t>
-            </w:r>
-          </w:p>
-        </w:tc>
-        <w:tc>
-          <w:tcPr>
-            <w:tcW w:w="0" w:type="auto"/>
-            <w:vAlign w:val="center"/>
-          </w:tcPr>
-          <w:p>
-            <w:pPr>
-              <w:jc w:val="center"/>
-              <w:rPr>
-                <w:rFonts w:ascii="Times New Roman" w:hAnsi="Times New Roman" w:cs="Times New Roman"/>
-                <w:sz w:val="28"/>
-                <w:szCs w:val="28"/>
-              </w:rPr>
-            </w:pPr>
-            <w:r>
-              <w:rPr>
-                <w:rFonts w:ascii="Times New Roman" w:hAnsi="Times New Roman" w:cs="Times New Roman"/>
-                <w:sz w:val="28"/>
-                <w:szCs w:val="28"/>
-              </w:rPr>
-              <w:t>да</w:t>
-            </w:r>
-          </w:p>
-        </w:tc>
-        <w:tc>
-          <w:tcPr>
-            <w:tcW w:w="0" w:type="auto"/>
+              <w:t>attachments</w:t>
+            </w:r>
+          </w:p>
+        </w:tc>
+        <w:tc>
+          <w:tcPr>
+            <w:tcW w:w="2727" w:type="dxa"/>
+            <w:vAlign w:val="center"/>
+          </w:tcPr>
+          <w:p>
+            <w:pPr>
+              <w:jc w:val="center"/>
+              <w:rPr>
+                <w:rFonts w:ascii="Times New Roman" w:hAnsi="Times New Roman" w:cs="Times New Roman"/>
+                <w:sz w:val="28"/>
+                <w:szCs w:val="28"/>
+              </w:rPr>
+            </w:pPr>
+            <w:r>
+              <w:rPr>
+                <w:rFonts w:ascii="Times New Roman" w:hAnsi="Times New Roman" w:cs="Times New Roman"/>
+                <w:sz w:val="28"/>
+                <w:szCs w:val="28"/>
+              </w:rPr>
+              <w:t>Файлы / вложения</w:t>
+            </w:r>
+          </w:p>
+        </w:tc>
+        <w:tc>
+          <w:tcPr>
+            <w:tcW w:w="1842" w:type="dxa"/>
+            <w:vAlign w:val="center"/>
+          </w:tcPr>
+          <w:p>
+            <w:pPr>
+              <w:jc w:val="center"/>
+              <w:rPr>
+                <w:rFonts w:ascii="Times New Roman" w:hAnsi="Times New Roman" w:cs="Times New Roman"/>
+                <w:i/>
+                <w:iCs/>
+                <w:sz w:val="28"/>
+                <w:szCs w:val="28"/>
+              </w:rPr>
+            </w:pPr>
+            <w:r>
+              <w:rPr>
+                <w:rFonts w:ascii="Times New Roman" w:hAnsi="Times New Roman" w:cs="Times New Roman"/>
+                <w:i/>
+                <w:iCs/>
+                <w:sz w:val="28"/>
+                <w:szCs w:val="28"/>
+              </w:rPr>
+              <w:t>json</w:t>
+            </w:r>
+          </w:p>
+        </w:tc>
+        <w:tc>
+          <w:tcPr>
+            <w:tcW w:w="1418" w:type="dxa"/>
             <w:vAlign w:val="center"/>
           </w:tcPr>
           <w:p>
@@ -19105,245 +20716,9 @@
             </w:r>
           </w:p>
         </w:tc>
-      </w:tr>
-      <w:tr>
-        <w:tc>
-          <w:tcPr>
-            <w:tcW w:w="0" w:type="auto"/>
-            <w:vAlign w:val="center"/>
-          </w:tcPr>
-          <w:p>
-            <w:pPr>
-              <w:jc w:val="center"/>
-              <w:rPr>
-                <w:rFonts w:ascii="Times New Roman" w:hAnsi="Times New Roman" w:cs="Times New Roman"/>
-                <w:i/>
-                <w:iCs/>
-                <w:sz w:val="28"/>
-                <w:szCs w:val="28"/>
-              </w:rPr>
-            </w:pPr>
-            <w:r>
-              <w:rPr>
-                <w:rFonts w:ascii="Times New Roman" w:hAnsi="Times New Roman" w:cs="Times New Roman"/>
-                <w:i/>
-                <w:iCs/>
-                <w:sz w:val="28"/>
-                <w:szCs w:val="28"/>
-              </w:rPr>
-              <w:t>pinned</w:t>
-            </w:r>
-          </w:p>
-        </w:tc>
-        <w:tc>
-          <w:tcPr>
-            <w:tcW w:w="0" w:type="auto"/>
-            <w:vAlign w:val="center"/>
-          </w:tcPr>
-          <w:p>
-            <w:pPr>
-              <w:jc w:val="center"/>
-              <w:rPr>
-                <w:rFonts w:ascii="Times New Roman" w:hAnsi="Times New Roman" w:cs="Times New Roman"/>
-                <w:sz w:val="28"/>
-                <w:szCs w:val="28"/>
-              </w:rPr>
-            </w:pPr>
-            <w:r>
-              <w:rPr>
-                <w:rFonts w:ascii="Times New Roman" w:hAnsi="Times New Roman" w:cs="Times New Roman"/>
-                <w:sz w:val="28"/>
-                <w:szCs w:val="28"/>
-              </w:rPr>
-              <w:t>Закрепить новость</w:t>
-            </w:r>
-          </w:p>
-        </w:tc>
-        <w:tc>
-          <w:tcPr>
-            <w:tcW w:w="0" w:type="auto"/>
-            <w:vAlign w:val="center"/>
-          </w:tcPr>
-          <w:p>
-            <w:pPr>
-              <w:jc w:val="center"/>
-              <w:rPr>
-                <w:rFonts w:ascii="Times New Roman" w:hAnsi="Times New Roman" w:cs="Times New Roman"/>
-                <w:i/>
-                <w:iCs/>
-                <w:sz w:val="28"/>
-                <w:szCs w:val="28"/>
-              </w:rPr>
-            </w:pPr>
-            <w:r>
-              <w:rPr>
-                <w:rFonts w:ascii="Times New Roman" w:hAnsi="Times New Roman" w:cs="Times New Roman"/>
-                <w:i/>
-                <w:iCs/>
-                <w:sz w:val="28"/>
-                <w:szCs w:val="28"/>
-              </w:rPr>
-              <w:t>boolean</w:t>
-            </w:r>
-          </w:p>
-        </w:tc>
-        <w:tc>
-          <w:tcPr>
-            <w:tcW w:w="0" w:type="auto"/>
-            <w:vAlign w:val="center"/>
-          </w:tcPr>
-          <w:p>
-            <w:pPr>
-              <w:jc w:val="center"/>
-              <w:rPr>
-                <w:rFonts w:ascii="Times New Roman" w:hAnsi="Times New Roman" w:cs="Times New Roman"/>
-                <w:sz w:val="28"/>
-                <w:szCs w:val="28"/>
-              </w:rPr>
-            </w:pPr>
-            <w:r>
-              <w:rPr>
-                <w:rFonts w:ascii="Times New Roman" w:hAnsi="Times New Roman" w:cs="Times New Roman"/>
-                <w:sz w:val="28"/>
-                <w:szCs w:val="28"/>
-              </w:rPr>
-              <w:t>да</w:t>
-            </w:r>
-          </w:p>
-        </w:tc>
-        <w:tc>
-          <w:tcPr>
-            <w:tcW w:w="0" w:type="auto"/>
-            <w:vAlign w:val="center"/>
-          </w:tcPr>
-          <w:p>
-            <w:pPr>
-              <w:jc w:val="center"/>
-              <w:rPr>
-                <w:rFonts w:ascii="Times New Roman" w:hAnsi="Times New Roman" w:cs="Times New Roman"/>
-                <w:sz w:val="28"/>
-                <w:szCs w:val="28"/>
-              </w:rPr>
-            </w:pPr>
-            <w:r>
-              <w:rPr>
-                <w:rFonts w:ascii="Times New Roman" w:hAnsi="Times New Roman" w:cs="Times New Roman"/>
-                <w:sz w:val="28"/>
-                <w:szCs w:val="28"/>
-              </w:rPr>
-              <w:t>нет</w:t>
-            </w:r>
-          </w:p>
-        </w:tc>
-      </w:tr>
-      <w:tr>
-        <w:tc>
-          <w:tcPr>
-            <w:tcW w:w="0" w:type="auto"/>
-            <w:vAlign w:val="center"/>
-          </w:tcPr>
-          <w:p>
-            <w:pPr>
-              <w:jc w:val="center"/>
-              <w:rPr>
-                <w:rFonts w:ascii="Times New Roman" w:hAnsi="Times New Roman" w:cs="Times New Roman"/>
-                <w:i/>
-                <w:iCs/>
-                <w:sz w:val="28"/>
-                <w:szCs w:val="28"/>
-              </w:rPr>
-            </w:pPr>
-            <w:r>
-              <w:rPr>
-                <w:rFonts w:ascii="Times New Roman" w:hAnsi="Times New Roman" w:cs="Times New Roman"/>
-                <w:i/>
-                <w:iCs/>
-                <w:sz w:val="28"/>
-                <w:szCs w:val="28"/>
-              </w:rPr>
-              <w:t>attachments</w:t>
-            </w:r>
-          </w:p>
-        </w:tc>
-        <w:tc>
-          <w:tcPr>
-            <w:tcW w:w="0" w:type="auto"/>
-            <w:vAlign w:val="center"/>
-          </w:tcPr>
-          <w:p>
-            <w:pPr>
-              <w:jc w:val="center"/>
-              <w:rPr>
-                <w:rFonts w:ascii="Times New Roman" w:hAnsi="Times New Roman" w:cs="Times New Roman"/>
-                <w:sz w:val="28"/>
-                <w:szCs w:val="28"/>
-              </w:rPr>
-            </w:pPr>
-            <w:r>
-              <w:rPr>
-                <w:rFonts w:ascii="Times New Roman" w:hAnsi="Times New Roman" w:cs="Times New Roman"/>
-                <w:sz w:val="28"/>
-                <w:szCs w:val="28"/>
-              </w:rPr>
-              <w:t>Файлы / вложения</w:t>
-            </w:r>
-          </w:p>
-        </w:tc>
-        <w:tc>
-          <w:tcPr>
-            <w:tcW w:w="0" w:type="auto"/>
-            <w:vAlign w:val="center"/>
-          </w:tcPr>
-          <w:p>
-            <w:pPr>
-              <w:jc w:val="center"/>
-              <w:rPr>
-                <w:rFonts w:ascii="Times New Roman" w:hAnsi="Times New Roman" w:cs="Times New Roman"/>
-                <w:i/>
-                <w:iCs/>
-                <w:sz w:val="28"/>
-                <w:szCs w:val="28"/>
-              </w:rPr>
-            </w:pPr>
-            <w:r>
-              <w:rPr>
-                <w:rFonts w:ascii="Times New Roman" w:hAnsi="Times New Roman" w:cs="Times New Roman"/>
-                <w:i/>
-                <w:iCs/>
-                <w:sz w:val="28"/>
-                <w:szCs w:val="28"/>
-              </w:rPr>
-              <w:t>json</w:t>
-            </w:r>
-          </w:p>
-        </w:tc>
-        <w:tc>
-          <w:tcPr>
-            <w:tcW w:w="0" w:type="auto"/>
-            <w:vAlign w:val="center"/>
-          </w:tcPr>
-          <w:p>
-            <w:pPr>
-              <w:jc w:val="center"/>
-              <w:rPr>
-                <w:rFonts w:ascii="Times New Roman" w:hAnsi="Times New Roman" w:cs="Times New Roman"/>
-                <w:sz w:val="28"/>
-                <w:szCs w:val="28"/>
-              </w:rPr>
-            </w:pPr>
-            <w:r>
-              <w:rPr>
-                <w:rFonts w:ascii="Times New Roman" w:hAnsi="Times New Roman" w:cs="Times New Roman"/>
-                <w:sz w:val="28"/>
-                <w:szCs w:val="28"/>
-              </w:rPr>
-              <w:t>нет</w:t>
-            </w:r>
-          </w:p>
-        </w:tc>
-        <w:tc>
-          <w:tcPr>
-            <w:tcW w:w="0" w:type="auto"/>
+        <w:tc>
+          <w:tcPr>
+            <w:tcW w:w="1843" w:type="dxa"/>
             <w:vAlign w:val="center"/>
           </w:tcPr>
           <w:p>
@@ -19374,25 +20749,14 @@
           <w:rFonts w:ascii="Times New Roman" w:hAnsi="Times New Roman" w:cs="Times New Roman"/>
           <w:sz w:val="28"/>
           <w:szCs w:val="28"/>
-          <w:lang w:val="en-US"/>
-        </w:rPr>
-      </w:pPr>
-      <w:r>
-        <w:rPr>
-          <w:rFonts w:ascii="Times New Roman" w:hAnsi="Times New Roman" w:cs="Times New Roman"/>
-          <w:sz w:val="28"/>
-          <w:szCs w:val="28"/>
-          <w:lang w:val="en-US"/>
-        </w:rPr>
-        <w:tab/>
-      </w:r>
+        </w:rPr>
+      </w:pPr>
     </w:p>
     <w:p>
       <w:pPr>
         <w:pStyle w:val="a3"/>
       </w:pPr>
       <w:r>
-        <w:lastRenderedPageBreak/>
         <w:tab/>
       </w:r>
       <w:r>
@@ -20956,21 +22320,17 @@
               <w:jc w:val="center"/>
               <w:rPr>
                 <w:rFonts w:ascii="Times New Roman" w:hAnsi="Times New Roman" w:cs="Times New Roman"/>
-                <w:i/>
-                <w:iCs/>
-                <w:sz w:val="28"/>
-                <w:szCs w:val="28"/>
-              </w:rPr>
-            </w:pPr>
-            <w:r>
-              <w:rPr>
-                <w:rFonts w:ascii="Times New Roman" w:hAnsi="Times New Roman" w:cs="Times New Roman"/>
-                <w:i/>
-                <w:iCs/>
-                <w:sz w:val="28"/>
-                <w:szCs w:val="28"/>
-              </w:rPr>
-              <w:t>id</w:t>
+                <w:sz w:val="28"/>
+                <w:szCs w:val="28"/>
+              </w:rPr>
+            </w:pPr>
+            <w:r>
+              <w:rPr>
+                <w:rFonts w:ascii="Times New Roman" w:hAnsi="Times New Roman" w:cs="Times New Roman"/>
+                <w:sz w:val="28"/>
+                <w:szCs w:val="28"/>
+              </w:rPr>
+              <w:t>1</w:t>
             </w:r>
           </w:p>
         </w:tc>
@@ -20994,7 +22354,7 @@
                 <w:sz w:val="28"/>
                 <w:szCs w:val="28"/>
               </w:rPr>
-              <w:t>Идентификатор записи</w:t>
+              <w:t>2</w:t>
             </w:r>
           </w:p>
         </w:tc>
@@ -21008,21 +22368,17 @@
               <w:jc w:val="center"/>
               <w:rPr>
                 <w:rFonts w:ascii="Times New Roman" w:hAnsi="Times New Roman" w:cs="Times New Roman"/>
-                <w:i/>
-                <w:iCs/>
-                <w:sz w:val="28"/>
-                <w:szCs w:val="28"/>
-              </w:rPr>
-            </w:pPr>
-            <w:r>
-              <w:rPr>
-                <w:rFonts w:ascii="Times New Roman" w:hAnsi="Times New Roman" w:cs="Times New Roman"/>
-                <w:i/>
-                <w:iCs/>
-                <w:sz w:val="28"/>
-                <w:szCs w:val="28"/>
-              </w:rPr>
-              <w:t>uuid</w:t>
+                <w:sz w:val="28"/>
+                <w:szCs w:val="28"/>
+              </w:rPr>
+            </w:pPr>
+            <w:r>
+              <w:rPr>
+                <w:rFonts w:ascii="Times New Roman" w:hAnsi="Times New Roman" w:cs="Times New Roman"/>
+                <w:sz w:val="28"/>
+                <w:szCs w:val="28"/>
+              </w:rPr>
+              <w:t>3</w:t>
             </w:r>
           </w:p>
         </w:tc>
@@ -21046,7 +22402,7 @@
                 <w:sz w:val="28"/>
                 <w:szCs w:val="28"/>
               </w:rPr>
-              <w:t>да</w:t>
+              <w:t>4</w:t>
             </w:r>
           </w:p>
         </w:tc>
@@ -21070,7 +22426,7 @@
                 <w:sz w:val="28"/>
                 <w:szCs w:val="28"/>
               </w:rPr>
-              <w:t>да</w:t>
+              <w:t>5</w:t>
             </w:r>
           </w:p>
         </w:tc>
@@ -21100,7 +22456,7 @@
                 <w:sz w:val="28"/>
                 <w:szCs w:val="28"/>
               </w:rPr>
-              <w:t>user_id</w:t>
+              <w:t>id</w:t>
             </w:r>
           </w:p>
         </w:tc>
@@ -21124,7 +22480,7 @@
                 <w:sz w:val="28"/>
                 <w:szCs w:val="28"/>
               </w:rPr>
-              <w:t>Пользователь</w:t>
+              <w:t>Идентификатор записи</w:t>
             </w:r>
           </w:p>
         </w:tc>
@@ -21200,7 +22556,7 @@
                 <w:sz w:val="28"/>
                 <w:szCs w:val="28"/>
               </w:rPr>
-              <w:t>нет</w:t>
+              <w:t>да</w:t>
             </w:r>
           </w:p>
         </w:tc>
@@ -21230,7 +22586,7 @@
                 <w:sz w:val="28"/>
                 <w:szCs w:val="28"/>
               </w:rPr>
-              <w:t>action_type</w:t>
+              <w:t>user_id</w:t>
             </w:r>
           </w:p>
         </w:tc>
@@ -21246,173 +22602,15 @@
                 <w:rFonts w:ascii="Times New Roman" w:hAnsi="Times New Roman" w:cs="Times New Roman"/>
                 <w:sz w:val="28"/>
                 <w:szCs w:val="28"/>
-                <w:lang w:val="en-US"/>
-              </w:rPr>
-            </w:pPr>
-            <w:r>
-              <w:rPr>
-                <w:rFonts w:ascii="Times New Roman" w:hAnsi="Times New Roman" w:cs="Times New Roman"/>
-                <w:sz w:val="28"/>
-                <w:szCs w:val="28"/>
-              </w:rPr>
-              <w:t>Тип</w:t>
-            </w:r>
-            <w:r>
-              <w:rPr>
-                <w:rFonts w:ascii="Times New Roman" w:hAnsi="Times New Roman" w:cs="Times New Roman"/>
-                <w:sz w:val="28"/>
-                <w:szCs w:val="28"/>
-                <w:lang w:val="en-US"/>
-              </w:rPr>
-              <w:t xml:space="preserve"> </w:t>
-            </w:r>
-            <w:r>
-              <w:rPr>
-                <w:rFonts w:ascii="Times New Roman" w:hAnsi="Times New Roman" w:cs="Times New Roman"/>
-                <w:sz w:val="28"/>
-                <w:szCs w:val="28"/>
-              </w:rPr>
-              <w:t>действия</w:t>
-            </w:r>
-            <w:r>
-              <w:rPr>
-                <w:rFonts w:ascii="Times New Roman" w:hAnsi="Times New Roman" w:cs="Times New Roman"/>
-                <w:sz w:val="28"/>
-                <w:szCs w:val="28"/>
-                <w:lang w:val="en-US"/>
-              </w:rPr>
-              <w:t xml:space="preserve"> (</w:t>
-            </w:r>
-            <w:r>
-              <w:rPr>
-                <w:rFonts w:ascii="Times New Roman" w:hAnsi="Times New Roman" w:cs="Times New Roman"/>
-                <w:i/>
-                <w:iCs/>
-                <w:sz w:val="28"/>
-                <w:szCs w:val="28"/>
-                <w:lang w:val="en-US"/>
-              </w:rPr>
-              <w:t>login</w:t>
-            </w:r>
-            <w:r>
-              <w:rPr>
-                <w:rFonts w:ascii="Times New Roman" w:hAnsi="Times New Roman" w:cs="Times New Roman"/>
-                <w:sz w:val="28"/>
-                <w:szCs w:val="28"/>
-                <w:lang w:val="en-US"/>
-              </w:rPr>
-              <w:t xml:space="preserve">, vote, </w:t>
-            </w:r>
-            <w:r>
-              <w:rPr>
-                <w:rFonts w:ascii="Times New Roman" w:hAnsi="Times New Roman" w:cs="Times New Roman"/>
-                <w:i/>
-                <w:iCs/>
-                <w:sz w:val="28"/>
-                <w:szCs w:val="28"/>
-                <w:lang w:val="en-US"/>
-              </w:rPr>
-              <w:t>create</w:t>
-            </w:r>
-            <w:r>
-              <w:rPr>
-                <w:rFonts w:ascii="Times New Roman" w:hAnsi="Times New Roman" w:cs="Times New Roman"/>
-                <w:sz w:val="28"/>
-                <w:szCs w:val="28"/>
-                <w:lang w:val="en-US"/>
-              </w:rPr>
-              <w:t>_</w:t>
-            </w:r>
-            <w:r>
-              <w:rPr>
-                <w:rFonts w:ascii="Times New Roman" w:hAnsi="Times New Roman" w:cs="Times New Roman"/>
-                <w:i/>
-                <w:iCs/>
-                <w:sz w:val="28"/>
-                <w:szCs w:val="28"/>
-                <w:lang w:val="en-US"/>
-              </w:rPr>
-              <w:t>voting</w:t>
-            </w:r>
-            <w:r>
-              <w:rPr>
-                <w:rFonts w:ascii="Times New Roman" w:hAnsi="Times New Roman" w:cs="Times New Roman"/>
-                <w:sz w:val="28"/>
-                <w:szCs w:val="28"/>
-                <w:lang w:val="en-US"/>
-              </w:rPr>
-              <w:t xml:space="preserve">, </w:t>
-            </w:r>
-            <w:r>
-              <w:rPr>
-                <w:rFonts w:ascii="Times New Roman" w:hAnsi="Times New Roman" w:cs="Times New Roman"/>
-                <w:i/>
-                <w:iCs/>
-                <w:sz w:val="28"/>
-                <w:szCs w:val="28"/>
-                <w:lang w:val="en-US"/>
-              </w:rPr>
-              <w:t>edit_voting</w:t>
-            </w:r>
-            <w:r>
-              <w:rPr>
-                <w:rFonts w:ascii="Times New Roman" w:hAnsi="Times New Roman" w:cs="Times New Roman"/>
-                <w:sz w:val="28"/>
-                <w:szCs w:val="28"/>
-                <w:lang w:val="en-US"/>
-              </w:rPr>
-              <w:t xml:space="preserve"> </w:t>
-            </w:r>
-            <w:r>
-              <w:rPr>
-                <w:rFonts w:ascii="Times New Roman" w:hAnsi="Times New Roman" w:cs="Times New Roman"/>
-                <w:sz w:val="28"/>
-                <w:szCs w:val="28"/>
-              </w:rPr>
-              <w:t>и</w:t>
-            </w:r>
-            <w:r>
-              <w:rPr>
-                <w:rFonts w:ascii="Times New Roman" w:hAnsi="Times New Roman" w:cs="Times New Roman"/>
-                <w:sz w:val="28"/>
-                <w:szCs w:val="28"/>
-                <w:lang w:val="en-US"/>
-              </w:rPr>
-              <w:t xml:space="preserve"> </w:t>
-            </w:r>
-            <w:r>
-              <w:rPr>
-                <w:rFonts w:ascii="Times New Roman" w:hAnsi="Times New Roman" w:cs="Times New Roman"/>
-                <w:sz w:val="28"/>
-                <w:szCs w:val="28"/>
-              </w:rPr>
-              <w:t>т</w:t>
-            </w:r>
-            <w:r>
-              <w:rPr>
-                <w:rFonts w:ascii="Times New Roman" w:hAnsi="Times New Roman" w:cs="Times New Roman"/>
-                <w:sz w:val="28"/>
-                <w:szCs w:val="28"/>
-                <w:lang w:val="en-US"/>
-              </w:rPr>
-              <w:t>.</w:t>
-            </w:r>
-            <w:r>
-              <w:rPr>
-                <w:rFonts w:ascii="Times New Roman" w:hAnsi="Times New Roman" w:cs="Times New Roman"/>
-                <w:sz w:val="28"/>
-                <w:szCs w:val="28"/>
-              </w:rPr>
-              <w:t>д</w:t>
-            </w:r>
-            <w:r>
-              <w:rPr>
-                <w:rFonts w:ascii="Times New Roman" w:hAnsi="Times New Roman" w:cs="Times New Roman"/>
-                <w:sz w:val="28"/>
-                <w:szCs w:val="28"/>
-                <w:lang w:val="en-US"/>
-              </w:rPr>
-              <w:t>.)</w:t>
+              </w:rPr>
+            </w:pPr>
+            <w:r>
+              <w:rPr>
+                <w:rFonts w:ascii="Times New Roman" w:hAnsi="Times New Roman" w:cs="Times New Roman"/>
+                <w:sz w:val="28"/>
+                <w:szCs w:val="28"/>
+              </w:rPr>
+              <w:t>Пользователь</w:t>
             </w:r>
           </w:p>
         </w:tc>
@@ -21440,15 +22638,7 @@
                 <w:sz w:val="28"/>
                 <w:szCs w:val="28"/>
               </w:rPr>
-              <w:t>varchar</w:t>
-            </w:r>
-            <w:r>
-              <w:rPr>
-                <w:rFonts w:ascii="Times New Roman" w:hAnsi="Times New Roman" w:cs="Times New Roman"/>
-                <w:sz w:val="28"/>
-                <w:szCs w:val="28"/>
-              </w:rPr>
-              <w:t>(100)</w:t>
+              <w:t>uuid</w:t>
             </w:r>
           </w:p>
         </w:tc>
@@ -21497,6 +22687,182 @@
                 <w:szCs w:val="28"/>
               </w:rPr>
               <w:t>нет</w:t>
+            </w:r>
+          </w:p>
+        </w:tc>
+      </w:tr>
+    </w:tbl>
+    <w:p>
+      <w:pPr>
+        <w:spacing w:after="0"/>
+      </w:pPr>
+    </w:p>
+    <w:p>
+      <w:pPr>
+        <w:pStyle w:val="a3"/>
+        <w:ind w:firstLine="709"/>
+      </w:pPr>
+    </w:p>
+    <w:p>
+      <w:pPr>
+        <w:pStyle w:val="a3"/>
+        <w:ind w:firstLine="709"/>
+        <w:rPr>
+          <w:lang w:val="en-US"/>
+        </w:rPr>
+      </w:pPr>
+      <w:r>
+        <w:lastRenderedPageBreak/>
+        <w:t xml:space="preserve">Продолжение таблицы </w:t>
+      </w:r>
+      <w:r>
+        <w:t>2.</w:t>
+      </w:r>
+      <w:r>
+        <w:t>1</w:t>
+      </w:r>
+      <w:r>
+        <w:rPr>
+          <w:lang w:val="en-US"/>
+        </w:rPr>
+        <w:t>4</w:t>
+      </w:r>
+    </w:p>
+    <w:tbl>
+      <w:tblPr>
+        <w:tblStyle w:val="af0"/>
+        <w:tblW w:w="0" w:type="auto"/>
+        <w:tblLook w:val="04A0" w:firstRow="1" w:lastRow="0" w:firstColumn="1" w:lastColumn="0" w:noHBand="0" w:noVBand="1"/>
+      </w:tblPr>
+      <w:tblGrid>
+        <w:gridCol w:w="1523"/>
+        <w:gridCol w:w="3150"/>
+        <w:gridCol w:w="2126"/>
+        <w:gridCol w:w="1782"/>
+        <w:gridCol w:w="1104"/>
+      </w:tblGrid>
+      <w:tr>
+        <w:tc>
+          <w:tcPr>
+            <w:tcW w:w="1523" w:type="dxa"/>
+            <w:vAlign w:val="center"/>
+          </w:tcPr>
+          <w:p>
+            <w:pPr>
+              <w:jc w:val="center"/>
+              <w:rPr>
+                <w:rFonts w:ascii="Times New Roman" w:hAnsi="Times New Roman" w:cs="Times New Roman"/>
+                <w:i/>
+                <w:iCs/>
+                <w:sz w:val="28"/>
+                <w:szCs w:val="28"/>
+              </w:rPr>
+            </w:pPr>
+            <w:r>
+              <w:rPr>
+                <w:rFonts w:ascii="Times New Roman" w:hAnsi="Times New Roman" w:cs="Times New Roman"/>
+                <w:sz w:val="28"/>
+                <w:szCs w:val="28"/>
+              </w:rPr>
+              <w:t>1</w:t>
+            </w:r>
+          </w:p>
+        </w:tc>
+        <w:tc>
+          <w:tcPr>
+            <w:tcW w:w="3150" w:type="dxa"/>
+            <w:vAlign w:val="center"/>
+          </w:tcPr>
+          <w:p>
+            <w:pPr>
+              <w:jc w:val="center"/>
+              <w:rPr>
+                <w:rFonts w:ascii="Times New Roman" w:hAnsi="Times New Roman" w:cs="Times New Roman"/>
+                <w:sz w:val="28"/>
+                <w:szCs w:val="28"/>
+              </w:rPr>
+            </w:pPr>
+            <w:r>
+              <w:rPr>
+                <w:rFonts w:ascii="Times New Roman" w:hAnsi="Times New Roman" w:cs="Times New Roman"/>
+                <w:sz w:val="28"/>
+                <w:szCs w:val="28"/>
+              </w:rPr>
+              <w:t>2</w:t>
+            </w:r>
+          </w:p>
+        </w:tc>
+        <w:tc>
+          <w:tcPr>
+            <w:tcW w:w="2126" w:type="dxa"/>
+            <w:vAlign w:val="center"/>
+          </w:tcPr>
+          <w:p>
+            <w:pPr>
+              <w:jc w:val="center"/>
+              <w:rPr>
+                <w:rFonts w:ascii="Times New Roman" w:hAnsi="Times New Roman" w:cs="Times New Roman"/>
+                <w:i/>
+                <w:iCs/>
+                <w:sz w:val="28"/>
+                <w:szCs w:val="28"/>
+              </w:rPr>
+            </w:pPr>
+            <w:r>
+              <w:rPr>
+                <w:rFonts w:ascii="Times New Roman" w:hAnsi="Times New Roman" w:cs="Times New Roman"/>
+                <w:sz w:val="28"/>
+                <w:szCs w:val="28"/>
+              </w:rPr>
+              <w:t>3</w:t>
+            </w:r>
+          </w:p>
+        </w:tc>
+        <w:tc>
+          <w:tcPr>
+            <w:tcW w:w="1782" w:type="dxa"/>
+            <w:vAlign w:val="center"/>
+          </w:tcPr>
+          <w:p>
+            <w:pPr>
+              <w:jc w:val="center"/>
+              <w:rPr>
+                <w:rFonts w:ascii="Times New Roman" w:hAnsi="Times New Roman" w:cs="Times New Roman"/>
+                <w:sz w:val="28"/>
+                <w:szCs w:val="28"/>
+              </w:rPr>
+            </w:pPr>
+            <w:r>
+              <w:rPr>
+                <w:rFonts w:ascii="Times New Roman" w:hAnsi="Times New Roman" w:cs="Times New Roman"/>
+                <w:sz w:val="28"/>
+                <w:szCs w:val="28"/>
+              </w:rPr>
+              <w:t>4</w:t>
+            </w:r>
+          </w:p>
+        </w:tc>
+        <w:tc>
+          <w:tcPr>
+            <w:tcW w:w="1104" w:type="dxa"/>
+            <w:vAlign w:val="center"/>
+          </w:tcPr>
+          <w:p>
+            <w:pPr>
+              <w:jc w:val="center"/>
+              <w:rPr>
+                <w:rFonts w:ascii="Times New Roman" w:hAnsi="Times New Roman" w:cs="Times New Roman"/>
+                <w:sz w:val="28"/>
+                <w:szCs w:val="28"/>
+              </w:rPr>
+            </w:pPr>
+            <w:r>
+              <w:rPr>
+                <w:rFonts w:ascii="Times New Roman" w:hAnsi="Times New Roman" w:cs="Times New Roman"/>
+                <w:sz w:val="28"/>
+                <w:szCs w:val="28"/>
+              </w:rPr>
+              <w:t>5</w:t>
             </w:r>
           </w:p>
         </w:tc>
@@ -21526,7 +22892,7 @@
                 <w:sz w:val="28"/>
                 <w:szCs w:val="28"/>
               </w:rPr>
-              <w:t>entity_id</w:t>
+              <w:t>action_type</w:t>
             </w:r>
           </w:p>
         </w:tc>
@@ -21542,23 +22908,91 @@
                 <w:rFonts w:ascii="Times New Roman" w:hAnsi="Times New Roman" w:cs="Times New Roman"/>
                 <w:sz w:val="28"/>
                 <w:szCs w:val="28"/>
-              </w:rPr>
-            </w:pPr>
-            <w:r>
-              <w:rPr>
-                <w:rFonts w:ascii="Times New Roman" w:hAnsi="Times New Roman" w:cs="Times New Roman"/>
-                <w:sz w:val="28"/>
-                <w:szCs w:val="28"/>
-              </w:rPr>
-              <w:t>Ссылка на объект действия (</w:t>
-            </w:r>
-            <w:r>
-              <w:rPr>
-                <w:rFonts w:ascii="Times New Roman" w:hAnsi="Times New Roman" w:cs="Times New Roman"/>
-                <w:i/>
-                <w:iCs/>
-                <w:sz w:val="28"/>
-                <w:szCs w:val="28"/>
+                <w:lang w:val="en-US"/>
+              </w:rPr>
+            </w:pPr>
+            <w:r>
+              <w:rPr>
+                <w:rFonts w:ascii="Times New Roman" w:hAnsi="Times New Roman" w:cs="Times New Roman"/>
+                <w:sz w:val="28"/>
+                <w:szCs w:val="28"/>
+              </w:rPr>
+              <w:t>Тип</w:t>
+            </w:r>
+            <w:r>
+              <w:rPr>
+                <w:rFonts w:ascii="Times New Roman" w:hAnsi="Times New Roman" w:cs="Times New Roman"/>
+                <w:sz w:val="28"/>
+                <w:szCs w:val="28"/>
+                <w:lang w:val="en-US"/>
+              </w:rPr>
+              <w:t xml:space="preserve"> </w:t>
+            </w:r>
+            <w:r>
+              <w:rPr>
+                <w:rFonts w:ascii="Times New Roman" w:hAnsi="Times New Roman" w:cs="Times New Roman"/>
+                <w:sz w:val="28"/>
+                <w:szCs w:val="28"/>
+              </w:rPr>
+              <w:t>действия</w:t>
+            </w:r>
+            <w:r>
+              <w:rPr>
+                <w:rFonts w:ascii="Times New Roman" w:hAnsi="Times New Roman" w:cs="Times New Roman"/>
+                <w:sz w:val="28"/>
+                <w:szCs w:val="28"/>
+                <w:lang w:val="en-US"/>
+              </w:rPr>
+              <w:t xml:space="preserve"> (</w:t>
+            </w:r>
+            <w:r>
+              <w:rPr>
+                <w:rFonts w:ascii="Times New Roman" w:hAnsi="Times New Roman" w:cs="Times New Roman"/>
+                <w:i/>
+                <w:iCs/>
+                <w:sz w:val="28"/>
+                <w:szCs w:val="28"/>
+                <w:lang w:val="en-US"/>
+              </w:rPr>
+              <w:t>login</w:t>
+            </w:r>
+            <w:r>
+              <w:rPr>
+                <w:rFonts w:ascii="Times New Roman" w:hAnsi="Times New Roman" w:cs="Times New Roman"/>
+                <w:sz w:val="28"/>
+                <w:szCs w:val="28"/>
+                <w:lang w:val="en-US"/>
+              </w:rPr>
+              <w:t xml:space="preserve">, vote, </w:t>
+            </w:r>
+            <w:r>
+              <w:rPr>
+                <w:rFonts w:ascii="Times New Roman" w:hAnsi="Times New Roman" w:cs="Times New Roman"/>
+                <w:i/>
+                <w:iCs/>
+                <w:sz w:val="28"/>
+                <w:szCs w:val="28"/>
+                <w:lang w:val="en-US"/>
+              </w:rPr>
+              <w:t>create</w:t>
+            </w:r>
+            <w:r>
+              <w:rPr>
+                <w:rFonts w:ascii="Times New Roman" w:hAnsi="Times New Roman" w:cs="Times New Roman"/>
+                <w:sz w:val="28"/>
+                <w:szCs w:val="28"/>
+                <w:lang w:val="en-US"/>
+              </w:rPr>
+              <w:t>_</w:t>
+            </w:r>
+            <w:r>
+              <w:rPr>
+                <w:rFonts w:ascii="Times New Roman" w:hAnsi="Times New Roman" w:cs="Times New Roman"/>
+                <w:i/>
+                <w:iCs/>
+                <w:sz w:val="28"/>
+                <w:szCs w:val="28"/>
+                <w:lang w:val="en-US"/>
               </w:rPr>
               <w:t>voting</w:t>
             </w:r>
@@ -21567,6 +23001,7 @@
                 <w:rFonts w:ascii="Times New Roman" w:hAnsi="Times New Roman" w:cs="Times New Roman"/>
                 <w:sz w:val="28"/>
                 <w:szCs w:val="28"/>
+                <w:lang w:val="en-US"/>
               </w:rPr>
               <w:t xml:space="preserve">, </w:t>
             </w:r>
@@ -21577,34 +23012,69 @@
                 <w:iCs/>
                 <w:sz w:val="28"/>
                 <w:szCs w:val="28"/>
-              </w:rPr>
-              <w:t>candidate</w:t>
-            </w:r>
-            <w:r>
-              <w:rPr>
-                <w:rFonts w:ascii="Times New Roman" w:hAnsi="Times New Roman" w:cs="Times New Roman"/>
-                <w:sz w:val="28"/>
-                <w:szCs w:val="28"/>
-              </w:rPr>
-              <w:t xml:space="preserve">, </w:t>
-            </w:r>
-            <w:r>
-              <w:rPr>
-                <w:rFonts w:ascii="Times New Roman" w:hAnsi="Times New Roman" w:cs="Times New Roman"/>
-                <w:i/>
-                <w:iCs/>
-                <w:sz w:val="28"/>
-                <w:szCs w:val="28"/>
-              </w:rPr>
-              <w:t>news</w:t>
-            </w:r>
-            <w:r>
-              <w:rPr>
-                <w:rFonts w:ascii="Times New Roman" w:hAnsi="Times New Roman" w:cs="Times New Roman"/>
-                <w:sz w:val="28"/>
-                <w:szCs w:val="28"/>
-              </w:rPr>
-              <w:t>)</w:t>
+                <w:lang w:val="en-US"/>
+              </w:rPr>
+              <w:t>edit_voting</w:t>
+            </w:r>
+            <w:r>
+              <w:rPr>
+                <w:rFonts w:ascii="Times New Roman" w:hAnsi="Times New Roman" w:cs="Times New Roman"/>
+                <w:sz w:val="28"/>
+                <w:szCs w:val="28"/>
+                <w:lang w:val="en-US"/>
+              </w:rPr>
+              <w:t xml:space="preserve"> </w:t>
+            </w:r>
+            <w:r>
+              <w:rPr>
+                <w:rFonts w:ascii="Times New Roman" w:hAnsi="Times New Roman" w:cs="Times New Roman"/>
+                <w:sz w:val="28"/>
+                <w:szCs w:val="28"/>
+              </w:rPr>
+              <w:t>и</w:t>
+            </w:r>
+            <w:r>
+              <w:rPr>
+                <w:rFonts w:ascii="Times New Roman" w:hAnsi="Times New Roman" w:cs="Times New Roman"/>
+                <w:sz w:val="28"/>
+                <w:szCs w:val="28"/>
+                <w:lang w:val="en-US"/>
+              </w:rPr>
+              <w:t xml:space="preserve"> </w:t>
+            </w:r>
+            <w:r>
+              <w:rPr>
+                <w:rFonts w:ascii="Times New Roman" w:hAnsi="Times New Roman" w:cs="Times New Roman"/>
+                <w:sz w:val="28"/>
+                <w:szCs w:val="28"/>
+              </w:rPr>
+              <w:t>т</w:t>
+            </w:r>
+            <w:r>
+              <w:rPr>
+                <w:rFonts w:ascii="Times New Roman" w:hAnsi="Times New Roman" w:cs="Times New Roman"/>
+                <w:sz w:val="28"/>
+                <w:szCs w:val="28"/>
+                <w:lang w:val="en-US"/>
+              </w:rPr>
+              <w:t>.</w:t>
+            </w:r>
+            <w:r>
+              <w:rPr>
+                <w:rFonts w:ascii="Times New Roman" w:hAnsi="Times New Roman" w:cs="Times New Roman"/>
+                <w:sz w:val="28"/>
+                <w:szCs w:val="28"/>
+              </w:rPr>
+              <w:t>д</w:t>
+            </w:r>
+            <w:r>
+              <w:rPr>
+                <w:rFonts w:ascii="Times New Roman" w:hAnsi="Times New Roman" w:cs="Times New Roman"/>
+                <w:sz w:val="28"/>
+                <w:szCs w:val="28"/>
+                <w:lang w:val="en-US"/>
+              </w:rPr>
+              <w:t>.)</w:t>
             </w:r>
           </w:p>
         </w:tc>
@@ -21632,7 +23102,15 @@
                 <w:sz w:val="28"/>
                 <w:szCs w:val="28"/>
               </w:rPr>
-              <w:t>uuid</w:t>
+              <w:t>varchar</w:t>
+            </w:r>
+            <w:r>
+              <w:rPr>
+                <w:rFonts w:ascii="Times New Roman" w:hAnsi="Times New Roman" w:cs="Times New Roman"/>
+                <w:sz w:val="28"/>
+                <w:szCs w:val="28"/>
+              </w:rPr>
+              <w:t>(100)</w:t>
             </w:r>
           </w:p>
         </w:tc>
@@ -21656,7 +23134,7 @@
                 <w:sz w:val="28"/>
                 <w:szCs w:val="28"/>
               </w:rPr>
-              <w:t>нет</w:t>
+              <w:t>да</w:t>
             </w:r>
           </w:p>
         </w:tc>
@@ -21690,28 +23168,27 @@
           <w:tcPr>
             <w:tcW w:w="1523" w:type="dxa"/>
             <w:vAlign w:val="center"/>
-            <w:hideMark/>
-          </w:tcPr>
-          <w:p>
-            <w:pPr>
-              <w:jc w:val="center"/>
-              <w:rPr>
-                <w:rFonts w:ascii="Times New Roman" w:hAnsi="Times New Roman" w:cs="Times New Roman"/>
-                <w:i/>
-                <w:iCs/>
-                <w:sz w:val="28"/>
-                <w:szCs w:val="28"/>
-              </w:rPr>
-            </w:pPr>
-            <w:r>
-              <w:rPr>
-                <w:rFonts w:ascii="Times New Roman" w:hAnsi="Times New Roman" w:cs="Times New Roman"/>
-                <w:i/>
-                <w:iCs/>
-                <w:sz w:val="28"/>
-                <w:szCs w:val="28"/>
-              </w:rPr>
-              <w:t>details</w:t>
+          </w:tcPr>
+          <w:p>
+            <w:pPr>
+              <w:jc w:val="center"/>
+              <w:rPr>
+                <w:rFonts w:ascii="Times New Roman" w:hAnsi="Times New Roman" w:cs="Times New Roman"/>
+                <w:i/>
+                <w:iCs/>
+                <w:sz w:val="28"/>
+                <w:szCs w:val="28"/>
+              </w:rPr>
+            </w:pPr>
+            <w:r>
+              <w:rPr>
+                <w:rFonts w:ascii="Times New Roman" w:hAnsi="Times New Roman" w:cs="Times New Roman"/>
+                <w:i/>
+                <w:iCs/>
+                <w:sz w:val="28"/>
+                <w:szCs w:val="28"/>
+              </w:rPr>
+              <w:t>entity_id</w:t>
             </w:r>
           </w:p>
         </w:tc>
@@ -21719,34 +23196,69 @@
           <w:tcPr>
             <w:tcW w:w="3150" w:type="dxa"/>
             <w:vAlign w:val="center"/>
-            <w:hideMark/>
-          </w:tcPr>
-          <w:p>
-            <w:pPr>
-              <w:jc w:val="center"/>
-              <w:rPr>
-                <w:rFonts w:ascii="Times New Roman" w:hAnsi="Times New Roman" w:cs="Times New Roman"/>
-                <w:sz w:val="28"/>
-                <w:szCs w:val="28"/>
-              </w:rPr>
-            </w:pPr>
-            <w:r>
-              <w:rPr>
-                <w:rFonts w:ascii="Times New Roman" w:hAnsi="Times New Roman" w:cs="Times New Roman"/>
-                <w:sz w:val="28"/>
-                <w:szCs w:val="28"/>
-              </w:rPr>
-              <w:t>Дополнительная информация (</w:t>
-            </w:r>
-            <w:r>
-              <w:rPr>
-                <w:rFonts w:ascii="Times New Roman" w:hAnsi="Times New Roman" w:cs="Times New Roman"/>
-                <w:i/>
-                <w:iCs/>
-                <w:sz w:val="28"/>
-                <w:szCs w:val="28"/>
-              </w:rPr>
-              <w:t>json</w:t>
+          </w:tcPr>
+          <w:p>
+            <w:pPr>
+              <w:jc w:val="center"/>
+              <w:rPr>
+                <w:rFonts w:ascii="Times New Roman" w:hAnsi="Times New Roman" w:cs="Times New Roman"/>
+                <w:sz w:val="28"/>
+                <w:szCs w:val="28"/>
+              </w:rPr>
+            </w:pPr>
+            <w:r>
+              <w:rPr>
+                <w:rFonts w:ascii="Times New Roman" w:hAnsi="Times New Roman" w:cs="Times New Roman"/>
+                <w:sz w:val="28"/>
+                <w:szCs w:val="28"/>
+              </w:rPr>
+              <w:t>Ссылка на объект действия (</w:t>
+            </w:r>
+            <w:r>
+              <w:rPr>
+                <w:rFonts w:ascii="Times New Roman" w:hAnsi="Times New Roman" w:cs="Times New Roman"/>
+                <w:i/>
+                <w:iCs/>
+                <w:sz w:val="28"/>
+                <w:szCs w:val="28"/>
+              </w:rPr>
+              <w:t>voting</w:t>
+            </w:r>
+            <w:r>
+              <w:rPr>
+                <w:rFonts w:ascii="Times New Roman" w:hAnsi="Times New Roman" w:cs="Times New Roman"/>
+                <w:sz w:val="28"/>
+                <w:szCs w:val="28"/>
+              </w:rPr>
+              <w:t xml:space="preserve">, </w:t>
+            </w:r>
+            <w:r>
+              <w:rPr>
+                <w:rFonts w:ascii="Times New Roman" w:hAnsi="Times New Roman" w:cs="Times New Roman"/>
+                <w:i/>
+                <w:iCs/>
+                <w:sz w:val="28"/>
+                <w:szCs w:val="28"/>
+              </w:rPr>
+              <w:t>candidate</w:t>
+            </w:r>
+            <w:r>
+              <w:rPr>
+                <w:rFonts w:ascii="Times New Roman" w:hAnsi="Times New Roman" w:cs="Times New Roman"/>
+                <w:sz w:val="28"/>
+                <w:szCs w:val="28"/>
+              </w:rPr>
+              <w:t xml:space="preserve">, </w:t>
+            </w:r>
+            <w:r>
+              <w:rPr>
+                <w:rFonts w:ascii="Times New Roman" w:hAnsi="Times New Roman" w:cs="Times New Roman"/>
+                <w:i/>
+                <w:iCs/>
+                <w:sz w:val="28"/>
+                <w:szCs w:val="28"/>
+              </w:rPr>
+              <w:t>news</w:t>
             </w:r>
             <w:r>
               <w:rPr>
@@ -21762,28 +23274,27 @@
           <w:tcPr>
             <w:tcW w:w="2126" w:type="dxa"/>
             <w:vAlign w:val="center"/>
-            <w:hideMark/>
-          </w:tcPr>
-          <w:p>
-            <w:pPr>
-              <w:jc w:val="center"/>
-              <w:rPr>
-                <w:rFonts w:ascii="Times New Roman" w:hAnsi="Times New Roman" w:cs="Times New Roman"/>
-                <w:i/>
-                <w:iCs/>
-                <w:sz w:val="28"/>
-                <w:szCs w:val="28"/>
-              </w:rPr>
-            </w:pPr>
-            <w:r>
-              <w:rPr>
-                <w:rFonts w:ascii="Times New Roman" w:hAnsi="Times New Roman" w:cs="Times New Roman"/>
-                <w:i/>
-                <w:iCs/>
-                <w:sz w:val="28"/>
-                <w:szCs w:val="28"/>
-              </w:rPr>
-              <w:t>json</w:t>
+          </w:tcPr>
+          <w:p>
+            <w:pPr>
+              <w:jc w:val="center"/>
+              <w:rPr>
+                <w:rFonts w:ascii="Times New Roman" w:hAnsi="Times New Roman" w:cs="Times New Roman"/>
+                <w:i/>
+                <w:iCs/>
+                <w:sz w:val="28"/>
+                <w:szCs w:val="28"/>
+              </w:rPr>
+            </w:pPr>
+            <w:r>
+              <w:rPr>
+                <w:rFonts w:ascii="Times New Roman" w:hAnsi="Times New Roman" w:cs="Times New Roman"/>
+                <w:i/>
+                <w:iCs/>
+                <w:sz w:val="28"/>
+                <w:szCs w:val="28"/>
+              </w:rPr>
+              <w:t>uuid</w:t>
             </w:r>
           </w:p>
         </w:tc>
@@ -21791,7 +23302,6 @@
           <w:tcPr>
             <w:tcW w:w="1782" w:type="dxa"/>
             <w:vAlign w:val="center"/>
-            <w:hideMark/>
           </w:tcPr>
           <w:p>
             <w:pPr>
@@ -21816,7 +23326,6 @@
           <w:tcPr>
             <w:tcW w:w="1104" w:type="dxa"/>
             <w:vAlign w:val="center"/>
-            <w:hideMark/>
           </w:tcPr>
           <w:p>
             <w:pPr>
@@ -21864,6 +23373,159 @@
                 <w:sz w:val="28"/>
                 <w:szCs w:val="28"/>
               </w:rPr>
+              <w:t>details</w:t>
+            </w:r>
+          </w:p>
+        </w:tc>
+        <w:tc>
+          <w:tcPr>
+            <w:tcW w:w="3150" w:type="dxa"/>
+            <w:vAlign w:val="center"/>
+            <w:hideMark/>
+          </w:tcPr>
+          <w:p>
+            <w:pPr>
+              <w:jc w:val="center"/>
+              <w:rPr>
+                <w:rFonts w:ascii="Times New Roman" w:hAnsi="Times New Roman" w:cs="Times New Roman"/>
+                <w:sz w:val="28"/>
+                <w:szCs w:val="28"/>
+              </w:rPr>
+            </w:pPr>
+            <w:r>
+              <w:rPr>
+                <w:rFonts w:ascii="Times New Roman" w:hAnsi="Times New Roman" w:cs="Times New Roman"/>
+                <w:sz w:val="28"/>
+                <w:szCs w:val="28"/>
+              </w:rPr>
+              <w:t>Дополнительная информация (</w:t>
+            </w:r>
+            <w:r>
+              <w:rPr>
+                <w:rFonts w:ascii="Times New Roman" w:hAnsi="Times New Roman" w:cs="Times New Roman"/>
+                <w:i/>
+                <w:iCs/>
+                <w:sz w:val="28"/>
+                <w:szCs w:val="28"/>
+              </w:rPr>
+              <w:t>json</w:t>
+            </w:r>
+            <w:r>
+              <w:rPr>
+                <w:rFonts w:ascii="Times New Roman" w:hAnsi="Times New Roman" w:cs="Times New Roman"/>
+                <w:sz w:val="28"/>
+                <w:szCs w:val="28"/>
+              </w:rPr>
+              <w:t>)</w:t>
+            </w:r>
+          </w:p>
+        </w:tc>
+        <w:tc>
+          <w:tcPr>
+            <w:tcW w:w="2126" w:type="dxa"/>
+            <w:vAlign w:val="center"/>
+            <w:hideMark/>
+          </w:tcPr>
+          <w:p>
+            <w:pPr>
+              <w:jc w:val="center"/>
+              <w:rPr>
+                <w:rFonts w:ascii="Times New Roman" w:hAnsi="Times New Roman" w:cs="Times New Roman"/>
+                <w:i/>
+                <w:iCs/>
+                <w:sz w:val="28"/>
+                <w:szCs w:val="28"/>
+              </w:rPr>
+            </w:pPr>
+            <w:r>
+              <w:rPr>
+                <w:rFonts w:ascii="Times New Roman" w:hAnsi="Times New Roman" w:cs="Times New Roman"/>
+                <w:i/>
+                <w:iCs/>
+                <w:sz w:val="28"/>
+                <w:szCs w:val="28"/>
+              </w:rPr>
+              <w:t>json</w:t>
+            </w:r>
+          </w:p>
+        </w:tc>
+        <w:tc>
+          <w:tcPr>
+            <w:tcW w:w="1782" w:type="dxa"/>
+            <w:vAlign w:val="center"/>
+            <w:hideMark/>
+          </w:tcPr>
+          <w:p>
+            <w:pPr>
+              <w:jc w:val="center"/>
+              <w:rPr>
+                <w:rFonts w:ascii="Times New Roman" w:hAnsi="Times New Roman" w:cs="Times New Roman"/>
+                <w:sz w:val="28"/>
+                <w:szCs w:val="28"/>
+              </w:rPr>
+            </w:pPr>
+            <w:r>
+              <w:rPr>
+                <w:rFonts w:ascii="Times New Roman" w:hAnsi="Times New Roman" w:cs="Times New Roman"/>
+                <w:sz w:val="28"/>
+                <w:szCs w:val="28"/>
+              </w:rPr>
+              <w:t>нет</w:t>
+            </w:r>
+          </w:p>
+        </w:tc>
+        <w:tc>
+          <w:tcPr>
+            <w:tcW w:w="1104" w:type="dxa"/>
+            <w:vAlign w:val="center"/>
+            <w:hideMark/>
+          </w:tcPr>
+          <w:p>
+            <w:pPr>
+              <w:jc w:val="center"/>
+              <w:rPr>
+                <w:rFonts w:ascii="Times New Roman" w:hAnsi="Times New Roman" w:cs="Times New Roman"/>
+                <w:sz w:val="28"/>
+                <w:szCs w:val="28"/>
+              </w:rPr>
+            </w:pPr>
+            <w:r>
+              <w:rPr>
+                <w:rFonts w:ascii="Times New Roman" w:hAnsi="Times New Roman" w:cs="Times New Roman"/>
+                <w:sz w:val="28"/>
+                <w:szCs w:val="28"/>
+              </w:rPr>
+              <w:t>нет</w:t>
+            </w:r>
+          </w:p>
+        </w:tc>
+      </w:tr>
+      <w:tr>
+        <w:tc>
+          <w:tcPr>
+            <w:tcW w:w="1523" w:type="dxa"/>
+            <w:vAlign w:val="center"/>
+            <w:hideMark/>
+          </w:tcPr>
+          <w:p>
+            <w:pPr>
+              <w:jc w:val="center"/>
+              <w:rPr>
+                <w:rFonts w:ascii="Times New Roman" w:hAnsi="Times New Roman" w:cs="Times New Roman"/>
+                <w:i/>
+                <w:iCs/>
+                <w:sz w:val="28"/>
+                <w:szCs w:val="28"/>
+              </w:rPr>
+            </w:pPr>
+            <w:r>
+              <w:rPr>
+                <w:rFonts w:ascii="Times New Roman" w:hAnsi="Times New Roman" w:cs="Times New Roman"/>
+                <w:i/>
+                <w:iCs/>
+                <w:sz w:val="28"/>
+                <w:szCs w:val="28"/>
+              </w:rPr>
               <w:t>timestamp</w:t>
             </w:r>
           </w:p>
@@ -21977,9 +23639,6 @@
     <w:p>
       <w:pPr>
         <w:spacing w:after="0"/>
-        <w:rPr>
-          <w:lang w:val="en-US"/>
-        </w:rPr>
       </w:pPr>
     </w:p>
     <w:p>
@@ -22000,11 +23659,7 @@
         <w:t>Audit_log</w:t>
       </w:r>
       <w:r>
-        <w:t xml:space="preserve">» хранит информацию о действиях пользователей в системе. В данной таблице фиксируются данные о пользователе, типе </w:t>
-      </w:r>
-      <w:r>
-        <w:lastRenderedPageBreak/>
-        <w:t>выполненного действия, объекте, над которым было выполнено действие, а также дополнительные сведения и время выполнения операции.</w:t>
+        <w:t>» хранит информацию о действиях пользователей в системе. В данной таблице фиксируются данные о пользователе, типе выполненного действия, объекте, над которым было выполнено действие, а также дополнительные сведения и время выполнения операции.</w:t>
       </w:r>
     </w:p>
     <w:p>
@@ -23123,9 +24778,958 @@
         <w:t>» хранит информацию о взаимодействии системы с блокчейн-сетью. В данной таблице содержатся сведения о транзакциях, связанных с голосованиями, включая хэш транзакции, хэш голосов, номер блока и время создания записи.</w:t>
       </w:r>
     </w:p>
+    <w:p/>
+    <w:p>
+      <w:pPr>
+        <w:pStyle w:val="1"/>
+        <w:jc w:val="center"/>
+      </w:pPr>
+      <w:r>
+        <w:br w:type="page"/>
+      </w:r>
+      <w:bookmarkStart w:id="18" w:name="_Toc225375759"/>
+      <w:r>
+        <w:lastRenderedPageBreak/>
+        <w:t>ЗАКЛЮЧЕНИЕ</w:t>
+      </w:r>
+      <w:bookmarkEnd w:id="18"/>
+    </w:p>
+    <w:p>
+      <w:pPr>
+        <w:spacing w:after="0"/>
+        <w:jc w:val="both"/>
+        <w:rPr>
+          <w:rFonts w:ascii="Times New Roman" w:eastAsiaTheme="majorEastAsia" w:hAnsi="Times New Roman" w:cs="Times New Roman"/>
+          <w:sz w:val="28"/>
+          <w:szCs w:val="28"/>
+        </w:rPr>
+      </w:pPr>
+    </w:p>
+    <w:p>
+      <w:pPr>
+        <w:spacing w:after="0"/>
+        <w:ind w:firstLine="709"/>
+        <w:jc w:val="both"/>
+        <w:rPr>
+          <w:rFonts w:ascii="Times New Roman" w:eastAsiaTheme="majorEastAsia" w:hAnsi="Times New Roman" w:cs="Times New Roman"/>
+          <w:sz w:val="28"/>
+          <w:szCs w:val="28"/>
+        </w:rPr>
+      </w:pPr>
+      <w:r>
+        <w:rPr>
+          <w:rFonts w:ascii="Times New Roman" w:eastAsiaTheme="majorEastAsia" w:hAnsi="Times New Roman" w:cs="Times New Roman"/>
+          <w:sz w:val="28"/>
+          <w:szCs w:val="28"/>
+        </w:rPr>
+        <w:t>В ходе выполнения дипломного проекта была разработана система онлайн-голосования, обеспечивающая проведение опросов и голосований с возможностью последующего анализа результатов. Основной целью разработки являлось создание надёжного, удобного и масштабируемого программного решения, позволяющего организовывать голосования с обеспечением прозрачности и неизменяемости итоговых данных.</w:t>
+      </w:r>
+    </w:p>
+    <w:p>
+      <w:pPr>
+        <w:spacing w:after="0"/>
+        <w:ind w:firstLine="709"/>
+        <w:jc w:val="both"/>
+        <w:rPr>
+          <w:rFonts w:ascii="Times New Roman" w:eastAsiaTheme="majorEastAsia" w:hAnsi="Times New Roman" w:cs="Times New Roman"/>
+          <w:sz w:val="28"/>
+          <w:szCs w:val="28"/>
+        </w:rPr>
+      </w:pPr>
+      <w:r>
+        <w:rPr>
+          <w:rFonts w:ascii="Times New Roman" w:eastAsiaTheme="majorEastAsia" w:hAnsi="Times New Roman" w:cs="Times New Roman"/>
+          <w:sz w:val="28"/>
+          <w:szCs w:val="28"/>
+        </w:rPr>
+        <w:t xml:space="preserve">В процессе работы были проанализированы существующие подходы к реализации систем голосования, а также определены основные требования к разрабатываемому приложению. На основе проведённого анализа была сформирована архитектура системы, включающая клиентскую часть, серверную часть, базу данных и интеграцию с блокчейн-сетью </w:t>
+      </w:r>
+      <w:r>
+        <w:rPr>
+          <w:rFonts w:ascii="Times New Roman" w:eastAsiaTheme="majorEastAsia" w:hAnsi="Times New Roman" w:cs="Times New Roman"/>
+          <w:i/>
+          <w:iCs/>
+          <w:sz w:val="28"/>
+          <w:szCs w:val="28"/>
+        </w:rPr>
+        <w:t>Ethereum</w:t>
+      </w:r>
+      <w:r>
+        <w:rPr>
+          <w:rFonts w:ascii="Times New Roman" w:eastAsiaTheme="majorEastAsia" w:hAnsi="Times New Roman" w:cs="Times New Roman"/>
+          <w:sz w:val="28"/>
+          <w:szCs w:val="28"/>
+        </w:rPr>
+        <w:t xml:space="preserve"> (тестовая сеть </w:t>
+      </w:r>
+      <w:r>
+        <w:rPr>
+          <w:rFonts w:ascii="Times New Roman" w:eastAsiaTheme="majorEastAsia" w:hAnsi="Times New Roman" w:cs="Times New Roman"/>
+          <w:i/>
+          <w:iCs/>
+          <w:sz w:val="28"/>
+          <w:szCs w:val="28"/>
+        </w:rPr>
+        <w:t>Sepolia</w:t>
+      </w:r>
+      <w:r>
+        <w:rPr>
+          <w:rFonts w:ascii="Times New Roman" w:eastAsiaTheme="majorEastAsia" w:hAnsi="Times New Roman" w:cs="Times New Roman"/>
+          <w:sz w:val="28"/>
+          <w:szCs w:val="28"/>
+        </w:rPr>
+        <w:t>).</w:t>
+      </w:r>
+    </w:p>
+    <w:p>
+      <w:pPr>
+        <w:spacing w:after="0"/>
+        <w:ind w:firstLine="709"/>
+        <w:jc w:val="both"/>
+        <w:rPr>
+          <w:rFonts w:ascii="Times New Roman" w:eastAsiaTheme="majorEastAsia" w:hAnsi="Times New Roman" w:cs="Times New Roman"/>
+          <w:sz w:val="28"/>
+          <w:szCs w:val="28"/>
+        </w:rPr>
+      </w:pPr>
+      <w:r>
+        <w:rPr>
+          <w:rFonts w:ascii="Times New Roman" w:eastAsiaTheme="majorEastAsia" w:hAnsi="Times New Roman" w:cs="Times New Roman"/>
+          <w:sz w:val="28"/>
+          <w:szCs w:val="28"/>
+        </w:rPr>
+        <w:t xml:space="preserve">В рамках проектирования была разработана логическая модель предметной области, определены основные роли пользователей системы, а также сформированы сценарии взаимодействия пользователей с приложением. Для визуализации функциональной структуры использовались </w:t>
+      </w:r>
+      <w:r>
+        <w:rPr>
+          <w:rFonts w:ascii="Times New Roman" w:eastAsiaTheme="majorEastAsia" w:hAnsi="Times New Roman" w:cs="Times New Roman"/>
+          <w:i/>
+          <w:iCs/>
+          <w:sz w:val="28"/>
+          <w:szCs w:val="28"/>
+        </w:rPr>
+        <w:t>UML</w:t>
+      </w:r>
+      <w:r>
+        <w:rPr>
+          <w:rFonts w:ascii="Times New Roman" w:eastAsiaTheme="majorEastAsia" w:hAnsi="Times New Roman" w:cs="Times New Roman"/>
+          <w:sz w:val="28"/>
+          <w:szCs w:val="28"/>
+        </w:rPr>
+        <w:t xml:space="preserve">-диаграммы, построенные с помощью </w:t>
+      </w:r>
+      <w:r>
+        <w:rPr>
+          <w:rFonts w:ascii="Times New Roman" w:eastAsiaTheme="majorEastAsia" w:hAnsi="Times New Roman" w:cs="Times New Roman"/>
+          <w:i/>
+          <w:iCs/>
+          <w:sz w:val="28"/>
+          <w:szCs w:val="28"/>
+        </w:rPr>
+        <w:t>StarUML</w:t>
+      </w:r>
+      <w:r>
+        <w:rPr>
+          <w:rFonts w:ascii="Times New Roman" w:eastAsiaTheme="majorEastAsia" w:hAnsi="Times New Roman" w:cs="Times New Roman"/>
+          <w:sz w:val="28"/>
+          <w:szCs w:val="28"/>
+        </w:rPr>
+        <w:t>.</w:t>
+      </w:r>
+    </w:p>
+    <w:p>
+      <w:pPr>
+        <w:spacing w:after="0"/>
+        <w:ind w:firstLine="709"/>
+        <w:jc w:val="both"/>
+        <w:rPr>
+          <w:rFonts w:ascii="Times New Roman" w:eastAsiaTheme="majorEastAsia" w:hAnsi="Times New Roman" w:cs="Times New Roman"/>
+          <w:sz w:val="28"/>
+          <w:szCs w:val="28"/>
+        </w:rPr>
+      </w:pPr>
+      <w:r>
+        <w:rPr>
+          <w:rFonts w:ascii="Times New Roman" w:eastAsiaTheme="majorEastAsia" w:hAnsi="Times New Roman" w:cs="Times New Roman"/>
+          <w:sz w:val="28"/>
+          <w:szCs w:val="28"/>
+        </w:rPr>
+        <w:t xml:space="preserve">В результате разработки была реализована система, позволяющая пользователям принимать участие в голосованиях, организаторам </w:t>
+      </w:r>
+      <w:r>
+        <w:rPr>
+          <w:rFonts w:ascii="Times New Roman" w:eastAsiaTheme="majorEastAsia" w:hAnsi="Times New Roman" w:cs="Times New Roman"/>
+          <w:sz w:val="28"/>
+          <w:szCs w:val="28"/>
+        </w:rPr>
+        <w:t xml:space="preserve">– </w:t>
+      </w:r>
+      <w:r>
+        <w:rPr>
+          <w:rFonts w:ascii="Times New Roman" w:eastAsiaTheme="majorEastAsia" w:hAnsi="Times New Roman" w:cs="Times New Roman"/>
+          <w:sz w:val="28"/>
+          <w:szCs w:val="28"/>
+        </w:rPr>
+        <w:t xml:space="preserve">создавать и настраивать голосования, а администраторам </w:t>
+      </w:r>
+      <w:r>
+        <w:rPr>
+          <w:rFonts w:ascii="Times New Roman" w:eastAsiaTheme="majorEastAsia" w:hAnsi="Times New Roman" w:cs="Times New Roman"/>
+          <w:sz w:val="28"/>
+          <w:szCs w:val="28"/>
+        </w:rPr>
+        <w:t>–</w:t>
+      </w:r>
+      <w:r>
+        <w:rPr>
+          <w:rFonts w:ascii="Times New Roman" w:eastAsiaTheme="majorEastAsia" w:hAnsi="Times New Roman" w:cs="Times New Roman"/>
+          <w:sz w:val="28"/>
+          <w:szCs w:val="28"/>
+        </w:rPr>
+        <w:t xml:space="preserve"> управлять системой и контролировать её работу. Основные данные голосований хранятся в базе данных, что обеспечивает высокую производительность и удобство обработки информации.</w:t>
+      </w:r>
+    </w:p>
+    <w:p>
+      <w:pPr>
+        <w:spacing w:after="0"/>
+        <w:ind w:firstLine="709"/>
+        <w:jc w:val="both"/>
+        <w:rPr>
+          <w:rFonts w:ascii="Times New Roman" w:eastAsiaTheme="majorEastAsia" w:hAnsi="Times New Roman" w:cs="Times New Roman"/>
+          <w:sz w:val="28"/>
+          <w:szCs w:val="28"/>
+        </w:rPr>
+      </w:pPr>
+      <w:r>
+        <w:rPr>
+          <w:rFonts w:ascii="Times New Roman" w:eastAsiaTheme="majorEastAsia" w:hAnsi="Times New Roman" w:cs="Times New Roman"/>
+          <w:sz w:val="28"/>
+          <w:szCs w:val="28"/>
+        </w:rPr>
+        <w:t>Для повышения надёжности и обеспечения неизменяемости результатов голосования была реализована интеграция с блокчейном. В системе используется механизм сохранения хэш-суммы результатов голосования в сети блокчейн, что позволяет гарантировать целостность данных и возможность их независимой проверки.</w:t>
+      </w:r>
+    </w:p>
+    <w:p>
+      <w:pPr>
+        <w:spacing w:after="0"/>
+        <w:ind w:firstLine="709"/>
+        <w:jc w:val="both"/>
+        <w:rPr>
+          <w:rFonts w:ascii="Times New Roman" w:eastAsiaTheme="majorEastAsia" w:hAnsi="Times New Roman" w:cs="Times New Roman"/>
+          <w:sz w:val="28"/>
+          <w:szCs w:val="28"/>
+        </w:rPr>
+      </w:pPr>
+      <w:r>
+        <w:rPr>
+          <w:rFonts w:ascii="Times New Roman" w:eastAsiaTheme="majorEastAsia" w:hAnsi="Times New Roman" w:cs="Times New Roman"/>
+          <w:sz w:val="28"/>
+          <w:szCs w:val="28"/>
+        </w:rPr>
+        <w:t>Разработанное решение отличается рациональным использованием технологий: применение блокчейна ограничено фиксацией итоговых данных, что позволяет минимизировать затраты на выполнение транзакций и повысить общую эффективность системы.</w:t>
+      </w:r>
+    </w:p>
+    <w:p>
+      <w:pPr>
+        <w:spacing w:after="0"/>
+        <w:ind w:firstLine="709"/>
+        <w:jc w:val="both"/>
+        <w:rPr>
+          <w:rFonts w:ascii="Times New Roman" w:eastAsiaTheme="majorEastAsia" w:hAnsi="Times New Roman" w:cs="Times New Roman"/>
+          <w:sz w:val="28"/>
+          <w:szCs w:val="28"/>
+        </w:rPr>
+      </w:pPr>
+      <w:r>
+        <w:rPr>
+          <w:rFonts w:ascii="Times New Roman" w:eastAsiaTheme="majorEastAsia" w:hAnsi="Times New Roman" w:cs="Times New Roman"/>
+          <w:sz w:val="28"/>
+          <w:szCs w:val="28"/>
+        </w:rPr>
+        <w:t>Таким образом, поставленная цель дипломного проекта была достигнута. Разработанная система онлайн-голосования соответствует предъявляемым требованиям, обладает необходимым функционалом и может быть использована в качестве основы для дальнейшего развития и внедрения в практическую деятельность.</w:t>
+      </w:r>
+    </w:p>
+    <w:p>
+      <w:pPr>
+        <w:rPr>
+          <w:rFonts w:ascii="Times New Roman" w:eastAsiaTheme="majorEastAsia" w:hAnsi="Times New Roman" w:cs="Times New Roman"/>
+          <w:b/>
+          <w:bCs/>
+          <w:sz w:val="28"/>
+          <w:szCs w:val="28"/>
+        </w:rPr>
+      </w:pPr>
+    </w:p>
+    <w:p>
+      <w:pPr>
+        <w:pStyle w:val="1"/>
+        <w:jc w:val="center"/>
+      </w:pPr>
+      <w:bookmarkStart w:id="19" w:name="_Toc225375760"/>
+      <w:r>
+        <w:lastRenderedPageBreak/>
+        <w:t>С</w:t>
+      </w:r>
+      <w:r>
+        <w:t>писок использованных</w:t>
+      </w:r>
+      <w:r>
+        <w:t xml:space="preserve"> </w:t>
+      </w:r>
+      <w:r>
+        <w:t>источников</w:t>
+      </w:r>
+      <w:bookmarkEnd w:id="19"/>
+    </w:p>
+    <w:p>
+      <w:pPr>
+        <w:spacing w:after="0"/>
+      </w:pPr>
+    </w:p>
+    <w:p>
+      <w:pPr>
+        <w:pStyle w:val="a7"/>
+        <w:numPr>
+          <w:ilvl w:val="0"/>
+          <w:numId w:val="17"/>
+        </w:numPr>
+        <w:spacing w:after="0"/>
+        <w:ind w:left="0" w:firstLine="709"/>
+        <w:jc w:val="both"/>
+        <w:rPr>
+          <w:rFonts w:ascii="Times New Roman" w:hAnsi="Times New Roman" w:cs="Times New Roman"/>
+          <w:sz w:val="28"/>
+          <w:szCs w:val="28"/>
+        </w:rPr>
+      </w:pPr>
+      <w:r>
+        <w:rPr>
+          <w:rFonts w:ascii="Times New Roman" w:hAnsi="Times New Roman" w:cs="Times New Roman"/>
+          <w:sz w:val="28"/>
+          <w:szCs w:val="28"/>
+        </w:rPr>
+        <w:t xml:space="preserve">Каюмов В.В. </w:t>
+      </w:r>
+      <w:r>
+        <w:rPr>
+          <w:rFonts w:ascii="Times New Roman" w:hAnsi="Times New Roman" w:cs="Times New Roman"/>
+          <w:i/>
+          <w:iCs/>
+          <w:sz w:val="28"/>
+          <w:szCs w:val="28"/>
+        </w:rPr>
+        <w:t>JavaScript</w:t>
+      </w:r>
+      <w:r>
+        <w:rPr>
+          <w:rFonts w:ascii="Times New Roman" w:hAnsi="Times New Roman" w:cs="Times New Roman"/>
+          <w:sz w:val="28"/>
+          <w:szCs w:val="28"/>
+        </w:rPr>
+        <w:t>: программирование. – М.: БХВ-Петербург, 2019. – 512 с.​</w:t>
+      </w:r>
+    </w:p>
+    <w:p>
+      <w:pPr>
+        <w:pStyle w:val="a7"/>
+        <w:numPr>
+          <w:ilvl w:val="0"/>
+          <w:numId w:val="17"/>
+        </w:numPr>
+        <w:spacing w:after="0"/>
+        <w:ind w:left="0" w:firstLine="709"/>
+        <w:jc w:val="both"/>
+        <w:rPr>
+          <w:rFonts w:ascii="Times New Roman" w:hAnsi="Times New Roman" w:cs="Times New Roman"/>
+          <w:sz w:val="28"/>
+          <w:szCs w:val="28"/>
+        </w:rPr>
+      </w:pPr>
+      <w:r>
+        <w:rPr>
+          <w:rFonts w:ascii="Times New Roman" w:hAnsi="Times New Roman" w:cs="Times New Roman"/>
+          <w:sz w:val="28"/>
+          <w:szCs w:val="28"/>
+        </w:rPr>
+        <w:t xml:space="preserve">Васильев А.С. </w:t>
+      </w:r>
+      <w:r>
+        <w:rPr>
+          <w:rFonts w:ascii="Times New Roman" w:hAnsi="Times New Roman" w:cs="Times New Roman"/>
+          <w:i/>
+          <w:iCs/>
+          <w:sz w:val="28"/>
+          <w:szCs w:val="28"/>
+        </w:rPr>
+        <w:t>React.js</w:t>
+      </w:r>
+      <w:r>
+        <w:rPr>
+          <w:rFonts w:ascii="Times New Roman" w:hAnsi="Times New Roman" w:cs="Times New Roman"/>
+          <w:sz w:val="28"/>
+          <w:szCs w:val="28"/>
+        </w:rPr>
+        <w:t>: разработка интерфейсов. – СПб.: Питер, 2020. – 384 с.</w:t>
+      </w:r>
+    </w:p>
+    <w:p>
+      <w:pPr>
+        <w:pStyle w:val="a7"/>
+        <w:numPr>
+          <w:ilvl w:val="0"/>
+          <w:numId w:val="17"/>
+        </w:numPr>
+        <w:spacing w:after="0"/>
+        <w:ind w:left="0" w:firstLine="709"/>
+        <w:jc w:val="both"/>
+        <w:rPr>
+          <w:rFonts w:ascii="Times New Roman" w:hAnsi="Times New Roman" w:cs="Times New Roman"/>
+          <w:sz w:val="28"/>
+          <w:szCs w:val="28"/>
+        </w:rPr>
+      </w:pPr>
+      <w:r>
+        <w:rPr>
+          <w:rFonts w:ascii="Times New Roman" w:hAnsi="Times New Roman" w:cs="Times New Roman"/>
+          <w:sz w:val="28"/>
+          <w:szCs w:val="28"/>
+        </w:rPr>
+        <w:t>​</w:t>
+      </w:r>
+      <w:r>
+        <w:rPr>
+          <w:rFonts w:ascii="Times New Roman" w:hAnsi="Times New Roman" w:cs="Times New Roman"/>
+          <w:sz w:val="28"/>
+          <w:szCs w:val="28"/>
+        </w:rPr>
+        <w:t xml:space="preserve">Троелсен Э., Хорспул Дж. </w:t>
+      </w:r>
+      <w:r>
+        <w:rPr>
+          <w:rFonts w:ascii="Times New Roman" w:hAnsi="Times New Roman" w:cs="Times New Roman"/>
+          <w:i/>
+          <w:iCs/>
+          <w:sz w:val="28"/>
+          <w:szCs w:val="28"/>
+        </w:rPr>
+        <w:t>C</w:t>
+      </w:r>
+      <w:r>
+        <w:rPr>
+          <w:rFonts w:ascii="Times New Roman" w:hAnsi="Times New Roman" w:cs="Times New Roman"/>
+          <w:sz w:val="28"/>
+          <w:szCs w:val="28"/>
+        </w:rPr>
+        <w:t># 10 и .</w:t>
+      </w:r>
+      <w:r>
+        <w:rPr>
+          <w:rFonts w:ascii="Times New Roman" w:hAnsi="Times New Roman" w:cs="Times New Roman"/>
+          <w:i/>
+          <w:iCs/>
+          <w:sz w:val="28"/>
+          <w:szCs w:val="28"/>
+        </w:rPr>
+        <w:t>NET</w:t>
+      </w:r>
+      <w:r>
+        <w:rPr>
+          <w:rFonts w:ascii="Times New Roman" w:hAnsi="Times New Roman" w:cs="Times New Roman"/>
+          <w:sz w:val="28"/>
+          <w:szCs w:val="28"/>
+        </w:rPr>
+        <w:t xml:space="preserve"> 6. Современная кроссплатформенная разработка. – М.: ДМК Пресс, 2022. – 1424 с.​</w:t>
+      </w:r>
+    </w:p>
+    <w:p>
+      <w:pPr>
+        <w:pStyle w:val="a7"/>
+        <w:numPr>
+          <w:ilvl w:val="0"/>
+          <w:numId w:val="17"/>
+        </w:numPr>
+        <w:spacing w:after="0"/>
+        <w:ind w:left="0" w:firstLine="709"/>
+        <w:jc w:val="both"/>
+        <w:rPr>
+          <w:rFonts w:ascii="Times New Roman" w:hAnsi="Times New Roman" w:cs="Times New Roman"/>
+          <w:sz w:val="28"/>
+          <w:szCs w:val="28"/>
+        </w:rPr>
+      </w:pPr>
+      <w:r>
+        <w:rPr>
+          <w:rFonts w:ascii="Times New Roman" w:hAnsi="Times New Roman" w:cs="Times New Roman"/>
+          <w:sz w:val="28"/>
+          <w:szCs w:val="28"/>
+        </w:rPr>
+        <w:t xml:space="preserve">Олсон Р. </w:t>
+      </w:r>
+      <w:r>
+        <w:rPr>
+          <w:rFonts w:ascii="Times New Roman" w:hAnsi="Times New Roman" w:cs="Times New Roman"/>
+          <w:i/>
+          <w:iCs/>
+          <w:sz w:val="28"/>
+          <w:szCs w:val="28"/>
+        </w:rPr>
+        <w:t>PostgreSQL</w:t>
+      </w:r>
+      <w:r>
+        <w:rPr>
+          <w:rFonts w:ascii="Times New Roman" w:hAnsi="Times New Roman" w:cs="Times New Roman"/>
+          <w:sz w:val="28"/>
+          <w:szCs w:val="28"/>
+        </w:rPr>
+        <w:t xml:space="preserve"> 14. Администрирование и разработка. – М.: Эксмо, 2022. – 576 с.</w:t>
+      </w:r>
+    </w:p>
+    <w:p>
+      <w:pPr>
+        <w:pStyle w:val="a7"/>
+        <w:numPr>
+          <w:ilvl w:val="0"/>
+          <w:numId w:val="17"/>
+        </w:numPr>
+        <w:spacing w:after="0"/>
+        <w:ind w:left="0" w:firstLine="709"/>
+        <w:jc w:val="both"/>
+        <w:rPr>
+          <w:rFonts w:ascii="Times New Roman" w:hAnsi="Times New Roman" w:cs="Times New Roman"/>
+          <w:sz w:val="28"/>
+          <w:szCs w:val="28"/>
+          <w:lang w:val="en-US"/>
+        </w:rPr>
+      </w:pPr>
+      <w:r>
+        <w:rPr>
+          <w:rFonts w:ascii="Times New Roman" w:hAnsi="Times New Roman" w:cs="Times New Roman"/>
+          <w:sz w:val="28"/>
+          <w:szCs w:val="28"/>
+          <w:lang w:val="en-US"/>
+        </w:rPr>
+        <w:t>​</w:t>
+      </w:r>
+      <w:r>
+        <w:rPr>
+          <w:rFonts w:ascii="Times New Roman" w:hAnsi="Times New Roman" w:cs="Times New Roman"/>
+          <w:sz w:val="28"/>
+          <w:szCs w:val="28"/>
+        </w:rPr>
+        <w:t>Монтгомери</w:t>
+      </w:r>
+      <w:r>
+        <w:rPr>
+          <w:rFonts w:ascii="Times New Roman" w:hAnsi="Times New Roman" w:cs="Times New Roman"/>
+          <w:sz w:val="28"/>
+          <w:szCs w:val="28"/>
+          <w:lang w:val="en-US"/>
+        </w:rPr>
+        <w:t xml:space="preserve"> </w:t>
+      </w:r>
+      <w:r>
+        <w:rPr>
+          <w:rFonts w:ascii="Times New Roman" w:hAnsi="Times New Roman" w:cs="Times New Roman"/>
+          <w:sz w:val="28"/>
+          <w:szCs w:val="28"/>
+        </w:rPr>
+        <w:t>Д</w:t>
+      </w:r>
+      <w:r>
+        <w:rPr>
+          <w:rFonts w:ascii="Times New Roman" w:hAnsi="Times New Roman" w:cs="Times New Roman"/>
+          <w:sz w:val="28"/>
+          <w:szCs w:val="28"/>
+          <w:lang w:val="en-US"/>
+        </w:rPr>
+        <w:t xml:space="preserve">. </w:t>
+      </w:r>
+      <w:r>
+        <w:rPr>
+          <w:rFonts w:ascii="Times New Roman" w:hAnsi="Times New Roman" w:cs="Times New Roman"/>
+          <w:i/>
+          <w:iCs/>
+          <w:sz w:val="28"/>
+          <w:szCs w:val="28"/>
+          <w:lang w:val="en-US"/>
+        </w:rPr>
+        <w:t>Pro Entity Framework Core</w:t>
+      </w:r>
+      <w:r>
+        <w:rPr>
+          <w:rFonts w:ascii="Times New Roman" w:hAnsi="Times New Roman" w:cs="Times New Roman"/>
+          <w:sz w:val="28"/>
+          <w:szCs w:val="28"/>
+          <w:lang w:val="en-US"/>
+        </w:rPr>
+        <w:t xml:space="preserve"> 6. – </w:t>
+      </w:r>
+      <w:r>
+        <w:rPr>
+          <w:rFonts w:ascii="Times New Roman" w:hAnsi="Times New Roman" w:cs="Times New Roman"/>
+          <w:sz w:val="28"/>
+          <w:szCs w:val="28"/>
+        </w:rPr>
+        <w:t>М</w:t>
+      </w:r>
+      <w:r>
+        <w:rPr>
+          <w:rFonts w:ascii="Times New Roman" w:hAnsi="Times New Roman" w:cs="Times New Roman"/>
+          <w:sz w:val="28"/>
+          <w:szCs w:val="28"/>
+          <w:lang w:val="en-US"/>
+        </w:rPr>
+        <w:t xml:space="preserve">.: </w:t>
+      </w:r>
+      <w:r>
+        <w:rPr>
+          <w:rFonts w:ascii="Times New Roman" w:hAnsi="Times New Roman" w:cs="Times New Roman"/>
+          <w:sz w:val="28"/>
+          <w:szCs w:val="28"/>
+        </w:rPr>
+        <w:t>ДМК</w:t>
+      </w:r>
+      <w:r>
+        <w:rPr>
+          <w:rFonts w:ascii="Times New Roman" w:hAnsi="Times New Roman" w:cs="Times New Roman"/>
+          <w:sz w:val="28"/>
+          <w:szCs w:val="28"/>
+          <w:lang w:val="en-US"/>
+        </w:rPr>
+        <w:t xml:space="preserve"> </w:t>
+      </w:r>
+      <w:r>
+        <w:rPr>
+          <w:rFonts w:ascii="Times New Roman" w:hAnsi="Times New Roman" w:cs="Times New Roman"/>
+          <w:sz w:val="28"/>
+          <w:szCs w:val="28"/>
+        </w:rPr>
+        <w:t>Пресс</w:t>
+      </w:r>
+      <w:r>
+        <w:rPr>
+          <w:rFonts w:ascii="Times New Roman" w:hAnsi="Times New Roman" w:cs="Times New Roman"/>
+          <w:sz w:val="28"/>
+          <w:szCs w:val="28"/>
+          <w:lang w:val="en-US"/>
+        </w:rPr>
+        <w:t xml:space="preserve">, 2022. – 432 </w:t>
+      </w:r>
+      <w:r>
+        <w:rPr>
+          <w:rFonts w:ascii="Times New Roman" w:hAnsi="Times New Roman" w:cs="Times New Roman"/>
+          <w:sz w:val="28"/>
+          <w:szCs w:val="28"/>
+        </w:rPr>
+        <w:t>с</w:t>
+      </w:r>
+      <w:r>
+        <w:rPr>
+          <w:rFonts w:ascii="Times New Roman" w:hAnsi="Times New Roman" w:cs="Times New Roman"/>
+          <w:sz w:val="28"/>
+          <w:szCs w:val="28"/>
+          <w:lang w:val="en-US"/>
+        </w:rPr>
+        <w:t>.​</w:t>
+      </w:r>
+    </w:p>
+    <w:p>
+      <w:pPr>
+        <w:pStyle w:val="a7"/>
+        <w:numPr>
+          <w:ilvl w:val="0"/>
+          <w:numId w:val="17"/>
+        </w:numPr>
+        <w:spacing w:after="0"/>
+        <w:ind w:left="0" w:firstLine="709"/>
+        <w:jc w:val="both"/>
+        <w:rPr>
+          <w:rFonts w:ascii="Times New Roman" w:hAnsi="Times New Roman" w:cs="Times New Roman"/>
+          <w:sz w:val="28"/>
+          <w:szCs w:val="28"/>
+        </w:rPr>
+      </w:pPr>
+      <w:r>
+        <w:rPr>
+          <w:rFonts w:ascii="Times New Roman" w:hAnsi="Times New Roman" w:cs="Times New Roman"/>
+          <w:sz w:val="28"/>
+          <w:szCs w:val="28"/>
+        </w:rPr>
+        <w:t>Мазер Э., Вул Х., Шнайер Б. Криптография для разработчиков. – М.: Танграм Паблик, 2021. – 368 с.​</w:t>
+      </w:r>
+    </w:p>
+    <w:p>
+      <w:pPr>
+        <w:pStyle w:val="a7"/>
+        <w:numPr>
+          <w:ilvl w:val="0"/>
+          <w:numId w:val="17"/>
+        </w:numPr>
+        <w:spacing w:after="0"/>
+        <w:ind w:left="0" w:firstLine="709"/>
+        <w:jc w:val="both"/>
+        <w:rPr>
+          <w:rFonts w:ascii="Times New Roman" w:hAnsi="Times New Roman" w:cs="Times New Roman"/>
+          <w:sz w:val="28"/>
+          <w:szCs w:val="28"/>
+        </w:rPr>
+      </w:pPr>
+      <w:r>
+        <w:rPr>
+          <w:rFonts w:ascii="Times New Roman" w:hAnsi="Times New Roman" w:cs="Times New Roman"/>
+          <w:sz w:val="28"/>
+          <w:szCs w:val="28"/>
+        </w:rPr>
+        <w:t xml:space="preserve">Вуд Г. </w:t>
+      </w:r>
+      <w:r>
+        <w:rPr>
+          <w:rFonts w:ascii="Times New Roman" w:hAnsi="Times New Roman" w:cs="Times New Roman"/>
+          <w:i/>
+          <w:iCs/>
+          <w:sz w:val="28"/>
+          <w:szCs w:val="28"/>
+        </w:rPr>
+        <w:t>Ethereum</w:t>
+      </w:r>
+      <w:r>
+        <w:rPr>
+          <w:rFonts w:ascii="Times New Roman" w:hAnsi="Times New Roman" w:cs="Times New Roman"/>
+          <w:sz w:val="28"/>
+          <w:szCs w:val="28"/>
+        </w:rPr>
+        <w:t>: блокчейн-приложение и смарт-контракты. – М.: Альпина Паблишер, 2020. – 256 с.​</w:t>
+      </w:r>
+    </w:p>
+    <w:p>
+      <w:pPr>
+        <w:pStyle w:val="a7"/>
+        <w:numPr>
+          <w:ilvl w:val="0"/>
+          <w:numId w:val="17"/>
+        </w:numPr>
+        <w:spacing w:after="0"/>
+        <w:ind w:left="0" w:firstLine="709"/>
+        <w:jc w:val="both"/>
+        <w:rPr>
+          <w:rFonts w:ascii="Times New Roman" w:hAnsi="Times New Roman" w:cs="Times New Roman"/>
+          <w:sz w:val="28"/>
+          <w:szCs w:val="28"/>
+        </w:rPr>
+      </w:pPr>
+      <w:r>
+        <w:rPr>
+          <w:rFonts w:ascii="Times New Roman" w:hAnsi="Times New Roman" w:cs="Times New Roman"/>
+          <w:sz w:val="28"/>
+          <w:szCs w:val="28"/>
+        </w:rPr>
+        <w:t>Козлов М.А. Интегрированные среды разработки на платформе .</w:t>
+      </w:r>
+      <w:r>
+        <w:rPr>
+          <w:rFonts w:ascii="Times New Roman" w:hAnsi="Times New Roman" w:cs="Times New Roman"/>
+          <w:i/>
+          <w:iCs/>
+          <w:sz w:val="28"/>
+          <w:szCs w:val="28"/>
+        </w:rPr>
+        <w:t>NET</w:t>
+      </w:r>
+      <w:r>
+        <w:rPr>
+          <w:rFonts w:ascii="Times New Roman" w:hAnsi="Times New Roman" w:cs="Times New Roman"/>
+          <w:sz w:val="28"/>
+          <w:szCs w:val="28"/>
+        </w:rPr>
+        <w:t>. – М.: Горячая линия – Телеком, 2021. – 288 с.​</w:t>
+      </w:r>
+    </w:p>
+    <w:p>
+      <w:pPr>
+        <w:pStyle w:val="a7"/>
+        <w:numPr>
+          <w:ilvl w:val="0"/>
+          <w:numId w:val="17"/>
+        </w:numPr>
+        <w:spacing w:after="0"/>
+        <w:ind w:left="0" w:firstLine="709"/>
+        <w:jc w:val="both"/>
+        <w:rPr>
+          <w:rFonts w:ascii="Times New Roman" w:hAnsi="Times New Roman" w:cs="Times New Roman"/>
+          <w:sz w:val="28"/>
+          <w:szCs w:val="28"/>
+        </w:rPr>
+      </w:pPr>
+      <w:r>
+        <w:rPr>
+          <w:rFonts w:ascii="Times New Roman" w:hAnsi="Times New Roman" w:cs="Times New Roman"/>
+          <w:sz w:val="28"/>
+          <w:szCs w:val="28"/>
+        </w:rPr>
+        <w:t xml:space="preserve">Канер Д., Мерсье Х. </w:t>
+      </w:r>
+      <w:r>
+        <w:rPr>
+          <w:rFonts w:ascii="Times New Roman" w:hAnsi="Times New Roman" w:cs="Times New Roman"/>
+          <w:i/>
+          <w:iCs/>
+          <w:sz w:val="28"/>
+          <w:szCs w:val="28"/>
+        </w:rPr>
+        <w:t>Docker</w:t>
+      </w:r>
+      <w:r>
+        <w:rPr>
+          <w:rFonts w:ascii="Times New Roman" w:hAnsi="Times New Roman" w:cs="Times New Roman"/>
+          <w:sz w:val="28"/>
+          <w:szCs w:val="28"/>
+        </w:rPr>
+        <w:t>. Полное руководство. – СПб.: Питер, 2020. – 432 с.​</w:t>
+      </w:r>
+    </w:p>
+    <w:p>
+      <w:pPr>
+        <w:pStyle w:val="a7"/>
+        <w:numPr>
+          <w:ilvl w:val="0"/>
+          <w:numId w:val="17"/>
+        </w:numPr>
+        <w:spacing w:after="0"/>
+        <w:ind w:left="0" w:firstLine="709"/>
+        <w:jc w:val="both"/>
+        <w:rPr>
+          <w:rFonts w:ascii="Times New Roman" w:hAnsi="Times New Roman" w:cs="Times New Roman"/>
+          <w:sz w:val="28"/>
+          <w:szCs w:val="28"/>
+        </w:rPr>
+      </w:pPr>
+      <w:r>
+        <w:rPr>
+          <w:rFonts w:ascii="Times New Roman" w:hAnsi="Times New Roman" w:cs="Times New Roman"/>
+          <w:sz w:val="28"/>
+          <w:szCs w:val="28"/>
+        </w:rPr>
+        <w:t xml:space="preserve">Леминг Д., Элларт К. Версионный контроль с </w:t>
+      </w:r>
+      <w:r>
+        <w:rPr>
+          <w:rFonts w:ascii="Times New Roman" w:hAnsi="Times New Roman" w:cs="Times New Roman"/>
+          <w:i/>
+          <w:iCs/>
+          <w:sz w:val="28"/>
+          <w:szCs w:val="28"/>
+        </w:rPr>
+        <w:t>Git</w:t>
+      </w:r>
+      <w:r>
+        <w:rPr>
+          <w:rFonts w:ascii="Times New Roman" w:hAnsi="Times New Roman" w:cs="Times New Roman"/>
+          <w:sz w:val="28"/>
+          <w:szCs w:val="28"/>
+        </w:rPr>
+        <w:t>. – М.: Эксмо, 2019. – 496 с.​</w:t>
+      </w:r>
+    </w:p>
+    <w:p>
+      <w:pPr>
+        <w:pStyle w:val="a7"/>
+        <w:numPr>
+          <w:ilvl w:val="0"/>
+          <w:numId w:val="17"/>
+        </w:numPr>
+        <w:spacing w:after="0"/>
+        <w:ind w:left="0" w:firstLine="709"/>
+        <w:jc w:val="both"/>
+        <w:rPr>
+          <w:rFonts w:ascii="Times New Roman" w:hAnsi="Times New Roman" w:cs="Times New Roman"/>
+          <w:sz w:val="28"/>
+          <w:szCs w:val="28"/>
+        </w:rPr>
+      </w:pPr>
+      <w:r>
+        <w:rPr>
+          <w:rFonts w:ascii="Times New Roman" w:hAnsi="Times New Roman" w:cs="Times New Roman"/>
+          <w:sz w:val="28"/>
+          <w:szCs w:val="28"/>
+        </w:rPr>
+        <w:t>​</w:t>
+      </w:r>
+      <w:r>
+        <w:rPr>
+          <w:rFonts w:ascii="Times New Roman" w:hAnsi="Times New Roman" w:cs="Times New Roman"/>
+          <w:sz w:val="28"/>
+          <w:szCs w:val="28"/>
+        </w:rPr>
+        <w:t xml:space="preserve">Грэнвилл Дж. </w:t>
+      </w:r>
+      <w:r>
+        <w:rPr>
+          <w:rFonts w:ascii="Times New Roman" w:hAnsi="Times New Roman" w:cs="Times New Roman"/>
+          <w:i/>
+          <w:iCs/>
+          <w:sz w:val="28"/>
+          <w:szCs w:val="28"/>
+        </w:rPr>
+        <w:t>Postman</w:t>
+      </w:r>
+      <w:r>
+        <w:rPr>
+          <w:rFonts w:ascii="Times New Roman" w:hAnsi="Times New Roman" w:cs="Times New Roman"/>
+          <w:sz w:val="28"/>
+          <w:szCs w:val="28"/>
+        </w:rPr>
+        <w:t>: тестирование API. – М.: БХВ-Петербург, 2021. – 192 с.​</w:t>
+      </w:r>
+    </w:p>
+    <w:p>
+      <w:pPr>
+        <w:pStyle w:val="a7"/>
+        <w:numPr>
+          <w:ilvl w:val="0"/>
+          <w:numId w:val="17"/>
+        </w:numPr>
+        <w:spacing w:after="0"/>
+        <w:ind w:left="0" w:firstLine="709"/>
+        <w:jc w:val="both"/>
+        <w:rPr>
+          <w:rFonts w:ascii="Times New Roman" w:hAnsi="Times New Roman" w:cs="Times New Roman"/>
+          <w:sz w:val="28"/>
+          <w:szCs w:val="28"/>
+        </w:rPr>
+      </w:pPr>
+      <w:r>
+        <w:rPr>
+          <w:rFonts w:ascii="Times New Roman" w:hAnsi="Times New Roman" w:cs="Times New Roman"/>
+          <w:sz w:val="28"/>
+          <w:szCs w:val="28"/>
+        </w:rPr>
+        <w:t xml:space="preserve">Каюмова А.В. Визуальное моделирование систем в </w:t>
+      </w:r>
+      <w:r>
+        <w:rPr>
+          <w:rFonts w:ascii="Times New Roman" w:hAnsi="Times New Roman" w:cs="Times New Roman"/>
+          <w:i/>
+          <w:iCs/>
+          <w:sz w:val="28"/>
+          <w:szCs w:val="28"/>
+        </w:rPr>
+        <w:t>StarUML</w:t>
+      </w:r>
+      <w:r>
+        <w:rPr>
+          <w:rFonts w:ascii="Times New Roman" w:hAnsi="Times New Roman" w:cs="Times New Roman"/>
+          <w:sz w:val="28"/>
+          <w:szCs w:val="28"/>
+        </w:rPr>
+        <w:t>: учебное пособие. – Казань: Казанский федеральный университет, 2013. – 104 с.​</w:t>
+      </w:r>
+    </w:p>
+    <w:p/>
+    <w:p/>
     <w:sectPr>
       <w:pgSz w:w="11906" w:h="16838"/>
       <w:pgMar w:top="1134" w:right="567" w:bottom="1134" w:left="1644" w:header="709" w:footer="709" w:gutter="0"/>
+      <w:pgNumType w:start="5"/>
       <w:cols w:space="708"/>
       <w:docGrid w:linePitch="360"/>
     </w:sectPr>
@@ -23133,8 +25737,100 @@
 </w:document>
 </file>
 
+<file path=word/endnotes.xml><?xml version="1.0" encoding="utf-8"?>
+<w:endnotes xmlns:wpc="http://schemas.microsoft.com/office/word/2010/wordprocessingCanvas" xmlns:cx="http://schemas.microsoft.com/office/drawing/2014/chartex" xmlns:cx1="http://schemas.microsoft.com/office/drawing/2015/9/8/chartex" xmlns:cx2="http://schemas.microsoft.com/office/drawing/2015/10/21/chartex" xmlns:cx3="http://schemas.microsoft.com/office/drawing/2016/5/9/chartex" xmlns:cx4="http://schemas.microsoft.com/office/drawing/2016/5/10/chartex" xmlns:cx5="http://schemas.microsoft.com/office/drawing/2016/5/11/chartex" xmlns:cx6="http://schemas.microsoft.com/office/drawing/2016/5/12/chartex" xmlns:cx7="http://schemas.microsoft.com/office/drawing/2016/5/13/chartex" xmlns:cx8="http://schemas.microsoft.com/office/drawing/2016/5/14/chartex" xmlns:mc="http://schemas.openxmlformats.org/markup-compatibility/2006" xmlns:aink="http://schemas.microsoft.com/office/drawing/2016/ink" xmlns:am3d="http://schemas.microsoft.com/office/drawing/2017/model3d" xmlns:o="urn:schemas-microsoft-com:office:office" xmlns:oel="http://schemas.microsoft.com/office/2019/extlst" xmlns:r="http://schemas.openxmlformats.org/officeDocument/2006/relationships" xmlns:m="http://schemas.openxmlformats.org/officeDocument/2006/math" xmlns:v="urn:schemas-microsoft-com:vml" xmlns:wp14="http://schemas.microsoft.com/office/word/2010/wordprocessingDrawing" xmlns:wp="http://schemas.openxmlformats.org/drawingml/2006/wordprocessingDrawing" xmlns:w10="urn:schemas-microsoft-com:office:word" xmlns:w="http://schemas.openxmlformats.org/wordprocessingml/2006/main" xmlns:w14="http://schemas.microsoft.com/office/word/2010/wordml" xmlns:w15="http://schemas.microsoft.com/office/word/2012/wordml" xmlns:w16cex="http://schemas.microsoft.com/office/word/2018/wordml/cex" xmlns:w16cid="http://schemas.microsoft.com/office/word/2016/wordml/cid" xmlns:w16="http://schemas.microsoft.com/office/word/2018/wordml" xmlns:w16du="http://schemas.microsoft.com/office/word/2023/wordml/word16du" xmlns:w16sdtdh="http://schemas.microsoft.com/office/word/2020/wordml/sdtdatahash" xmlns:w16sdtfl="http://schemas.microsoft.com/office/word/2024/wordml/sdtformatlock" xmlns:w16se="http://schemas.microsoft.com/office/word/2015/wordml/symex" xmlns:wpg="http://schemas.microsoft.com/office/word/2010/wordprocessingGroup" xmlns:wpi="http://schemas.microsoft.com/office/word/2010/wordprocessingInk" xmlns:wne="http://schemas.microsoft.com/office/word/2006/wordml" xmlns:wps="http://schemas.microsoft.com/office/word/2010/wordprocessingShape" mc:Ignorable="w14 w15 w16se w16cid w16 w16cex w16sdtdh w16sdtfl w16du wp14">
+  <w:endnote w:type="separator" w:id="-1">
+    <w:p>
+      <w:pPr>
+        <w:spacing w:after="0" w:line="240" w:lineRule="auto"/>
+      </w:pPr>
+      <w:r>
+        <w:separator/>
+      </w:r>
+    </w:p>
+  </w:endnote>
+  <w:endnote w:type="continuationSeparator" w:id="0">
+    <w:p>
+      <w:pPr>
+        <w:spacing w:after="0" w:line="240" w:lineRule="auto"/>
+      </w:pPr>
+      <w:r>
+        <w:continuationSeparator/>
+      </w:r>
+    </w:p>
+  </w:endnote>
+</w:endnotes>
+</file>
+
+<file path=word/footer1.xml><?xml version="1.0" encoding="utf-8"?>
+<w:ftr xmlns:wpc="http://schemas.microsoft.com/office/word/2010/wordprocessingCanvas" xmlns:cx="http://schemas.microsoft.com/office/drawing/2014/chartex" xmlns:cx1="http://schemas.microsoft.com/office/drawing/2015/9/8/chartex" xmlns:cx2="http://schemas.microsoft.com/office/drawing/2015/10/21/chartex" xmlns:cx3="http://schemas.microsoft.com/office/drawing/2016/5/9/chartex" xmlns:cx4="http://schemas.microsoft.com/office/drawing/2016/5/10/chartex" xmlns:cx5="http://schemas.microsoft.com/office/drawing/2016/5/11/chartex" xmlns:cx6="http://schemas.microsoft.com/office/drawing/2016/5/12/chartex" xmlns:cx7="http://schemas.microsoft.com/office/drawing/2016/5/13/chartex" xmlns:cx8="http://schemas.microsoft.com/office/drawing/2016/5/14/chartex" xmlns:mc="http://schemas.openxmlformats.org/markup-compatibility/2006" xmlns:aink="http://schemas.microsoft.com/office/drawing/2016/ink" xmlns:am3d="http://schemas.microsoft.com/office/drawing/2017/model3d" xmlns:o="urn:schemas-microsoft-com:office:office" xmlns:oel="http://schemas.microsoft.com/office/2019/extlst" xmlns:r="http://schemas.openxmlformats.org/officeDocument/2006/relationships" xmlns:m="http://schemas.openxmlformats.org/officeDocument/2006/math" xmlns:v="urn:schemas-microsoft-com:vml" xmlns:wp14="http://schemas.microsoft.com/office/word/2010/wordprocessingDrawing" xmlns:wp="http://schemas.openxmlformats.org/drawingml/2006/wordprocessingDrawing" xmlns:w10="urn:schemas-microsoft-com:office:word" xmlns:w="http://schemas.openxmlformats.org/wordprocessingml/2006/main" xmlns:w14="http://schemas.microsoft.com/office/word/2010/wordml" xmlns:w15="http://schemas.microsoft.com/office/word/2012/wordml" xmlns:w16cex="http://schemas.microsoft.com/office/word/2018/wordml/cex" xmlns:w16cid="http://schemas.microsoft.com/office/word/2016/wordml/cid" xmlns:w16="http://schemas.microsoft.com/office/word/2018/wordml" xmlns:w16du="http://schemas.microsoft.com/office/word/2023/wordml/word16du" xmlns:w16sdtdh="http://schemas.microsoft.com/office/word/2020/wordml/sdtdatahash" xmlns:w16sdtfl="http://schemas.microsoft.com/office/word/2024/wordml/sdtformatlock" xmlns:w16se="http://schemas.microsoft.com/office/word/2015/wordml/symex" xmlns:wpg="http://schemas.microsoft.com/office/word/2010/wordprocessingGroup" xmlns:wpi="http://schemas.microsoft.com/office/word/2010/wordprocessingInk" xmlns:wne="http://schemas.microsoft.com/office/word/2006/wordml" xmlns:wps="http://schemas.microsoft.com/office/word/2010/wordprocessingShape" mc:Ignorable="w14 w15 w16se w16cid w16 w16cex w16sdtdh w16sdtfl w16du wp14">
+  <w:sdt>
+    <w:sdtPr>
+      <w:id w:val="729427131"/>
+      <w:docPartObj>
+        <w:docPartGallery w:val="Page Numbers (Bottom of Page)"/>
+        <w:docPartUnique/>
+      </w:docPartObj>
+    </w:sdtPr>
+    <w:sdtContent>
+      <w:p>
+        <w:pPr>
+          <w:pStyle w:val="af3"/>
+          <w:jc w:val="right"/>
+        </w:pPr>
+        <w:r>
+          <w:fldChar w:fldCharType="begin"/>
+        </w:r>
+        <w:r>
+          <w:instrText>PAGE   \* MERGEFORMAT</w:instrText>
+        </w:r>
+        <w:r>
+          <w:fldChar w:fldCharType="separate"/>
+        </w:r>
+        <w:r>
+          <w:t>2</w:t>
+        </w:r>
+        <w:r>
+          <w:fldChar w:fldCharType="end"/>
+        </w:r>
+      </w:p>
+    </w:sdtContent>
+  </w:sdt>
+  <w:p>
+    <w:pPr>
+      <w:pStyle w:val="af3"/>
+    </w:pPr>
+  </w:p>
+</w:ftr>
+</file>
+
+<file path=word/footnotes.xml><?xml version="1.0" encoding="utf-8"?>
+<w:footnotes xmlns:wpc="http://schemas.microsoft.com/office/word/2010/wordprocessingCanvas" xmlns:cx="http://schemas.microsoft.com/office/drawing/2014/chartex" xmlns:cx1="http://schemas.microsoft.com/office/drawing/2015/9/8/chartex" xmlns:cx2="http://schemas.microsoft.com/office/drawing/2015/10/21/chartex" xmlns:cx3="http://schemas.microsoft.com/office/drawing/2016/5/9/chartex" xmlns:cx4="http://schemas.microsoft.com/office/drawing/2016/5/10/chartex" xmlns:cx5="http://schemas.microsoft.com/office/drawing/2016/5/11/chartex" xmlns:cx6="http://schemas.microsoft.com/office/drawing/2016/5/12/chartex" xmlns:cx7="http://schemas.microsoft.com/office/drawing/2016/5/13/chartex" xmlns:cx8="http://schemas.microsoft.com/office/drawing/2016/5/14/chartex" xmlns:mc="http://schemas.openxmlformats.org/markup-compatibility/2006" xmlns:aink="http://schemas.microsoft.com/office/drawing/2016/ink" xmlns:am3d="http://schemas.microsoft.com/office/drawing/2017/model3d" xmlns:o="urn:schemas-microsoft-com:office:office" xmlns:oel="http://schemas.microsoft.com/office/2019/extlst" xmlns:r="http://schemas.openxmlformats.org/officeDocument/2006/relationships" xmlns:m="http://schemas.openxmlformats.org/officeDocument/2006/math" xmlns:v="urn:schemas-microsoft-com:vml" xmlns:wp14="http://schemas.microsoft.com/office/word/2010/wordprocessingDrawing" xmlns:wp="http://schemas.openxmlformats.org/drawingml/2006/wordprocessingDrawing" xmlns:w10="urn:schemas-microsoft-com:office:word" xmlns:w="http://schemas.openxmlformats.org/wordprocessingml/2006/main" xmlns:w14="http://schemas.microsoft.com/office/word/2010/wordml" xmlns:w15="http://schemas.microsoft.com/office/word/2012/wordml" xmlns:w16cex="http://schemas.microsoft.com/office/word/2018/wordml/cex" xmlns:w16cid="http://schemas.microsoft.com/office/word/2016/wordml/cid" xmlns:w16="http://schemas.microsoft.com/office/word/2018/wordml" xmlns:w16du="http://schemas.microsoft.com/office/word/2023/wordml/word16du" xmlns:w16sdtdh="http://schemas.microsoft.com/office/word/2020/wordml/sdtdatahash" xmlns:w16sdtfl="http://schemas.microsoft.com/office/word/2024/wordml/sdtformatlock" xmlns:w16se="http://schemas.microsoft.com/office/word/2015/wordml/symex" xmlns:wpg="http://schemas.microsoft.com/office/word/2010/wordprocessingGroup" xmlns:wpi="http://schemas.microsoft.com/office/word/2010/wordprocessingInk" xmlns:wne="http://schemas.microsoft.com/office/word/2006/wordml" xmlns:wps="http://schemas.microsoft.com/office/word/2010/wordprocessingShape" mc:Ignorable="w14 w15 w16se w16cid w16 w16cex w16sdtdh w16sdtfl w16du wp14">
+  <w:footnote w:type="separator" w:id="-1">
+    <w:p>
+      <w:pPr>
+        <w:spacing w:after="0" w:line="240" w:lineRule="auto"/>
+      </w:pPr>
+      <w:r>
+        <w:separator/>
+      </w:r>
+    </w:p>
+  </w:footnote>
+  <w:footnote w:type="continuationSeparator" w:id="0">
+    <w:p>
+      <w:pPr>
+        <w:spacing w:after="0" w:line="240" w:lineRule="auto"/>
+      </w:pPr>
+      <w:r>
+        <w:continuationSeparator/>
+      </w:r>
+    </w:p>
+  </w:footnote>
+</w:footnotes>
+</file>
+
 <file path=word/numbering.xml><?xml version="1.0" encoding="utf-8"?>
-<w:numbering xmlns:wpc="http://schemas.microsoft.com/office/word/2010/wordprocessingCanvas" xmlns:cx="http://schemas.microsoft.com/office/drawing/2014/chartex" xmlns:cx1="http://schemas.microsoft.com/office/drawing/2015/9/8/chartex" xmlns:cx2="http://schemas.microsoft.com/office/drawing/2015/10/21/chartex" xmlns:cx3="http://schemas.microsoft.com/office/drawing/2016/5/9/chartex" xmlns:cx4="http://schemas.microsoft.com/office/drawing/2016/5/10/chartex" xmlns:cx5="http://schemas.microsoft.com/office/drawing/2016/5/11/chartex" xmlns:cx6="http://schemas.microsoft.com/office/drawing/2016/5/12/chartex" xmlns:cx7="http://schemas.microsoft.com/office/drawing/2016/5/13/chartex" xmlns:cx8="http://schemas.microsoft.com/office/drawing/2016/5/14/chartex" xmlns:mc="http://schemas.openxmlformats.org/markup-compatibility/2006" xmlns:aink="http://schemas.microsoft.com/office/drawing/2016/ink" xmlns:am3d="http://schemas.microsoft.com/office/drawing/2017/model3d" xmlns:o="urn:schemas-microsoft-com:office:office" xmlns:oel="http://schemas.microsoft.com/office/2019/extlst" xmlns:r="http://schemas.openxmlformats.org/officeDocument/2006/relationships" xmlns:m="http://schemas.openxmlformats.org/officeDocument/2006/math" xmlns:v="urn:schemas-microsoft-com:vml" xmlns:wp14="http://schemas.microsoft.com/office/word/2010/wordprocessingDrawing" xmlns:wp="http://schemas.openxmlformats.org/drawingml/2006/wordprocessingDrawing" xmlns:w10="urn:schemas-microsoft-com:office:word" xmlns:w="http://schemas.openxmlformats.org/wordprocessingml/2006/main" xmlns:w14="http://schemas.microsoft.com/office/word/2010/wordml" xmlns:w15="http://schemas.microsoft.com/office/word/2012/wordml" xmlns:w16cex="http://schemas.microsoft.com/office/word/2018/wordml/cex" xmlns:w16cid="http://schemas.microsoft.com/office/word/2016/wordml/cid" xmlns:w16="http://schemas.microsoft.com/office/word/2018/wordml" xmlns:w16sdtdh="http://schemas.microsoft.com/office/word/2020/wordml/sdtdatahash" xmlns:w16se="http://schemas.microsoft.com/office/word/2015/wordml/symex" xmlns:wpg="http://schemas.microsoft.com/office/word/2010/wordprocessingGroup" xmlns:wpi="http://schemas.microsoft.com/office/word/2010/wordprocessingInk" xmlns:wne="http://schemas.microsoft.com/office/word/2006/wordml" xmlns:wps="http://schemas.microsoft.com/office/word/2010/wordprocessingShape" mc:Ignorable="w14 w15 w16se w16cid w16 w16cex w16sdtdh wp14">
+<w:numbering xmlns:wpc="http://schemas.microsoft.com/office/word/2010/wordprocessingCanvas" xmlns:cx="http://schemas.microsoft.com/office/drawing/2014/chartex" xmlns:cx1="http://schemas.microsoft.com/office/drawing/2015/9/8/chartex" xmlns:cx2="http://schemas.microsoft.com/office/drawing/2015/10/21/chartex" xmlns:cx3="http://schemas.microsoft.com/office/drawing/2016/5/9/chartex" xmlns:cx4="http://schemas.microsoft.com/office/drawing/2016/5/10/chartex" xmlns:cx5="http://schemas.microsoft.com/office/drawing/2016/5/11/chartex" xmlns:cx6="http://schemas.microsoft.com/office/drawing/2016/5/12/chartex" xmlns:cx7="http://schemas.microsoft.com/office/drawing/2016/5/13/chartex" xmlns:cx8="http://schemas.microsoft.com/office/drawing/2016/5/14/chartex" xmlns:mc="http://schemas.openxmlformats.org/markup-compatibility/2006" xmlns:aink="http://schemas.microsoft.com/office/drawing/2016/ink" xmlns:am3d="http://schemas.microsoft.com/office/drawing/2017/model3d" xmlns:o="urn:schemas-microsoft-com:office:office" xmlns:oel="http://schemas.microsoft.com/office/2019/extlst" xmlns:r="http://schemas.openxmlformats.org/officeDocument/2006/relationships" xmlns:m="http://schemas.openxmlformats.org/officeDocument/2006/math" xmlns:v="urn:schemas-microsoft-com:vml" xmlns:wp14="http://schemas.microsoft.com/office/word/2010/wordprocessingDrawing" xmlns:wp="http://schemas.openxmlformats.org/drawingml/2006/wordprocessingDrawing" xmlns:w10="urn:schemas-microsoft-com:office:word" xmlns:w="http://schemas.openxmlformats.org/wordprocessingml/2006/main" xmlns:w14="http://schemas.microsoft.com/office/word/2010/wordml" xmlns:w15="http://schemas.microsoft.com/office/word/2012/wordml" xmlns:w16cex="http://schemas.microsoft.com/office/word/2018/wordml/cex" xmlns:w16cid="http://schemas.microsoft.com/office/word/2016/wordml/cid" xmlns:w16="http://schemas.microsoft.com/office/word/2018/wordml" xmlns:w16du="http://schemas.microsoft.com/office/word/2023/wordml/word16du" xmlns:w16sdtdh="http://schemas.microsoft.com/office/word/2020/wordml/sdtdatahash" xmlns:w16sdtfl="http://schemas.microsoft.com/office/word/2024/wordml/sdtformatlock" xmlns:w16se="http://schemas.microsoft.com/office/word/2015/wordml/symex" xmlns:wpg="http://schemas.microsoft.com/office/word/2010/wordprocessingGroup" xmlns:wpi="http://schemas.microsoft.com/office/word/2010/wordprocessingInk" xmlns:wne="http://schemas.microsoft.com/office/word/2006/wordml" xmlns:wps="http://schemas.microsoft.com/office/word/2010/wordprocessingShape" mc:Ignorable="w14 w15 w16se w16cid w16 w16cex w16sdtdh w16sdtfl w16du wp14">
   <w:abstractNum w:abstractNumId="0" w15:restartNumberingAfterBreak="0">
     <w:nsid w:val="069649EE"/>
     <w:multiLevelType w:val="multilevel"/>
@@ -23927,6 +26623,96 @@
     </w:lvl>
   </w:abstractNum>
   <w:abstractNum w:abstractNumId="7" w15:restartNumberingAfterBreak="0">
+    <w:nsid w:val="320101EE"/>
+    <w:multiLevelType w:val="hybridMultilevel"/>
+    <w:tmpl w:val="3CE2F316"/>
+    <w:lvl w:ilvl="0" w:tplc="B9D6E62E">
+      <w:start w:val="1"/>
+      <w:numFmt w:val="decimal"/>
+      <w:suff w:val="space"/>
+      <w:lvlText w:val="%1."/>
+      <w:lvlJc w:val="left"/>
+      <w:pPr>
+        <w:ind w:left="709" w:hanging="349"/>
+      </w:pPr>
+      <w:rPr>
+        <w:rFonts w:hint="default"/>
+      </w:rPr>
+    </w:lvl>
+    <w:lvl w:ilvl="1" w:tplc="04190019" w:tentative="1">
+      <w:start w:val="1"/>
+      <w:numFmt w:val="lowerLetter"/>
+      <w:lvlText w:val="%2."/>
+      <w:lvlJc w:val="left"/>
+      <w:pPr>
+        <w:ind w:left="1440" w:hanging="360"/>
+      </w:pPr>
+    </w:lvl>
+    <w:lvl w:ilvl="2" w:tplc="0419001B" w:tentative="1">
+      <w:start w:val="1"/>
+      <w:numFmt w:val="lowerRoman"/>
+      <w:lvlText w:val="%3."/>
+      <w:lvlJc w:val="right"/>
+      <w:pPr>
+        <w:ind w:left="2160" w:hanging="180"/>
+      </w:pPr>
+    </w:lvl>
+    <w:lvl w:ilvl="3" w:tplc="0419000F" w:tentative="1">
+      <w:start w:val="1"/>
+      <w:numFmt w:val="decimal"/>
+      <w:lvlText w:val="%4."/>
+      <w:lvlJc w:val="left"/>
+      <w:pPr>
+        <w:ind w:left="2880" w:hanging="360"/>
+      </w:pPr>
+    </w:lvl>
+    <w:lvl w:ilvl="4" w:tplc="04190019" w:tentative="1">
+      <w:start w:val="1"/>
+      <w:numFmt w:val="lowerLetter"/>
+      <w:lvlText w:val="%5."/>
+      <w:lvlJc w:val="left"/>
+      <w:pPr>
+        <w:ind w:left="3600" w:hanging="360"/>
+      </w:pPr>
+    </w:lvl>
+    <w:lvl w:ilvl="5" w:tplc="0419001B" w:tentative="1">
+      <w:start w:val="1"/>
+      <w:numFmt w:val="lowerRoman"/>
+      <w:lvlText w:val="%6."/>
+      <w:lvlJc w:val="right"/>
+      <w:pPr>
+        <w:ind w:left="4320" w:hanging="180"/>
+      </w:pPr>
+    </w:lvl>
+    <w:lvl w:ilvl="6" w:tplc="0419000F" w:tentative="1">
+      <w:start w:val="1"/>
+      <w:numFmt w:val="decimal"/>
+      <w:lvlText w:val="%7."/>
+      <w:lvlJc w:val="left"/>
+      <w:pPr>
+        <w:ind w:left="5040" w:hanging="360"/>
+      </w:pPr>
+    </w:lvl>
+    <w:lvl w:ilvl="7" w:tplc="04190019" w:tentative="1">
+      <w:start w:val="1"/>
+      <w:numFmt w:val="lowerLetter"/>
+      <w:lvlText w:val="%8."/>
+      <w:lvlJc w:val="left"/>
+      <w:pPr>
+        <w:ind w:left="5760" w:hanging="360"/>
+      </w:pPr>
+    </w:lvl>
+    <w:lvl w:ilvl="8" w:tplc="0419001B" w:tentative="1">
+      <w:start w:val="1"/>
+      <w:numFmt w:val="lowerRoman"/>
+      <w:lvlText w:val="%9."/>
+      <w:lvlJc w:val="right"/>
+      <w:pPr>
+        <w:ind w:left="6480" w:hanging="180"/>
+      </w:pPr>
+    </w:lvl>
+  </w:abstractNum>
+  <w:abstractNum w:abstractNumId="8" w15:restartNumberingAfterBreak="0">
     <w:nsid w:val="48D85033"/>
     <w:multiLevelType w:val="multilevel"/>
     <w:tmpl w:val="476A229E"/>
@@ -24053,7 +26839,7 @@
       </w:rPr>
     </w:lvl>
   </w:abstractNum>
-  <w:abstractNum w:abstractNumId="8" w15:restartNumberingAfterBreak="0">
+  <w:abstractNum w:abstractNumId="9" w15:restartNumberingAfterBreak="0">
     <w:nsid w:val="4BB7790C"/>
     <w:multiLevelType w:val="multilevel"/>
     <w:tmpl w:val="D172BAC8"/>
@@ -24180,7 +26966,7 @@
       </w:rPr>
     </w:lvl>
   </w:abstractNum>
-  <w:abstractNum w:abstractNumId="9" w15:restartNumberingAfterBreak="0">
+  <w:abstractNum w:abstractNumId="10" w15:restartNumberingAfterBreak="0">
     <w:nsid w:val="4FC4453B"/>
     <w:multiLevelType w:val="multilevel"/>
     <w:tmpl w:val="49B8A090"/>
@@ -24329,7 +27115,7 @@
       </w:rPr>
     </w:lvl>
   </w:abstractNum>
-  <w:abstractNum w:abstractNumId="10" w15:restartNumberingAfterBreak="0">
+  <w:abstractNum w:abstractNumId="11" w15:restartNumberingAfterBreak="0">
     <w:nsid w:val="5507330B"/>
     <w:multiLevelType w:val="multilevel"/>
     <w:tmpl w:val="BE8C9F52"/>
@@ -24458,7 +27244,7 @@
       </w:rPr>
     </w:lvl>
   </w:abstractNum>
-  <w:abstractNum w:abstractNumId="11" w15:restartNumberingAfterBreak="0">
+  <w:abstractNum w:abstractNumId="12" w15:restartNumberingAfterBreak="0">
     <w:nsid w:val="5BA80F8B"/>
     <w:multiLevelType w:val="hybridMultilevel"/>
     <w:tmpl w:val="0F8251F8"/>
@@ -24547,7 +27333,7 @@
       </w:pPr>
     </w:lvl>
   </w:abstractNum>
-  <w:abstractNum w:abstractNumId="12" w15:restartNumberingAfterBreak="0">
+  <w:abstractNum w:abstractNumId="13" w15:restartNumberingAfterBreak="0">
     <w:nsid w:val="5D765012"/>
     <w:multiLevelType w:val="multilevel"/>
     <w:tmpl w:val="476A229E"/>
@@ -24674,7 +27460,7 @@
       </w:rPr>
     </w:lvl>
   </w:abstractNum>
-  <w:abstractNum w:abstractNumId="13" w15:restartNumberingAfterBreak="0">
+  <w:abstractNum w:abstractNumId="14" w15:restartNumberingAfterBreak="0">
     <w:nsid w:val="70611401"/>
     <w:multiLevelType w:val="multilevel"/>
     <w:tmpl w:val="476A229E"/>
@@ -24801,7 +27587,7 @@
       </w:rPr>
     </w:lvl>
   </w:abstractNum>
-  <w:abstractNum w:abstractNumId="14" w15:restartNumberingAfterBreak="0">
+  <w:abstractNum w:abstractNumId="15" w15:restartNumberingAfterBreak="0">
     <w:nsid w:val="70FF27F9"/>
     <w:multiLevelType w:val="multilevel"/>
     <w:tmpl w:val="D172BAC8"/>
@@ -24928,7 +27714,7 @@
       </w:rPr>
     </w:lvl>
   </w:abstractNum>
-  <w:abstractNum w:abstractNumId="15" w15:restartNumberingAfterBreak="0">
+  <w:abstractNum w:abstractNumId="16" w15:restartNumberingAfterBreak="0">
     <w:nsid w:val="713C522A"/>
     <w:multiLevelType w:val="multilevel"/>
     <w:tmpl w:val="476A229E"/>
@@ -25059,43 +27845,43 @@
     <w:abstractNumId w:val="6"/>
   </w:num>
   <w:num w:numId="2" w16cid:durableId="661203064">
-    <w:abstractNumId w:val="14"/>
+    <w:abstractNumId w:val="15"/>
   </w:num>
   <w:num w:numId="3" w16cid:durableId="772750800">
     <w:abstractNumId w:val="1"/>
   </w:num>
   <w:num w:numId="4" w16cid:durableId="1939940843">
-    <w:abstractNumId w:val="10"/>
+    <w:abstractNumId w:val="11"/>
   </w:num>
   <w:num w:numId="5" w16cid:durableId="526993353">
-    <w:abstractNumId w:val="9"/>
+    <w:abstractNumId w:val="10"/>
   </w:num>
   <w:num w:numId="6" w16cid:durableId="253444006">
     <w:abstractNumId w:val="4"/>
   </w:num>
   <w:num w:numId="7" w16cid:durableId="2085100897">
-    <w:abstractNumId w:val="11"/>
+    <w:abstractNumId w:val="12"/>
   </w:num>
   <w:num w:numId="8" w16cid:durableId="491876856">
     <w:abstractNumId w:val="2"/>
   </w:num>
   <w:num w:numId="9" w16cid:durableId="72555470">
+    <w:abstractNumId w:val="9"/>
+  </w:num>
+  <w:num w:numId="10" w16cid:durableId="184833434">
     <w:abstractNumId w:val="8"/>
   </w:num>
-  <w:num w:numId="10" w16cid:durableId="184833434">
-    <w:abstractNumId w:val="7"/>
-  </w:num>
   <w:num w:numId="11" w16cid:durableId="475681639">
-    <w:abstractNumId w:val="12"/>
+    <w:abstractNumId w:val="13"/>
   </w:num>
   <w:num w:numId="12" w16cid:durableId="544607208">
     <w:abstractNumId w:val="0"/>
   </w:num>
   <w:num w:numId="13" w16cid:durableId="227493946">
-    <w:abstractNumId w:val="13"/>
+    <w:abstractNumId w:val="14"/>
   </w:num>
   <w:num w:numId="14" w16cid:durableId="1846286533">
-    <w:abstractNumId w:val="15"/>
+    <w:abstractNumId w:val="16"/>
   </w:num>
   <w:num w:numId="15" w16cid:durableId="322008419">
     <w:abstractNumId w:val="5"/>
@@ -25103,11 +27889,14 @@
   <w:num w:numId="16" w16cid:durableId="1162894912">
     <w:abstractNumId w:val="3"/>
   </w:num>
+  <w:num w:numId="17" w16cid:durableId="1274240023">
+    <w:abstractNumId w:val="7"/>
+  </w:num>
 </w:numbering>
 </file>
 
 <file path=word/styles.xml><?xml version="1.0" encoding="utf-8"?>
-<w:styles xmlns:mc="http://schemas.openxmlformats.org/markup-compatibility/2006" xmlns:r="http://schemas.openxmlformats.org/officeDocument/2006/relationships" xmlns:w="http://schemas.openxmlformats.org/wordprocessingml/2006/main" xmlns:w14="http://schemas.microsoft.com/office/word/2010/wordml" xmlns:w15="http://schemas.microsoft.com/office/word/2012/wordml" xmlns:w16cex="http://schemas.microsoft.com/office/word/2018/wordml/cex" xmlns:w16cid="http://schemas.microsoft.com/office/word/2016/wordml/cid" xmlns:w16="http://schemas.microsoft.com/office/word/2018/wordml" xmlns:w16sdtdh="http://schemas.microsoft.com/office/word/2020/wordml/sdtdatahash" xmlns:w16se="http://schemas.microsoft.com/office/word/2015/wordml/symex" mc:Ignorable="w14 w15 w16se w16cid w16 w16cex w16sdtdh">
+<w:styles xmlns:mc="http://schemas.openxmlformats.org/markup-compatibility/2006" xmlns:r="http://schemas.openxmlformats.org/officeDocument/2006/relationships" xmlns:w="http://schemas.openxmlformats.org/wordprocessingml/2006/main" xmlns:w14="http://schemas.microsoft.com/office/word/2010/wordml" xmlns:w15="http://schemas.microsoft.com/office/word/2012/wordml" xmlns:w16cex="http://schemas.microsoft.com/office/word/2018/wordml/cex" xmlns:w16cid="http://schemas.microsoft.com/office/word/2016/wordml/cid" xmlns:w16="http://schemas.microsoft.com/office/word/2018/wordml" xmlns:w16du="http://schemas.microsoft.com/office/word/2023/wordml/word16du" xmlns:w16sdtdh="http://schemas.microsoft.com/office/word/2020/wordml/sdtdatahash" xmlns:w16sdtfl="http://schemas.microsoft.com/office/word/2024/wordml/sdtformatlock" xmlns:w16se="http://schemas.microsoft.com/office/word/2015/wordml/symex" mc:Ignorable="w14 w15 w16se w16cid w16 w16cex w16sdtdh w16sdtfl w16du">
   <w:docDefaults>
     <w:rPrDefault>
       <w:rPr>
@@ -25506,7 +28295,7 @@
   <w:style w:type="paragraph" w:default="1" w:styleId="a">
     <w:name w:val="Normal"/>
     <w:qFormat/>
-    <w:rsid w:val="00195C6E"/>
+    <w:rsid w:val="00F90A6C"/>
   </w:style>
   <w:style w:type="paragraph" w:styleId="1">
     <w:name w:val="heading 1"/>
@@ -25701,7 +28490,6 @@
   <w:style w:type="character" w:default="1" w:styleId="a0">
     <w:name w:val="Default Paragraph Font"/>
     <w:uiPriority w:val="1"/>
-    <w:semiHidden/>
     <w:unhideWhenUsed/>
   </w:style>
   <w:style w:type="table" w:default="1" w:styleId="a1">
@@ -26115,6 +28903,50 @@
       </w:tblBorders>
     </w:tblPr>
   </w:style>
+  <w:style w:type="paragraph" w:styleId="af1">
+    <w:name w:val="header"/>
+    <w:basedOn w:val="a"/>
+    <w:link w:val="af2"/>
+    <w:uiPriority w:val="99"/>
+    <w:unhideWhenUsed/>
+    <w:rsid w:val="00071C42"/>
+    <w:pPr>
+      <w:tabs>
+        <w:tab w:val="center" w:pos="4677"/>
+        <w:tab w:val="right" w:pos="9355"/>
+      </w:tabs>
+      <w:spacing w:after="0" w:line="240" w:lineRule="auto"/>
+    </w:pPr>
+  </w:style>
+  <w:style w:type="character" w:customStyle="1" w:styleId="af2">
+    <w:name w:val="Верхний колонтитул Знак"/>
+    <w:basedOn w:val="a0"/>
+    <w:link w:val="af1"/>
+    <w:uiPriority w:val="99"/>
+    <w:rsid w:val="00071C42"/>
+  </w:style>
+  <w:style w:type="paragraph" w:styleId="af3">
+    <w:name w:val="footer"/>
+    <w:basedOn w:val="a"/>
+    <w:link w:val="af4"/>
+    <w:uiPriority w:val="99"/>
+    <w:unhideWhenUsed/>
+    <w:rsid w:val="00071C42"/>
+    <w:pPr>
+      <w:tabs>
+        <w:tab w:val="center" w:pos="4677"/>
+        <w:tab w:val="right" w:pos="9355"/>
+      </w:tabs>
+      <w:spacing w:after="0" w:line="240" w:lineRule="auto"/>
+    </w:pPr>
+  </w:style>
+  <w:style w:type="character" w:customStyle="1" w:styleId="af4">
+    <w:name w:val="Нижний колонтитул Знак"/>
+    <w:basedOn w:val="a0"/>
+    <w:link w:val="af3"/>
+    <w:uiPriority w:val="99"/>
+    <w:rsid w:val="00071C42"/>
+  </w:style>
 </w:styles>
 </file>
 
